--- a/МатМодиИИ/ФОС/ОС_Б1.О.04.17_Программирование_и_прикладная_математика.docx
+++ b/МатМодиИИ/ФОС/ОС_Б1.О.04.17_Программирование_и_прикладная_математика.docx
@@ -598,7 +598,7 @@
                 <w:sz w:val="28"/>
                 <w:szCs w:val="28"/>
               </w:rPr>
-              <w:t xml:space="preserve">Направленность (профиль):</w:t>
+              <w:t xml:space="preserve">Направленность (профиль)/специализация программы:</w:t>
             </w:r>
           </w:p>
         </w:tc>
@@ -835,7 +835,7 @@
           <w:sz w:val="28"/>
           <w:szCs w:val="28"/>
         </w:rPr>
-        <w:t xml:space="preserve">Рязань, </w:t>
+        <w:t xml:space="preserve">Рязань 2026</w:t>
       </w:r>
       <w:r>
         <w:rPr>
@@ -844,7 +844,7 @@
           <w:sz w:val="28"/>
           <w:szCs w:val="28"/>
         </w:rPr>
-        <w:t>2026</w:t>
+        <w:t/>
       </w:r>
     </w:p>
     <w:p>
@@ -1599,7 +1599,7 @@
           <w:szCs w:val="24"/>
           <w:lang w:val="ru-RU" w:eastAsia="zh-CN"/>
         </w:rPr>
-        <w:t xml:space="preserve">ПАСПОРТ ОЦЕНОЧНЫХ МАТЕРИАЛОВ ПО ДИСЦИПЛИНЕ ДЛЯ ПРОМЕЖУТОЧНОЙ АТТЕСТАЦИИ</w:t>
+        <w:t xml:space="preserve">ПАСПОРТ ОЦЕНОЧНЫХ МАТЕРИАЛОВ ПО ДИСЦИПЛИНЕ (МОДУЛЮ) ДЛЯ ПРОМЕЖУТОЧНОЙ АТТЕСТАЦИИ</w:t>
       </w:r>
     </w:p>
     <w:tbl>
@@ -15443,6 +15443,2344 @@
     </w:p>
     <w:p>
       <w:pPr>
+        <w:widowControl/>
+        <w:autoSpaceDE/>
+        <w:autoSpaceDN/>
+        <w:adjustRightInd/>
+        <w:spacing w:after="200" w:line="276" w:lineRule="auto"/>
+        <w:ind w:firstLine="0"/>
+        <w:jc w:val="center"/>
+        <w:rPr>
+          <w:kern w:val="2"/>
+          <w:sz w:val="28"/>
+          <w:szCs w:val="28"/>
+          <w:lang w:eastAsia="en-US"/>
+        </w:rPr>
+        <w:keepNext/>
+        <w:keepLines/>
+      </w:pPr>
+      <w:r>
+        <w:t>Формы текущего контроля успеваемости</w:t>
+      </w:r>
+    </w:p>
+    <w:p>
+      <w:pPr>
+        <w:widowControl/>
+        <w:tabs>
+          <w:tab w:val="left" w:pos="709"/>
+        </w:tabs>
+        <w:suppressAutoHyphens w:val="0"/>
+        <w:spacing w:line="0" w:lineRule="atLeast"/>
+        <w:ind w:left="709" w:hanging="709"/>
+        <w:rPr>
+          <w:rFonts w:ascii="Times New Roman" w:hAnsi="Times New Roman" w:cs="Times New Roman"/>
+          <w:color w:val="auto"/>
+          <w:sz w:val="28"/>
+          <w:szCs w:val="28"/>
+        </w:rPr>
+      </w:pPr>
+      <w:r>
+        <w:rPr>
+          <w:rFonts w:ascii="Times New Roman" w:hAnsi="Times New Roman" w:cs="Times New Roman"/>
+          <w:color w:val="auto"/>
+          <w:sz w:val="28"/>
+          <w:szCs w:val="28"/>
+        </w:rPr>
+        <w:t>Защита лабораторных работ;</w:t>
+      </w:r>
+    </w:p>
+    <w:p>
+      <w:pPr>
+        <w:keepNext w:val="0"/>
+        <w:keepLines/>
+        <w:widowControl/>
+        <w:tabs>
+          <w:tab w:val="left" w:pos="709"/>
+        </w:tabs>
+        <w:suppressAutoHyphens w:val="0"/>
+        <w:spacing w:line="0" w:lineRule="atLeast"/>
+        <w:ind w:left="709" w:hanging="709"/>
+        <w:rPr>
+          <w:rFonts w:ascii="Times New Roman" w:hAnsi="Times New Roman" w:cs="Times New Roman"/>
+          <w:color w:val="auto"/>
+          <w:sz w:val="28"/>
+          <w:szCs w:val="28"/>
+        </w:rPr>
+      </w:pPr>
+      <w:r>
+        <w:rPr>
+          <w:rFonts w:ascii="Times New Roman" w:hAnsi="Times New Roman" w:cs="Times New Roman"/>
+          <w:color w:val="auto"/>
+          <w:sz w:val="28"/>
+          <w:szCs w:val="28"/>
+        </w:rPr>
+        <w:t>При защите работы по программным модулям для ОПК-3.3 проверяются контракт таблицы признаков, контроль единиц и пропусков, эталонные тесты преобразования и неизменность заданных параметров на новых входах. Обучение модели в этой работе не требуется.</w:t>
+      </w:r>
+    </w:p>
+    <w:p>
+      <w:pPr>
+        <w:keepNext/>
+        <w:keepLines/>
+        <w:widowControl/>
+        <w:suppressAutoHyphens w:val="0"/>
+        <w:autoSpaceDE w:val="0"/>
+        <w:autoSpaceDN w:val="0"/>
+        <w:jc w:val="both"/>
+        <w:rPr>
+          <w:rFonts w:ascii="Times New Roman" w:eastAsia="Times New Roman" w:hAnsi="Times New Roman" w:cs="Times New Roman"/>
+          <w:color w:val="auto"/>
+          <w:sz w:val="28"/>
+          <w:szCs w:val="28"/>
+          <w:lang w:eastAsia="en-US" w:bidi="ar-SA"/>
+        </w:rPr>
+      </w:pPr>
+      <w:r>
+        <w:rPr>
+          <w:rFonts w:ascii="Times New Roman" w:eastAsia="Times New Roman" w:hAnsi="Times New Roman" w:cs="Times New Roman"/>
+          <w:color w:val="auto"/>
+          <w:sz w:val="28"/>
+          <w:szCs w:val="28"/>
+          <w:lang w:eastAsia="en-US" w:bidi="ar-SA"/>
+        </w:rPr>
+        <w:t>Перечень лабораторных работ (при наличии)</w:t>
+      </w:r>
+    </w:p>
+    <w:p>
+      <w:pPr>
+        <w:keepNext/>
+        <w:widowControl/>
+        <w:suppressAutoHyphens w:val="0"/>
+        <w:autoSpaceDE w:val="0"/>
+        <w:autoSpaceDN w:val="0"/>
+        <w:jc w:val="both"/>
+        <w:rPr>
+          <w:rFonts w:ascii="Times New Roman" w:eastAsia="Times New Roman" w:hAnsi="Times New Roman" w:cs="Times New Roman"/>
+          <w:color w:val="auto"/>
+          <w:sz w:val="28"/>
+          <w:szCs w:val="28"/>
+          <w:lang w:eastAsia="en-US" w:bidi="ar-SA"/>
+        </w:rPr>
+      </w:pPr>
+    </w:p>
+    <w:tbl>
+      <w:tblPr>
+        <w:tblW w:w="0" w:type="auto"/>
+        <w:tblBorders>
+          <w:top w:val="single" w:sz="4" w:space="0" w:color="auto"/>
+          <w:left w:val="single" w:sz="4" w:space="0" w:color="auto"/>
+          <w:bottom w:val="single" w:sz="4" w:space="0" w:color="auto"/>
+          <w:right w:val="single" w:sz="4" w:space="0" w:color="auto"/>
+          <w:insideH w:val="single" w:sz="4" w:space="0" w:color="auto"/>
+          <w:insideV w:val="single" w:sz="4" w:space="0" w:color="auto"/>
+        </w:tblBorders>
+        <w:tblLook w:val="04A0" w:firstRow="1" w:lastRow="0" w:firstColumn="1" w:lastColumn="0" w:noHBand="0" w:noVBand="1"/>
+      </w:tblPr>
+      <w:tblGrid>
+        <w:gridCol w:w="1218"/>
+        <w:gridCol w:w="1091"/>
+        <w:gridCol w:w="2654"/>
+        <w:gridCol w:w="4607"/>
+      </w:tblGrid>
+      <w:tr>
+        <w:trPr>
+          <w:tblHeader/>
+        </w:trPr>
+        <w:tc>
+          <w:tcPr>
+            <w:tcW w:w="0" w:type="auto"/>
+            <w:shd w:val="clear" w:color="auto" w:fill="auto"/>
+          </w:tcPr>
+          <w:p>
+            <w:pPr>
+              <w:keepNext/>
+              <w:jc w:val="center"/>
+              <w:rPr>
+                <w:szCs w:val="22"/>
+              </w:rPr>
+            </w:pPr>
+            <w:r>
+              <w:rPr>
+                <w:rFonts w:ascii="Times New Roman" w:hAnsi="Times New Roman"/>
+                <w:b/>
+                <w:sz w:val="24"/>
+                <w:szCs w:val="22"/>
+              </w:rPr>
+              <w:t>№ семестра</w:t>
+            </w:r>
+          </w:p>
+        </w:tc>
+        <w:tc>
+          <w:tcPr>
+            <w:tcW w:w="0" w:type="auto"/>
+            <w:shd w:val="clear" w:color="auto" w:fill="auto"/>
+          </w:tcPr>
+          <w:p>
+            <w:pPr>
+              <w:keepNext/>
+              <w:jc w:val="center"/>
+              <w:rPr>
+                <w:szCs w:val="22"/>
+              </w:rPr>
+            </w:pPr>
+            <w:r>
+              <w:rPr>
+                <w:rFonts w:ascii="Times New Roman" w:hAnsi="Times New Roman"/>
+                <w:b/>
+                <w:sz w:val="24"/>
+                <w:szCs w:val="22"/>
+              </w:rPr>
+              <w:t>№ раздела</w:t>
+            </w:r>
+          </w:p>
+        </w:tc>
+        <w:tc>
+          <w:tcPr>
+            <w:tcW w:w="0" w:type="auto"/>
+            <w:shd w:val="clear" w:color="auto" w:fill="auto"/>
+          </w:tcPr>
+          <w:p>
+            <w:pPr>
+              <w:keepNext/>
+              <w:jc w:val="center"/>
+              <w:rPr>
+                <w:szCs w:val="22"/>
+              </w:rPr>
+            </w:pPr>
+            <w:r>
+              <w:rPr>
+                <w:rFonts w:ascii="Times New Roman" w:hAnsi="Times New Roman"/>
+                <w:b/>
+                <w:sz w:val="24"/>
+                <w:szCs w:val="22"/>
+              </w:rPr>
+              <w:t>Наименование раздела учебной дисциплины</w:t>
+            </w:r>
+          </w:p>
+        </w:tc>
+        <w:tc>
+          <w:tcPr>
+            <w:tcW w:w="0" w:type="auto"/>
+            <w:shd w:val="clear" w:color="auto" w:fill="auto"/>
+          </w:tcPr>
+          <w:p>
+            <w:pPr>
+              <w:keepNext/>
+              <w:jc w:val="center"/>
+              <w:rPr>
+                <w:szCs w:val="22"/>
+              </w:rPr>
+            </w:pPr>
+            <w:r>
+              <w:rPr>
+                <w:rFonts w:ascii="Times New Roman" w:hAnsi="Times New Roman"/>
+                <w:b/>
+                <w:sz w:val="24"/>
+                <w:szCs w:val="22"/>
+              </w:rPr>
+              <w:t>Название лабораторной работы</w:t>
+            </w:r>
+          </w:p>
+        </w:tc>
+      </w:tr>
+      <w:tr>
+        <w:trPr>
+          <w:cantSplit/>
+        </w:trPr>
+        <w:tc>
+          <w:tcPr>
+            <w:tcW w:w="0" w:type="auto"/>
+            <w:vMerge w:val="restart"/>
+            <w:shd w:val="clear" w:color="auto" w:fill="auto"/>
+          </w:tcPr>
+          <w:p>
+            <w:pPr>
+              <w:keepNext/>
+              <w:jc w:val="center"/>
+              <w:rPr>
+                <w:szCs w:val="22"/>
+              </w:rPr>
+            </w:pPr>
+            <w:r>
+              <w:rPr>
+                <w:rFonts w:ascii="Times New Roman" w:hAnsi="Times New Roman"/>
+                <w:sz w:val="24"/>
+                <w:szCs w:val="22"/>
+              </w:rPr>
+              <w:t>1</w:t>
+            </w:r>
+          </w:p>
+        </w:tc>
+        <w:tc>
+          <w:tcPr>
+            <w:tcW w:w="0" w:type="auto"/>
+            <w:vMerge w:val="restart"/>
+            <w:shd w:val="clear" w:color="auto" w:fill="auto"/>
+          </w:tcPr>
+          <w:p>
+            <w:pPr>
+              <w:keepNext/>
+              <w:jc w:val="center"/>
+              <w:rPr>
+                <w:szCs w:val="22"/>
+              </w:rPr>
+            </w:pPr>
+            <w:r>
+              <w:rPr>
+                <w:rFonts w:ascii="Times New Roman" w:hAnsi="Times New Roman"/>
+                <w:sz w:val="24"/>
+                <w:szCs w:val="22"/>
+              </w:rPr>
+              <w:t>1</w:t>
+            </w:r>
+          </w:p>
+        </w:tc>
+        <w:tc>
+          <w:tcPr>
+            <w:tcW w:w="0" w:type="auto"/>
+            <w:vMerge w:val="restart"/>
+            <w:shd w:val="clear" w:color="auto" w:fill="auto"/>
+          </w:tcPr>
+          <w:p>
+            <w:pPr>
+              <w:keepNext/>
+              <w:jc w:val="center"/>
+              <w:rPr>
+                <w:szCs w:val="22"/>
+              </w:rPr>
+            </w:pPr>
+            <w:r>
+              <w:rPr>
+                <w:rFonts w:ascii="Times New Roman" w:hAnsi="Times New Roman"/>
+                <w:sz w:val="24"/>
+                <w:szCs w:val="22"/>
+              </w:rPr>
+              <w:t>Основы программирования</w:t>
+            </w:r>
+          </w:p>
+        </w:tc>
+        <w:tc>
+          <w:tcPr>
+            <w:tcW w:w="0" w:type="auto"/>
+            <w:shd w:val="clear" w:color="auto" w:fill="auto"/>
+          </w:tcPr>
+          <w:p>
+            <w:pPr>
+              <w:keepNext/>
+              <w:rPr>
+                <w:szCs w:val="22"/>
+              </w:rPr>
+            </w:pPr>
+            <w:r>
+              <w:rPr>
+                <w:rFonts w:ascii="Times New Roman" w:hAnsi="Times New Roman"/>
+                <w:sz w:val="24"/>
+                <w:szCs w:val="22"/>
+              </w:rPr>
+              <w:t>Лабораторная работа №1. Разработка расчета ступенчатого тарифа с проверкой диапазонов и всех граничных значений</w:t>
+            </w:r>
+          </w:p>
+        </w:tc>
+      </w:tr>
+      <w:tr>
+        <w:trPr>
+          <w:cantSplit/>
+        </w:trPr>
+        <w:tc>
+          <w:tcPr>
+            <w:tcW w:w="0" w:type="auto"/>
+            <w:vMerge/>
+            <w:shd w:val="clear" w:color="auto" w:fill="auto"/>
+          </w:tcPr>
+          <w:p/>
+        </w:tc>
+        <w:tc>
+          <w:tcPr>
+            <w:tcW w:w="0" w:type="auto"/>
+            <w:vMerge/>
+            <w:shd w:val="clear" w:color="auto" w:fill="auto"/>
+          </w:tcPr>
+          <w:p/>
+        </w:tc>
+        <w:tc>
+          <w:tcPr>
+            <w:tcW w:w="0" w:type="auto"/>
+            <w:vMerge/>
+            <w:shd w:val="clear" w:color="auto" w:fill="auto"/>
+          </w:tcPr>
+          <w:p/>
+        </w:tc>
+        <w:tc>
+          <w:tcPr>
+            <w:tcW w:w="0" w:type="auto"/>
+            <w:shd w:val="clear" w:color="auto" w:fill="auto"/>
+          </w:tcPr>
+          <w:p>
+            <w:pPr>
+              <w:keepNext/>
+              <w:rPr>
+                <w:szCs w:val="22"/>
+              </w:rPr>
+            </w:pPr>
+            <w:r>
+              <w:rPr>
+                <w:rFonts w:ascii="Times New Roman" w:hAnsi="Times New Roman"/>
+                <w:sz w:val="24"/>
+                <w:szCs w:val="22"/>
+              </w:rPr>
+              <w:t>Лабораторная работа №2. Обнаружение и исправление ошибок расчета стоимости при неверном типе и недопустимом входном значении</w:t>
+            </w:r>
+          </w:p>
+        </w:tc>
+      </w:tr>
+      <w:tr>
+        <w:trPr>
+          <w:cantSplit/>
+        </w:trPr>
+        <w:tc>
+          <w:tcPr>
+            <w:tcW w:w="0" w:type="auto"/>
+            <w:vMerge/>
+            <w:shd w:val="clear" w:color="auto" w:fill="auto"/>
+          </w:tcPr>
+          <w:p/>
+        </w:tc>
+        <w:tc>
+          <w:tcPr>
+            <w:tcW w:w="0" w:type="auto"/>
+            <w:vMerge/>
+            <w:shd w:val="clear" w:color="auto" w:fill="auto"/>
+          </w:tcPr>
+          <w:p/>
+        </w:tc>
+        <w:tc>
+          <w:tcPr>
+            <w:tcW w:w="0" w:type="auto"/>
+            <w:vMerge/>
+            <w:shd w:val="clear" w:color="auto" w:fill="auto"/>
+          </w:tcPr>
+          <w:p/>
+        </w:tc>
+        <w:tc>
+          <w:tcPr>
+            <w:tcW w:w="0" w:type="auto"/>
+            <w:shd w:val="clear" w:color="auto" w:fill="auto"/>
+          </w:tcPr>
+          <w:p>
+            <w:pPr>
+              <w:keepNext/>
+              <w:rPr>
+                <w:szCs w:val="22"/>
+              </w:rPr>
+            </w:pPr>
+            <w:r>
+              <w:rPr>
+                <w:rFonts w:ascii="Times New Roman" w:hAnsi="Times New Roman"/>
+                <w:sz w:val="24"/>
+                <w:szCs w:val="22"/>
+              </w:rPr>
+              <w:t>Лабораторная работа №3. Расчет рекуррентной последовательности с ограничением числа шагов и диагностикой причины остановки</w:t>
+            </w:r>
+          </w:p>
+        </w:tc>
+      </w:tr>
+      <w:tr>
+        <w:trPr>
+          <w:cantSplit/>
+        </w:trPr>
+        <w:tc>
+          <w:tcPr>
+            <w:tcW w:w="0" w:type="auto"/>
+            <w:vMerge/>
+            <w:shd w:val="clear" w:color="auto" w:fill="auto"/>
+          </w:tcPr>
+          <w:p/>
+        </w:tc>
+        <w:tc>
+          <w:tcPr>
+            <w:tcW w:w="0" w:type="auto"/>
+            <w:vMerge w:val="restart"/>
+            <w:shd w:val="clear" w:color="auto" w:fill="auto"/>
+          </w:tcPr>
+          <w:p>
+            <w:pPr>
+              <w:keepNext/>
+              <w:jc w:val="center"/>
+              <w:rPr>
+                <w:szCs w:val="22"/>
+              </w:rPr>
+            </w:pPr>
+            <w:r>
+              <w:rPr>
+                <w:rFonts w:ascii="Times New Roman" w:hAnsi="Times New Roman"/>
+                <w:sz w:val="24"/>
+                <w:szCs w:val="22"/>
+              </w:rPr>
+              <w:t>2</w:t>
+            </w:r>
+          </w:p>
+        </w:tc>
+        <w:tc>
+          <w:tcPr>
+            <w:tcW w:w="0" w:type="auto"/>
+            <w:vMerge w:val="restart"/>
+            <w:shd w:val="clear" w:color="auto" w:fill="auto"/>
+          </w:tcPr>
+          <w:p>
+            <w:pPr>
+              <w:keepNext/>
+              <w:jc w:val="center"/>
+              <w:rPr>
+                <w:szCs w:val="22"/>
+              </w:rPr>
+            </w:pPr>
+            <w:r>
+              <w:rPr>
+                <w:rFonts w:ascii="Times New Roman" w:hAnsi="Times New Roman"/>
+                <w:sz w:val="24"/>
+                <w:szCs w:val="22"/>
+              </w:rPr>
+              <w:t>Функции и структуры данных</w:t>
+            </w:r>
+          </w:p>
+        </w:tc>
+        <w:tc>
+          <w:tcPr>
+            <w:tcW w:w="0" w:type="auto"/>
+            <w:shd w:val="clear" w:color="auto" w:fill="auto"/>
+          </w:tcPr>
+          <w:p>
+            <w:pPr>
+              <w:keepNext/>
+              <w:rPr>
+                <w:szCs w:val="22"/>
+              </w:rPr>
+            </w:pPr>
+            <w:r>
+              <w:rPr>
+                <w:rFonts w:ascii="Times New Roman" w:hAnsi="Times New Roman"/>
+                <w:sz w:val="24"/>
+                <w:szCs w:val="22"/>
+              </w:rPr>
+              <w:t>Лабораторная работа №4. Разработка функций преобразования таблицы измерений между единицами с проверкой обратного преобразования</w:t>
+            </w:r>
+          </w:p>
+        </w:tc>
+      </w:tr>
+      <w:tr>
+        <w:trPr>
+          <w:cantSplit/>
+        </w:trPr>
+        <w:tc>
+          <w:tcPr>
+            <w:tcW w:w="0" w:type="auto"/>
+            <w:vMerge/>
+            <w:shd w:val="clear" w:color="auto" w:fill="auto"/>
+          </w:tcPr>
+          <w:p/>
+        </w:tc>
+        <w:tc>
+          <w:tcPr>
+            <w:tcW w:w="0" w:type="auto"/>
+            <w:vMerge/>
+            <w:shd w:val="clear" w:color="auto" w:fill="auto"/>
+          </w:tcPr>
+          <w:p/>
+        </w:tc>
+        <w:tc>
+          <w:tcPr>
+            <w:tcW w:w="0" w:type="auto"/>
+            <w:vMerge/>
+            <w:shd w:val="clear" w:color="auto" w:fill="auto"/>
+          </w:tcPr>
+          <w:p/>
+        </w:tc>
+        <w:tc>
+          <w:tcPr>
+            <w:tcW w:w="0" w:type="auto"/>
+            <w:shd w:val="clear" w:color="auto" w:fill="auto"/>
+          </w:tcPr>
+          <w:p>
+            <w:pPr>
+              <w:keepNext/>
+              <w:rPr>
+                <w:szCs w:val="22"/>
+              </w:rPr>
+            </w:pPr>
+            <w:r>
+              <w:rPr>
+                <w:rFonts w:ascii="Times New Roman" w:hAnsi="Times New Roman"/>
+                <w:sz w:val="24"/>
+                <w:szCs w:val="22"/>
+              </w:rPr>
+              <w:t>Лабораторная работа №5. Обработка серии измерений с фильтрацией диапазона, сортировкой и учетом удаленных наблюдений</w:t>
+            </w:r>
+          </w:p>
+        </w:tc>
+      </w:tr>
+      <w:tr>
+        <w:trPr>
+          <w:cantSplit/>
+        </w:trPr>
+        <w:tc>
+          <w:tcPr>
+            <w:tcW w:w="0" w:type="auto"/>
+            <w:vMerge/>
+            <w:shd w:val="clear" w:color="auto" w:fill="auto"/>
+          </w:tcPr>
+          <w:p/>
+        </w:tc>
+        <w:tc>
+          <w:tcPr>
+            <w:tcW w:w="0" w:type="auto"/>
+            <w:vMerge/>
+            <w:shd w:val="clear" w:color="auto" w:fill="auto"/>
+          </w:tcPr>
+          <w:p/>
+        </w:tc>
+        <w:tc>
+          <w:tcPr>
+            <w:tcW w:w="0" w:type="auto"/>
+            <w:vMerge/>
+            <w:shd w:val="clear" w:color="auto" w:fill="auto"/>
+          </w:tcPr>
+          <w:p/>
+        </w:tc>
+        <w:tc>
+          <w:tcPr>
+            <w:tcW w:w="0" w:type="auto"/>
+            <w:shd w:val="clear" w:color="auto" w:fill="auto"/>
+          </w:tcPr>
+          <w:p>
+            <w:pPr>
+              <w:keepNext/>
+              <w:rPr>
+                <w:szCs w:val="22"/>
+              </w:rPr>
+            </w:pPr>
+            <w:r>
+              <w:rPr>
+                <w:rFonts w:ascii="Times New Roman" w:hAnsi="Times New Roman"/>
+                <w:sz w:val="24"/>
+                <w:szCs w:val="22"/>
+              </w:rPr>
+              <w:t>Лабораторная работа №6. Формирование сводки нескольких серий измерений с проверкой повторяющихся и отсутствующих идентификаторов</w:t>
+            </w:r>
+          </w:p>
+        </w:tc>
+      </w:tr>
+      <w:tr>
+        <w:trPr>
+          <w:cantSplit/>
+        </w:trPr>
+        <w:tc>
+          <w:tcPr>
+            <w:tcW w:w="0" w:type="auto"/>
+            <w:vMerge/>
+            <w:shd w:val="clear" w:color="auto" w:fill="auto"/>
+          </w:tcPr>
+          <w:p/>
+        </w:tc>
+        <w:tc>
+          <w:tcPr>
+            <w:tcW w:w="0" w:type="auto"/>
+            <w:vMerge w:val="restart"/>
+            <w:shd w:val="clear" w:color="auto" w:fill="auto"/>
+          </w:tcPr>
+          <w:p>
+            <w:pPr>
+              <w:keepNext/>
+              <w:jc w:val="center"/>
+              <w:rPr>
+                <w:szCs w:val="22"/>
+              </w:rPr>
+            </w:pPr>
+            <w:r>
+              <w:rPr>
+                <w:rFonts w:ascii="Times New Roman" w:hAnsi="Times New Roman"/>
+                <w:sz w:val="24"/>
+                <w:szCs w:val="22"/>
+              </w:rPr>
+              <w:t>3</w:t>
+            </w:r>
+          </w:p>
+        </w:tc>
+        <w:tc>
+          <w:tcPr>
+            <w:tcW w:w="0" w:type="auto"/>
+            <w:vMerge w:val="restart"/>
+            <w:shd w:val="clear" w:color="auto" w:fill="auto"/>
+          </w:tcPr>
+          <w:p>
+            <w:pPr>
+              <w:keepNext/>
+              <w:jc w:val="center"/>
+              <w:rPr>
+                <w:szCs w:val="22"/>
+              </w:rPr>
+            </w:pPr>
+            <w:r>
+              <w:rPr>
+                <w:rFonts w:ascii="Times New Roman" w:hAnsi="Times New Roman"/>
+                <w:sz w:val="24"/>
+                <w:szCs w:val="22"/>
+              </w:rPr>
+              <w:t>Файлы и воспроизводимость</w:t>
+            </w:r>
+          </w:p>
+        </w:tc>
+        <w:tc>
+          <w:tcPr>
+            <w:tcW w:w="0" w:type="auto"/>
+            <w:shd w:val="clear" w:color="auto" w:fill="auto"/>
+          </w:tcPr>
+          <w:p>
+            <w:pPr>
+              <w:keepNext/>
+              <w:rPr>
+                <w:szCs w:val="22"/>
+              </w:rPr>
+            </w:pPr>
+            <w:r>
+              <w:rPr>
+                <w:rFonts w:ascii="Times New Roman" w:hAnsi="Times New Roman"/>
+                <w:sz w:val="24"/>
+                <w:szCs w:val="22"/>
+              </w:rPr>
+              <w:t>Лабораторная работа №7. Разработка загрузчика таблицы измерений и расчета итоговой сводки с проверкой сохранения числа записей</w:t>
+            </w:r>
+          </w:p>
+        </w:tc>
+      </w:tr>
+      <w:tr>
+        <w:trPr>
+          <w:cantSplit/>
+        </w:trPr>
+        <w:tc>
+          <w:tcPr>
+            <w:tcW w:w="0" w:type="auto"/>
+            <w:vMerge/>
+            <w:shd w:val="clear" w:color="auto" w:fill="auto"/>
+          </w:tcPr>
+          <w:p/>
+        </w:tc>
+        <w:tc>
+          <w:tcPr>
+            <w:tcW w:w="0" w:type="auto"/>
+            <w:vMerge/>
+            <w:shd w:val="clear" w:color="auto" w:fill="auto"/>
+          </w:tcPr>
+          <w:p/>
+        </w:tc>
+        <w:tc>
+          <w:tcPr>
+            <w:tcW w:w="0" w:type="auto"/>
+            <w:vMerge/>
+            <w:shd w:val="clear" w:color="auto" w:fill="auto"/>
+          </w:tcPr>
+          <w:p/>
+        </w:tc>
+        <w:tc>
+          <w:tcPr>
+            <w:tcW w:w="0" w:type="auto"/>
+            <w:shd w:val="clear" w:color="auto" w:fill="auto"/>
+          </w:tcPr>
+          <w:p>
+            <w:pPr>
+              <w:keepNext/>
+              <w:rPr>
+                <w:szCs w:val="22"/>
+              </w:rPr>
+            </w:pPr>
+            <w:r>
+              <w:rPr>
+                <w:rFonts w:ascii="Times New Roman" w:hAnsi="Times New Roman"/>
+                <w:sz w:val="24"/>
+                <w:szCs w:val="22"/>
+              </w:rPr>
+              <w:t>Лабораторная работа №8. Разработка устойчивого импорта поврежденной таблицы с журналом ошибок и восстановлением допустимых записей</w:t>
+            </w:r>
+          </w:p>
+        </w:tc>
+      </w:tr>
+      <w:tr>
+        <w:trPr>
+          <w:cantSplit/>
+        </w:trPr>
+        <w:tc>
+          <w:tcPr>
+            <w:tcW w:w="0" w:type="auto"/>
+            <w:vMerge w:val="restart"/>
+            <w:shd w:val="clear" w:color="auto" w:fill="auto"/>
+          </w:tcPr>
+          <w:p>
+            <w:pPr>
+              <w:keepNext/>
+              <w:jc w:val="center"/>
+              <w:rPr>
+                <w:szCs w:val="22"/>
+              </w:rPr>
+            </w:pPr>
+            <w:r>
+              <w:rPr>
+                <w:rFonts w:ascii="Times New Roman" w:hAnsi="Times New Roman"/>
+                <w:sz w:val="24"/>
+                <w:szCs w:val="22"/>
+              </w:rPr>
+              <w:t>2</w:t>
+            </w:r>
+          </w:p>
+        </w:tc>
+        <w:tc>
+          <w:tcPr>
+            <w:tcW w:w="0" w:type="auto"/>
+            <w:vMerge w:val="restart"/>
+            <w:shd w:val="clear" w:color="auto" w:fill="auto"/>
+          </w:tcPr>
+          <w:p>
+            <w:pPr>
+              <w:keepNext/>
+              <w:jc w:val="center"/>
+              <w:rPr>
+                <w:szCs w:val="22"/>
+              </w:rPr>
+            </w:pPr>
+            <w:r>
+              <w:rPr>
+                <w:rFonts w:ascii="Times New Roman" w:hAnsi="Times New Roman"/>
+                <w:sz w:val="24"/>
+                <w:szCs w:val="22"/>
+              </w:rPr>
+              <w:t>1</w:t>
+            </w:r>
+          </w:p>
+        </w:tc>
+        <w:tc>
+          <w:tcPr>
+            <w:tcW w:w="0" w:type="auto"/>
+            <w:vMerge w:val="restart"/>
+            <w:shd w:val="clear" w:color="auto" w:fill="auto"/>
+          </w:tcPr>
+          <w:p>
+            <w:pPr>
+              <w:keepNext/>
+              <w:jc w:val="center"/>
+              <w:rPr>
+                <w:szCs w:val="22"/>
+              </w:rPr>
+            </w:pPr>
+            <w:r>
+              <w:rPr>
+                <w:rFonts w:ascii="Times New Roman" w:hAnsi="Times New Roman"/>
+                <w:sz w:val="24"/>
+                <w:szCs w:val="22"/>
+              </w:rPr>
+              <w:t>Массивы и вычисления</w:t>
+            </w:r>
+          </w:p>
+        </w:tc>
+        <w:tc>
+          <w:tcPr>
+            <w:tcW w:w="0" w:type="auto"/>
+            <w:shd w:val="clear" w:color="auto" w:fill="auto"/>
+          </w:tcPr>
+          <w:p>
+            <w:pPr>
+              <w:keepNext/>
+              <w:rPr>
+                <w:szCs w:val="22"/>
+              </w:rPr>
+            </w:pPr>
+            <w:r>
+              <w:rPr>
+                <w:rFonts w:ascii="Times New Roman" w:hAnsi="Times New Roman"/>
+                <w:sz w:val="24"/>
+                <w:szCs w:val="22"/>
+              </w:rPr>
+              <w:t>Лабораторная работа №9. Преобразование массива многоканальных измерений с масками пропусков и проверкой соответствия каналов</w:t>
+            </w:r>
+          </w:p>
+        </w:tc>
+      </w:tr>
+      <w:tr>
+        <w:trPr>
+          <w:cantSplit/>
+        </w:trPr>
+        <w:tc>
+          <w:tcPr>
+            <w:tcW w:w="0" w:type="auto"/>
+            <w:vMerge/>
+            <w:shd w:val="clear" w:color="auto" w:fill="auto"/>
+          </w:tcPr>
+          <w:p/>
+        </w:tc>
+        <w:tc>
+          <w:tcPr>
+            <w:tcW w:w="0" w:type="auto"/>
+            <w:vMerge/>
+            <w:shd w:val="clear" w:color="auto" w:fill="auto"/>
+          </w:tcPr>
+          <w:p/>
+        </w:tc>
+        <w:tc>
+          <w:tcPr>
+            <w:tcW w:w="0" w:type="auto"/>
+            <w:vMerge/>
+            <w:shd w:val="clear" w:color="auto" w:fill="auto"/>
+          </w:tcPr>
+          <w:p/>
+        </w:tc>
+        <w:tc>
+          <w:tcPr>
+            <w:tcW w:w="0" w:type="auto"/>
+            <w:shd w:val="clear" w:color="auto" w:fill="auto"/>
+          </w:tcPr>
+          <w:p>
+            <w:pPr>
+              <w:keepNext/>
+              <w:rPr>
+                <w:szCs w:val="22"/>
+              </w:rPr>
+            </w:pPr>
+            <w:r>
+              <w:rPr>
+                <w:rFonts w:ascii="Times New Roman" w:hAnsi="Times New Roman"/>
+                <w:sz w:val="24"/>
+                <w:szCs w:val="22"/>
+              </w:rPr>
+              <w:t>Лабораторная работа №10. Векторизация расчета по многоканальной таблице с проверкой трансляции размеров и совпадения результатов</w:t>
+            </w:r>
+          </w:p>
+        </w:tc>
+      </w:tr>
+      <w:tr>
+        <w:trPr>
+          <w:cantSplit/>
+        </w:trPr>
+        <w:tc>
+          <w:tcPr>
+            <w:tcW w:w="0" w:type="auto"/>
+            <w:vMerge/>
+            <w:shd w:val="clear" w:color="auto" w:fill="auto"/>
+          </w:tcPr>
+          <w:p/>
+        </w:tc>
+        <w:tc>
+          <w:tcPr>
+            <w:tcW w:w="0" w:type="auto"/>
+            <w:vMerge/>
+            <w:shd w:val="clear" w:color="auto" w:fill="auto"/>
+          </w:tcPr>
+          <w:p/>
+        </w:tc>
+        <w:tc>
+          <w:tcPr>
+            <w:tcW w:w="0" w:type="auto"/>
+            <w:vMerge/>
+            <w:shd w:val="clear" w:color="auto" w:fill="auto"/>
+          </w:tcPr>
+          <w:p/>
+        </w:tc>
+        <w:tc>
+          <w:tcPr>
+            <w:tcW w:w="0" w:type="auto"/>
+            <w:shd w:val="clear" w:color="auto" w:fill="auto"/>
+          </w:tcPr>
+          <w:p>
+            <w:pPr>
+              <w:keepNext/>
+              <w:rPr>
+                <w:szCs w:val="22"/>
+              </w:rPr>
+            </w:pPr>
+            <w:r>
+              <w:rPr>
+                <w:rFonts w:ascii="Times New Roman" w:hAnsi="Times New Roman"/>
+                <w:sz w:val="24"/>
+                <w:szCs w:val="22"/>
+              </w:rPr>
+              <w:t>Лабораторная работа №11. Расчет баланса нескольких потоков средствами NumPy с проверкой размерностей и совместности данных</w:t>
+            </w:r>
+          </w:p>
+        </w:tc>
+      </w:tr>
+      <w:tr>
+        <w:trPr>
+          <w:cantSplit/>
+        </w:trPr>
+        <w:tc>
+          <w:tcPr>
+            <w:tcW w:w="0" w:type="auto"/>
+            <w:vMerge/>
+            <w:shd w:val="clear" w:color="auto" w:fill="auto"/>
+          </w:tcPr>
+          <w:p/>
+        </w:tc>
+        <w:tc>
+          <w:tcPr>
+            <w:tcW w:w="0" w:type="auto"/>
+            <w:vMerge w:val="restart"/>
+            <w:shd w:val="clear" w:color="auto" w:fill="auto"/>
+          </w:tcPr>
+          <w:p>
+            <w:pPr>
+              <w:keepNext/>
+              <w:jc w:val="center"/>
+              <w:rPr>
+                <w:szCs w:val="22"/>
+              </w:rPr>
+            </w:pPr>
+            <w:r>
+              <w:rPr>
+                <w:rFonts w:ascii="Times New Roman" w:hAnsi="Times New Roman"/>
+                <w:sz w:val="24"/>
+                <w:szCs w:val="22"/>
+              </w:rPr>
+              <w:t>2</w:t>
+            </w:r>
+          </w:p>
+        </w:tc>
+        <w:tc>
+          <w:tcPr>
+            <w:tcW w:w="0" w:type="auto"/>
+            <w:vMerge w:val="restart"/>
+            <w:shd w:val="clear" w:color="auto" w:fill="auto"/>
+          </w:tcPr>
+          <w:p>
+            <w:pPr>
+              <w:keepNext/>
+              <w:jc w:val="center"/>
+              <w:rPr>
+                <w:szCs w:val="22"/>
+              </w:rPr>
+            </w:pPr>
+            <w:r>
+              <w:rPr>
+                <w:rFonts w:ascii="Times New Roman" w:hAnsi="Times New Roman"/>
+                <w:sz w:val="24"/>
+                <w:szCs w:val="22"/>
+              </w:rPr>
+              <w:t>Визуализация результатов</w:t>
+            </w:r>
+          </w:p>
+        </w:tc>
+        <w:tc>
+          <w:tcPr>
+            <w:tcW w:w="0" w:type="auto"/>
+            <w:shd w:val="clear" w:color="auto" w:fill="auto"/>
+          </w:tcPr>
+          <w:p>
+            <w:pPr>
+              <w:keepNext/>
+              <w:rPr>
+                <w:szCs w:val="22"/>
+              </w:rPr>
+            </w:pPr>
+            <w:r>
+              <w:rPr>
+                <w:rFonts w:ascii="Times New Roman" w:hAnsi="Times New Roman"/>
+                <w:sz w:val="24"/>
+                <w:szCs w:val="22"/>
+              </w:rPr>
+              <w:t>Лабораторная работа №12. Построение графиков кусочной расчетной функции с разрывами и выбором корректного масштаба осей</w:t>
+            </w:r>
+          </w:p>
+        </w:tc>
+      </w:tr>
+      <w:tr>
+        <w:trPr>
+          <w:cantSplit/>
+        </w:trPr>
+        <w:tc>
+          <w:tcPr>
+            <w:tcW w:w="0" w:type="auto"/>
+            <w:vMerge/>
+            <w:shd w:val="clear" w:color="auto" w:fill="auto"/>
+          </w:tcPr>
+          <w:p/>
+        </w:tc>
+        <w:tc>
+          <w:tcPr>
+            <w:tcW w:w="0" w:type="auto"/>
+            <w:vMerge/>
+            <w:shd w:val="clear" w:color="auto" w:fill="auto"/>
+          </w:tcPr>
+          <w:p/>
+        </w:tc>
+        <w:tc>
+          <w:tcPr>
+            <w:tcW w:w="0" w:type="auto"/>
+            <w:vMerge/>
+            <w:shd w:val="clear" w:color="auto" w:fill="auto"/>
+          </w:tcPr>
+          <w:p/>
+        </w:tc>
+        <w:tc>
+          <w:tcPr>
+            <w:tcW w:w="0" w:type="auto"/>
+            <w:shd w:val="clear" w:color="auto" w:fill="auto"/>
+          </w:tcPr>
+          <w:p>
+            <w:pPr>
+              <w:keepNext/>
+              <w:rPr>
+                <w:szCs w:val="22"/>
+              </w:rPr>
+            </w:pPr>
+            <w:r>
+              <w:rPr>
+                <w:rFonts w:ascii="Times New Roman" w:hAnsi="Times New Roman"/>
+                <w:sz w:val="24"/>
+                <w:szCs w:val="22"/>
+              </w:rPr>
+              <w:t>Лабораторная работа №13. Разработка многопанельной визуализации серий измерений с пропусками, единицами и заданными погрешностями</w:t>
+            </w:r>
+          </w:p>
+        </w:tc>
+      </w:tr>
+      <w:tr>
+        <w:trPr>
+          <w:cantSplit/>
+        </w:trPr>
+        <w:tc>
+          <w:tcPr>
+            <w:tcW w:w="0" w:type="auto"/>
+            <w:vMerge/>
+            <w:shd w:val="clear" w:color="auto" w:fill="auto"/>
+          </w:tcPr>
+          <w:p/>
+        </w:tc>
+        <w:tc>
+          <w:tcPr>
+            <w:tcW w:w="0" w:type="auto"/>
+            <w:vMerge w:val="restart"/>
+            <w:shd w:val="clear" w:color="auto" w:fill="auto"/>
+          </w:tcPr>
+          <w:p>
+            <w:pPr>
+              <w:keepNext/>
+              <w:jc w:val="center"/>
+              <w:rPr>
+                <w:szCs w:val="22"/>
+              </w:rPr>
+            </w:pPr>
+            <w:r>
+              <w:rPr>
+                <w:rFonts w:ascii="Times New Roman" w:hAnsi="Times New Roman"/>
+                <w:sz w:val="24"/>
+                <w:szCs w:val="22"/>
+              </w:rPr>
+              <w:t>3</w:t>
+            </w:r>
+          </w:p>
+        </w:tc>
+        <w:tc>
+          <w:tcPr>
+            <w:tcW w:w="0" w:type="auto"/>
+            <w:vMerge w:val="restart"/>
+            <w:shd w:val="clear" w:color="auto" w:fill="auto"/>
+          </w:tcPr>
+          <w:p>
+            <w:pPr>
+              <w:keepNext/>
+              <w:jc w:val="center"/>
+              <w:rPr>
+                <w:szCs w:val="22"/>
+              </w:rPr>
+            </w:pPr>
+            <w:r>
+              <w:rPr>
+                <w:rFonts w:ascii="Times New Roman" w:hAnsi="Times New Roman"/>
+                <w:sz w:val="24"/>
+                <w:szCs w:val="22"/>
+              </w:rPr>
+              <w:t>Символьные вычисления</w:t>
+            </w:r>
+          </w:p>
+        </w:tc>
+        <w:tc>
+          <w:tcPr>
+            <w:tcW w:w="0" w:type="auto"/>
+            <w:shd w:val="clear" w:color="auto" w:fill="auto"/>
+          </w:tcPr>
+          <w:p>
+            <w:pPr>
+              <w:keepNext/>
+              <w:rPr>
+                <w:szCs w:val="22"/>
+              </w:rPr>
+            </w:pPr>
+            <w:r>
+              <w:rPr>
+                <w:rFonts w:ascii="Times New Roman" w:hAnsi="Times New Roman"/>
+                <w:sz w:val="24"/>
+                <w:szCs w:val="22"/>
+              </w:rPr>
+              <w:t>Лабораторная работа №14. Символьное преобразование параметрического выражения с выделением недопустимых значений и проверкой эквивалентности</w:t>
+            </w:r>
+          </w:p>
+        </w:tc>
+      </w:tr>
+      <w:tr>
+        <w:trPr>
+          <w:cantSplit/>
+        </w:trPr>
+        <w:tc>
+          <w:tcPr>
+            <w:tcW w:w="0" w:type="auto"/>
+            <w:vMerge/>
+            <w:shd w:val="clear" w:color="auto" w:fill="auto"/>
+          </w:tcPr>
+          <w:p/>
+        </w:tc>
+        <w:tc>
+          <w:tcPr>
+            <w:tcW w:w="0" w:type="auto"/>
+            <w:vMerge/>
+            <w:shd w:val="clear" w:color="auto" w:fill="auto"/>
+          </w:tcPr>
+          <w:p/>
+        </w:tc>
+        <w:tc>
+          <w:tcPr>
+            <w:tcW w:w="0" w:type="auto"/>
+            <w:vMerge/>
+            <w:shd w:val="clear" w:color="auto" w:fill="auto"/>
+          </w:tcPr>
+          <w:p/>
+        </w:tc>
+        <w:tc>
+          <w:tcPr>
+            <w:tcW w:w="0" w:type="auto"/>
+            <w:shd w:val="clear" w:color="auto" w:fill="auto"/>
+          </w:tcPr>
+          <w:p>
+            <w:pPr>
+              <w:keepNext/>
+              <w:rPr>
+                <w:szCs w:val="22"/>
+              </w:rPr>
+            </w:pPr>
+            <w:r>
+              <w:rPr>
+                <w:rFonts w:ascii="Times New Roman" w:hAnsi="Times New Roman"/>
+                <w:sz w:val="24"/>
+                <w:szCs w:val="22"/>
+              </w:rPr>
+              <w:t>Лабораторная работа №15. Символьный расчет накопленного расхода и скорости изменения с проверкой результатов двумя способами</w:t>
+            </w:r>
+          </w:p>
+        </w:tc>
+      </w:tr>
+      <w:tr>
+        <w:trPr>
+          <w:cantSplit/>
+        </w:trPr>
+        <w:tc>
+          <w:tcPr>
+            <w:tcW w:w="0" w:type="auto"/>
+            <w:vMerge/>
+            <w:shd w:val="clear" w:color="auto" w:fill="auto"/>
+          </w:tcPr>
+          <w:p/>
+        </w:tc>
+        <w:tc>
+          <w:tcPr>
+            <w:tcW w:w="0" w:type="auto"/>
+            <w:vMerge/>
+            <w:shd w:val="clear" w:color="auto" w:fill="auto"/>
+          </w:tcPr>
+          <w:p/>
+        </w:tc>
+        <w:tc>
+          <w:tcPr>
+            <w:tcW w:w="0" w:type="auto"/>
+            <w:vMerge/>
+            <w:shd w:val="clear" w:color="auto" w:fill="auto"/>
+          </w:tcPr>
+          <w:p/>
+        </w:tc>
+        <w:tc>
+          <w:tcPr>
+            <w:tcW w:w="0" w:type="auto"/>
+            <w:shd w:val="clear" w:color="auto" w:fill="auto"/>
+          </w:tcPr>
+          <w:p>
+            <w:pPr>
+              <w:keepNext/>
+              <w:rPr>
+                <w:szCs w:val="22"/>
+              </w:rPr>
+            </w:pPr>
+            <w:r>
+              <w:rPr>
+                <w:rFonts w:ascii="Times New Roman" w:hAnsi="Times New Roman"/>
+                <w:sz w:val="24"/>
+                <w:szCs w:val="22"/>
+              </w:rPr>
+              <w:t>Лабораторная работа №16. Получение всех ветвей решения параметрического уравнения с отбором допустимых корней и численной проверкой</w:t>
+            </w:r>
+          </w:p>
+        </w:tc>
+      </w:tr>
+      <w:tr>
+        <w:trPr>
+          <w:cantSplit/>
+        </w:trPr>
+        <w:tc>
+          <w:tcPr>
+            <w:tcW w:w="0" w:type="auto"/>
+            <w:vMerge w:val="restart"/>
+            <w:shd w:val="clear" w:color="auto" w:fill="auto"/>
+          </w:tcPr>
+          <w:p>
+            <w:pPr>
+              <w:keepNext/>
+              <w:jc w:val="center"/>
+              <w:rPr>
+                <w:szCs w:val="22"/>
+              </w:rPr>
+            </w:pPr>
+            <w:r>
+              <w:rPr>
+                <w:rFonts w:ascii="Times New Roman" w:hAnsi="Times New Roman"/>
+                <w:sz w:val="24"/>
+                <w:szCs w:val="22"/>
+              </w:rPr>
+              <w:t>3</w:t>
+            </w:r>
+          </w:p>
+        </w:tc>
+        <w:tc>
+          <w:tcPr>
+            <w:tcW w:w="0" w:type="auto"/>
+            <w:vMerge w:val="restart"/>
+            <w:shd w:val="clear" w:color="auto" w:fill="auto"/>
+          </w:tcPr>
+          <w:p>
+            <w:pPr>
+              <w:keepNext/>
+              <w:jc w:val="center"/>
+              <w:rPr>
+                <w:szCs w:val="22"/>
+              </w:rPr>
+            </w:pPr>
+            <w:r>
+              <w:rPr>
+                <w:rFonts w:ascii="Times New Roman" w:hAnsi="Times New Roman"/>
+                <w:sz w:val="24"/>
+                <w:szCs w:val="22"/>
+              </w:rPr>
+              <w:t>1</w:t>
+            </w:r>
+          </w:p>
+        </w:tc>
+        <w:tc>
+          <w:tcPr>
+            <w:tcW w:w="0" w:type="auto"/>
+            <w:vMerge w:val="restart"/>
+            <w:shd w:val="clear" w:color="auto" w:fill="auto"/>
+          </w:tcPr>
+          <w:p>
+            <w:pPr>
+              <w:keepNext/>
+              <w:jc w:val="center"/>
+              <w:rPr>
+                <w:szCs w:val="22"/>
+              </w:rPr>
+            </w:pPr>
+            <w:r>
+              <w:rPr>
+                <w:rFonts w:ascii="Times New Roman" w:hAnsi="Times New Roman"/>
+                <w:sz w:val="24"/>
+                <w:szCs w:val="22"/>
+              </w:rPr>
+              <w:t>Программные модули</w:t>
+            </w:r>
+          </w:p>
+        </w:tc>
+        <w:tc>
+          <w:tcPr>
+            <w:tcW w:w="0" w:type="auto"/>
+            <w:shd w:val="clear" w:color="auto" w:fill="auto"/>
+          </w:tcPr>
+          <w:p>
+            <w:pPr>
+              <w:keepNext/>
+              <w:rPr>
+                <w:szCs w:val="22"/>
+              </w:rPr>
+            </w:pPr>
+            <w:r>
+              <w:rPr>
+                <w:rFonts w:ascii="Times New Roman" w:hAnsi="Times New Roman"/>
+                <w:sz w:val="24"/>
+                <w:szCs w:val="22"/>
+              </w:rPr>
+              <w:t>Лабораторная работа №17. Разработка Python-модуля преобразования измерений в признаки по фиксированным правилам с контрактами, диагностикой входа и проверкой неизменности параметров</w:t>
+            </w:r>
+          </w:p>
+        </w:tc>
+      </w:tr>
+      <w:tr>
+        <w:trPr>
+          <w:cantSplit/>
+        </w:trPr>
+        <w:tc>
+          <w:tcPr>
+            <w:tcW w:w="0" w:type="auto"/>
+            <w:vMerge/>
+            <w:shd w:val="clear" w:color="auto" w:fill="auto"/>
+          </w:tcPr>
+          <w:p/>
+        </w:tc>
+        <w:tc>
+          <w:tcPr>
+            <w:tcW w:w="0" w:type="auto"/>
+            <w:vMerge/>
+            <w:shd w:val="clear" w:color="auto" w:fill="auto"/>
+          </w:tcPr>
+          <w:p/>
+        </w:tc>
+        <w:tc>
+          <w:tcPr>
+            <w:tcW w:w="0" w:type="auto"/>
+            <w:vMerge/>
+            <w:shd w:val="clear" w:color="auto" w:fill="auto"/>
+          </w:tcPr>
+          <w:p/>
+        </w:tc>
+        <w:tc>
+          <w:tcPr>
+            <w:tcW w:w="0" w:type="auto"/>
+            <w:shd w:val="clear" w:color="auto" w:fill="auto"/>
+          </w:tcPr>
+          <w:p>
+            <w:pPr>
+              <w:keepNext/>
+              <w:rPr>
+                <w:szCs w:val="22"/>
+              </w:rPr>
+            </w:pPr>
+            <w:r>
+              <w:rPr>
+                <w:rFonts w:ascii="Times New Roman" w:hAnsi="Times New Roman"/>
+                <w:sz w:val="24"/>
+                <w:szCs w:val="22"/>
+              </w:rPr>
+              <w:t>Лабораторная работа №18. Реализация класса полинома с арифметикой, вычислением значений и проверкой согласованности операций</w:t>
+            </w:r>
+          </w:p>
+        </w:tc>
+      </w:tr>
+      <w:tr>
+        <w:trPr>
+          <w:cantSplit/>
+        </w:trPr>
+        <w:tc>
+          <w:tcPr>
+            <w:tcW w:w="0" w:type="auto"/>
+            <w:vMerge/>
+            <w:shd w:val="clear" w:color="auto" w:fill="auto"/>
+          </w:tcPr>
+          <w:p/>
+        </w:tc>
+        <w:tc>
+          <w:tcPr>
+            <w:tcW w:w="0" w:type="auto"/>
+            <w:vMerge/>
+            <w:shd w:val="clear" w:color="auto" w:fill="auto"/>
+          </w:tcPr>
+          <w:p/>
+        </w:tc>
+        <w:tc>
+          <w:tcPr>
+            <w:tcW w:w="0" w:type="auto"/>
+            <w:vMerge/>
+            <w:shd w:val="clear" w:color="auto" w:fill="auto"/>
+          </w:tcPr>
+          <w:p/>
+        </w:tc>
+        <w:tc>
+          <w:tcPr>
+            <w:tcW w:w="0" w:type="auto"/>
+            <w:shd w:val="clear" w:color="auto" w:fill="auto"/>
+          </w:tcPr>
+          <w:p>
+            <w:pPr>
+              <w:keepNext/>
+              <w:rPr>
+                <w:szCs w:val="22"/>
+              </w:rPr>
+            </w:pPr>
+            <w:r>
+              <w:rPr>
+                <w:rFonts w:ascii="Times New Roman" w:hAnsi="Times New Roman"/>
+                <w:sz w:val="24"/>
+                <w:szCs w:val="22"/>
+              </w:rPr>
+              <w:t>Лабораторная работа №19. Разработка обработки отказов расчетного модуля с сохранением исходных данных и диагностикой ошибочного канала</w:t>
+            </w:r>
+          </w:p>
+        </w:tc>
+      </w:tr>
+      <w:tr>
+        <w:trPr>
+          <w:cantSplit/>
+        </w:trPr>
+        <w:tc>
+          <w:tcPr>
+            <w:tcW w:w="0" w:type="auto"/>
+            <w:vMerge/>
+            <w:shd w:val="clear" w:color="auto" w:fill="auto"/>
+          </w:tcPr>
+          <w:p/>
+        </w:tc>
+        <w:tc>
+          <w:tcPr>
+            <w:tcW w:w="0" w:type="auto"/>
+            <w:vMerge w:val="restart"/>
+            <w:shd w:val="clear" w:color="auto" w:fill="auto"/>
+          </w:tcPr>
+          <w:p>
+            <w:pPr>
+              <w:keepNext/>
+              <w:jc w:val="center"/>
+              <w:rPr>
+                <w:szCs w:val="22"/>
+              </w:rPr>
+            </w:pPr>
+            <w:r>
+              <w:rPr>
+                <w:rFonts w:ascii="Times New Roman" w:hAnsi="Times New Roman"/>
+                <w:sz w:val="24"/>
+                <w:szCs w:val="22"/>
+              </w:rPr>
+              <w:t>2</w:t>
+            </w:r>
+          </w:p>
+        </w:tc>
+        <w:tc>
+          <w:tcPr>
+            <w:tcW w:w="0" w:type="auto"/>
+            <w:vMerge w:val="restart"/>
+            <w:shd w:val="clear" w:color="auto" w:fill="auto"/>
+          </w:tcPr>
+          <w:p>
+            <w:pPr>
+              <w:keepNext/>
+              <w:jc w:val="center"/>
+              <w:rPr>
+                <w:szCs w:val="22"/>
+              </w:rPr>
+            </w:pPr>
+            <w:r>
+              <w:rPr>
+                <w:rFonts w:ascii="Times New Roman" w:hAnsi="Times New Roman"/>
+                <w:sz w:val="24"/>
+                <w:szCs w:val="22"/>
+              </w:rPr>
+              <w:t>Работа с экспериментальными данными</w:t>
+            </w:r>
+          </w:p>
+        </w:tc>
+        <w:tc>
+          <w:tcPr>
+            <w:tcW w:w="0" w:type="auto"/>
+            <w:shd w:val="clear" w:color="auto" w:fill="auto"/>
+          </w:tcPr>
+          <w:p>
+            <w:pPr>
+              <w:keepNext/>
+              <w:rPr>
+                <w:szCs w:val="22"/>
+              </w:rPr>
+            </w:pPr>
+            <w:r>
+              <w:rPr>
+                <w:rFonts w:ascii="Times New Roman" w:hAnsi="Times New Roman"/>
+                <w:sz w:val="24"/>
+                <w:szCs w:val="22"/>
+              </w:rPr>
+              <w:t>Лабораторная работа №20. Объединение экспериментальных таблиц с несовпадающими ключами и проверкой корректности групповых сводок</w:t>
+            </w:r>
+          </w:p>
+        </w:tc>
+      </w:tr>
+      <w:tr>
+        <w:trPr>
+          <w:cantSplit/>
+        </w:trPr>
+        <w:tc>
+          <w:tcPr>
+            <w:tcW w:w="0" w:type="auto"/>
+            <w:vMerge/>
+            <w:shd w:val="clear" w:color="auto" w:fill="auto"/>
+          </w:tcPr>
+          <w:p/>
+        </w:tc>
+        <w:tc>
+          <w:tcPr>
+            <w:tcW w:w="0" w:type="auto"/>
+            <w:vMerge/>
+            <w:shd w:val="clear" w:color="auto" w:fill="auto"/>
+          </w:tcPr>
+          <w:p/>
+        </w:tc>
+        <w:tc>
+          <w:tcPr>
+            <w:tcW w:w="0" w:type="auto"/>
+            <w:vMerge/>
+            <w:shd w:val="clear" w:color="auto" w:fill="auto"/>
+          </w:tcPr>
+          <w:p/>
+        </w:tc>
+        <w:tc>
+          <w:tcPr>
+            <w:tcW w:w="0" w:type="auto"/>
+            <w:shd w:val="clear" w:color="auto" w:fill="auto"/>
+          </w:tcPr>
+          <w:p>
+            <w:pPr>
+              <w:keepNext/>
+              <w:rPr>
+                <w:szCs w:val="22"/>
+              </w:rPr>
+            </w:pPr>
+            <w:r>
+              <w:rPr>
+                <w:rFonts w:ascii="Times New Roman" w:hAnsi="Times New Roman"/>
+                <w:sz w:val="24"/>
+                <w:szCs w:val="22"/>
+              </w:rPr>
+              <w:t>Лабораторная работа №21. Разработка генератора тестовых таблиц с пропусками и дубликатами для проверки конвейера обработки измерений</w:t>
+            </w:r>
+          </w:p>
+        </w:tc>
+      </w:tr>
+      <w:tr>
+        <w:trPr>
+          <w:cantSplit/>
+        </w:trPr>
+        <w:tc>
+          <w:tcPr>
+            <w:tcW w:w="0" w:type="auto"/>
+            <w:vMerge/>
+            <w:shd w:val="clear" w:color="auto" w:fill="auto"/>
+          </w:tcPr>
+          <w:p/>
+        </w:tc>
+        <w:tc>
+          <w:tcPr>
+            <w:tcW w:w="0" w:type="auto"/>
+            <w:vMerge w:val="restart"/>
+            <w:shd w:val="clear" w:color="auto" w:fill="auto"/>
+          </w:tcPr>
+          <w:p>
+            <w:pPr>
+              <w:keepNext/>
+              <w:jc w:val="center"/>
+              <w:rPr>
+                <w:szCs w:val="22"/>
+              </w:rPr>
+            </w:pPr>
+            <w:r>
+              <w:rPr>
+                <w:rFonts w:ascii="Times New Roman" w:hAnsi="Times New Roman"/>
+                <w:sz w:val="24"/>
+                <w:szCs w:val="22"/>
+              </w:rPr>
+              <w:t>3</w:t>
+            </w:r>
+          </w:p>
+        </w:tc>
+        <w:tc>
+          <w:tcPr>
+            <w:tcW w:w="0" w:type="auto"/>
+            <w:vMerge w:val="restart"/>
+            <w:shd w:val="clear" w:color="auto" w:fill="auto"/>
+          </w:tcPr>
+          <w:p>
+            <w:pPr>
+              <w:keepNext/>
+              <w:jc w:val="center"/>
+              <w:rPr>
+                <w:szCs w:val="22"/>
+              </w:rPr>
+            </w:pPr>
+            <w:r>
+              <w:rPr>
+                <w:rFonts w:ascii="Times New Roman" w:hAnsi="Times New Roman"/>
+                <w:sz w:val="24"/>
+                <w:szCs w:val="22"/>
+              </w:rPr>
+              <w:t>Качество вычислительной программы</w:t>
+            </w:r>
+          </w:p>
+        </w:tc>
+        <w:tc>
+          <w:tcPr>
+            <w:tcW w:w="0" w:type="auto"/>
+            <w:shd w:val="clear" w:color="auto" w:fill="auto"/>
+          </w:tcPr>
+          <w:p>
+            <w:pPr>
+              <w:keepNext/>
+              <w:rPr>
+                <w:szCs w:val="22"/>
+              </w:rPr>
+            </w:pPr>
+            <w:r>
+              <w:rPr>
+                <w:rFonts w:ascii="Times New Roman" w:hAnsi="Times New Roman"/>
+                <w:sz w:val="24"/>
+                <w:szCs w:val="22"/>
+              </w:rPr>
+              <w:t>Лабораторная работа №22. Построение набора модульных проверок расчетной функции и исправление обнаруженных ошибок на граничных входах</w:t>
+            </w:r>
+          </w:p>
+        </w:tc>
+      </w:tr>
+      <w:tr>
+        <w:trPr>
+          <w:cantSplit/>
+        </w:trPr>
+        <w:tc>
+          <w:tcPr>
+            <w:tcW w:w="0" w:type="auto"/>
+            <w:vMerge/>
+            <w:shd w:val="clear" w:color="auto" w:fill="auto"/>
+          </w:tcPr>
+          <w:p/>
+        </w:tc>
+        <w:tc>
+          <w:tcPr>
+            <w:tcW w:w="0" w:type="auto"/>
+            <w:vMerge/>
+            <w:shd w:val="clear" w:color="auto" w:fill="auto"/>
+          </w:tcPr>
+          <w:p/>
+        </w:tc>
+        <w:tc>
+          <w:tcPr>
+            <w:tcW w:w="0" w:type="auto"/>
+            <w:vMerge/>
+            <w:shd w:val="clear" w:color="auto" w:fill="auto"/>
+          </w:tcPr>
+          <w:p/>
+        </w:tc>
+        <w:tc>
+          <w:tcPr>
+            <w:tcW w:w="0" w:type="auto"/>
+            <w:shd w:val="clear" w:color="auto" w:fill="auto"/>
+          </w:tcPr>
+          <w:p>
+            <w:pPr>
+              <w:keepNext/>
+              <w:rPr>
+                <w:szCs w:val="22"/>
+              </w:rPr>
+            </w:pPr>
+            <w:r>
+              <w:rPr>
+                <w:rFonts w:ascii="Times New Roman" w:hAnsi="Times New Roman"/>
+                <w:sz w:val="24"/>
+                <w:szCs w:val="22"/>
+              </w:rPr>
+              <w:t>Лабораторная работа №23. Проверка арифметических свойств класса полинома и локализация нарушений при нулевых коэффициентах</w:t>
+            </w:r>
+          </w:p>
+        </w:tc>
+      </w:tr>
+      <w:tr>
+        <w:trPr>
+          <w:cantSplit/>
+        </w:trPr>
+        <w:tc>
+          <w:tcPr>
+            <w:tcW w:w="0" w:type="auto"/>
+            <w:vMerge/>
+            <w:shd w:val="clear" w:color="auto" w:fill="auto"/>
+          </w:tcPr>
+          <w:p/>
+        </w:tc>
+        <w:tc>
+          <w:tcPr>
+            <w:tcW w:w="0" w:type="auto"/>
+            <w:vMerge/>
+            <w:shd w:val="clear" w:color="auto" w:fill="auto"/>
+          </w:tcPr>
+          <w:p/>
+        </w:tc>
+        <w:tc>
+          <w:tcPr>
+            <w:tcW w:w="0" w:type="auto"/>
+            <w:vMerge/>
+            <w:shd w:val="clear" w:color="auto" w:fill="auto"/>
+          </w:tcPr>
+          <w:p/>
+        </w:tc>
+        <w:tc>
+          <w:tcPr>
+            <w:tcW w:w="0" w:type="auto"/>
+            <w:shd w:val="clear" w:color="auto" w:fill="auto"/>
+          </w:tcPr>
+          <w:p>
+            <w:pPr>
+              <w:keepNext/>
+              <w:rPr>
+                <w:szCs w:val="22"/>
+              </w:rPr>
+            </w:pPr>
+            <w:r>
+              <w:rPr>
+                <w:rFonts w:ascii="Times New Roman" w:hAnsi="Times New Roman"/>
+                <w:sz w:val="24"/>
+                <w:szCs w:val="22"/>
+              </w:rPr>
+              <w:t>Лабораторная работа №24. Проверка библиотечного расчета по нескольким аналитическим эталонам с обоснованием числовых допусков</w:t>
+            </w:r>
+          </w:p>
+        </w:tc>
+      </w:tr>
+      <w:tr>
+        <w:trPr>
+          <w:cantSplit/>
+        </w:trPr>
+        <w:tc>
+          <w:tcPr>
+            <w:tcW w:w="0" w:type="auto"/>
+            <w:vMerge w:val="restart"/>
+            <w:shd w:val="clear" w:color="auto" w:fill="auto"/>
+          </w:tcPr>
+          <w:p>
+            <w:pPr>
+              <w:keepNext/>
+              <w:jc w:val="center"/>
+              <w:rPr>
+                <w:szCs w:val="22"/>
+              </w:rPr>
+            </w:pPr>
+            <w:r>
+              <w:rPr>
+                <w:rFonts w:ascii="Times New Roman" w:hAnsi="Times New Roman"/>
+                <w:sz w:val="24"/>
+                <w:szCs w:val="22"/>
+              </w:rPr>
+              <w:t>4</w:t>
+            </w:r>
+          </w:p>
+        </w:tc>
+        <w:tc>
+          <w:tcPr>
+            <w:tcW w:w="0" w:type="auto"/>
+            <w:vMerge w:val="restart"/>
+            <w:shd w:val="clear" w:color="auto" w:fill="auto"/>
+          </w:tcPr>
+          <w:p>
+            <w:pPr>
+              <w:keepNext/>
+              <w:jc w:val="center"/>
+              <w:rPr>
+                <w:szCs w:val="22"/>
+              </w:rPr>
+            </w:pPr>
+            <w:r>
+              <w:rPr>
+                <w:rFonts w:ascii="Times New Roman" w:hAnsi="Times New Roman"/>
+                <w:sz w:val="24"/>
+                <w:szCs w:val="22"/>
+              </w:rPr>
+              <w:t>1</w:t>
+            </w:r>
+          </w:p>
+        </w:tc>
+        <w:tc>
+          <w:tcPr>
+            <w:tcW w:w="0" w:type="auto"/>
+            <w:vMerge w:val="restart"/>
+            <w:shd w:val="clear" w:color="auto" w:fill="auto"/>
+          </w:tcPr>
+          <w:p>
+            <w:pPr>
+              <w:keepNext/>
+              <w:jc w:val="center"/>
+              <w:rPr>
+                <w:szCs w:val="22"/>
+              </w:rPr>
+            </w:pPr>
+            <w:r>
+              <w:rPr>
+                <w:rFonts w:ascii="Times New Roman" w:hAnsi="Times New Roman"/>
+                <w:sz w:val="24"/>
+                <w:szCs w:val="22"/>
+              </w:rPr>
+              <w:t>Математические вычислительные библиотеки</w:t>
+            </w:r>
+          </w:p>
+        </w:tc>
+        <w:tc>
+          <w:tcPr>
+            <w:tcW w:w="0" w:type="auto"/>
+            <w:shd w:val="clear" w:color="auto" w:fill="auto"/>
+          </w:tcPr>
+          <w:p>
+            <w:pPr>
+              <w:keepNext/>
+              <w:rPr>
+                <w:szCs w:val="22"/>
+              </w:rPr>
+            </w:pPr>
+            <w:r>
+              <w:rPr>
+                <w:rFonts w:ascii="Times New Roman" w:hAnsi="Times New Roman"/>
+                <w:sz w:val="24"/>
+                <w:szCs w:val="22"/>
+              </w:rPr>
+              <w:t>Лабораторная работа №25. Разработка пакетного расчета линейных систем с проверкой совместности входов и обработкой отказов решателя</w:t>
+            </w:r>
+          </w:p>
+        </w:tc>
+      </w:tr>
+      <w:tr>
+        <w:trPr>
+          <w:cantSplit/>
+        </w:trPr>
+        <w:tc>
+          <w:tcPr>
+            <w:tcW w:w="0" w:type="auto"/>
+            <w:vMerge/>
+            <w:shd w:val="clear" w:color="auto" w:fill="auto"/>
+          </w:tcPr>
+          <w:p/>
+        </w:tc>
+        <w:tc>
+          <w:tcPr>
+            <w:tcW w:w="0" w:type="auto"/>
+            <w:vMerge/>
+            <w:shd w:val="clear" w:color="auto" w:fill="auto"/>
+          </w:tcPr>
+          <w:p/>
+        </w:tc>
+        <w:tc>
+          <w:tcPr>
+            <w:tcW w:w="0" w:type="auto"/>
+            <w:vMerge/>
+            <w:shd w:val="clear" w:color="auto" w:fill="auto"/>
+          </w:tcPr>
+          <w:p/>
+        </w:tc>
+        <w:tc>
+          <w:tcPr>
+            <w:tcW w:w="0" w:type="auto"/>
+            <w:shd w:val="clear" w:color="auto" w:fill="auto"/>
+          </w:tcPr>
+          <w:p>
+            <w:pPr>
+              <w:keepNext/>
+              <w:rPr>
+                <w:szCs w:val="22"/>
+              </w:rPr>
+            </w:pPr>
+            <w:r>
+              <w:rPr>
+                <w:rFonts w:ascii="Times New Roman" w:hAnsi="Times New Roman"/>
+                <w:sz w:val="24"/>
+                <w:szCs w:val="22"/>
+              </w:rPr>
+              <w:t>Лабораторная работа №26. Разработка пакетного поиска корней через SciPy с контролем области определения и статусов решателя</w:t>
+            </w:r>
+          </w:p>
+        </w:tc>
+      </w:tr>
+      <w:tr>
+        <w:trPr>
+          <w:cantSplit/>
+        </w:trPr>
+        <w:tc>
+          <w:tcPr>
+            <w:tcW w:w="0" w:type="auto"/>
+            <w:vMerge/>
+            <w:shd w:val="clear" w:color="auto" w:fill="auto"/>
+          </w:tcPr>
+          <w:p/>
+        </w:tc>
+        <w:tc>
+          <w:tcPr>
+            <w:tcW w:w="0" w:type="auto"/>
+            <w:vMerge/>
+            <w:shd w:val="clear" w:color="auto" w:fill="auto"/>
+          </w:tcPr>
+          <w:p/>
+        </w:tc>
+        <w:tc>
+          <w:tcPr>
+            <w:tcW w:w="0" w:type="auto"/>
+            <w:vMerge/>
+            <w:shd w:val="clear" w:color="auto" w:fill="auto"/>
+          </w:tcPr>
+          <w:p/>
+        </w:tc>
+        <w:tc>
+          <w:tcPr>
+            <w:tcW w:w="0" w:type="auto"/>
+            <w:shd w:val="clear" w:color="auto" w:fill="auto"/>
+          </w:tcPr>
+          <w:p>
+            <w:pPr>
+              <w:keepNext/>
+              <w:rPr>
+                <w:szCs w:val="22"/>
+              </w:rPr>
+            </w:pPr>
+            <w:r>
+              <w:rPr>
+                <w:rFonts w:ascii="Times New Roman" w:hAnsi="Times New Roman"/>
+                <w:sz w:val="24"/>
+                <w:szCs w:val="22"/>
+              </w:rPr>
+              <w:t>Лабораторная работа №27. Расчет интегральной характеристики функции с параметром через SciPy и SymPy с согласованием результатов</w:t>
+            </w:r>
+          </w:p>
+        </w:tc>
+      </w:tr>
+      <w:tr>
+        <w:trPr>
+          <w:cantSplit/>
+        </w:trPr>
+        <w:tc>
+          <w:tcPr>
+            <w:tcW w:w="0" w:type="auto"/>
+            <w:vMerge/>
+            <w:shd w:val="clear" w:color="auto" w:fill="auto"/>
+          </w:tcPr>
+          <w:p/>
+        </w:tc>
+        <w:tc>
+          <w:tcPr>
+            <w:tcW w:w="0" w:type="auto"/>
+            <w:vMerge w:val="restart"/>
+            <w:shd w:val="clear" w:color="auto" w:fill="auto"/>
+          </w:tcPr>
+          <w:p>
+            <w:pPr>
+              <w:keepNext/>
+              <w:jc w:val="center"/>
+              <w:rPr>
+                <w:szCs w:val="22"/>
+              </w:rPr>
+            </w:pPr>
+            <w:r>
+              <w:rPr>
+                <w:rFonts w:ascii="Times New Roman" w:hAnsi="Times New Roman"/>
+                <w:sz w:val="24"/>
+                <w:szCs w:val="22"/>
+              </w:rPr>
+              <w:t>2</w:t>
+            </w:r>
+          </w:p>
+        </w:tc>
+        <w:tc>
+          <w:tcPr>
+            <w:tcW w:w="0" w:type="auto"/>
+            <w:vMerge w:val="restart"/>
+            <w:shd w:val="clear" w:color="auto" w:fill="auto"/>
+          </w:tcPr>
+          <w:p>
+            <w:pPr>
+              <w:keepNext/>
+              <w:jc w:val="center"/>
+              <w:rPr>
+                <w:szCs w:val="22"/>
+              </w:rPr>
+            </w:pPr>
+            <w:r>
+              <w:rPr>
+                <w:rFonts w:ascii="Times New Roman" w:hAnsi="Times New Roman"/>
+                <w:sz w:val="24"/>
+                <w:szCs w:val="22"/>
+              </w:rPr>
+              <w:t>Параметрические исследования</w:t>
+            </w:r>
+          </w:p>
+        </w:tc>
+        <w:tc>
+          <w:tcPr>
+            <w:tcW w:w="0" w:type="auto"/>
+            <w:shd w:val="clear" w:color="auto" w:fill="auto"/>
+          </w:tcPr>
+          <w:p>
+            <w:pPr>
+              <w:keepNext/>
+              <w:rPr>
+                <w:szCs w:val="22"/>
+              </w:rPr>
+            </w:pPr>
+            <w:r>
+              <w:rPr>
+                <w:rFonts w:ascii="Times New Roman" w:hAnsi="Times New Roman"/>
+                <w:sz w:val="24"/>
+                <w:szCs w:val="22"/>
+              </w:rPr>
+              <w:t>Лабораторная работа №28. Автоматизация расчета по сетке параметров с фиксацией статуса задач и проверкой полноты выходной таблицы</w:t>
+            </w:r>
+          </w:p>
+        </w:tc>
+      </w:tr>
+      <w:tr>
+        <w:trPr>
+          <w:cantSplit/>
+        </w:trPr>
+        <w:tc>
+          <w:tcPr>
+            <w:tcW w:w="0" w:type="auto"/>
+            <w:vMerge/>
+            <w:shd w:val="clear" w:color="auto" w:fill="auto"/>
+          </w:tcPr>
+          <w:p/>
+        </w:tc>
+        <w:tc>
+          <w:tcPr>
+            <w:tcW w:w="0" w:type="auto"/>
+            <w:vMerge/>
+            <w:shd w:val="clear" w:color="auto" w:fill="auto"/>
+          </w:tcPr>
+          <w:p/>
+        </w:tc>
+        <w:tc>
+          <w:tcPr>
+            <w:tcW w:w="0" w:type="auto"/>
+            <w:vMerge/>
+            <w:shd w:val="clear" w:color="auto" w:fill="auto"/>
+          </w:tcPr>
+          <w:p/>
+        </w:tc>
+        <w:tc>
+          <w:tcPr>
+            <w:tcW w:w="0" w:type="auto"/>
+            <w:shd w:val="clear" w:color="auto" w:fill="auto"/>
+          </w:tcPr>
+          <w:p>
+            <w:pPr>
+              <w:keepNext/>
+              <w:rPr>
+                <w:szCs w:val="22"/>
+              </w:rPr>
+            </w:pPr>
+            <w:r>
+              <w:rPr>
+                <w:rFonts w:ascii="Times New Roman" w:hAnsi="Times New Roman"/>
+                <w:sz w:val="24"/>
+                <w:szCs w:val="22"/>
+              </w:rPr>
+              <w:t>Лабораторная работа №29. Профилирование пакетного расчета и векторизация затратного участка с проверкой неизменности результата</w:t>
+            </w:r>
+          </w:p>
+        </w:tc>
+      </w:tr>
+      <w:tr>
+        <w:trPr>
+          <w:cantSplit/>
+        </w:trPr>
+        <w:tc>
+          <w:tcPr>
+            <w:tcW w:w="0" w:type="auto"/>
+            <w:vMerge/>
+            <w:shd w:val="clear" w:color="auto" w:fill="auto"/>
+          </w:tcPr>
+          <w:p/>
+        </w:tc>
+        <w:tc>
+          <w:tcPr>
+            <w:tcW w:w="0" w:type="auto"/>
+            <w:vMerge w:val="restart"/>
+            <w:shd w:val="clear" w:color="auto" w:fill="auto"/>
+          </w:tcPr>
+          <w:p>
+            <w:pPr>
+              <w:keepNext/>
+              <w:jc w:val="center"/>
+              <w:rPr>
+                <w:szCs w:val="22"/>
+              </w:rPr>
+            </w:pPr>
+            <w:r>
+              <w:rPr>
+                <w:rFonts w:ascii="Times New Roman" w:hAnsi="Times New Roman"/>
+                <w:sz w:val="24"/>
+                <w:szCs w:val="22"/>
+              </w:rPr>
+              <w:t>3</w:t>
+            </w:r>
+          </w:p>
+        </w:tc>
+        <w:tc>
+          <w:tcPr>
+            <w:tcW w:w="0" w:type="auto"/>
+            <w:vMerge w:val="restart"/>
+            <w:shd w:val="clear" w:color="auto" w:fill="auto"/>
+          </w:tcPr>
+          <w:p>
+            <w:pPr>
+              <w:keepNext/>
+              <w:jc w:val="center"/>
+              <w:rPr>
+                <w:szCs w:val="22"/>
+              </w:rPr>
+            </w:pPr>
+            <w:r>
+              <w:rPr>
+                <w:rFonts w:ascii="Times New Roman" w:hAnsi="Times New Roman"/>
+                <w:sz w:val="24"/>
+                <w:szCs w:val="22"/>
+              </w:rPr>
+              <w:t>Организация вычислительных библиотек</w:t>
+            </w:r>
+          </w:p>
+        </w:tc>
+        <w:tc>
+          <w:tcPr>
+            <w:tcW w:w="0" w:type="auto"/>
+            <w:shd w:val="clear" w:color="auto" w:fill="auto"/>
+          </w:tcPr>
+          <w:p>
+            <w:pPr>
+              <w:keepNext/>
+              <w:rPr>
+                <w:szCs w:val="22"/>
+              </w:rPr>
+            </w:pPr>
+            <w:r>
+              <w:rPr>
+                <w:rFonts w:ascii="Times New Roman" w:hAnsi="Times New Roman"/>
+                <w:sz w:val="24"/>
+                <w:szCs w:val="22"/>
+              </w:rPr>
+              <w:t>Лабораторная работа №30. Воспроизведение пакетного расчета в чистом окружении и устранение несовместимости версий зависимостей</w:t>
+            </w:r>
+          </w:p>
+        </w:tc>
+      </w:tr>
+      <w:tr>
+        <w:trPr>
+          <w:cantSplit/>
+        </w:trPr>
+        <w:tc>
+          <w:tcPr>
+            <w:tcW w:w="0" w:type="auto"/>
+            <w:vMerge/>
+            <w:shd w:val="clear" w:color="auto" w:fill="auto"/>
+          </w:tcPr>
+          <w:p/>
+        </w:tc>
+        <w:tc>
+          <w:tcPr>
+            <w:tcW w:w="0" w:type="auto"/>
+            <w:vMerge/>
+            <w:shd w:val="clear" w:color="auto" w:fill="auto"/>
+          </w:tcPr>
+          <w:p/>
+        </w:tc>
+        <w:tc>
+          <w:tcPr>
+            <w:tcW w:w="0" w:type="auto"/>
+            <w:vMerge/>
+            <w:shd w:val="clear" w:color="auto" w:fill="auto"/>
+          </w:tcPr>
+          <w:p/>
+        </w:tc>
+        <w:tc>
+          <w:tcPr>
+            <w:tcW w:w="0" w:type="auto"/>
+            <w:shd w:val="clear" w:color="auto" w:fill="auto"/>
+          </w:tcPr>
+          <w:p>
+            <w:pPr>
+              <w:keepNext/>
+              <w:rPr>
+                <w:szCs w:val="22"/>
+              </w:rPr>
+            </w:pPr>
+            <w:r>
+              <w:rPr>
+                <w:rFonts w:ascii="Times New Roman" w:hAnsi="Times New Roman"/>
+                <w:sz w:val="24"/>
+                <w:szCs w:val="22"/>
+              </w:rPr>
+              <w:t>Лабораторная работа №31. Восстановление предыдущего расчета по версии кода и входных данных с диагностикой расхождения результатов</w:t>
+            </w:r>
+          </w:p>
+        </w:tc>
+      </w:tr>
+      <w:tr>
+        <w:trPr>
+          <w:cantSplit/>
+        </w:trPr>
+        <w:tc>
+          <w:tcPr>
+            <w:tcW w:w="0" w:type="auto"/>
+            <w:vMerge/>
+            <w:shd w:val="clear" w:color="auto" w:fill="auto"/>
+          </w:tcPr>
+          <w:p/>
+        </w:tc>
+        <w:tc>
+          <w:tcPr>
+            <w:tcW w:w="0" w:type="auto"/>
+            <w:vMerge/>
+            <w:shd w:val="clear" w:color="auto" w:fill="auto"/>
+          </w:tcPr>
+          <w:p/>
+        </w:tc>
+        <w:tc>
+          <w:tcPr>
+            <w:tcW w:w="0" w:type="auto"/>
+            <w:vMerge/>
+            <w:shd w:val="clear" w:color="auto" w:fill="auto"/>
+          </w:tcPr>
+          <w:p/>
+        </w:tc>
+        <w:tc>
+          <w:tcPr>
+            <w:tcW w:w="0" w:type="auto"/>
+            <w:shd w:val="clear" w:color="auto" w:fill="auto"/>
+          </w:tcPr>
+          <w:p>
+            <w:pPr>
+              <w:keepNext/>
+              <w:rPr>
+                <w:szCs w:val="22"/>
+              </w:rPr>
+            </w:pPr>
+            <w:r>
+              <w:rPr>
+                <w:rFonts w:ascii="Times New Roman" w:hAnsi="Times New Roman"/>
+                <w:sz w:val="24"/>
+                <w:szCs w:val="22"/>
+              </w:rPr>
+              <w:t>Лабораторная работа №32. Сборка вычислительного пакета с командным интерфейсом и проверкой установки и полного расчета в чистом окружении</w:t>
+            </w:r>
+          </w:p>
+        </w:tc>
+      </w:tr>
+    </w:tbl>
+    <w:p>
+      <w:pPr>
+        <w:pStyle w:val="RPD_FOS_Standard"/>
+        <w:keepNext/>
+        <w:tabs>
+          <w:tab w:val="left" w:pos="1140"/>
+        </w:tabs>
+        <w:ind w:firstLine="0"/>
+        <w:rPr>
+          <w:b/>
+          <w:color w:val="auto"/>
+          <w:sz w:val="28"/>
+          <w:szCs w:val="28"/>
+        </w:rPr>
+      </w:pPr>
+    </w:p>
+    <w:p>
+      <w:pPr>
         <w:spacing w:line="240" w:lineRule="auto"/>
         <w:ind w:right="-1"/>
         <w:jc w:val="center"/>
@@ -16725,7 +19063,7 @@
                 <w:szCs w:val="28"/>
                 <w:lang w:val="ru-RU"/>
               </w:rPr>
-              <w:t>работа выполнена в полном объеме с соблюдением необходимой последовательности и требований к проведению опытов;</w:t>
+              <w:t>работа выполнена в полном объеме с соблюдением необходимой последовательности и требований к выполнению задания;</w:t>
             </w:r>
           </w:p>
           <w:p>
@@ -16752,7 +19090,7 @@
                 <w:szCs w:val="28"/>
                 <w:lang w:val="ru-RU"/>
               </w:rPr>
-              <w:t xml:space="preserve">опыты проведены в условиях и режимах, обеспечивающих получение результатов и выводов с наибольшей точностью; </w:t>
+              <w:t xml:space="preserve">методы и средства решения задачи применены корректно и обеспечивают получение проверяемых результатов и обоснованных выводов с необходимой точностью;</w:t>
             </w:r>
           </w:p>
           <w:p>
@@ -16779,7 +19117,7 @@
                 <w:szCs w:val="28"/>
                 <w:lang w:val="ru-RU"/>
               </w:rPr>
-              <w:t xml:space="preserve">научно грамотно, логично описаны наблюдения и сформированы выводы из опыта. В представленном отчете правильно и аккуратно выполнены все записи, таблицы, рисунки, графики, чертежи, вычисления и сделаны выводы; </w:t>
+              <w:t xml:space="preserve">научно грамотно, логично описаны методы решения и результаты, правильно использованы понятия и терминология, сформулированы обоснованные выводы. В представленном отчете правильно и аккуратно выполнены все записи, таблицы, рисунки, графики, чертежи, вычисления и сделаны выводы;</w:t>
             </w:r>
           </w:p>
           <w:p>
@@ -16807,7 +19145,7 @@
                 <w:szCs w:val="28"/>
                 <w:lang w:val="ru-RU"/>
               </w:rPr>
-              <w:t>эксперимент осуществляется по плану с учетом техники безопасности и правил работы с материалами и оборудованием.</w:t>
+              <w:t>работа выполнена по плану; при защите обучающийся обосновывает выбор методов и средств решения задачи и объясняет результаты, представленные в отчете.</w:t>
             </w:r>
           </w:p>
         </w:tc>
@@ -16870,7 +19208,7 @@
                 <w:szCs w:val="28"/>
                 <w:lang w:val="ru-RU"/>
               </w:rPr>
-              <w:t xml:space="preserve">работа выполнена не полностью и объем выполненной работы не позволяет сделать правильных выводов; </w:t>
+              <w:t xml:space="preserve">работа выполнена не полностью и объем выполненной работы не позволяет сделать правильных выводов;</w:t>
             </w:r>
           </w:p>
           <w:p>
@@ -16898,7 +19236,7 @@
                 <w:szCs w:val="28"/>
                 <w:lang w:val="ru-RU"/>
               </w:rPr>
-              <w:t>опыты, измерения, вычисления, наблюдения произведены неправильно;</w:t>
+              <w:t>методы решения задания применены неправильно; вычисления и/или анализ результатов содержат ошибки;</w:t>
             </w:r>
           </w:p>
           <w:p>
@@ -16927,7 +19265,7 @@
                 <w:szCs w:val="28"/>
                 <w:lang w:val="ru-RU"/>
               </w:rPr>
-              <w:t>допущены грубые ошибки в ходе эксперимента.</w:t>
+              <w:t>допущены грубые ошибки в ходе выполнения работы.</w:t>
             </w:r>
           </w:p>
         </w:tc>
@@ -27262,6 +29600,24 @@
       <w:color w:val="666666"/>
     </w:rPr>
   </w:style>
+  <w:style w:type="paragraph" w:customStyle="1" w:styleId="RPD_FOS_Standard">
+    <w:name w:val="РПД: Standard"/>
+    <w:pPr>
+      <w:widowControl w:val="0"/>
+      <w:tabs>
+        <w:tab w:val="left" w:pos="708"/>
+      </w:tabs>
+      <w:ind w:firstLine="400"/>
+      <w:jc w:val="both"/>
+    </w:pPr>
+    <w:rPr>
+      <w:color w:val="000000"/>
+      <w:kern w:val="1"/>
+      <w:sz w:val="24"/>
+      <w:szCs w:val="24"/>
+      <w:lang w:eastAsia="zh-CN"/>
+    </w:rPr>
+  </w:style>
 </w:styles>
 </file>
 

--- a/МатМодиИИ/ФОС/ОС_Б1.О.04.17_Программирование_и_прикладная_математика.docx
+++ b/МатМодиИИ/ФОС/ОС_Б1.О.04.17_Программирование_и_прикладная_математика.docx
@@ -9430,6 +9430,32 @@
             </w:pPr>
             <w:r>
               <w:t xml:space="preserve">Входы, выходы и ошибки в контракте вычислительного модуля. Проверяемые предусловия.</w:t>
+            </w:r>
+          </w:p>
+          <w:p>
+            <w:pPr>
+              <w:tabs>
+                <w:tab w:val="left" w:pos="1026"/>
+              </w:tabs>
+              <w:spacing w:before="98"/>
+              <w:ind w:firstLine="0"/>
+              <w:rPr>
+                <w:rFonts w:ascii="Times New Roman" w:hAnsi="Times New Roman" w:eastAsia="Times New Roman" w:cs="Times New Roman"/>
+                <w:b/>
+                <w:sz w:val="24"/>
+                <w:highlight w:val="yellow"/>
+                <w:szCs w:val="24"/>
+              </w:rPr>
+            </w:pPr>
+            <w:r>
+              <w:rPr>
+                <w:rFonts w:ascii="Times New Roman" w:hAnsi="Times New Roman" w:eastAsia="Times New Roman" w:cs="Times New Roman"/>
+                <w:b/>
+                <w:sz w:val="24"/>
+                <w:highlight w:val="yellow"/>
+                <w:szCs w:val="24"/>
+              </w:rPr>
+              <w:t>Дополнительно: типы и преобразования, ветвления, циклы, методы, массивы и строки C#; проверяемый консольный ввод через TryParse на тех же контрольных данных.</w:t>
             </w:r>
           </w:p>
         </w:tc>
@@ -13714,6 +13740,32 @@
               <w:t xml:space="preserve">Статус каждой задачи в итоговой таблице. Контроль полноты расчетной серии.</w:t>
             </w:r>
           </w:p>
+          <w:p>
+            <w:pPr>
+              <w:tabs>
+                <w:tab w:val="left" w:pos="1026"/>
+              </w:tabs>
+              <w:spacing w:before="98"/>
+              <w:ind w:firstLine="0"/>
+              <w:rPr>
+                <w:rFonts w:ascii="Times New Roman" w:hAnsi="Times New Roman" w:eastAsia="Times New Roman" w:cs="Times New Roman"/>
+                <w:b/>
+                <w:sz w:val="24"/>
+                <w:highlight w:val="yellow"/>
+                <w:szCs w:val="24"/>
+              </w:rPr>
+            </w:pPr>
+            <w:r>
+              <w:rPr>
+                <w:rFonts w:ascii="Times New Roman" w:hAnsi="Times New Roman" w:eastAsia="Times New Roman" w:cs="Times New Roman"/>
+                <w:b/>
+                <w:sz w:val="24"/>
+                <w:highlight w:val="yellow"/>
+                <w:szCs w:val="24"/>
+              </w:rPr>
+              <w:t>Дополнительно: классы и интерфейсы C#, типизированные коллекции и LINQ для контроля статусов и полноты расчетной серии.</w:t>
+            </w:r>
+          </w:p>
         </w:tc>
         <w:tc>
           <w:tcPr>
@@ -14400,6 +14452,32 @@
             </w:pPr>
             <w:r>
               <w:t xml:space="preserve">Командный интерфейс расчета. Аргументы, сообщения об ошибках и код завершения.</w:t>
+            </w:r>
+          </w:p>
+          <w:p>
+            <w:pPr>
+              <w:tabs>
+                <w:tab w:val="left" w:pos="1026"/>
+              </w:tabs>
+              <w:spacing w:before="98"/>
+              <w:ind w:firstLine="0"/>
+              <w:rPr>
+                <w:rFonts w:ascii="Times New Roman" w:hAnsi="Times New Roman" w:eastAsia="Times New Roman" w:cs="Times New Roman"/>
+                <w:b/>
+                <w:sz w:val="24"/>
+                <w:highlight w:val="yellow"/>
+                <w:szCs w:val="24"/>
+              </w:rPr>
+            </w:pPr>
+            <w:r>
+              <w:rPr>
+                <w:rFonts w:ascii="Times New Roman" w:hAnsi="Times New Roman" w:eastAsia="Times New Roman" w:cs="Times New Roman"/>
+                <w:b/>
+                <w:sz w:val="24"/>
+                <w:highlight w:val="yellow"/>
+                <w:szCs w:val="24"/>
+              </w:rPr>
+              <w:t>Дополнительно: файловый ввод/вывод, обработка исключений и коды завершения небольшого консольного приложения C#.</w:t>
             </w:r>
           </w:p>
         </w:tc>
@@ -16819,6 +16897,24 @@
               <w:t>Лабораторная работа №17. Разработка Python-модуля преобразования измерений в признаки по фиксированным правилам с контрактами, диагностикой входа и проверкой неизменности параметров</w:t>
             </w:r>
           </w:p>
+          <w:p>
+            <w:pPr>
+              <w:keepNext/>
+              <w:rPr>
+                <w:rFonts w:ascii="Times New Roman" w:hAnsi="Times New Roman" w:eastAsia="Times New Roman" w:cs="Times New Roman"/>
+                <w:szCs w:val="24"/>
+                <w:sz w:val="24"/>
+              </w:rPr>
+            </w:pPr>
+            <w:r>
+              <w:rPr>
+                <w:rFonts w:ascii="Times New Roman" w:hAnsi="Times New Roman" w:eastAsia="Times New Roman" w:cs="Times New Roman"/>
+                <w:szCs w:val="24"/>
+                <w:sz w:val="24"/>
+              </w:rPr>
+              <w:t>Дополнительно: C# — числовые типы, управляющие конструкции и методы на контрольных примерах преобразования.</w:t>
+            </w:r>
+          </w:p>
         </w:tc>
       </w:tr>
       <w:tr>
@@ -17004,6 +17100,24 @@
               <w:t>Лабораторная работа №20. Объединение экспериментальных таблиц с несовпадающими ключами и проверкой корректности групповых сводок</w:t>
             </w:r>
           </w:p>
+          <w:p>
+            <w:pPr>
+              <w:keepNext/>
+              <w:rPr>
+                <w:rFonts w:ascii="Times New Roman" w:hAnsi="Times New Roman" w:eastAsia="Times New Roman" w:cs="Times New Roman"/>
+                <w:szCs w:val="24"/>
+                <w:sz w:val="24"/>
+              </w:rPr>
+            </w:pPr>
+            <w:r>
+              <w:rPr>
+                <w:rFonts w:ascii="Times New Roman" w:hAnsi="Times New Roman" w:eastAsia="Times New Roman" w:cs="Times New Roman"/>
+                <w:szCs w:val="24"/>
+                <w:sz w:val="24"/>
+              </w:rPr>
+              <w:t>Дополнительно: C# — массивы, строки, консольный ввод/вывод и TryParse для небольшой контрольной выборки.</w:t>
+            </w:r>
+          </w:p>
         </w:tc>
       </w:tr>
       <w:tr>
@@ -17138,6 +17252,24 @@
               <w:t>Лабораторная работа №22. Построение набора модульных проверок расчетной функции и исправление обнаруженных ошибок на граничных входах</w:t>
             </w:r>
           </w:p>
+          <w:p>
+            <w:pPr>
+              <w:keepNext/>
+              <w:rPr>
+                <w:rFonts w:ascii="Times New Roman" w:hAnsi="Times New Roman" w:eastAsia="Times New Roman" w:cs="Times New Roman"/>
+                <w:szCs w:val="24"/>
+                <w:sz w:val="24"/>
+              </w:rPr>
+            </w:pPr>
+            <w:r>
+              <w:rPr>
+                <w:rFonts w:ascii="Times New Roman" w:hAnsi="Times New Roman" w:eastAsia="Times New Roman" w:cs="Times New Roman"/>
+                <w:szCs w:val="24"/>
+                <w:sz w:val="24"/>
+              </w:rPr>
+              <w:t>Дополнительно: C# — граничные проверки типизированных методов и сравнение численных результатов.</w:t>
+            </w:r>
+          </w:p>
         </w:tc>
       </w:tr>
       <w:tr>
@@ -17339,6 +17471,24 @@
               <w:t>Лабораторная работа №25. Разработка пакетного расчета линейных систем с проверкой совместности входов и обработкой отказов решателя</w:t>
             </w:r>
           </w:p>
+          <w:p>
+            <w:pPr>
+              <w:keepNext/>
+              <w:rPr>
+                <w:rFonts w:ascii="Times New Roman" w:hAnsi="Times New Roman" w:eastAsia="Times New Roman" w:cs="Times New Roman"/>
+                <w:szCs w:val="24"/>
+                <w:sz w:val="24"/>
+              </w:rPr>
+            </w:pPr>
+            <w:r>
+              <w:rPr>
+                <w:rFonts w:ascii="Times New Roman" w:hAnsi="Times New Roman" w:eastAsia="Times New Roman" w:cs="Times New Roman"/>
+                <w:szCs w:val="24"/>
+                <w:sz w:val="24"/>
+              </w:rPr>
+              <w:t>Дополнительно: C# — классы и интерфейс проверки готового Python-решения по размерностям и невязке.</w:t>
+            </w:r>
+          </w:p>
         </w:tc>
       </w:tr>
       <w:tr>
@@ -17524,6 +17674,24 @@
               <w:t>Лабораторная работа №28. Автоматизация расчета по сетке параметров с фиксацией статуса задач и проверкой полноты выходной таблицы</w:t>
             </w:r>
           </w:p>
+          <w:p>
+            <w:pPr>
+              <w:keepNext/>
+              <w:rPr>
+                <w:rFonts w:ascii="Times New Roman" w:hAnsi="Times New Roman" w:eastAsia="Times New Roman" w:cs="Times New Roman"/>
+                <w:szCs w:val="24"/>
+                <w:sz w:val="24"/>
+              </w:rPr>
+            </w:pPr>
+            <w:r>
+              <w:rPr>
+                <w:rFonts w:ascii="Times New Roman" w:hAnsi="Times New Roman" w:eastAsia="Times New Roman" w:cs="Times New Roman"/>
+                <w:szCs w:val="24"/>
+                <w:sz w:val="24"/>
+              </w:rPr>
+              <w:t>Дополнительно: C# — обобщенные коллекции и LINQ для контроля сетки параметров и сводки статусов.</w:t>
+            </w:r>
+          </w:p>
         </w:tc>
       </w:tr>
       <w:tr>
@@ -17758,6 +17926,24 @@
                 <w:szCs w:val="22"/>
               </w:rPr>
               <w:t>Лабораторная работа №32. Сборка вычислительного пакета с командным интерфейсом и проверкой установки и полного расчета в чистом окружении</w:t>
+            </w:r>
+          </w:p>
+          <w:p>
+            <w:pPr>
+              <w:keepNext/>
+              <w:rPr>
+                <w:rFonts w:ascii="Times New Roman" w:hAnsi="Times New Roman" w:eastAsia="Times New Roman" w:cs="Times New Roman"/>
+                <w:szCs w:val="24"/>
+                <w:sz w:val="24"/>
+              </w:rPr>
+            </w:pPr>
+            <w:r>
+              <w:rPr>
+                <w:rFonts w:ascii="Times New Roman" w:hAnsi="Times New Roman" w:eastAsia="Times New Roman" w:cs="Times New Roman"/>
+                <w:szCs w:val="24"/>
+                <w:sz w:val="24"/>
+              </w:rPr>
+              <w:t>Дополнительно: C# — консольное приложение, файлы, исключения и коды завершения.</w:t>
             </w:r>
           </w:p>
         </w:tc>
@@ -21113,24 +21299,6 @@
     </w:p>
     <w:p>
       <w:pPr>
-        <w:ind w:firstLine="0"/>
-        <w:rPr>
-          <w:sz w:val="24"/>
-          <w:szCs w:val="24"/>
-        </w:rPr>
-        <w:keepNext/>
-        <w:keepLines/>
-      </w:pPr>
-      <w:r>
-        <w:rPr>
-          <w:sz w:val="24"/>
-          <w:szCs w:val="24"/>
-        </w:rPr>
-        <w:t xml:space="preserve">Вопросы для защиты:</w:t>
-      </w:r>
-    </w:p>
-    <w:p>
-      <w:pPr>
         <w:pStyle w:val="S1_a5"/>
         <w:widowControl/>
         <w:tabs>
@@ -21139,24 +21307,40 @@
         <w:autoSpaceDE/>
         <w:autoSpaceDN/>
         <w:rPr>
+          <w:rFonts w:ascii="Times New Roman" w:hAnsi="Times New Roman" w:eastAsia="Times New Roman" w:cs="Times New Roman"/>
           <w:sz w:val="24"/>
           <w:szCs w:val="24"/>
           <w:lang w:val="ru-RU"/>
         </w:rPr>
-        <w:numPr>
-          <w:ilvl w:val="0"/>
-          <w:numId w:val="65"/>
-        </w:numPr>
-        <w:keepNext w:val="1"/>
+        <w:keepNext w:val="0"/>
         <w:keepLines w:val="1"/>
       </w:pPr>
       <w:r>
         <w:rPr>
+          <w:rFonts w:ascii="Times New Roman" w:hAnsi="Times New Roman" w:eastAsia="Times New Roman" w:cs="Times New Roman"/>
           <w:sz w:val="24"/>
           <w:szCs w:val="24"/>
           <w:lang w:val="ru-RU"/>
         </w:rPr>
-        <w:t xml:space="preserve">Контракт модуля признаков. Порядок выходных столбцов и единицы значений.</w:t>
+        <w:t>Дополнение на C#: реализовать короткий фрагмент того же фиксированного преобразования измерений с явно заданными числовыми типами, переменными, условиями, циклами и методами; проверить его на тех же контрольных входах, сохранив исходный Python-модуль.</w:t>
+      </w:r>
+    </w:p>
+    <w:p>
+      <w:pPr>
+        <w:ind w:firstLine="0"/>
+        <w:rPr>
+          <w:sz w:val="24"/>
+          <w:szCs w:val="24"/>
+        </w:rPr>
+        <w:keepNext/>
+        <w:keepLines/>
+      </w:pPr>
+      <w:r>
+        <w:rPr>
+          <w:sz w:val="24"/>
+          <w:szCs w:val="24"/>
+        </w:rPr>
+        <w:t xml:space="preserve">Вопросы для защиты:</w:t>
       </w:r>
     </w:p>
     <w:p>
@@ -21177,6 +21361,36 @@
           <w:ilvl w:val="0"/>
           <w:numId w:val="65"/>
         </w:numPr>
+        <w:keepNext w:val="1"/>
+        <w:keepLines w:val="1"/>
+      </w:pPr>
+      <w:r>
+        <w:rPr>
+          <w:sz w:val="24"/>
+          <w:szCs w:val="24"/>
+          <w:lang w:val="ru-RU"/>
+        </w:rPr>
+        <w:t xml:space="preserve">Контракт модуля признаков. Порядок выходных столбцов и единицы значений.</w:t>
+      </w:r>
+    </w:p>
+    <w:p>
+      <w:pPr>
+        <w:pStyle w:val="S1_a5"/>
+        <w:widowControl/>
+        <w:tabs>
+          <w:tab w:val="left" w:pos="5820"/>
+        </w:tabs>
+        <w:autoSpaceDE/>
+        <w:autoSpaceDN/>
+        <w:rPr>
+          <w:sz w:val="24"/>
+          <w:szCs w:val="24"/>
+          <w:lang w:val="ru-RU"/>
+        </w:rPr>
+        <w:numPr>
+          <w:ilvl w:val="0"/>
+          <w:numId w:val="65"/>
+        </w:numPr>
         <w:keepNext w:val="0"/>
         <w:keepLines w:val="1"/>
       </w:pPr>
@@ -21187,6 +21401,62 @@
           <w:lang w:val="ru-RU"/>
         </w:rPr>
         <w:t xml:space="preserve">Неизменность фиксированных параметров преобразования на новой таблице.</w:t>
+      </w:r>
+    </w:p>
+    <w:p>
+      <w:pPr>
+        <w:pStyle w:val="S1_a5"/>
+        <w:widowControl/>
+        <w:tabs>
+          <w:tab w:val="left" w:pos="5820"/>
+        </w:tabs>
+        <w:autoSpaceDE/>
+        <w:autoSpaceDN/>
+        <w:rPr>
+          <w:rFonts w:ascii="Times New Roman" w:hAnsi="Times New Roman" w:eastAsia="Times New Roman" w:cs="Times New Roman"/>
+          <w:sz w:val="24"/>
+          <w:szCs w:val="24"/>
+          <w:lang w:val="ru-RU"/>
+        </w:rPr>
+        <w:keepNext w:val="0"/>
+        <w:keepLines w:val="1"/>
+      </w:pPr>
+      <w:r>
+        <w:rPr>
+          <w:rFonts w:ascii="Times New Roman" w:hAnsi="Times New Roman" w:eastAsia="Times New Roman" w:cs="Times New Roman"/>
+          <w:sz w:val="24"/>
+          <w:szCs w:val="24"/>
+          <w:lang w:val="ru-RU"/>
+        </w:rPr>
+        <w:t>Какие типы параметров и результата выбраны для метода C# и где требуются числовые преобразования?</w:t>
+      </w:r>
+    </w:p>
+    <w:p>
+      <w:pPr>
+        <w:pStyle w:val="S1_a5"/>
+        <w:widowControl/>
+        <w:tabs>
+          <w:tab w:val="left" w:pos="5820"/>
+        </w:tabs>
+        <w:autoSpaceDE/>
+        <w:autoSpaceDN/>
+        <w:rPr>
+          <w:rFonts w:ascii="Times New Roman" w:hAnsi="Times New Roman" w:eastAsia="Times New Roman" w:cs="Times New Roman"/>
+          <w:sz w:val="24"/>
+          <w:szCs w:val="24"/>
+          <w:lang w:val="ru-RU"/>
+        </w:rPr>
+        <w:keepNext w:val="0"/>
+        <w:keepLines w:val="1"/>
+      </w:pPr>
+      <w:r>
+        <w:rPr>
+          <w:rFonts w:ascii="Times New Roman" w:hAnsi="Times New Roman" w:eastAsia="Times New Roman" w:cs="Times New Roman"/>
+          <w:sz w:val="24"/>
+          <w:szCs w:val="24"/>
+          <w:lang w:val="ru-RU"/>
+        </w:rPr>
+        <w:t>Как условия и циклы в фрагменте C# обеспечивают исходный контракт и как проверено совпадение результатов с Python на контрольных входах?</w:t>
       </w:r>
     </w:p>
     <w:p>
@@ -21425,24 +21695,6 @@
     </w:p>
     <w:p>
       <w:pPr>
-        <w:ind w:firstLine="0"/>
-        <w:rPr>
-          <w:sz w:val="24"/>
-          <w:szCs w:val="24"/>
-        </w:rPr>
-        <w:keepNext/>
-        <w:keepLines/>
-      </w:pPr>
-      <w:r>
-        <w:rPr>
-          <w:sz w:val="24"/>
-          <w:szCs w:val="24"/>
-        </w:rPr>
-        <w:t xml:space="preserve">Вопросы для защиты:</w:t>
-      </w:r>
-    </w:p>
-    <w:p>
-      <w:pPr>
         <w:pStyle w:val="S1_a5"/>
         <w:widowControl/>
         <w:tabs>
@@ -21451,24 +21703,40 @@
         <w:autoSpaceDE/>
         <w:autoSpaceDN/>
         <w:rPr>
+          <w:rFonts w:ascii="Times New Roman" w:hAnsi="Times New Roman" w:eastAsia="Times New Roman" w:cs="Times New Roman"/>
           <w:sz w:val="24"/>
           <w:szCs w:val="24"/>
           <w:lang w:val="ru-RU"/>
         </w:rPr>
-        <w:numPr>
-          <w:ilvl w:val="0"/>
-          <w:numId w:val="68"/>
-        </w:numPr>
-        <w:keepNext w:val="1"/>
+        <w:keepNext w:val="0"/>
         <w:keepLines w:val="1"/>
       </w:pPr>
       <w:r>
         <w:rPr>
+          <w:rFonts w:ascii="Times New Roman" w:hAnsi="Times New Roman" w:eastAsia="Times New Roman" w:cs="Times New Roman"/>
           <w:sz w:val="24"/>
           <w:szCs w:val="24"/>
           <w:lang w:val="ru-RU"/>
         </w:rPr>
-        <w:t xml:space="preserve">Несовпадающие ключи соединяемых экспериментальных таблиц. Учет потерянных записей.</w:t>
+        <w:t>Дополнение на C#: для небольшой контрольной выборки выполнить консольный ввод строк, их разбор с TryParse в типизированные массивы, объединение по ключу с обходом циклом и текстовый вывод сводки; сверить ключи и число записей с исходной реализацией.</w:t>
+      </w:r>
+    </w:p>
+    <w:p>
+      <w:pPr>
+        <w:ind w:firstLine="0"/>
+        <w:rPr>
+          <w:sz w:val="24"/>
+          <w:szCs w:val="24"/>
+        </w:rPr>
+        <w:keepNext/>
+        <w:keepLines/>
+      </w:pPr>
+      <w:r>
+        <w:rPr>
+          <w:sz w:val="24"/>
+          <w:szCs w:val="24"/>
+        </w:rPr>
+        <w:t xml:space="preserve">Вопросы для защиты:</w:t>
       </w:r>
     </w:p>
     <w:p>
@@ -21489,6 +21757,36 @@
           <w:ilvl w:val="0"/>
           <w:numId w:val="68"/>
         </w:numPr>
+        <w:keepNext w:val="1"/>
+        <w:keepLines w:val="1"/>
+      </w:pPr>
+      <w:r>
+        <w:rPr>
+          <w:sz w:val="24"/>
+          <w:szCs w:val="24"/>
+          <w:lang w:val="ru-RU"/>
+        </w:rPr>
+        <w:t xml:space="preserve">Несовпадающие ключи соединяемых экспериментальных таблиц. Учет потерянных записей.</w:t>
+      </w:r>
+    </w:p>
+    <w:p>
+      <w:pPr>
+        <w:pStyle w:val="S1_a5"/>
+        <w:widowControl/>
+        <w:tabs>
+          <w:tab w:val="left" w:pos="5820"/>
+        </w:tabs>
+        <w:autoSpaceDE/>
+        <w:autoSpaceDN/>
+        <w:rPr>
+          <w:sz w:val="24"/>
+          <w:szCs w:val="24"/>
+          <w:lang w:val="ru-RU"/>
+        </w:rPr>
+        <w:numPr>
+          <w:ilvl w:val="0"/>
+          <w:numId w:val="68"/>
+        </w:numPr>
         <w:keepNext w:val="0"/>
         <w:keepLines w:val="1"/>
       </w:pPr>
@@ -21499,6 +21797,62 @@
           <w:lang w:val="ru-RU"/>
         </w:rPr>
         <w:t xml:space="preserve">Размножение записей при соединении. Проверка по ручной контрольной сводке.</w:t>
+      </w:r>
+    </w:p>
+    <w:p>
+      <w:pPr>
+        <w:pStyle w:val="S1_a5"/>
+        <w:widowControl/>
+        <w:tabs>
+          <w:tab w:val="left" w:pos="5820"/>
+        </w:tabs>
+        <w:autoSpaceDE/>
+        <w:autoSpaceDN/>
+        <w:rPr>
+          <w:rFonts w:ascii="Times New Roman" w:hAnsi="Times New Roman" w:eastAsia="Times New Roman" w:cs="Times New Roman"/>
+          <w:sz w:val="24"/>
+          <w:szCs w:val="24"/>
+          <w:lang w:val="ru-RU"/>
+        </w:rPr>
+        <w:keepNext w:val="0"/>
+        <w:keepLines w:val="1"/>
+      </w:pPr>
+      <w:r>
+        <w:rPr>
+          <w:rFonts w:ascii="Times New Roman" w:hAnsi="Times New Roman" w:eastAsia="Times New Roman" w:cs="Times New Roman"/>
+          <w:sz w:val="24"/>
+          <w:szCs w:val="24"/>
+          <w:lang w:val="ru-RU"/>
+        </w:rPr>
+        <w:t>Как проверяется разбор входных строк C# через TryParse и отделяется ошибка формата от недопустимого значения?</w:t>
+      </w:r>
+    </w:p>
+    <w:p>
+      <w:pPr>
+        <w:pStyle w:val="S1_a5"/>
+        <w:widowControl/>
+        <w:tabs>
+          <w:tab w:val="left" w:pos="5820"/>
+        </w:tabs>
+        <w:autoSpaceDE/>
+        <w:autoSpaceDN/>
+        <w:rPr>
+          <w:rFonts w:ascii="Times New Roman" w:hAnsi="Times New Roman" w:eastAsia="Times New Roman" w:cs="Times New Roman"/>
+          <w:sz w:val="24"/>
+          <w:szCs w:val="24"/>
+          <w:lang w:val="ru-RU"/>
+        </w:rPr>
+        <w:keepNext w:val="0"/>
+        <w:keepLines w:val="1"/>
+      </w:pPr>
+      <w:r>
+        <w:rPr>
+          <w:rFonts w:ascii="Times New Roman" w:hAnsi="Times New Roman" w:eastAsia="Times New Roman" w:cs="Times New Roman"/>
+          <w:sz w:val="24"/>
+          <w:szCs w:val="24"/>
+          <w:lang w:val="ru-RU"/>
+        </w:rPr>
+        <w:t>Как согласованы индексы массивов и ключи записей при объединении и учтены несовпадающие ключи в итоговой сводке?</w:t>
       </w:r>
     </w:p>
     <w:p>
@@ -21633,24 +21987,6 @@
     </w:p>
     <w:p>
       <w:pPr>
-        <w:ind w:firstLine="0"/>
-        <w:rPr>
-          <w:sz w:val="24"/>
-          <w:szCs w:val="24"/>
-        </w:rPr>
-        <w:keepNext/>
-        <w:keepLines/>
-      </w:pPr>
-      <w:r>
-        <w:rPr>
-          <w:sz w:val="24"/>
-          <w:szCs w:val="24"/>
-        </w:rPr>
-        <w:t xml:space="preserve">Вопросы для защиты:</w:t>
-      </w:r>
-    </w:p>
-    <w:p>
-      <w:pPr>
         <w:pStyle w:val="S1_a5"/>
         <w:widowControl/>
         <w:tabs>
@@ -21659,24 +21995,40 @@
         <w:autoSpaceDE/>
         <w:autoSpaceDN/>
         <w:rPr>
+          <w:rFonts w:ascii="Times New Roman" w:hAnsi="Times New Roman" w:eastAsia="Times New Roman" w:cs="Times New Roman"/>
           <w:sz w:val="24"/>
           <w:szCs w:val="24"/>
           <w:lang w:val="ru-RU"/>
         </w:rPr>
-        <w:numPr>
-          <w:ilvl w:val="0"/>
-          <w:numId w:val="70"/>
-        </w:numPr>
-        <w:keepNext w:val="1"/>
+        <w:keepNext w:val="0"/>
         <w:keepLines w:val="1"/>
       </w:pPr>
       <w:r>
         <w:rPr>
+          <w:rFonts w:ascii="Times New Roman" w:hAnsi="Times New Roman" w:eastAsia="Times New Roman" w:cs="Times New Roman"/>
           <w:sz w:val="24"/>
           <w:szCs w:val="24"/>
           <w:lang w:val="ru-RU"/>
         </w:rPr>
-        <w:t xml:space="preserve">Граничные входы расчетной функции. Связь выбранных тестов с ее контрактом.</w:t>
+        <w:t>Дополнение на C#: применить ту же небольшую граничную выборку к типизированным методам и сопоставить результаты с исходными проверками Python с обоснованными абсолютным и относительным допусками.</w:t>
+      </w:r>
+    </w:p>
+    <w:p>
+      <w:pPr>
+        <w:ind w:firstLine="0"/>
+        <w:rPr>
+          <w:sz w:val="24"/>
+          <w:szCs w:val="24"/>
+        </w:rPr>
+        <w:keepNext/>
+        <w:keepLines/>
+      </w:pPr>
+      <w:r>
+        <w:rPr>
+          <w:sz w:val="24"/>
+          <w:szCs w:val="24"/>
+        </w:rPr>
+        <w:t xml:space="preserve">Вопросы для защиты:</w:t>
       </w:r>
     </w:p>
     <w:p>
@@ -21697,6 +22049,36 @@
           <w:ilvl w:val="0"/>
           <w:numId w:val="70"/>
         </w:numPr>
+        <w:keepNext w:val="1"/>
+        <w:keepLines w:val="1"/>
+      </w:pPr>
+      <w:r>
+        <w:rPr>
+          <w:sz w:val="24"/>
+          <w:szCs w:val="24"/>
+          <w:lang w:val="ru-RU"/>
+        </w:rPr>
+        <w:t xml:space="preserve">Граничные входы расчетной функции. Связь выбранных тестов с ее контрактом.</w:t>
+      </w:r>
+    </w:p>
+    <w:p>
+      <w:pPr>
+        <w:pStyle w:val="S1_a5"/>
+        <w:widowControl/>
+        <w:tabs>
+          <w:tab w:val="left" w:pos="5820"/>
+        </w:tabs>
+        <w:autoSpaceDE/>
+        <w:autoSpaceDN/>
+        <w:rPr>
+          <w:sz w:val="24"/>
+          <w:szCs w:val="24"/>
+          <w:lang w:val="ru-RU"/>
+        </w:rPr>
+        <w:numPr>
+          <w:ilvl w:val="0"/>
+          <w:numId w:val="70"/>
+        </w:numPr>
         <w:keepNext w:val="0"/>
         <w:keepLines w:val="1"/>
       </w:pPr>
@@ -21707,6 +22089,62 @@
           <w:lang w:val="ru-RU"/>
         </w:rPr>
         <w:t xml:space="preserve">Абсолютный и относительный допуски при сравнении расчетной функции с независимым эталоном.</w:t>
+      </w:r>
+    </w:p>
+    <w:p>
+      <w:pPr>
+        <w:pStyle w:val="S1_a5"/>
+        <w:widowControl/>
+        <w:tabs>
+          <w:tab w:val="left" w:pos="5820"/>
+        </w:tabs>
+        <w:autoSpaceDE/>
+        <w:autoSpaceDN/>
+        <w:rPr>
+          <w:rFonts w:ascii="Times New Roman" w:hAnsi="Times New Roman" w:eastAsia="Times New Roman" w:cs="Times New Roman"/>
+          <w:sz w:val="24"/>
+          <w:szCs w:val="24"/>
+          <w:lang w:val="ru-RU"/>
+        </w:rPr>
+        <w:keepNext w:val="0"/>
+        <w:keepLines w:val="1"/>
+      </w:pPr>
+      <w:r>
+        <w:rPr>
+          <w:rFonts w:ascii="Times New Roman" w:hAnsi="Times New Roman" w:eastAsia="Times New Roman" w:cs="Times New Roman"/>
+          <w:sz w:val="24"/>
+          <w:szCs w:val="24"/>
+          <w:lang w:val="ru-RU"/>
+        </w:rPr>
+        <w:t>Какие граничные случаи проверяются для метода C# на той же контрольной выборке?</w:t>
+      </w:r>
+    </w:p>
+    <w:p>
+      <w:pPr>
+        <w:pStyle w:val="S1_a5"/>
+        <w:widowControl/>
+        <w:tabs>
+          <w:tab w:val="left" w:pos="5820"/>
+        </w:tabs>
+        <w:autoSpaceDE/>
+        <w:autoSpaceDN/>
+        <w:rPr>
+          <w:rFonts w:ascii="Times New Roman" w:hAnsi="Times New Roman" w:eastAsia="Times New Roman" w:cs="Times New Roman"/>
+          <w:sz w:val="24"/>
+          <w:szCs w:val="24"/>
+          <w:lang w:val="ru-RU"/>
+        </w:rPr>
+        <w:keepNext w:val="0"/>
+        <w:keepLines w:val="1"/>
+      </w:pPr>
+      <w:r>
+        <w:rPr>
+          <w:rFonts w:ascii="Times New Roman" w:hAnsi="Times New Roman" w:eastAsia="Times New Roman" w:cs="Times New Roman"/>
+          <w:sz w:val="24"/>
+          <w:szCs w:val="24"/>
+          <w:lang w:val="ru-RU"/>
+        </w:rPr>
+        <w:t>Как обоснованы абсолютный и относительный допуски при сопоставлении численных результатов C# и Python?</w:t>
       </w:r>
     </w:p>
     <w:p>
@@ -21974,24 +22412,6 @@
     </w:p>
     <w:p>
       <w:pPr>
-        <w:ind w:firstLine="0"/>
-        <w:rPr>
-          <w:sz w:val="24"/>
-          <w:szCs w:val="24"/>
-        </w:rPr>
-        <w:keepNext/>
-        <w:keepLines/>
-      </w:pPr>
-      <w:r>
-        <w:rPr>
-          <w:sz w:val="24"/>
-          <w:szCs w:val="24"/>
-        </w:rPr>
-        <w:t xml:space="preserve">Вопросы для защиты:</w:t>
-      </w:r>
-    </w:p>
-    <w:p>
-      <w:pPr>
         <w:pStyle w:val="S1_a5"/>
         <w:widowControl/>
         <w:tabs>
@@ -22000,24 +22420,40 @@
         <w:autoSpaceDE/>
         <w:autoSpaceDN/>
         <w:rPr>
+          <w:rFonts w:ascii="Times New Roman" w:hAnsi="Times New Roman" w:eastAsia="Times New Roman" w:cs="Times New Roman"/>
           <w:sz w:val="24"/>
           <w:szCs w:val="24"/>
           <w:lang w:val="ru-RU"/>
         </w:rPr>
-        <w:numPr>
-          <w:ilvl w:val="0"/>
-          <w:numId w:val="73"/>
-        </w:numPr>
-        <w:keepNext w:val="1"/>
+        <w:keepNext w:val="0"/>
         <w:keepLines w:val="1"/>
       </w:pPr>
       <w:r>
         <w:rPr>
+          <w:rFonts w:ascii="Times New Roman" w:hAnsi="Times New Roman" w:eastAsia="Times New Roman" w:cs="Times New Roman"/>
           <w:sz w:val="24"/>
           <w:szCs w:val="24"/>
           <w:lang w:val="ru-RU"/>
         </w:rPr>
-        <w:t xml:space="preserve">Статусы пакетного решения корректной и сингулярной систем.</w:t>
+        <w:t>Дополнение на C#: представить входы и результаты уже выполненного расчета типизированными классами и реализовать интерфейс проверки размерностей и невязки; применить его к контрольным результатам исходного решателя Python.</w:t>
+      </w:r>
+    </w:p>
+    <w:p>
+      <w:pPr>
+        <w:ind w:firstLine="0"/>
+        <w:rPr>
+          <w:sz w:val="24"/>
+          <w:szCs w:val="24"/>
+        </w:rPr>
+        <w:keepNext/>
+        <w:keepLines/>
+      </w:pPr>
+      <w:r>
+        <w:rPr>
+          <w:sz w:val="24"/>
+          <w:szCs w:val="24"/>
+        </w:rPr>
+        <w:t xml:space="preserve">Вопросы для защиты:</w:t>
       </w:r>
     </w:p>
     <w:p>
@@ -22038,6 +22474,36 @@
           <w:ilvl w:val="0"/>
           <w:numId w:val="73"/>
         </w:numPr>
+        <w:keepNext w:val="1"/>
+        <w:keepLines w:val="1"/>
+      </w:pPr>
+      <w:r>
+        <w:rPr>
+          <w:sz w:val="24"/>
+          <w:szCs w:val="24"/>
+          <w:lang w:val="ru-RU"/>
+        </w:rPr>
+        <w:t xml:space="preserve">Статусы пакетного решения корректной и сингулярной систем.</w:t>
+      </w:r>
+    </w:p>
+    <w:p>
+      <w:pPr>
+        <w:pStyle w:val="S1_a5"/>
+        <w:widowControl/>
+        <w:tabs>
+          <w:tab w:val="left" w:pos="5820"/>
+        </w:tabs>
+        <w:autoSpaceDE/>
+        <w:autoSpaceDN/>
+        <w:rPr>
+          <w:sz w:val="24"/>
+          <w:szCs w:val="24"/>
+          <w:lang w:val="ru-RU"/>
+        </w:rPr>
+        <w:numPr>
+          <w:ilvl w:val="0"/>
+          <w:numId w:val="73"/>
+        </w:numPr>
         <w:keepNext w:val="0"/>
         <w:keepLines w:val="1"/>
       </w:pPr>
@@ -22048,6 +22514,62 @@
           <w:lang w:val="ru-RU"/>
         </w:rPr>
         <w:t xml:space="preserve">Несогласованный размер правой части. Диагностика в протоколе пакетного расчета.</w:t>
+      </w:r>
+    </w:p>
+    <w:p>
+      <w:pPr>
+        <w:pStyle w:val="S1_a5"/>
+        <w:widowControl/>
+        <w:tabs>
+          <w:tab w:val="left" w:pos="5820"/>
+        </w:tabs>
+        <w:autoSpaceDE/>
+        <w:autoSpaceDN/>
+        <w:rPr>
+          <w:rFonts w:ascii="Times New Roman" w:hAnsi="Times New Roman" w:eastAsia="Times New Roman" w:cs="Times New Roman"/>
+          <w:sz w:val="24"/>
+          <w:szCs w:val="24"/>
+          <w:lang w:val="ru-RU"/>
+        </w:rPr>
+        <w:keepNext w:val="0"/>
+        <w:keepLines w:val="1"/>
+      </w:pPr>
+      <w:r>
+        <w:rPr>
+          <w:rFonts w:ascii="Times New Roman" w:hAnsi="Times New Roman" w:eastAsia="Times New Roman" w:cs="Times New Roman"/>
+          <w:sz w:val="24"/>
+          <w:szCs w:val="24"/>
+          <w:lang w:val="ru-RU"/>
+        </w:rPr>
+        <w:t>Как в C# разделены классы входных данных и результата и задан интерфейс их независимой проверки?</w:t>
+      </w:r>
+    </w:p>
+    <w:p>
+      <w:pPr>
+        <w:pStyle w:val="S1_a5"/>
+        <w:widowControl/>
+        <w:tabs>
+          <w:tab w:val="left" w:pos="5820"/>
+        </w:tabs>
+        <w:autoSpaceDE/>
+        <w:autoSpaceDN/>
+        <w:rPr>
+          <w:rFonts w:ascii="Times New Roman" w:hAnsi="Times New Roman" w:eastAsia="Times New Roman" w:cs="Times New Roman"/>
+          <w:sz w:val="24"/>
+          <w:szCs w:val="24"/>
+          <w:lang w:val="ru-RU"/>
+        </w:rPr>
+        <w:keepNext w:val="0"/>
+        <w:keepLines w:val="1"/>
+      </w:pPr>
+      <w:r>
+        <w:rPr>
+          <w:rFonts w:ascii="Times New Roman" w:hAnsi="Times New Roman" w:eastAsia="Times New Roman" w:cs="Times New Roman"/>
+          <w:sz w:val="24"/>
+          <w:szCs w:val="24"/>
+          <w:lang w:val="ru-RU"/>
+        </w:rPr>
+        <w:t>Как проверяются размерности и невязка готового Python-решения и почему успешного статуса решателя недостаточно для подтверждения результата?</w:t>
       </w:r>
     </w:p>
     <w:p>
@@ -22286,24 +22808,6 @@
     </w:p>
     <w:p>
       <w:pPr>
-        <w:ind w:firstLine="0"/>
-        <w:rPr>
-          <w:sz w:val="24"/>
-          <w:szCs w:val="24"/>
-        </w:rPr>
-        <w:keepNext/>
-        <w:keepLines/>
-      </w:pPr>
-      <w:r>
-        <w:rPr>
-          <w:sz w:val="24"/>
-          <w:szCs w:val="24"/>
-        </w:rPr>
-        <w:t xml:space="preserve">Вопросы для защиты:</w:t>
-      </w:r>
-    </w:p>
-    <w:p>
-      <w:pPr>
         <w:pStyle w:val="S1_a5"/>
         <w:widowControl/>
         <w:tabs>
@@ -22312,24 +22816,40 @@
         <w:autoSpaceDE/>
         <w:autoSpaceDN/>
         <w:rPr>
+          <w:rFonts w:ascii="Times New Roman" w:hAnsi="Times New Roman" w:eastAsia="Times New Roman" w:cs="Times New Roman"/>
           <w:sz w:val="24"/>
           <w:szCs w:val="24"/>
           <w:lang w:val="ru-RU"/>
         </w:rPr>
-        <w:numPr>
-          <w:ilvl w:val="0"/>
-          <w:numId w:val="76"/>
-        </w:numPr>
-        <w:keepNext w:val="1"/>
+        <w:keepNext w:val="0"/>
         <w:keepLines w:val="1"/>
       </w:pPr>
       <w:r>
         <w:rPr>
+          <w:rFonts w:ascii="Times New Roman" w:hAnsi="Times New Roman" w:eastAsia="Times New Roman" w:cs="Times New Roman"/>
           <w:sz w:val="24"/>
           <w:szCs w:val="24"/>
           <w:lang w:val="ru-RU"/>
         </w:rPr>
-        <w:t xml:space="preserve">Полнота выходной сетки параметров. Проверка отсутствующих и повторяющихся комбинаций.</w:t>
+        <w:t>Дополнение на C#: представить контрольную сетку и статусы в коллекциях List&lt;T&gt; и Dictionary&lt;TKey,TValue&gt;, обработать их через IEnumerable&lt;T&gt; и LINQ для отбора и группировки результатов; проверить полноту ключей и совпадение сводки с исходным расчетом.</w:t>
+      </w:r>
+    </w:p>
+    <w:p>
+      <w:pPr>
+        <w:ind w:firstLine="0"/>
+        <w:rPr>
+          <w:sz w:val="24"/>
+          <w:szCs w:val="24"/>
+        </w:rPr>
+        <w:keepNext/>
+        <w:keepLines/>
+      </w:pPr>
+      <w:r>
+        <w:rPr>
+          <w:sz w:val="24"/>
+          <w:szCs w:val="24"/>
+        </w:rPr>
+        <w:t xml:space="preserve">Вопросы для защиты:</w:t>
       </w:r>
     </w:p>
     <w:p>
@@ -22350,6 +22870,36 @@
           <w:ilvl w:val="0"/>
           <w:numId w:val="76"/>
         </w:numPr>
+        <w:keepNext w:val="1"/>
+        <w:keepLines w:val="1"/>
+      </w:pPr>
+      <w:r>
+        <w:rPr>
+          <w:sz w:val="24"/>
+          <w:szCs w:val="24"/>
+          <w:lang w:val="ru-RU"/>
+        </w:rPr>
+        <w:t xml:space="preserve">Полнота выходной сетки параметров. Проверка отсутствующих и повторяющихся комбинаций.</w:t>
+      </w:r>
+    </w:p>
+    <w:p>
+      <w:pPr>
+        <w:pStyle w:val="S1_a5"/>
+        <w:widowControl/>
+        <w:tabs>
+          <w:tab w:val="left" w:pos="5820"/>
+        </w:tabs>
+        <w:autoSpaceDE/>
+        <w:autoSpaceDN/>
+        <w:rPr>
+          <w:sz w:val="24"/>
+          <w:szCs w:val="24"/>
+          <w:lang w:val="ru-RU"/>
+        </w:rPr>
+        <w:numPr>
+          <w:ilvl w:val="0"/>
+          <w:numId w:val="76"/>
+        </w:numPr>
         <w:keepNext w:val="0"/>
         <w:keepLines w:val="1"/>
       </w:pPr>
@@ -22360,6 +22910,62 @@
           <w:lang w:val="ru-RU"/>
         </w:rPr>
         <w:t xml:space="preserve">Протокол задачи с ошибкой. Сохранение параметров и причины неуспешного завершения.</w:t>
+      </w:r>
+    </w:p>
+    <w:p>
+      <w:pPr>
+        <w:pStyle w:val="S1_a5"/>
+        <w:widowControl/>
+        <w:tabs>
+          <w:tab w:val="left" w:pos="5820"/>
+        </w:tabs>
+        <w:autoSpaceDE/>
+        <w:autoSpaceDN/>
+        <w:rPr>
+          <w:rFonts w:ascii="Times New Roman" w:hAnsi="Times New Roman" w:eastAsia="Times New Roman" w:cs="Times New Roman"/>
+          <w:sz w:val="24"/>
+          <w:szCs w:val="24"/>
+          <w:lang w:val="ru-RU"/>
+        </w:rPr>
+        <w:keepNext w:val="0"/>
+        <w:keepLines w:val="1"/>
+      </w:pPr>
+      <w:r>
+        <w:rPr>
+          <w:rFonts w:ascii="Times New Roman" w:hAnsi="Times New Roman" w:eastAsia="Times New Roman" w:cs="Times New Roman"/>
+          <w:sz w:val="24"/>
+          <w:szCs w:val="24"/>
+          <w:lang w:val="ru-RU"/>
+        </w:rPr>
+        <w:t>Как generics и интерфейс IEnumerable&lt;T&gt; используются в коллекциях List&lt;T&gt; и Dictionary&lt;TKey,TValue&gt;?</w:t>
+      </w:r>
+    </w:p>
+    <w:p>
+      <w:pPr>
+        <w:pStyle w:val="S1_a5"/>
+        <w:widowControl/>
+        <w:tabs>
+          <w:tab w:val="left" w:pos="5820"/>
+        </w:tabs>
+        <w:autoSpaceDE/>
+        <w:autoSpaceDN/>
+        <w:rPr>
+          <w:rFonts w:ascii="Times New Roman" w:hAnsi="Times New Roman" w:eastAsia="Times New Roman" w:cs="Times New Roman"/>
+          <w:sz w:val="24"/>
+          <w:szCs w:val="24"/>
+          <w:lang w:val="ru-RU"/>
+        </w:rPr>
+        <w:keepNext w:val="0"/>
+        <w:keepLines w:val="1"/>
+      </w:pPr>
+      <w:r>
+        <w:rPr>
+          <w:rFonts w:ascii="Times New Roman" w:hAnsi="Times New Roman" w:eastAsia="Times New Roman" w:cs="Times New Roman"/>
+          <w:sz w:val="24"/>
+          <w:szCs w:val="24"/>
+          <w:lang w:val="ru-RU"/>
+        </w:rPr>
+        <w:t>Какие операции LINQ выполняют отбор и группировку результатов и как проверено сохранение всех ключей расчетной сетки?</w:t>
       </w:r>
     </w:p>
     <w:p>
@@ -22702,24 +23308,6 @@
     </w:p>
     <w:p>
       <w:pPr>
-        <w:ind w:firstLine="0"/>
-        <w:rPr>
-          <w:sz w:val="24"/>
-          <w:szCs w:val="24"/>
-        </w:rPr>
-        <w:keepNext/>
-        <w:keepLines/>
-      </w:pPr>
-      <w:r>
-        <w:rPr>
-          <w:sz w:val="24"/>
-          <w:szCs w:val="24"/>
-        </w:rPr>
-        <w:t xml:space="preserve">Вопросы для защиты:</w:t>
-      </w:r>
-    </w:p>
-    <w:p>
-      <w:pPr>
         <w:pStyle w:val="S1_a5"/>
         <w:widowControl/>
         <w:tabs>
@@ -22728,24 +23316,40 @@
         <w:autoSpaceDE/>
         <w:autoSpaceDN/>
         <w:rPr>
+          <w:rFonts w:ascii="Times New Roman" w:hAnsi="Times New Roman" w:eastAsia="Times New Roman" w:cs="Times New Roman"/>
           <w:sz w:val="24"/>
           <w:szCs w:val="24"/>
           <w:lang w:val="ru-RU"/>
         </w:rPr>
-        <w:numPr>
-          <w:ilvl w:val="0"/>
-          <w:numId w:val="80"/>
-        </w:numPr>
-        <w:keepNext w:val="1"/>
+        <w:keepNext w:val="0"/>
         <w:keepLines w:val="1"/>
       </w:pPr>
       <w:r>
         <w:rPr>
+          <w:rFonts w:ascii="Times New Roman" w:hAnsi="Times New Roman" w:eastAsia="Times New Roman" w:cs="Times New Roman"/>
           <w:sz w:val="24"/>
           <w:szCs w:val="24"/>
           <w:lang w:val="ru-RU"/>
         </w:rPr>
-        <w:t xml:space="preserve">Код завершения командного интерфейса при ошибке отдельной расчетной задачи.</w:t>
+        <w:t>Дополнение на C#: подготовить небольшое вспомогательное консольное приложение для чтения и записи контрольной расчетной таблицы в согласованном текстовом формате, с обработкой исключений и кодами завершения; зафиксировать запуск средствами Microsoft .NET наряду с исходным пакетом Python.</w:t>
+      </w:r>
+    </w:p>
+    <w:p>
+      <w:pPr>
+        <w:ind w:firstLine="0"/>
+        <w:rPr>
+          <w:sz w:val="24"/>
+          <w:szCs w:val="24"/>
+        </w:rPr>
+        <w:keepNext/>
+        <w:keepLines/>
+      </w:pPr>
+      <w:r>
+        <w:rPr>
+          <w:sz w:val="24"/>
+          <w:szCs w:val="24"/>
+        </w:rPr>
+        <w:t xml:space="preserve">Вопросы для защиты:</w:t>
       </w:r>
     </w:p>
     <w:p>
@@ -22766,6 +23370,36 @@
           <w:ilvl w:val="0"/>
           <w:numId w:val="80"/>
         </w:numPr>
+        <w:keepNext w:val="1"/>
+        <w:keepLines w:val="1"/>
+      </w:pPr>
+      <w:r>
+        <w:rPr>
+          <w:sz w:val="24"/>
+          <w:szCs w:val="24"/>
+          <w:lang w:val="ru-RU"/>
+        </w:rPr>
+        <w:t xml:space="preserve">Код завершения командного интерфейса при ошибке отдельной расчетной задачи.</w:t>
+      </w:r>
+    </w:p>
+    <w:p>
+      <w:pPr>
+        <w:pStyle w:val="S1_a5"/>
+        <w:widowControl/>
+        <w:tabs>
+          <w:tab w:val="left" w:pos="5820"/>
+        </w:tabs>
+        <w:autoSpaceDE/>
+        <w:autoSpaceDN/>
+        <w:rPr>
+          <w:sz w:val="24"/>
+          <w:szCs w:val="24"/>
+          <w:lang w:val="ru-RU"/>
+        </w:rPr>
+        <w:numPr>
+          <w:ilvl w:val="0"/>
+          <w:numId w:val="80"/>
+        </w:numPr>
         <w:keepNext w:val="0"/>
         <w:keepLines w:val="1"/>
       </w:pPr>
@@ -22776,6 +23410,62 @@
           <w:lang w:val="ru-RU"/>
         </w:rPr>
         <w:t xml:space="preserve">Установка вне проекта как проверка полноты и пригодности вычислительного пакета.</w:t>
+      </w:r>
+    </w:p>
+    <w:p>
+      <w:pPr>
+        <w:pStyle w:val="S1_a5"/>
+        <w:widowControl/>
+        <w:tabs>
+          <w:tab w:val="left" w:pos="5820"/>
+        </w:tabs>
+        <w:autoSpaceDE/>
+        <w:autoSpaceDN/>
+        <w:rPr>
+          <w:rFonts w:ascii="Times New Roman" w:hAnsi="Times New Roman" w:eastAsia="Times New Roman" w:cs="Times New Roman"/>
+          <w:sz w:val="24"/>
+          <w:szCs w:val="24"/>
+          <w:lang w:val="ru-RU"/>
+        </w:rPr>
+        <w:keepNext w:val="0"/>
+        <w:keepLines w:val="1"/>
+      </w:pPr>
+      <w:r>
+        <w:rPr>
+          <w:rFonts w:ascii="Times New Roman" w:hAnsi="Times New Roman" w:eastAsia="Times New Roman" w:cs="Times New Roman"/>
+          <w:sz w:val="24"/>
+          <w:szCs w:val="24"/>
+          <w:lang w:val="ru-RU"/>
+        </w:rPr>
+        <w:t>Как приложение C# читает и записывает согласованный текстовый формат и освобождает файловые ресурсы?</w:t>
+      </w:r>
+    </w:p>
+    <w:p>
+      <w:pPr>
+        <w:pStyle w:val="S1_a5"/>
+        <w:widowControl/>
+        <w:tabs>
+          <w:tab w:val="left" w:pos="5820"/>
+        </w:tabs>
+        <w:autoSpaceDE/>
+        <w:autoSpaceDN/>
+        <w:rPr>
+          <w:rFonts w:ascii="Times New Roman" w:hAnsi="Times New Roman" w:eastAsia="Times New Roman" w:cs="Times New Roman"/>
+          <w:sz w:val="24"/>
+          <w:szCs w:val="24"/>
+          <w:lang w:val="ru-RU"/>
+        </w:rPr>
+        <w:keepNext w:val="0"/>
+        <w:keepLines w:val="1"/>
+      </w:pPr>
+      <w:r>
+        <w:rPr>
+          <w:rFonts w:ascii="Times New Roman" w:hAnsi="Times New Roman" w:eastAsia="Times New Roman" w:cs="Times New Roman"/>
+          <w:sz w:val="24"/>
+          <w:szCs w:val="24"/>
+          <w:lang w:val="ru-RU"/>
+        </w:rPr>
+        <w:t>Как различаются ошибки входных данных и файлового ввода/вывода, обрабатываются исключения и проверяются коды завершения?</w:t>
       </w:r>
     </w:p>
     <w:p>

--- a/МатМодиИИ/ФОС/ОС_Б1.О.04.17_Программирование_и_прикладная_математика.docx
+++ b/МатМодиИИ/ФОС/ОС_Б1.О.04.17_Программирование_и_прикладная_математика.docx
@@ -6375,6 +6375,23 @@
             </w:pPr>
             <w:r>
               <w:t xml:space="preserve">Представление и копия массива NumPy. Совместное использование памяти.</w:t>
+            </w:r>
+          </w:p>
+          <w:p xmlns:w="http://schemas.openxmlformats.org/wordprocessingml/2006/main">
+            <w:pPr>
+              <w:rPr>
+                <w:rFonts w:ascii="Times New Roman" w:hAnsi="Times New Roman" w:eastAsia="Times New Roman" w:cs="Times New Roman"/>
+                <w:sz w:val="24"/>
+                <w:szCs w:val="24"/>
+              </w:rPr>
+            </w:pPr>
+            <w:r>
+              <w:rPr>
+                <w:rFonts w:ascii="Times New Roman" w:hAnsi="Times New Roman" w:eastAsia="Times New Roman" w:cs="Times New Roman"/>
+                <w:sz w:val="24"/>
+                <w:szCs w:val="24"/>
+              </w:rPr>
+              <w:t>Дополнительная проверка C# (2 семестр): на контрольном примере из лабораторных работ 9, 12 или 16 пояснить типы, условия, циклы и статический метод, показать запуск консольной программы Microsoft .NET и сверку с Python. При оценивании проверяются корректность кода, обработка ограничений и обоснование результата по существующей шкале аттестации.</w:t>
             </w:r>
           </w:p>
         </w:tc>
@@ -16377,6 +16394,23 @@
               <w:t>Лабораторная работа №9. Преобразование массива многоканальных измерений с масками пропусков и проверкой соответствия каналов</w:t>
             </w:r>
           </w:p>
+          <w:p xmlns:w="http://schemas.openxmlformats.org/wordprocessingml/2006/main">
+            <w:pPr>
+              <w:rPr>
+                <w:rFonts w:ascii="Times New Roman" w:hAnsi="Times New Roman" w:eastAsia="Times New Roman" w:cs="Times New Roman"/>
+                <w:sz w:val="24"/>
+                <w:szCs w:val="24"/>
+              </w:rPr>
+            </w:pPr>
+            <w:r>
+              <w:rPr>
+                <w:rFonts w:ascii="Times New Roman" w:hAnsi="Times New Roman" w:eastAsia="Times New Roman" w:cs="Times New Roman"/>
+                <w:sz w:val="24"/>
+                <w:szCs w:val="24"/>
+              </w:rPr>
+              <w:t>Дополнение на C#: создать консольную программу Microsoft .NET со статическим методом обработки одномерного массива контрольного канала. Указать типы, организовать цикл и условие обработки отсутствующего значения, проверить границы и сопоставить результат с существующим расчетом Python. В отчет включить исходный код, входные данные и таблицу сравнения.</w:t>
+            </w:r>
+          </w:p>
         </w:tc>
       </w:tr>
       <w:tr>
@@ -16562,6 +16596,23 @@
               <w:t>Лабораторная работа №12. Построение графиков кусочной расчетной функции с разрывами и выбором корректного масштаба осей</w:t>
             </w:r>
           </w:p>
+          <w:p xmlns:w="http://schemas.openxmlformats.org/wordprocessingml/2006/main">
+            <w:pPr>
+              <w:rPr>
+                <w:rFonts w:ascii="Times New Roman" w:hAnsi="Times New Roman" w:eastAsia="Times New Roman" w:cs="Times New Roman"/>
+                <w:sz w:val="24"/>
+                <w:szCs w:val="24"/>
+              </w:rPr>
+            </w:pPr>
+            <w:r>
+              <w:rPr>
+                <w:rFonts w:ascii="Times New Roman" w:hAnsi="Times New Roman" w:eastAsia="Times New Roman" w:cs="Times New Roman"/>
+                <w:sz w:val="24"/>
+                <w:szCs w:val="24"/>
+              </w:rPr>
+              <w:t>Дополнение на C#: вычислить значения той же кусочной функции статическим методом и сохранить контрольную текстовую таблицу средствами System.IO. Явно задать формат чисел и разделитель; проверить число точек, разрывы и значения. Использовать существующий Python-код для графика; в отчет включить код C#, таблицу и результаты сверки.</w:t>
+            </w:r>
+          </w:p>
         </w:tc>
       </w:tr>
       <w:tr>
@@ -16796,6 +16847,23 @@
                 <w:szCs w:val="22"/>
               </w:rPr>
               <w:t>Лабораторная работа №16. Получение всех ветвей решения параметрического уравнения с отбором допустимых корней и численной проверкой</w:t>
+            </w:r>
+          </w:p>
+          <w:p xmlns:w="http://schemas.openxmlformats.org/wordprocessingml/2006/main">
+            <w:pPr>
+              <w:rPr>
+                <w:rFonts w:ascii="Times New Roman" w:hAnsi="Times New Roman" w:eastAsia="Times New Roman" w:cs="Times New Roman"/>
+                <w:sz w:val="24"/>
+                <w:szCs w:val="24"/>
+              </w:rPr>
+            </w:pPr>
+            <w:r>
+              <w:rPr>
+                <w:rFonts w:ascii="Times New Roman" w:hAnsi="Times New Roman" w:eastAsia="Times New Roman" w:cs="Times New Roman"/>
+                <w:sz w:val="24"/>
+                <w:szCs w:val="24"/>
+              </w:rPr>
+              <w:t>Дополнение на C#: реализовать числовую проверку допустимости найденных в SymPy корней средствами System.Math, условий и статических методов. Проверить область определения и невязку на тех же контрольных данных; сам символьный поиск корней сохранить в Python. В отчет включить код и таблицу проверок для допустимого и недопустимого случая.</w:t>
             </w:r>
           </w:p>
         </w:tc>
@@ -20436,6 +20504,57 @@
         <w:t xml:space="preserve">Лабораторная работа №9. Преобразование массива многоканальных измерений с масками пропусков и проверкой соответствия каналов</w:t>
       </w:r>
     </w:p>
+    <w:p xmlns:w="http://schemas.openxmlformats.org/wordprocessingml/2006/main">
+      <w:pPr>
+        <w:rPr>
+          <w:rFonts w:ascii="Times New Roman" w:hAnsi="Times New Roman" w:eastAsia="Times New Roman" w:cs="Times New Roman"/>
+          <w:sz w:val="24"/>
+          <w:szCs w:val="24"/>
+        </w:rPr>
+      </w:pPr>
+      <w:r>
+        <w:rPr>
+          <w:rFonts w:ascii="Times New Roman" w:hAnsi="Times New Roman" w:eastAsia="Times New Roman" w:cs="Times New Roman"/>
+          <w:sz w:val="24"/>
+          <w:szCs w:val="24"/>
+        </w:rPr>
+        <w:t>Дополнение на C#: создать консольную программу Microsoft .NET со статическим методом обработки одномерного массива контрольного канала. Указать типы, организовать цикл и условие обработки отсутствующего значения, проверить границы и сопоставить результат с существующим расчетом Python. В отчет включить исходный код, входные данные и таблицу сравнения.</w:t>
+      </w:r>
+    </w:p>
+    <w:p xmlns:w="http://schemas.openxmlformats.org/wordprocessingml/2006/main">
+      <w:pPr>
+        <w:rPr>
+          <w:rFonts w:ascii="Times New Roman" w:hAnsi="Times New Roman" w:eastAsia="Times New Roman" w:cs="Times New Roman"/>
+          <w:sz w:val="24"/>
+          <w:szCs w:val="24"/>
+        </w:rPr>
+      </w:pPr>
+      <w:r>
+        <w:rPr>
+          <w:rFonts w:ascii="Times New Roman" w:hAnsi="Times New Roman" w:eastAsia="Times New Roman" w:cs="Times New Roman"/>
+          <w:sz w:val="24"/>
+          <w:szCs w:val="24"/>
+        </w:rPr>
+        <w:t>Вопросы по C#: как типы, условие обработки пропуска и границы индекса влияют на результат? Чем подтверждено совпадение с Python?</w:t>
+      </w:r>
+    </w:p>
+    <w:p xmlns:w="http://schemas.openxmlformats.org/wordprocessingml/2006/main">
+      <w:pPr>
+        <w:rPr>
+          <w:rFonts w:ascii="Times New Roman" w:hAnsi="Times New Roman" w:eastAsia="Times New Roman" w:cs="Times New Roman"/>
+          <w:sz w:val="24"/>
+          <w:szCs w:val="24"/>
+        </w:rPr>
+      </w:pPr>
+      <w:r>
+        <w:rPr>
+          <w:rFonts w:ascii="Times New Roman" w:hAnsi="Times New Roman" w:eastAsia="Times New Roman" w:cs="Times New Roman"/>
+          <w:sz w:val="24"/>
+          <w:szCs w:val="24"/>
+        </w:rPr>
+        <w:t>Критерий дополнения C#: программа запускается средствами Microsoft .NET, входные данные и ограничения заданы явно, контрольные результаты сопоставлены с Python; обучающийся объясняет код и выявленные расхождения. Дополнение оценивается в рамках существующих отчета и защиты лабораторной работы.</w:t>
+      </w:r>
+    </w:p>
     <w:p>
       <w:pPr>
         <w:ind w:firstLine="0"/>
@@ -20748,6 +20867,57 @@
         <w:t xml:space="preserve">Лабораторная работа №12. Построение графиков кусочной расчетной функции с разрывами и выбором корректного масштаба осей</w:t>
       </w:r>
     </w:p>
+    <w:p xmlns:w="http://schemas.openxmlformats.org/wordprocessingml/2006/main">
+      <w:pPr>
+        <w:rPr>
+          <w:rFonts w:ascii="Times New Roman" w:hAnsi="Times New Roman" w:eastAsia="Times New Roman" w:cs="Times New Roman"/>
+          <w:sz w:val="24"/>
+          <w:szCs w:val="24"/>
+        </w:rPr>
+      </w:pPr>
+      <w:r>
+        <w:rPr>
+          <w:rFonts w:ascii="Times New Roman" w:hAnsi="Times New Roman" w:eastAsia="Times New Roman" w:cs="Times New Roman"/>
+          <w:sz w:val="24"/>
+          <w:szCs w:val="24"/>
+        </w:rPr>
+        <w:t>Дополнение на C#: вычислить значения той же кусочной функции статическим методом и сохранить контрольную текстовую таблицу средствами System.IO. Явно задать формат чисел и разделитель; проверить число точек, разрывы и значения. Использовать существующий Python-код для графика; в отчет включить код C#, таблицу и результаты сверки.</w:t>
+      </w:r>
+    </w:p>
+    <w:p xmlns:w="http://schemas.openxmlformats.org/wordprocessingml/2006/main">
+      <w:pPr>
+        <w:rPr>
+          <w:rFonts w:ascii="Times New Roman" w:hAnsi="Times New Roman" w:eastAsia="Times New Roman" w:cs="Times New Roman"/>
+          <w:sz w:val="24"/>
+          <w:szCs w:val="24"/>
+        </w:rPr>
+      </w:pPr>
+      <w:r>
+        <w:rPr>
+          <w:rFonts w:ascii="Times New Roman" w:hAnsi="Times New Roman" w:eastAsia="Times New Roman" w:cs="Times New Roman"/>
+          <w:sz w:val="24"/>
+          <w:szCs w:val="24"/>
+        </w:rPr>
+        <w:t>Вопросы по C#: как согласованы формат чисел, ветви условия и точки разрыва при передаче таблицы в Python?</w:t>
+      </w:r>
+    </w:p>
+    <w:p xmlns:w="http://schemas.openxmlformats.org/wordprocessingml/2006/main">
+      <w:pPr>
+        <w:rPr>
+          <w:rFonts w:ascii="Times New Roman" w:hAnsi="Times New Roman" w:eastAsia="Times New Roman" w:cs="Times New Roman"/>
+          <w:sz w:val="24"/>
+          <w:szCs w:val="24"/>
+        </w:rPr>
+      </w:pPr>
+      <w:r>
+        <w:rPr>
+          <w:rFonts w:ascii="Times New Roman" w:hAnsi="Times New Roman" w:eastAsia="Times New Roman" w:cs="Times New Roman"/>
+          <w:sz w:val="24"/>
+          <w:szCs w:val="24"/>
+        </w:rPr>
+        <w:t>Критерий дополнения C#: программа запускается средствами Microsoft .NET, входные данные и ограничения заданы явно, контрольные результаты сопоставлены с Python; обучающийся объясняет код и выявленные расхождения. Дополнение оценивается в рамках существующих отчета и защиты лабораторной работы.</w:t>
+      </w:r>
+    </w:p>
     <w:p>
       <w:pPr>
         <w:ind w:firstLine="0"/>
@@ -21162,6 +21332,57 @@
           <w:szCs w:val="24"/>
         </w:rPr>
         <w:t xml:space="preserve">Лабораторная работа №16. Получение всех ветвей решения параметрического уравнения с отбором допустимых корней и численной проверкой</w:t>
+      </w:r>
+    </w:p>
+    <w:p xmlns:w="http://schemas.openxmlformats.org/wordprocessingml/2006/main">
+      <w:pPr>
+        <w:rPr>
+          <w:rFonts w:ascii="Times New Roman" w:hAnsi="Times New Roman" w:eastAsia="Times New Roman" w:cs="Times New Roman"/>
+          <w:sz w:val="24"/>
+          <w:szCs w:val="24"/>
+        </w:rPr>
+      </w:pPr>
+      <w:r>
+        <w:rPr>
+          <w:rFonts w:ascii="Times New Roman" w:hAnsi="Times New Roman" w:eastAsia="Times New Roman" w:cs="Times New Roman"/>
+          <w:sz w:val="24"/>
+          <w:szCs w:val="24"/>
+        </w:rPr>
+        <w:t>Дополнение на C#: реализовать числовую проверку допустимости найденных в SymPy корней средствами System.Math, условий и статических методов. Проверить область определения и невязку на тех же контрольных данных; сам символьный поиск корней сохранить в Python. В отчет включить код и таблицу проверок для допустимого и недопустимого случая.</w:t>
+      </w:r>
+    </w:p>
+    <w:p xmlns:w="http://schemas.openxmlformats.org/wordprocessingml/2006/main">
+      <w:pPr>
+        <w:rPr>
+          <w:rFonts w:ascii="Times New Roman" w:hAnsi="Times New Roman" w:eastAsia="Times New Roman" w:cs="Times New Roman"/>
+          <w:sz w:val="24"/>
+          <w:szCs w:val="24"/>
+        </w:rPr>
+      </w:pPr>
+      <w:r>
+        <w:rPr>
+          <w:rFonts w:ascii="Times New Roman" w:hAnsi="Times New Roman" w:eastAsia="Times New Roman" w:cs="Times New Roman"/>
+          <w:sz w:val="24"/>
+          <w:szCs w:val="24"/>
+        </w:rPr>
+        <w:t>Вопросы по C#: как проверяются область определения и невязка? Почему числовая проверка дополняет символьное решение и какой допуск выбран?</w:t>
+      </w:r>
+    </w:p>
+    <w:p xmlns:w="http://schemas.openxmlformats.org/wordprocessingml/2006/main">
+      <w:pPr>
+        <w:rPr>
+          <w:rFonts w:ascii="Times New Roman" w:hAnsi="Times New Roman" w:eastAsia="Times New Roman" w:cs="Times New Roman"/>
+          <w:sz w:val="24"/>
+          <w:szCs w:val="24"/>
+        </w:rPr>
+      </w:pPr>
+      <w:r>
+        <w:rPr>
+          <w:rFonts w:ascii="Times New Roman" w:hAnsi="Times New Roman" w:eastAsia="Times New Roman" w:cs="Times New Roman"/>
+          <w:sz w:val="24"/>
+          <w:szCs w:val="24"/>
+        </w:rPr>
+        <w:t>Критерий дополнения C#: программа запускается средствами Microsoft .NET, входные данные и ограничения заданы явно, контрольные результаты сопоставлены с Python; обучающийся объясняет код и выявленные расхождения. Дополнение оценивается в рамках существующих отчета и защиты лабораторной работы.</w:t>
       </w:r>
     </w:p>
     <w:p>

--- a/МатМодиИИ/ФОС/ОС_Б1.О.04.17_Программирование_и_прикладная_математика.docx
+++ b/МатМодиИИ/ФОС/ОС_Б1.О.04.17_Программирование_и_прикладная_математика.docx
@@ -2186,7 +2186,7 @@
               </w:rPr>
             </w:pPr>
             <w:r>
-              <w:t xml:space="preserve">Массивы и вычисления</w:t>
+              <w:t xml:space="preserve">Типы данных и массивы</w:t>
             </w:r>
           </w:p>
         </w:tc>
@@ -6377,23 +6377,6 @@
               <w:t xml:space="preserve">Представление и копия массива NumPy. Совместное использование памяти.</w:t>
             </w:r>
           </w:p>
-          <w:p xmlns:w="http://schemas.openxmlformats.org/wordprocessingml/2006/main">
-            <w:pPr>
-              <w:rPr>
-                <w:rFonts w:ascii="Times New Roman" w:hAnsi="Times New Roman" w:eastAsia="Times New Roman" w:cs="Times New Roman"/>
-                <w:sz w:val="24"/>
-                <w:szCs w:val="24"/>
-              </w:rPr>
-            </w:pPr>
-            <w:r>
-              <w:rPr>
-                <w:rFonts w:ascii="Times New Roman" w:hAnsi="Times New Roman" w:eastAsia="Times New Roman" w:cs="Times New Roman"/>
-                <w:sz w:val="24"/>
-                <w:szCs w:val="24"/>
-              </w:rPr>
-              <w:t>Дополнительная проверка C# (2 семестр): на контрольном примере из лабораторных работ 9, 12 или 16 пояснить типы, условия, циклы и статический метод, показать запуск консольной программы Microsoft .NET и сверку с Python. При оценивании проверяются корректность кода, обработка ограничений и обоснование результата по существующей шкале аттестации.</w:t>
-            </w:r>
-          </w:p>
         </w:tc>
         <w:tc>
           <w:tcPr>
@@ -6477,7 +6460,7 @@
               </w:rPr>
             </w:pPr>
             <w:r>
-              <w:t xml:space="preserve">Трансляция размеров массивов NumPy. Условия совместимости форм.</w:t>
+              <w:t xml:space="preserve">Статическая типизация C# и динамическая типизация Python. Объявление переменной, вывод типа var в отличие от dynamic и допустимость последующего присваивания.</w:t>
             </w:r>
           </w:p>
         </w:tc>
@@ -6550,7 +6533,7 @@
               </w:rPr>
             </w:pPr>
             <w:r>
-              <w:t xml:space="preserve">Маски и NaN в агрегировании. Различие пропуска и числового нуля.</w:t>
+              <w:t xml:space="preserve">Числовые типы C#: int, double и decimal. Явные преобразования, целочисленное деление и переполнение при записи вычислительного алгоритма.</w:t>
             </w:r>
           </w:p>
         </w:tc>
@@ -6623,7 +6606,7 @@
               </w:rPr>
             </w:pPr>
             <w:r>
-              <w:t xml:space="preserve">Сравнение циклической и векторной реализаций на одинаковых данных и по одинаковому результату.</w:t>
+              <w:t xml:space="preserve">Операторы ветвления и повторения в C#: if, switch, for, while и foreach. Область видимости переменной, bool в условии в сравнении с truthiness Python и границы индексов.</w:t>
             </w:r>
           </w:p>
         </w:tc>
@@ -6696,7 +6679,7 @@
               </w:rPr>
             </w:pPr>
             <w:r>
-              <w:t xml:space="preserve">Тип элемента массива. Объем памяти, диапазон значений и переполнение.</w:t>
+              <w:t xml:space="preserve">Структура консольной программы C#/.NET и статический метод: типы параметров и результата, return и передача аргументов. Соответствие сигнатуры контракту функции Python.</w:t>
             </w:r>
           </w:p>
         </w:tc>
@@ -6769,7 +6752,7 @@
               </w:rPr>
             </w:pPr>
             <w:r>
-              <w:t xml:space="preserve">Агрегирование по осям двумерного массива. Формы и смысл результата.</w:t>
+              <w:t xml:space="preserve">Трансляция размеров массивов NumPy. Условия совместимости форм.</w:t>
             </w:r>
           </w:p>
         </w:tc>
@@ -6842,7 +6825,7 @@
               </w:rPr>
             </w:pPr>
             <w:r>
-              <w:t xml:space="preserve">Согласование размерностей матрицы и правой части библиотечного решателя.</w:t>
+              <w:t xml:space="preserve">Одномерный и прямоугольный массивы C#: Length, GetLength и тип элемента. Явные циклы по сравнению с трансляцией размеров NumPy.</w:t>
             </w:r>
           </w:p>
         </w:tc>
@@ -6915,7 +6898,7 @@
               </w:rPr>
             </w:pPr>
             <w:r>
-              <w:t xml:space="preserve">Базовые срезы, логическая и целочисленная индексация NumPy. Формы результата и последствия изменения выбранных элементов.</w:t>
+              <w:t xml:space="preserve">Маски и NaN в агрегировании. Различие пропуска и числового нуля.</w:t>
             </w:r>
           </w:p>
         </w:tc>
@@ -6988,7 +6971,7 @@
               </w:rPr>
             </w:pPr>
             <w:r>
-              <w:t xml:space="preserve">Промежуточные массивы в векторизации. Ограничение пиковой памяти.</w:t>
+              <w:t xml:space="preserve">Сравнение циклической и векторной реализаций на одинаковых данных и по одинаковому результату.</w:t>
             </w:r>
           </w:p>
         </w:tc>
@@ -7061,7 +7044,7 @@
               </w:rPr>
             </w:pPr>
             <w:r>
-              <w:t xml:space="preserve">Напишите функцию NumPy, получающую квадратную матрицу A и таблицу повторных измерений M: столбец j содержит измерения j-й компоненты правой части, NaN означает пропуск. Функция должна решить систему с правой частью из средних доступных измерений; отсутствие хотя бы одного измеренного значения компоненты или несовместимые формы — диагностируемая ошибка. Используйте A=[[2,1],[1,3]], M=[[1,2],[3, NaN],[5,6]]. Представьте результат, формы массивов и обоснованную проверку правильности; исходная таблица не должна изменяться.</w:t>
+              <w:t xml:space="preserve">Тип элемента массива. Объем памяти, диапазон значений и переполнение.</w:t>
             </w:r>
           </w:p>
         </w:tc>
@@ -7134,7 +7117,7 @@
               </w:rPr>
             </w:pPr>
             <w:r>
-              <w:t xml:space="preserve">Линейный и логарифмический масштабы графика. Допустимые значения и цель сравнения.</w:t>
+              <w:t xml:space="preserve">Агрегирование по осям двумерного массива. Формы и смысл результата.</w:t>
             </w:r>
           </w:p>
         </w:tc>
@@ -7207,7 +7190,7 @@
               </w:rPr>
             </w:pPr>
             <w:r>
-              <w:t xml:space="preserve">Подписи осей, единицы и легенда экспериментального графика. Условия однозначной интерпретации.</w:t>
+              <w:t xml:space="preserve">Согласование размерностей матрицы и правой части библиотечного решателя.</w:t>
             </w:r>
           </w:p>
         </w:tc>
@@ -7280,7 +7263,7 @@
               </w:rPr>
             </w:pPr>
             <w:r>
-              <w:t xml:space="preserve">Отображение пропусков и погрешностей измерений. Разрывы линии и интервалы.</w:t>
+              <w:t xml:space="preserve">Базовые срезы, логическая и целочисленная индексация NumPy. Формы результата и последствия изменения выбранных элементов.</w:t>
             </w:r>
           </w:p>
         </w:tc>
@@ -7353,7 +7336,7 @@
               </w:rPr>
             </w:pPr>
             <w:r>
-              <w:t xml:space="preserve">Визуальные признаки ошибки расчета. Проверка графика по контрольным значениям.</w:t>
+              <w:t xml:space="preserve">Присваивание, копирование и изменение массива C#. Nullable-значение, NaN и None в Python; проверка сохранения исходного массива при сопоставлении с NumPy.</w:t>
             </w:r>
           </w:p>
         </w:tc>
@@ -7426,7 +7409,7 @@
               </w:rPr>
             </w:pPr>
             <w:r>
-              <w:t xml:space="preserve">График функции и экспериментальные точки. Интерполяция и отсутствие необоснованных связей.</w:t>
+              <w:t xml:space="preserve">Промежуточные массивы в векторизации. Ограничение пиковой памяти.</w:t>
             </w:r>
           </w:p>
         </w:tc>
@@ -7499,7 +7482,7 @@
               </w:rPr>
             </w:pPr>
             <w:r>
-              <w:t xml:space="preserve">Согласование шкал и подписей многопанельного графика для корректного сравнения.</w:t>
+              <w:t xml:space="preserve">Напишите функцию NumPy, получающую квадратную матрицу A и таблицу повторных измерений M: столбец j содержит измерения j-й компоненты правой части, NaN означает пропуск. Функция должна решить систему с правой частью из средних доступных измерений; отсутствие хотя бы одного измеренного значения компоненты или несовместимые формы — диагностируемая ошибка. Используйте A=[[2,1],[1,3]], M=[[1,2],[3, NaN],[5,6]]. Представьте результат, формы массивов и обоснованную проверку правильности; исходная таблица не должна изменяться.</w:t>
             </w:r>
           </w:p>
         </w:tc>
@@ -7572,7 +7555,7 @@
               </w:rPr>
             </w:pPr>
             <w:r>
-              <w:t xml:space="preserve">Диапазон и шкала цветовой карты. Интерпретация значений и насыщения цвета.</w:t>
+              <w:t xml:space="preserve">Реализуйте на C# статический метод средних по столбцам массива double[,] M={{1,2},{3,double.NaN},{5,6}}. Пропускайте NaN; столбец без доступных измерений должен давать диагностируемую ошибку. Укажите тип результата, границы циклов и контрольные средние; исходный массив должен сохраниться. Сопоставьте результат с агрегированием той же таблицы в NumPy.</w:t>
             </w:r>
           </w:p>
         </w:tc>
@@ -7645,7 +7628,7 @@
               </w:rPr>
             </w:pPr>
             <w:r>
-              <w:t xml:space="preserve">Сопоставление экспериментальных серий с различными сетками аргумента. Допустимость интерполяции и визуального соединения наблюдений.</w:t>
+              <w:t xml:space="preserve">Линейный и логарифмический масштабы графика. Допустимые значения и цель сравнения.</w:t>
             </w:r>
           </w:p>
         </w:tc>
@@ -7718,7 +7701,664 @@
               </w:rPr>
             </w:pPr>
             <w:r>
+              <w:t xml:space="preserve">Подписи осей, единицы и легенда экспериментального графика. Условия однозначной интерпретации.</w:t>
+            </w:r>
+          </w:p>
+        </w:tc>
+        <w:tc>
+          <w:tcPr>
+            <w:tcW w:w="2925" w:type="dxa"/>
+            <w:vAlign w:val="center"/>
+            <w:vMerge w:val="continue"/>
+          </w:tcPr>
+          <w:p>
+            <w:pPr>
+              <w:ind w:firstLine="0"/>
+              <w:jc w:val="center"/>
+              <w:rPr>
+                <w:sz w:val="22"/>
+                <w:szCs w:val="22"/>
+                <w:highlight w:val="yellow"/>
+              </w:rPr>
+            </w:pPr>
+          </w:p>
+        </w:tc>
+      </w:tr>
+      <w:tr>
+        <w:trPr>
+          <w:jc w:val="center"/>
+          <w:cantSplit/>
+        </w:trPr>
+        <w:tc>
+          <w:tcPr>
+            <w:tcW w:w="567" w:type="dxa"/>
+          </w:tcPr>
+          <w:p>
+            <w:pPr>
+              <w:pStyle w:val="a5"/>
+              <w:tabs>
+                <w:tab w:val="left" w:pos="0"/>
+              </w:tabs>
+              <w:suppressAutoHyphens/>
+              <w:autoSpaceDN/>
+              <w:ind w:right="284"/>
+              <w:jc w:val="center"/>
+              <w:rPr>
+                <w:kern w:val="2"/>
+                <w:sz w:val="24"/>
+                <w:szCs w:val="24"/>
+                <w:lang w:val="ru-RU" w:eastAsia="zh-CN"/>
+              </w:rPr>
+              <w:numPr>
+                <w:ilvl w:val="0"/>
+                <w:numId w:val="27"/>
+              </w:numPr>
+            </w:pPr>
+          </w:p>
+        </w:tc>
+        <w:tc>
+          <w:tcPr>
+            <w:tcW w:w="5971" w:type="dxa"/>
+          </w:tcPr>
+          <w:p>
+            <w:pPr>
+              <w:tabs>
+                <w:tab w:val="left" w:pos="1026"/>
+              </w:tabs>
+              <w:spacing w:before="98"/>
+              <w:ind w:firstLine="0"/>
+              <w:rPr>
+                <w:b/>
+                <w:sz w:val="24"/>
+                <w:highlight w:val="yellow"/>
+              </w:rPr>
+            </w:pPr>
+            <w:r>
+              <w:t xml:space="preserve">Отображение пропусков и погрешностей измерений. Разрывы линии и интервалы.</w:t>
+            </w:r>
+          </w:p>
+        </w:tc>
+        <w:tc>
+          <w:tcPr>
+            <w:tcW w:w="2925" w:type="dxa"/>
+            <w:vAlign w:val="center"/>
+            <w:vMerge w:val="continue"/>
+          </w:tcPr>
+          <w:p>
+            <w:pPr>
+              <w:ind w:firstLine="0"/>
+              <w:jc w:val="center"/>
+              <w:rPr>
+                <w:sz w:val="22"/>
+                <w:szCs w:val="22"/>
+                <w:highlight w:val="yellow"/>
+              </w:rPr>
+            </w:pPr>
+          </w:p>
+        </w:tc>
+      </w:tr>
+      <w:tr>
+        <w:trPr>
+          <w:jc w:val="center"/>
+          <w:cantSplit/>
+        </w:trPr>
+        <w:tc>
+          <w:tcPr>
+            <w:tcW w:w="567" w:type="dxa"/>
+          </w:tcPr>
+          <w:p>
+            <w:pPr>
+              <w:pStyle w:val="a5"/>
+              <w:tabs>
+                <w:tab w:val="left" w:pos="0"/>
+              </w:tabs>
+              <w:suppressAutoHyphens/>
+              <w:autoSpaceDN/>
+              <w:ind w:right="284"/>
+              <w:jc w:val="center"/>
+              <w:rPr>
+                <w:kern w:val="2"/>
+                <w:sz w:val="24"/>
+                <w:szCs w:val="24"/>
+                <w:lang w:val="ru-RU" w:eastAsia="zh-CN"/>
+              </w:rPr>
+              <w:numPr>
+                <w:ilvl w:val="0"/>
+                <w:numId w:val="27"/>
+              </w:numPr>
+            </w:pPr>
+          </w:p>
+        </w:tc>
+        <w:tc>
+          <w:tcPr>
+            <w:tcW w:w="5971" w:type="dxa"/>
+          </w:tcPr>
+          <w:p>
+            <w:pPr>
+              <w:tabs>
+                <w:tab w:val="left" w:pos="1026"/>
+              </w:tabs>
+              <w:spacing w:before="98"/>
+              <w:ind w:firstLine="0"/>
+              <w:rPr>
+                <w:b/>
+                <w:sz w:val="24"/>
+                <w:highlight w:val="yellow"/>
+              </w:rPr>
+            </w:pPr>
+            <w:r>
+              <w:t xml:space="preserve">Визуальные признаки ошибки расчета. Проверка графика по контрольным значениям.</w:t>
+            </w:r>
+          </w:p>
+        </w:tc>
+        <w:tc>
+          <w:tcPr>
+            <w:tcW w:w="2925" w:type="dxa"/>
+            <w:vAlign w:val="center"/>
+            <w:vMerge w:val="continue"/>
+          </w:tcPr>
+          <w:p>
+            <w:pPr>
+              <w:ind w:firstLine="0"/>
+              <w:jc w:val="center"/>
+              <w:rPr>
+                <w:sz w:val="22"/>
+                <w:szCs w:val="22"/>
+                <w:highlight w:val="yellow"/>
+              </w:rPr>
+            </w:pPr>
+          </w:p>
+        </w:tc>
+      </w:tr>
+      <w:tr>
+        <w:trPr>
+          <w:jc w:val="center"/>
+          <w:cantSplit/>
+        </w:trPr>
+        <w:tc>
+          <w:tcPr>
+            <w:tcW w:w="567" w:type="dxa"/>
+          </w:tcPr>
+          <w:p>
+            <w:pPr>
+              <w:pStyle w:val="a5"/>
+              <w:tabs>
+                <w:tab w:val="left" w:pos="0"/>
+              </w:tabs>
+              <w:suppressAutoHyphens/>
+              <w:autoSpaceDN/>
+              <w:ind w:right="284"/>
+              <w:jc w:val="center"/>
+              <w:rPr>
+                <w:kern w:val="2"/>
+                <w:sz w:val="24"/>
+                <w:szCs w:val="24"/>
+                <w:lang w:val="ru-RU" w:eastAsia="zh-CN"/>
+              </w:rPr>
+              <w:numPr>
+                <w:ilvl w:val="0"/>
+                <w:numId w:val="27"/>
+              </w:numPr>
+            </w:pPr>
+          </w:p>
+        </w:tc>
+        <w:tc>
+          <w:tcPr>
+            <w:tcW w:w="5971" w:type="dxa"/>
+          </w:tcPr>
+          <w:p>
+            <w:pPr>
+              <w:tabs>
+                <w:tab w:val="left" w:pos="1026"/>
+              </w:tabs>
+              <w:spacing w:before="98"/>
+              <w:ind w:firstLine="0"/>
+              <w:rPr>
+                <w:b/>
+                <w:sz w:val="24"/>
+                <w:highlight w:val="yellow"/>
+              </w:rPr>
+            </w:pPr>
+            <w:r>
+              <w:t xml:space="preserve">Табулирование функции на C# и визуализация таблицы в Python. Проверка шага сетки, числа точек и значений на границах ветвей.</w:t>
+            </w:r>
+          </w:p>
+        </w:tc>
+        <w:tc>
+          <w:tcPr>
+            <w:tcW w:w="2925" w:type="dxa"/>
+            <w:vAlign w:val="center"/>
+            <w:vMerge w:val="continue"/>
+          </w:tcPr>
+          <w:p>
+            <w:pPr>
+              <w:ind w:firstLine="0"/>
+              <w:jc w:val="center"/>
+              <w:rPr>
+                <w:sz w:val="22"/>
+                <w:szCs w:val="22"/>
+                <w:highlight w:val="yellow"/>
+              </w:rPr>
+            </w:pPr>
+          </w:p>
+        </w:tc>
+      </w:tr>
+      <w:tr>
+        <w:trPr>
+          <w:jc w:val="center"/>
+          <w:cantSplit/>
+        </w:trPr>
+        <w:tc>
+          <w:tcPr>
+            <w:tcW w:w="567" w:type="dxa"/>
+          </w:tcPr>
+          <w:p>
+            <w:pPr>
+              <w:pStyle w:val="a5"/>
+              <w:tabs>
+                <w:tab w:val="left" w:pos="0"/>
+              </w:tabs>
+              <w:suppressAutoHyphens/>
+              <w:autoSpaceDN/>
+              <w:ind w:right="284"/>
+              <w:jc w:val="center"/>
+              <w:rPr>
+                <w:kern w:val="2"/>
+                <w:sz w:val="24"/>
+                <w:szCs w:val="24"/>
+                <w:lang w:val="ru-RU" w:eastAsia="zh-CN"/>
+              </w:rPr>
+              <w:numPr>
+                <w:ilvl w:val="0"/>
+                <w:numId w:val="27"/>
+              </w:numPr>
+            </w:pPr>
+          </w:p>
+        </w:tc>
+        <w:tc>
+          <w:tcPr>
+            <w:tcW w:w="5971" w:type="dxa"/>
+          </w:tcPr>
+          <w:p>
+            <w:pPr>
+              <w:tabs>
+                <w:tab w:val="left" w:pos="1026"/>
+              </w:tabs>
+              <w:spacing w:before="98"/>
+              <w:ind w:firstLine="0"/>
+              <w:rPr>
+                <w:b/>
+                <w:sz w:val="24"/>
+                <w:highlight w:val="yellow"/>
+              </w:rPr>
+            </w:pPr>
+            <w:r>
+              <w:t xml:space="preserve">График функции и экспериментальные точки. Интерполяция и отсутствие необоснованных связей.</w:t>
+            </w:r>
+          </w:p>
+        </w:tc>
+        <w:tc>
+          <w:tcPr>
+            <w:tcW w:w="2925" w:type="dxa"/>
+            <w:vAlign w:val="center"/>
+            <w:vMerge w:val="continue"/>
+          </w:tcPr>
+          <w:p>
+            <w:pPr>
+              <w:ind w:firstLine="0"/>
+              <w:jc w:val="center"/>
+              <w:rPr>
+                <w:sz w:val="22"/>
+                <w:szCs w:val="22"/>
+                <w:highlight w:val="yellow"/>
+              </w:rPr>
+            </w:pPr>
+          </w:p>
+        </w:tc>
+      </w:tr>
+      <w:tr>
+        <w:trPr>
+          <w:jc w:val="center"/>
+          <w:cantSplit/>
+        </w:trPr>
+        <w:tc>
+          <w:tcPr>
+            <w:tcW w:w="567" w:type="dxa"/>
+          </w:tcPr>
+          <w:p>
+            <w:pPr>
+              <w:pStyle w:val="a5"/>
+              <w:tabs>
+                <w:tab w:val="left" w:pos="0"/>
+              </w:tabs>
+              <w:suppressAutoHyphens/>
+              <w:autoSpaceDN/>
+              <w:ind w:right="284"/>
+              <w:jc w:val="center"/>
+              <w:rPr>
+                <w:kern w:val="2"/>
+                <w:sz w:val="24"/>
+                <w:szCs w:val="24"/>
+                <w:lang w:val="ru-RU" w:eastAsia="zh-CN"/>
+              </w:rPr>
+              <w:numPr>
+                <w:ilvl w:val="0"/>
+                <w:numId w:val="27"/>
+              </w:numPr>
+            </w:pPr>
+          </w:p>
+        </w:tc>
+        <w:tc>
+          <w:tcPr>
+            <w:tcW w:w="5971" w:type="dxa"/>
+          </w:tcPr>
+          <w:p>
+            <w:pPr>
+              <w:tabs>
+                <w:tab w:val="left" w:pos="1026"/>
+              </w:tabs>
+              <w:spacing w:before="98"/>
+              <w:ind w:firstLine="0"/>
+              <w:rPr>
+                <w:b/>
+                <w:sz w:val="24"/>
+                <w:highlight w:val="yellow"/>
+              </w:rPr>
+            </w:pPr>
+            <w:r>
+              <w:t xml:space="preserve">Согласование шкал и подписей многопанельного графика для корректного сравнения.</w:t>
+            </w:r>
+          </w:p>
+        </w:tc>
+        <w:tc>
+          <w:tcPr>
+            <w:tcW w:w="2925" w:type="dxa"/>
+            <w:vAlign w:val="center"/>
+            <w:vMerge w:val="continue"/>
+          </w:tcPr>
+          <w:p>
+            <w:pPr>
+              <w:ind w:firstLine="0"/>
+              <w:jc w:val="center"/>
+              <w:rPr>
+                <w:sz w:val="22"/>
+                <w:szCs w:val="22"/>
+                <w:highlight w:val="yellow"/>
+              </w:rPr>
+            </w:pPr>
+          </w:p>
+        </w:tc>
+      </w:tr>
+      <w:tr>
+        <w:trPr>
+          <w:jc w:val="center"/>
+          <w:cantSplit/>
+        </w:trPr>
+        <w:tc>
+          <w:tcPr>
+            <w:tcW w:w="567" w:type="dxa"/>
+          </w:tcPr>
+          <w:p>
+            <w:pPr>
+              <w:pStyle w:val="a5"/>
+              <w:tabs>
+                <w:tab w:val="left" w:pos="0"/>
+              </w:tabs>
+              <w:suppressAutoHyphens/>
+              <w:autoSpaceDN/>
+              <w:ind w:right="284"/>
+              <w:jc w:val="center"/>
+              <w:rPr>
+                <w:kern w:val="2"/>
+                <w:sz w:val="24"/>
+                <w:szCs w:val="24"/>
+                <w:lang w:val="ru-RU" w:eastAsia="zh-CN"/>
+              </w:rPr>
+              <w:numPr>
+                <w:ilvl w:val="0"/>
+                <w:numId w:val="27"/>
+              </w:numPr>
+            </w:pPr>
+          </w:p>
+        </w:tc>
+        <w:tc>
+          <w:tcPr>
+            <w:tcW w:w="5971" w:type="dxa"/>
+          </w:tcPr>
+          <w:p>
+            <w:pPr>
+              <w:tabs>
+                <w:tab w:val="left" w:pos="1026"/>
+              </w:tabs>
+              <w:spacing w:before="98"/>
+              <w:ind w:firstLine="0"/>
+              <w:rPr>
+                <w:b/>
+                <w:sz w:val="24"/>
+                <w:highlight w:val="yellow"/>
+              </w:rPr>
+            </w:pPr>
+            <w:r>
+              <w:t xml:space="preserve">Диапазон и шкала цветовой карты. Интерпретация значений и насыщения цвета.</w:t>
+            </w:r>
+          </w:p>
+        </w:tc>
+        <w:tc>
+          <w:tcPr>
+            <w:tcW w:w="2925" w:type="dxa"/>
+            <w:vAlign w:val="center"/>
+            <w:vMerge w:val="continue"/>
+          </w:tcPr>
+          <w:p>
+            <w:pPr>
+              <w:ind w:firstLine="0"/>
+              <w:jc w:val="center"/>
+              <w:rPr>
+                <w:sz w:val="22"/>
+                <w:szCs w:val="22"/>
+                <w:highlight w:val="yellow"/>
+              </w:rPr>
+            </w:pPr>
+          </w:p>
+        </w:tc>
+      </w:tr>
+      <w:tr>
+        <w:trPr>
+          <w:jc w:val="center"/>
+          <w:cantSplit/>
+        </w:trPr>
+        <w:tc>
+          <w:tcPr>
+            <w:tcW w:w="567" w:type="dxa"/>
+          </w:tcPr>
+          <w:p>
+            <w:pPr>
+              <w:pStyle w:val="a5"/>
+              <w:tabs>
+                <w:tab w:val="left" w:pos="0"/>
+              </w:tabs>
+              <w:suppressAutoHyphens/>
+              <w:autoSpaceDN/>
+              <w:ind w:right="284"/>
+              <w:jc w:val="center"/>
+              <w:rPr>
+                <w:kern w:val="2"/>
+                <w:sz w:val="24"/>
+                <w:szCs w:val="24"/>
+                <w:lang w:val="ru-RU" w:eastAsia="zh-CN"/>
+              </w:rPr>
+              <w:numPr>
+                <w:ilvl w:val="0"/>
+                <w:numId w:val="27"/>
+              </w:numPr>
+            </w:pPr>
+          </w:p>
+        </w:tc>
+        <w:tc>
+          <w:tcPr>
+            <w:tcW w:w="5971" w:type="dxa"/>
+          </w:tcPr>
+          <w:p>
+            <w:pPr>
+              <w:tabs>
+                <w:tab w:val="left" w:pos="1026"/>
+              </w:tabs>
+              <w:spacing w:before="98"/>
+              <w:ind w:firstLine="0"/>
+              <w:rPr>
+                <w:b/>
+                <w:sz w:val="24"/>
+                <w:highlight w:val="yellow"/>
+              </w:rPr>
+            </w:pPr>
+            <w:r>
+              <w:t xml:space="preserve">Сопоставление экспериментальных серий с различными сетками аргумента. Допустимость интерполяции и визуального соединения наблюдений.</w:t>
+            </w:r>
+          </w:p>
+        </w:tc>
+        <w:tc>
+          <w:tcPr>
+            <w:tcW w:w="2925" w:type="dxa"/>
+            <w:vAlign w:val="center"/>
+            <w:vMerge w:val="continue"/>
+          </w:tcPr>
+          <w:p>
+            <w:pPr>
+              <w:ind w:firstLine="0"/>
+              <w:jc w:val="center"/>
+              <w:rPr>
+                <w:sz w:val="22"/>
+                <w:szCs w:val="22"/>
+                <w:highlight w:val="yellow"/>
+              </w:rPr>
+            </w:pPr>
+          </w:p>
+        </w:tc>
+      </w:tr>
+      <w:tr>
+        <w:trPr>
+          <w:jc w:val="center"/>
+          <w:cantSplit/>
+        </w:trPr>
+        <w:tc>
+          <w:tcPr>
+            <w:tcW w:w="567" w:type="dxa"/>
+          </w:tcPr>
+          <w:p>
+            <w:pPr>
+              <w:pStyle w:val="a5"/>
+              <w:tabs>
+                <w:tab w:val="left" w:pos="0"/>
+              </w:tabs>
+              <w:suppressAutoHyphens/>
+              <w:autoSpaceDN/>
+              <w:ind w:right="284"/>
+              <w:jc w:val="center"/>
+              <w:rPr>
+                <w:kern w:val="2"/>
+                <w:sz w:val="24"/>
+                <w:szCs w:val="24"/>
+                <w:lang w:val="ru-RU" w:eastAsia="zh-CN"/>
+              </w:rPr>
+              <w:numPr>
+                <w:ilvl w:val="0"/>
+                <w:numId w:val="27"/>
+              </w:numPr>
+            </w:pPr>
+          </w:p>
+        </w:tc>
+        <w:tc>
+          <w:tcPr>
+            <w:tcW w:w="5971" w:type="dxa"/>
+          </w:tcPr>
+          <w:p>
+            <w:pPr>
+              <w:tabs>
+                <w:tab w:val="left" w:pos="1026"/>
+              </w:tabs>
+              <w:spacing w:before="98"/>
+              <w:ind w:firstLine="0"/>
+              <w:rPr>
+                <w:b/>
+                <w:sz w:val="24"/>
+                <w:highlight w:val="yellow"/>
+              </w:rPr>
+            </w:pPr>
+            <w:r>
               <w:t xml:space="preserve">Растровые и векторные форматы сохранения графика. Переносимость и читаемость подписей.</w:t>
+            </w:r>
+          </w:p>
+        </w:tc>
+        <w:tc>
+          <w:tcPr>
+            <w:tcW w:w="2925" w:type="dxa"/>
+            <w:vAlign w:val="center"/>
+            <w:vMerge w:val="continue"/>
+          </w:tcPr>
+          <w:p>
+            <w:pPr>
+              <w:ind w:firstLine="0"/>
+              <w:jc w:val="center"/>
+              <w:rPr>
+                <w:sz w:val="22"/>
+                <w:szCs w:val="22"/>
+                <w:highlight w:val="yellow"/>
+              </w:rPr>
+            </w:pPr>
+          </w:p>
+        </w:tc>
+      </w:tr>
+      <w:tr>
+        <w:trPr>
+          <w:jc w:val="center"/>
+          <w:cantSplit/>
+        </w:trPr>
+        <w:tc>
+          <w:tcPr>
+            <w:tcW w:w="567" w:type="dxa"/>
+          </w:tcPr>
+          <w:p>
+            <w:pPr>
+              <w:pStyle w:val="a5"/>
+              <w:tabs>
+                <w:tab w:val="left" w:pos="0"/>
+              </w:tabs>
+              <w:suppressAutoHyphens/>
+              <w:autoSpaceDN/>
+              <w:ind w:right="284"/>
+              <w:jc w:val="center"/>
+              <w:rPr>
+                <w:kern w:val="2"/>
+                <w:sz w:val="24"/>
+                <w:szCs w:val="24"/>
+                <w:lang w:val="ru-RU" w:eastAsia="zh-CN"/>
+              </w:rPr>
+              <w:numPr>
+                <w:ilvl w:val="0"/>
+                <w:numId w:val="27"/>
+              </w:numPr>
+            </w:pPr>
+          </w:p>
+        </w:tc>
+        <w:tc>
+          <w:tcPr>
+            <w:tcW w:w="5971" w:type="dxa"/>
+          </w:tcPr>
+          <w:p>
+            <w:pPr>
+              <w:tabs>
+                <w:tab w:val="left" w:pos="1026"/>
+              </w:tabs>
+              <w:spacing w:before="98"/>
+              <w:ind w:firstLine="0"/>
+              <w:rPr>
+                <w:b/>
+                <w:sz w:val="24"/>
+                <w:highlight w:val="yellow"/>
+              </w:rPr>
+            </w:pPr>
+            <w:r>
+              <w:t xml:space="preserve">Согласование текстовой числовой таблицы C# с чтением в Python: UTF-8, разделитель, TryParse с CultureInfo.InvariantCulture и пропущенные значения.</w:t>
             </w:r>
           </w:p>
         </w:tc>
@@ -7901,7 +8541,7 @@
               </w:rPr>
             </w:pPr>
             <w:r>
-              <w:t xml:space="preserve">Предположения об области символьной переменной. Влияние на допустимые преобразования.</w:t>
+              <w:t xml:space="preserve">Для t=[0,1,2,3,4], y=[1,2.1, пропуск,7.8,16.2] и модели y=2^t подготовьте на C# таблицу t, y, model, residual. Используйте double, массивы, цикл и Math.Pow; пропуск сохраните отдельным признаком. Запишите таблицу с однозначным числовым форматом для построения графика в Python. Проверьте значения модели и отклонения в доступных точках, не изменяя измерения.</w:t>
             </w:r>
           </w:p>
         </w:tc>
@@ -7974,7 +8614,7 @@
               </w:rPr>
             </w:pPr>
             <w:r>
-              <w:t xml:space="preserve">Проверка символьной первообразной дифференцированием и учет области определения.</w:t>
+              <w:t xml:space="preserve">Предположения об области символьной переменной. Влияние на допустимые преобразования.</w:t>
             </w:r>
           </w:p>
         </w:tc>
@@ -8047,7 +8687,7 @@
               </w:rPr>
             </w:pPr>
             <w:r>
-              <w:t xml:space="preserve">Посторонние корни символьного уравнения. Проверка кандидатов по исходному условию.</w:t>
+              <w:t xml:space="preserve">Проверка символьной первообразной дифференцированием и учет области определения.</w:t>
             </w:r>
           </w:p>
         </w:tc>
@@ -8120,7 +8760,7 @@
               </w:rPr>
             </w:pPr>
             <w:r>
-              <w:t xml:space="preserve">Преобразование символьного выражения в численную функцию. Согласование аргументов.</w:t>
+              <w:t xml:space="preserve">Посторонние корни символьного уравнения. Проверка кандидатов по исходному условию.</w:t>
             </w:r>
           </w:p>
         </w:tc>
@@ -8193,7 +8833,7 @@
               </w:rPr>
             </w:pPr>
             <w:r>
-              <w:t xml:space="preserve">Влияние предположений о знаке переменной на упрощение выражения.</w:t>
+              <w:t xml:space="preserve">Преобразование символьного выражения в численную функцию. Согласование аргументов.</w:t>
             </w:r>
           </w:p>
         </w:tc>
@@ -8266,7 +8906,7 @@
               </w:rPr>
             </w:pPr>
             <w:r>
-              <w:t xml:space="preserve">Символьная подстановка и численное приближение. Точность представления результата.</w:t>
+              <w:t xml:space="preserve">Влияние предположений о знаке переменной на упрощение выражения.</w:t>
             </w:r>
           </w:p>
         </w:tc>
@@ -8339,7 +8979,7 @@
               </w:rPr>
             </w:pPr>
             <w:r>
-              <w:t xml:space="preserve">Раскрытие скобок и упрощение. Эквивалентность выражений на общей области определения.</w:t>
+              <w:t xml:space="preserve">Символьная подстановка и численное приближение. Точность представления результата.</w:t>
             </w:r>
           </w:p>
         </w:tc>
@@ -8412,7 +9052,7 @@
               </w:rPr>
             </w:pPr>
             <w:r>
-              <w:t xml:space="preserve">Проверка символьного предела по односторонним значениям и известным свойствам функции.</w:t>
+              <w:t xml:space="preserve">Раскрытие скобок и упрощение. Эквивалентность выражений на общей области определения.</w:t>
             </w:r>
           </w:p>
         </w:tc>
@@ -8485,7 +9125,153 @@
               </w:rPr>
             </w:pPr>
             <w:r>
+              <w:t xml:space="preserve">Проверка символьного предела по односторонним значениям и известным свойствам функции.</w:t>
+            </w:r>
+          </w:p>
+        </w:tc>
+        <w:tc>
+          <w:tcPr>
+            <w:tcW w:w="2925" w:type="dxa"/>
+            <w:vAlign w:val="center"/>
+            <w:vMerge w:val="continue"/>
+          </w:tcPr>
+          <w:p>
+            <w:pPr>
+              <w:ind w:firstLine="0"/>
+              <w:jc w:val="center"/>
+              <w:rPr>
+                <w:sz w:val="22"/>
+                <w:szCs w:val="22"/>
+                <w:highlight w:val="yellow"/>
+              </w:rPr>
+            </w:pPr>
+          </w:p>
+        </w:tc>
+      </w:tr>
+      <w:tr>
+        <w:trPr>
+          <w:jc w:val="center"/>
+          <w:cantSplit/>
+        </w:trPr>
+        <w:tc>
+          <w:tcPr>
+            <w:tcW w:w="567" w:type="dxa"/>
+          </w:tcPr>
+          <w:p>
+            <w:pPr>
+              <w:pStyle w:val="a5"/>
+              <w:tabs>
+                <w:tab w:val="left" w:pos="0"/>
+              </w:tabs>
+              <w:suppressAutoHyphens/>
+              <w:autoSpaceDN/>
+              <w:ind w:right="284"/>
+              <w:jc w:val="center"/>
+              <w:rPr>
+                <w:kern w:val="2"/>
+                <w:sz w:val="24"/>
+                <w:szCs w:val="24"/>
+                <w:lang w:val="ru-RU" w:eastAsia="zh-CN"/>
+              </w:rPr>
+              <w:numPr>
+                <w:ilvl w:val="0"/>
+                <w:numId w:val="27"/>
+              </w:numPr>
+            </w:pPr>
+          </w:p>
+        </w:tc>
+        <w:tc>
+          <w:tcPr>
+            <w:tcW w:w="5971" w:type="dxa"/>
+          </w:tcPr>
+          <w:p>
+            <w:pPr>
+              <w:tabs>
+                <w:tab w:val="left" w:pos="1026"/>
+              </w:tabs>
+              <w:spacing w:before="98"/>
+              <w:ind w:firstLine="0"/>
+              <w:rPr>
+                <w:b/>
+                <w:sz w:val="24"/>
+                <w:highlight w:val="yellow"/>
+              </w:rPr>
+            </w:pPr>
+            <w:r>
               <w:t xml:space="preserve">Общая область определения символьного и численного представлений. Исключенные значения.</w:t>
+            </w:r>
+          </w:p>
+        </w:tc>
+        <w:tc>
+          <w:tcPr>
+            <w:tcW w:w="2925" w:type="dxa"/>
+            <w:vAlign w:val="center"/>
+            <w:vMerge w:val="continue"/>
+          </w:tcPr>
+          <w:p>
+            <w:pPr>
+              <w:ind w:firstLine="0"/>
+              <w:jc w:val="center"/>
+              <w:rPr>
+                <w:sz w:val="22"/>
+                <w:szCs w:val="22"/>
+                <w:highlight w:val="yellow"/>
+              </w:rPr>
+            </w:pPr>
+          </w:p>
+        </w:tc>
+      </w:tr>
+      <w:tr>
+        <w:trPr>
+          <w:jc w:val="center"/>
+          <w:cantSplit/>
+        </w:trPr>
+        <w:tc>
+          <w:tcPr>
+            <w:tcW w:w="567" w:type="dxa"/>
+          </w:tcPr>
+          <w:p>
+            <w:pPr>
+              <w:pStyle w:val="a5"/>
+              <w:tabs>
+                <w:tab w:val="left" w:pos="0"/>
+              </w:tabs>
+              <w:suppressAutoHyphens/>
+              <w:autoSpaceDN/>
+              <w:ind w:right="284"/>
+              <w:jc w:val="center"/>
+              <w:rPr>
+                <w:kern w:val="2"/>
+                <w:sz w:val="24"/>
+                <w:szCs w:val="24"/>
+                <w:lang w:val="ru-RU" w:eastAsia="zh-CN"/>
+              </w:rPr>
+              <w:numPr>
+                <w:ilvl w:val="0"/>
+                <w:numId w:val="27"/>
+              </w:numPr>
+            </w:pPr>
+          </w:p>
+        </w:tc>
+        <w:tc>
+          <w:tcPr>
+            <w:tcW w:w="5971" w:type="dxa"/>
+          </w:tcPr>
+          <w:p>
+            <w:pPr>
+              <w:tabs>
+                <w:tab w:val="left" w:pos="1026"/>
+              </w:tabs>
+              <w:spacing w:before="98"/>
+              <w:ind w:firstLine="0"/>
+              <w:rPr>
+                <w:b/>
+                <w:sz w:val="24"/>
+                <w:highlight w:val="yellow"/>
+              </w:rPr>
+            </w:pPr>
+            <w:r>
+              <w:t xml:space="preserve">Численная проверка результата SymPy средствами System.Math в C#. Область определения, конечность значения и допуск невязки; границы вывода по конечному набору точек.</w:t>
             </w:r>
           </w:p>
         </w:tc>
@@ -8723,6 +9509,79 @@
           </w:p>
         </w:tc>
       </w:tr>
+      <w:tr>
+        <w:trPr>
+          <w:jc w:val="center"/>
+          <w:cantSplit/>
+        </w:trPr>
+        <w:tc>
+          <w:tcPr>
+            <w:tcW w:w="567" w:type="dxa"/>
+          </w:tcPr>
+          <w:p>
+            <w:pPr>
+              <w:pStyle w:val="a5"/>
+              <w:tabs>
+                <w:tab w:val="left" w:pos="0"/>
+              </w:tabs>
+              <w:suppressAutoHyphens/>
+              <w:autoSpaceDN/>
+              <w:ind w:right="284"/>
+              <w:jc w:val="center"/>
+              <w:rPr>
+                <w:kern w:val="2"/>
+                <w:sz w:val="24"/>
+                <w:szCs w:val="24"/>
+                <w:lang w:val="ru-RU" w:eastAsia="zh-CN"/>
+              </w:rPr>
+              <w:numPr>
+                <w:ilvl w:val="0"/>
+                <w:numId w:val="27"/>
+              </w:numPr>
+            </w:pPr>
+          </w:p>
+        </w:tc>
+        <w:tc>
+          <w:tcPr>
+            <w:tcW w:w="5971" w:type="dxa"/>
+          </w:tcPr>
+          <w:p>
+            <w:pPr>
+              <w:tabs>
+                <w:tab w:val="left" w:pos="1026"/>
+              </w:tabs>
+              <w:spacing w:before="98"/>
+              <w:ind w:firstLine="0"/>
+              <w:rPr>
+                <w:b/>
+                <w:sz w:val="24"/>
+                <w:highlight w:val="yellow"/>
+              </w:rPr>
+            </w:pPr>
+            <w:r>
+              <w:t xml:space="preserve">Напишите на C# метод вычисления f(x)=(Math.Sqrt(x+2)-2)/(x-2) на исходной вещественной области определения. Проверьте x=−2, 0, 2, 7. Для кандидата x=2, возникающего при формальном преобразовании уравнения f(x)=1/4, отдельно установите допустимость по исходному выражению. Отдельно диагностируйте недопустимый аргумент, обоснуйте допуск невязки и сопоставьте допустимые значения с численным интерфейсом SymPy.</w:t>
+            </w:r>
+          </w:p>
+        </w:tc>
+        <w:tc>
+          <w:tcPr>
+            <w:tcW w:w="2925" w:type="dxa"/>
+            <w:vAlign w:val="center"/>
+            <w:vMerge w:val="continue"/>
+          </w:tcPr>
+          <w:p>
+            <w:pPr>
+              <w:ind w:firstLine="0"/>
+              <w:jc w:val="center"/>
+              <w:rPr>
+                <w:sz w:val="22"/>
+                <w:szCs w:val="22"/>
+                <w:highlight w:val="yellow"/>
+              </w:rPr>
+            </w:pPr>
+          </w:p>
+        </w:tc>
+      </w:tr>
     </w:tbl>
     <w:p>
       <w:pPr>
@@ -9449,32 +10308,6 @@
               <w:t xml:space="preserve">Входы, выходы и ошибки в контракте вычислительного модуля. Проверяемые предусловия.</w:t>
             </w:r>
           </w:p>
-          <w:p>
-            <w:pPr>
-              <w:tabs>
-                <w:tab w:val="left" w:pos="1026"/>
-              </w:tabs>
-              <w:spacing w:before="98"/>
-              <w:ind w:firstLine="0"/>
-              <w:rPr>
-                <w:rFonts w:ascii="Times New Roman" w:hAnsi="Times New Roman" w:eastAsia="Times New Roman" w:cs="Times New Roman"/>
-                <w:b/>
-                <w:sz w:val="24"/>
-                <w:highlight w:val="yellow"/>
-                <w:szCs w:val="24"/>
-              </w:rPr>
-            </w:pPr>
-            <w:r>
-              <w:rPr>
-                <w:rFonts w:ascii="Times New Roman" w:hAnsi="Times New Roman" w:eastAsia="Times New Roman" w:cs="Times New Roman"/>
-                <w:b/>
-                <w:sz w:val="24"/>
-                <w:highlight w:val="yellow"/>
-                <w:szCs w:val="24"/>
-              </w:rPr>
-              <w:t>Дополнительно: типы и преобразования, ветвления, циклы, методы, массивы и строки C#; проверяемый консольный ввод через TryParse на тех же контрольных данных.</w:t>
-            </w:r>
-          </w:p>
         </w:tc>
         <w:tc>
           <w:tcPr>
@@ -9558,7 +10391,7 @@
               </w:rPr>
             </w:pPr>
             <w:r>
-              <w:t xml:space="preserve">Согласованность состояния объекта после исключения. Проверка до изменения данных.</w:t>
+              <w:t xml:space="preserve">Класс и объект в Python и C#: поля, свойства, методы и конструктор. Инвариант состояния математического объекта.</w:t>
             </w:r>
           </w:p>
         </w:tc>
@@ -9631,7 +10464,7 @@
               </w:rPr>
             </w:pPr>
             <w:r>
-              <w:t xml:space="preserve">Заданное преобразование признаков и обучение модели. Различие параметров и цели обработки.</w:t>
+              <w:t xml:space="preserve">Согласованность состояния объекта после исключения. Проверка до изменения данных.</w:t>
             </w:r>
           </w:p>
         </w:tc>
@@ -9704,7 +10537,7 @@
               </w:rPr>
             </w:pPr>
             <w:r>
-              <w:t xml:space="preserve">Порядок признаков, единицы и параметры преобразования как часть контракта компонента.</w:t>
+              <w:t xml:space="preserve">Инкапсуляция в Python и C#. Проверка аргументов до изменения состояния и сохранение инварианта при исключении.</w:t>
             </w:r>
           </w:p>
         </w:tc>
@@ -9777,7 +10610,7 @@
               </w:rPr>
             </w:pPr>
             <w:r>
-              <w:t xml:space="preserve">Модуль, пакет и пространство имен Python. Организация импорта и публичного интерфейса.</w:t>
+              <w:t xml:space="preserve">Заданное преобразование признаков и обучение модели. Различие параметров и цели обработки.</w:t>
             </w:r>
           </w:p>
         </w:tc>
@@ -9850,7 +10683,7 @@
               </w:rPr>
             </w:pPr>
             <w:r>
-              <w:t xml:space="preserve">Перегрузка операций класса математического объекта. Согласованность представления результата.</w:t>
+              <w:t xml:space="preserve">Порядок признаков, единицы и параметры преобразования как часть контракта компонента.</w:t>
             </w:r>
           </w:p>
         </w:tc>
@@ -9923,7 +10756,7 @@
               </w:rPr>
             </w:pPr>
             <w:r>
-              <w:t xml:space="preserve">Публичный интерфейс и внутренняя реализация. Условия совместимой замены компонента.</w:t>
+              <w:t xml:space="preserve">Модуль, пакет и пространство имен Python. Организация импорта и публичного интерфейса.</w:t>
             </w:r>
           </w:p>
         </w:tc>
@@ -9996,7 +10829,445 @@
               </w:rPr>
             </w:pPr>
             <w:r>
+              <w:t xml:space="preserve">Пространство имен, класс и сборка C# в сравнении с модулем и пакетом Python. Публичный интерфейс и организация ссылок между компонентами.</w:t>
+            </w:r>
+          </w:p>
+        </w:tc>
+        <w:tc>
+          <w:tcPr>
+            <w:tcW w:w="2925" w:type="dxa"/>
+            <w:vAlign w:val="center"/>
+            <w:vMerge w:val="continue"/>
+          </w:tcPr>
+          <w:p>
+            <w:pPr>
+              <w:ind w:firstLine="0"/>
+              <w:jc w:val="center"/>
+              <w:rPr>
+                <w:sz w:val="22"/>
+                <w:szCs w:val="22"/>
+                <w:highlight w:val="yellow"/>
+              </w:rPr>
+            </w:pPr>
+          </w:p>
+        </w:tc>
+      </w:tr>
+      <w:tr>
+        <w:trPr>
+          <w:jc w:val="center"/>
+          <w:cantSplit/>
+        </w:trPr>
+        <w:tc>
+          <w:tcPr>
+            <w:tcW w:w="567" w:type="dxa"/>
+          </w:tcPr>
+          <w:p>
+            <w:pPr>
+              <w:pStyle w:val="a5"/>
+              <w:tabs>
+                <w:tab w:val="left" w:pos="0"/>
+              </w:tabs>
+              <w:suppressAutoHyphens/>
+              <w:autoSpaceDN/>
+              <w:ind w:right="284"/>
+              <w:jc w:val="center"/>
+              <w:rPr>
+                <w:kern w:val="2"/>
+                <w:sz w:val="24"/>
+                <w:szCs w:val="24"/>
+                <w:lang w:val="ru-RU" w:eastAsia="zh-CN"/>
+              </w:rPr>
+              <w:numPr>
+                <w:ilvl w:val="0"/>
+                <w:numId w:val="28"/>
+              </w:numPr>
+            </w:pPr>
+          </w:p>
+        </w:tc>
+        <w:tc>
+          <w:tcPr>
+            <w:tcW w:w="5971" w:type="dxa"/>
+          </w:tcPr>
+          <w:p>
+            <w:pPr>
+              <w:tabs>
+                <w:tab w:val="left" w:pos="1026"/>
+              </w:tabs>
+              <w:spacing w:before="98"/>
+              <w:ind w:firstLine="0"/>
+              <w:rPr>
+                <w:b/>
+                <w:sz w:val="24"/>
+                <w:highlight w:val="yellow"/>
+              </w:rPr>
+            </w:pPr>
+            <w:r>
+              <w:t xml:space="preserve">Перегрузка операций класса математического объекта. Согласованность представления результата.</w:t>
+            </w:r>
+          </w:p>
+        </w:tc>
+        <w:tc>
+          <w:tcPr>
+            <w:tcW w:w="2925" w:type="dxa"/>
+            <w:vAlign w:val="center"/>
+            <w:vMerge w:val="continue"/>
+          </w:tcPr>
+          <w:p>
+            <w:pPr>
+              <w:ind w:firstLine="0"/>
+              <w:jc w:val="center"/>
+              <w:rPr>
+                <w:sz w:val="22"/>
+                <w:szCs w:val="22"/>
+                <w:highlight w:val="yellow"/>
+              </w:rPr>
+            </w:pPr>
+          </w:p>
+        </w:tc>
+      </w:tr>
+      <w:tr>
+        <w:trPr>
+          <w:jc w:val="center"/>
+          <w:cantSplit/>
+        </w:trPr>
+        <w:tc>
+          <w:tcPr>
+            <w:tcW w:w="567" w:type="dxa"/>
+          </w:tcPr>
+          <w:p>
+            <w:pPr>
+              <w:pStyle w:val="a5"/>
+              <w:tabs>
+                <w:tab w:val="left" w:pos="0"/>
+              </w:tabs>
+              <w:suppressAutoHyphens/>
+              <w:autoSpaceDN/>
+              <w:ind w:right="284"/>
+              <w:jc w:val="center"/>
+              <w:rPr>
+                <w:kern w:val="2"/>
+                <w:sz w:val="24"/>
+                <w:szCs w:val="24"/>
+                <w:lang w:val="ru-RU" w:eastAsia="zh-CN"/>
+              </w:rPr>
+              <w:numPr>
+                <w:ilvl w:val="0"/>
+                <w:numId w:val="28"/>
+              </w:numPr>
+            </w:pPr>
+          </w:p>
+        </w:tc>
+        <w:tc>
+          <w:tcPr>
+            <w:tcW w:w="5971" w:type="dxa"/>
+          </w:tcPr>
+          <w:p>
+            <w:pPr>
+              <w:tabs>
+                <w:tab w:val="left" w:pos="1026"/>
+              </w:tabs>
+              <w:spacing w:before="98"/>
+              <w:ind w:firstLine="0"/>
+              <w:rPr>
+                <w:b/>
+                <w:sz w:val="24"/>
+                <w:highlight w:val="yellow"/>
+              </w:rPr>
+            </w:pPr>
+            <w:r>
+              <w:t xml:space="preserve">Перегрузка методов и операторов в C# и специальные методы Python. Согласованность типов и представления результата математической операции.</w:t>
+            </w:r>
+          </w:p>
+        </w:tc>
+        <w:tc>
+          <w:tcPr>
+            <w:tcW w:w="2925" w:type="dxa"/>
+            <w:vAlign w:val="center"/>
+            <w:vMerge w:val="continue"/>
+          </w:tcPr>
+          <w:p>
+            <w:pPr>
+              <w:ind w:firstLine="0"/>
+              <w:jc w:val="center"/>
+              <w:rPr>
+                <w:sz w:val="22"/>
+                <w:szCs w:val="22"/>
+                <w:highlight w:val="yellow"/>
+              </w:rPr>
+            </w:pPr>
+          </w:p>
+        </w:tc>
+      </w:tr>
+      <w:tr>
+        <w:trPr>
+          <w:jc w:val="center"/>
+          <w:cantSplit/>
+        </w:trPr>
+        <w:tc>
+          <w:tcPr>
+            <w:tcW w:w="567" w:type="dxa"/>
+          </w:tcPr>
+          <w:p>
+            <w:pPr>
+              <w:pStyle w:val="a5"/>
+              <w:tabs>
+                <w:tab w:val="left" w:pos="0"/>
+              </w:tabs>
+              <w:suppressAutoHyphens/>
+              <w:autoSpaceDN/>
+              <w:ind w:right="284"/>
+              <w:jc w:val="center"/>
+              <w:rPr>
+                <w:kern w:val="2"/>
+                <w:sz w:val="24"/>
+                <w:szCs w:val="24"/>
+                <w:lang w:val="ru-RU" w:eastAsia="zh-CN"/>
+              </w:rPr>
+              <w:numPr>
+                <w:ilvl w:val="0"/>
+                <w:numId w:val="28"/>
+              </w:numPr>
+            </w:pPr>
+          </w:p>
+        </w:tc>
+        <w:tc>
+          <w:tcPr>
+            <w:tcW w:w="5971" w:type="dxa"/>
+          </w:tcPr>
+          <w:p>
+            <w:pPr>
+              <w:tabs>
+                <w:tab w:val="left" w:pos="1026"/>
+              </w:tabs>
+              <w:spacing w:before="98"/>
+              <w:ind w:firstLine="0"/>
+              <w:rPr>
+                <w:b/>
+                <w:sz w:val="24"/>
+                <w:highlight w:val="yellow"/>
+              </w:rPr>
+            </w:pPr>
+            <w:r>
+              <w:t xml:space="preserve">Публичный интерфейс и внутренняя реализация. Условия совместимой замены компонента.</w:t>
+            </w:r>
+          </w:p>
+        </w:tc>
+        <w:tc>
+          <w:tcPr>
+            <w:tcW w:w="2925" w:type="dxa"/>
+            <w:vAlign w:val="center"/>
+            <w:vMerge w:val="continue"/>
+          </w:tcPr>
+          <w:p>
+            <w:pPr>
+              <w:ind w:firstLine="0"/>
+              <w:jc w:val="center"/>
+              <w:rPr>
+                <w:sz w:val="22"/>
+                <w:szCs w:val="22"/>
+                <w:highlight w:val="yellow"/>
+              </w:rPr>
+            </w:pPr>
+          </w:p>
+        </w:tc>
+      </w:tr>
+      <w:tr>
+        <w:trPr>
+          <w:jc w:val="center"/>
+          <w:cantSplit/>
+        </w:trPr>
+        <w:tc>
+          <w:tcPr>
+            <w:tcW w:w="567" w:type="dxa"/>
+          </w:tcPr>
+          <w:p>
+            <w:pPr>
+              <w:pStyle w:val="a5"/>
+              <w:tabs>
+                <w:tab w:val="left" w:pos="0"/>
+              </w:tabs>
+              <w:suppressAutoHyphens/>
+              <w:autoSpaceDN/>
+              <w:ind w:right="284"/>
+              <w:jc w:val="center"/>
+              <w:rPr>
+                <w:kern w:val="2"/>
+                <w:sz w:val="24"/>
+                <w:szCs w:val="24"/>
+                <w:lang w:val="ru-RU" w:eastAsia="zh-CN"/>
+              </w:rPr>
+              <w:numPr>
+                <w:ilvl w:val="0"/>
+                <w:numId w:val="28"/>
+              </w:numPr>
+            </w:pPr>
+          </w:p>
+        </w:tc>
+        <w:tc>
+          <w:tcPr>
+            <w:tcW w:w="5971" w:type="dxa"/>
+          </w:tcPr>
+          <w:p>
+            <w:pPr>
+              <w:tabs>
+                <w:tab w:val="left" w:pos="1026"/>
+              </w:tabs>
+              <w:spacing w:before="98"/>
+              <w:ind w:firstLine="0"/>
+              <w:rPr>
+                <w:b/>
+                <w:sz w:val="24"/>
+                <w:highlight w:val="yellow"/>
+              </w:rPr>
+            </w:pPr>
+            <w:r>
+              <w:t xml:space="preserve">Интерфейс C# и протокол взаимодействия компонентов Python. Контракт вычислителя и замена реализации без изменения вызывающего кода.</w:t>
+            </w:r>
+          </w:p>
+        </w:tc>
+        <w:tc>
+          <w:tcPr>
+            <w:tcW w:w="2925" w:type="dxa"/>
+            <w:vAlign w:val="center"/>
+            <w:vMerge w:val="continue"/>
+          </w:tcPr>
+          <w:p>
+            <w:pPr>
+              <w:ind w:firstLine="0"/>
+              <w:jc w:val="center"/>
+              <w:rPr>
+                <w:sz w:val="22"/>
+                <w:szCs w:val="22"/>
+                <w:highlight w:val="yellow"/>
+              </w:rPr>
+            </w:pPr>
+          </w:p>
+        </w:tc>
+      </w:tr>
+      <w:tr>
+        <w:trPr>
+          <w:jc w:val="center"/>
+          <w:cantSplit/>
+        </w:trPr>
+        <w:tc>
+          <w:tcPr>
+            <w:tcW w:w="567" w:type="dxa"/>
+          </w:tcPr>
+          <w:p>
+            <w:pPr>
+              <w:pStyle w:val="a5"/>
+              <w:tabs>
+                <w:tab w:val="left" w:pos="0"/>
+              </w:tabs>
+              <w:suppressAutoHyphens/>
+              <w:autoSpaceDN/>
+              <w:ind w:right="284"/>
+              <w:jc w:val="center"/>
+              <w:rPr>
+                <w:kern w:val="2"/>
+                <w:sz w:val="24"/>
+                <w:szCs w:val="24"/>
+                <w:lang w:val="ru-RU" w:eastAsia="zh-CN"/>
+              </w:rPr>
+              <w:numPr>
+                <w:ilvl w:val="0"/>
+                <w:numId w:val="28"/>
+              </w:numPr>
+            </w:pPr>
+          </w:p>
+        </w:tc>
+        <w:tc>
+          <w:tcPr>
+            <w:tcW w:w="5971" w:type="dxa"/>
+          </w:tcPr>
+          <w:p>
+            <w:pPr>
+              <w:tabs>
+                <w:tab w:val="left" w:pos="1026"/>
+              </w:tabs>
+              <w:spacing w:before="98"/>
+              <w:ind w:firstLine="0"/>
+              <w:rPr>
+                <w:b/>
+                <w:sz w:val="24"/>
+                <w:highlight w:val="yellow"/>
+              </w:rPr>
+            </w:pPr>
+            <w:r>
               <w:t xml:space="preserve">Взаимодействие двух модулей проекта. Согласование входов, выходов и обработки ошибок.</w:t>
+            </w:r>
+          </w:p>
+        </w:tc>
+        <w:tc>
+          <w:tcPr>
+            <w:tcW w:w="2925" w:type="dxa"/>
+            <w:vAlign w:val="center"/>
+            <w:vMerge w:val="continue"/>
+          </w:tcPr>
+          <w:p>
+            <w:pPr>
+              <w:ind w:firstLine="0"/>
+              <w:jc w:val="center"/>
+              <w:rPr>
+                <w:sz w:val="22"/>
+                <w:szCs w:val="22"/>
+                <w:highlight w:val="yellow"/>
+              </w:rPr>
+            </w:pPr>
+          </w:p>
+        </w:tc>
+      </w:tr>
+      <w:tr>
+        <w:trPr>
+          <w:jc w:val="center"/>
+          <w:cantSplit/>
+        </w:trPr>
+        <w:tc>
+          <w:tcPr>
+            <w:tcW w:w="567" w:type="dxa"/>
+          </w:tcPr>
+          <w:p>
+            <w:pPr>
+              <w:pStyle w:val="a5"/>
+              <w:tabs>
+                <w:tab w:val="left" w:pos="0"/>
+              </w:tabs>
+              <w:suppressAutoHyphens/>
+              <w:autoSpaceDN/>
+              <w:ind w:right="284"/>
+              <w:jc w:val="center"/>
+              <w:rPr>
+                <w:kern w:val="2"/>
+                <w:sz w:val="24"/>
+                <w:szCs w:val="24"/>
+                <w:lang w:val="ru-RU" w:eastAsia="zh-CN"/>
+              </w:rPr>
+              <w:numPr>
+                <w:ilvl w:val="0"/>
+                <w:numId w:val="28"/>
+              </w:numPr>
+            </w:pPr>
+          </w:p>
+        </w:tc>
+        <w:tc>
+          <w:tcPr>
+            <w:tcW w:w="5971" w:type="dxa"/>
+          </w:tcPr>
+          <w:p>
+            <w:pPr>
+              <w:tabs>
+                <w:tab w:val="left" w:pos="1026"/>
+              </w:tabs>
+              <w:spacing w:before="98"/>
+              <w:ind w:firstLine="0"/>
+              <w:rPr>
+                <w:b/>
+                <w:sz w:val="24"/>
+                <w:highlight w:val="yellow"/>
+              </w:rPr>
+            </w:pPr>
+            <w:r>
+              <w:t xml:space="preserve">Наследование и композиция при построении вычислительного компонента в Python и C#. Выбор способа повторного использования и проверка контракта.</w:t>
             </w:r>
           </w:p>
         </w:tc>
@@ -10347,7 +11618,7 @@
               </w:rPr>
             </w:pPr>
             <w:r>
-              <w:t xml:space="preserve">Объединение экспериментальных таблиц. Ключи, типы и контроль числа записей.</w:t>
+              <w:t xml:space="preserve">Спроектируйте класс Polynomial на C# с инкапсулированными коэффициентами, вычислением значения и сложением полиномов. Опишите интерфейс вычисления значения и перегрузку оператора +. Для коэффициентов [1,−2,1] и [−1,2], заданных от свободного члена к старшей степени, проверьте значение при x=2, результат сложения и нормализацию старших нулевых коэффициентов; сопоставьте контракт с классом Python.</w:t>
             </w:r>
           </w:p>
         </w:tc>
@@ -10420,7 +11691,7 @@
               </w:rPr>
             </w:pPr>
             <w:r>
-              <w:t xml:space="preserve">Пропущенное значение и отсутствующая запись. Различие представлений и обработки.</w:t>
+              <w:t xml:space="preserve">Объединение экспериментальных таблиц. Ключи, типы и контроль числа записей.</w:t>
             </w:r>
           </w:p>
         </w:tc>
@@ -10493,7 +11764,7 @@
               </w:rPr>
             </w:pPr>
             <w:r>
-              <w:t xml:space="preserve">Согласованность единиц измерения при объединении и преобразовании столбцов.</w:t>
+              <w:t xml:space="preserve">Типизированная запись экспериментального измерения в C#: class и record. Идентификатор, единицы, пропуск и неизменность исходных данных.</w:t>
             </w:r>
           </w:p>
         </w:tc>
@@ -10566,7 +11837,7 @@
               </w:rPr>
             </w:pPr>
             <w:r>
-              <w:t xml:space="preserve">Повторяемый генератор поврежденных данных. Проверяемые классы ошибок обработки.</w:t>
+              <w:t xml:space="preserve">Пропущенное значение и отсутствующая запись. Различие представлений и обработки.</w:t>
             </w:r>
           </w:p>
         </w:tc>
@@ -10639,7 +11910,7 @@
               </w:rPr>
             </w:pPr>
             <w:r>
-              <w:t xml:space="preserve">Уникальность составного ключа экспериментальной записи. Обнаружение дубликатов.</w:t>
+              <w:t xml:space="preserve">Разбор числового поля через TryParse в C#. Культура числа, ошибка формата, нечисловое значение и нарушение предметного диапазона.</w:t>
             </w:r>
           </w:p>
         </w:tc>
@@ -10712,7 +11983,7 @@
               </w:rPr>
             </w:pPr>
             <w:r>
-              <w:t xml:space="preserve">Размножение наблюдений при соединении таблиц. Связь с неуникальными ключами.</w:t>
+              <w:t xml:space="preserve">Согласованность единиц измерения при объединении и преобразовании столбцов.</w:t>
             </w:r>
           </w:p>
         </w:tc>
@@ -10785,7 +12056,7 @@
               </w:rPr>
             </w:pPr>
             <w:r>
-              <w:t xml:space="preserve">Происхождение столбцов и фиксация правил их преобразования в расчетной таблице.</w:t>
+              <w:t xml:space="preserve">Повторяемый генератор поврежденных данных. Проверяемые классы ошибок обработки.</w:t>
             </w:r>
           </w:p>
         </w:tc>
@@ -10858,7 +12129,7 @@
               </w:rPr>
             </w:pPr>
             <w:r>
-              <w:t xml:space="preserve">Идемпотентность обработки поступающих экспериментальных таблиц. Повторный импорт и конфликтующие записи одного ключа.</w:t>
+              <w:t xml:space="preserve">Уникальность составного ключа экспериментальной записи. Обнаружение дубликатов.</w:t>
             </w:r>
           </w:p>
         </w:tc>
@@ -10931,7 +12202,7 @@
               </w:rPr>
             </w:pPr>
             <w:r>
-              <w:t xml:space="preserve">Групповая сводка и проверка исходных записей. Ошибки, скрываемые агрегированием.</w:t>
+              <w:t xml:space="preserve">Размножение наблюдений при соединении таблиц. Связь с неуникальными ключами.</w:t>
             </w:r>
           </w:p>
         </w:tc>
@@ -11004,7 +12275,7 @@
               </w:rPr>
             </w:pPr>
             <w:r>
-              <w:t xml:space="preserve">Две таблицы содержат записи одной схемы (series, id, t, y): T1=[(A,1,0,1),(A,2,1,3)], T2=[(A,2,1,3),(A,1,0,9),(B,1, None,5),(B,2,12,25)]. Соберите единый набор наблюдений с уникальным ключом (series, id). Допустимое t — конечное число от 0 до 10 включительно; остальные поля в этих данных корректны. Точный повтор учитывается один раз; если допустимые строки одного ключа имеют разные значения, все строки этого ключа исключаются из результата и регистрируются как конфликт. Представьте алгоритм, итоговые данные и баланс всех входных строк по непересекающимся причинам; результат не должен зависеть от порядка таблиц.</w:t>
+              <w:t xml:space="preserve">Происхождение столбцов и фиксация правил их преобразования в расчетной таблице.</w:t>
             </w:r>
           </w:p>
         </w:tc>
@@ -11077,7 +12348,7 @@
               </w:rPr>
             </w:pPr>
             <w:r>
-              <w:t xml:space="preserve">Абсолютный и относительный допуски сравнения. Выбор с учетом масштаба результата.</w:t>
+              <w:t xml:space="preserve">Сравнение и равенство записей C# при учете повторов измерений. Идентичность объекта, равенство значений и составной ключ.</w:t>
             </w:r>
           </w:p>
         </w:tc>
@@ -11150,7 +12421,7 @@
               </w:rPr>
             </w:pPr>
             <w:r>
-              <w:t xml:space="preserve">Нулевые, пустые и граничные входы вычислительной функции. Проверка ее контракта.</w:t>
+              <w:t xml:space="preserve">Идемпотентность обработки поступающих экспериментальных таблиц. Повторный импорт и конфликтующие записи одного ключа.</w:t>
             </w:r>
           </w:p>
         </w:tc>
@@ -11223,7 +12494,7 @@
               </w:rPr>
             </w:pPr>
             <w:r>
-              <w:t xml:space="preserve">Профилирование функции и полное время запуска. Разделение вычисления, ввода и вывода.</w:t>
+              <w:t xml:space="preserve">Групповая сводка и проверка исходных записей. Ошибки, скрываемые агрегированием.</w:t>
             </w:r>
           </w:p>
         </w:tc>
@@ -11296,7 +12567,7 @@
               </w:rPr>
             </w:pPr>
             <w:r>
-              <w:t xml:space="preserve">Проверка арифметических свойств класса математических объектов на контрольных примерах.</w:t>
+              <w:t xml:space="preserve">Две таблицы содержат записи одной схемы (series, id, t, y): T1=[(A,1,0,1),(A,2,1,3)], T2=[(A,2,1,3),(A,1,0,9),(B,1, None,5),(B,2,12,25)]. Соберите единый набор наблюдений с уникальным ключом (series, id). Допустимое t — конечное число от 0 до 10 включительно; остальные поля в этих данных корректны. Точный повтор учитывается один раз; если допустимые строки одного ключа имеют разные значения, все строки этого ключа исключаются из результата и регистрируются как конфликт. Представьте алгоритм, итоговые данные и баланс всех входных строк по непересекающимся причинам; результат не должен зависеть от порядка таблиц.</w:t>
             </w:r>
           </w:p>
         </w:tc>
@@ -11369,7 +12640,7 @@
               </w:rPr>
             </w:pPr>
             <w:r>
-              <w:t xml:space="preserve">Локализация дефекта между подготовкой данных и вычислением функции по промежуточным результатам.</w:t>
+              <w:t xml:space="preserve">Разработайте на C# разбор строк "1;20.5;100", "2;abc;90", "3;-300;95", "4;0;0" со схемой id;temperature_C;pressure_kPa и точкой как десятичным разделителем. Примените TryParse с явной культурой, конечность и ограничения temperature_C≥−273.15, pressure_kPa≥0. Представьте корректные измерения типизированными записями, а отказы — диагностикой с id и причиной. Проверьте баланс строк и отсутствие частично заполненных результатов; те же правила должны действовать в реализации Python.</w:t>
             </w:r>
           </w:p>
         </w:tc>
@@ -11442,7 +12713,7 @@
               </w:rPr>
             </w:pPr>
             <w:r>
-              <w:t xml:space="preserve">Регрессионный тест исправленной ошибки. Воспроизводимость отказа и защита от повторения.</w:t>
+              <w:t xml:space="preserve">Абсолютный и относительный допуски сравнения. Выбор с учетом масштаба результата.</w:t>
             </w:r>
           </w:p>
         </w:tc>
@@ -11515,7 +12786,7 @@
               </w:rPr>
             </w:pPr>
             <w:r>
-              <w:t xml:space="preserve">Сравнение двух реализаций вычисления при отсутствии полного эталона. Проверки свойств и границы вывода о корректности.</w:t>
+              <w:t xml:space="preserve">Нулевые, пустые и граничные входы вычислительной функции. Проверка ее контракта.</w:t>
             </w:r>
           </w:p>
         </w:tc>
@@ -11588,7 +12859,7 @@
               </w:rPr>
             </w:pPr>
             <w:r>
-              <w:t xml:space="preserve">Ошибка округления и нарушение контракта функции. Независимые контрольные примеры.</w:t>
+              <w:t xml:space="preserve">Профилирование функции и полное время запуска. Разделение вычисления, ввода и вывода.</w:t>
             </w:r>
           </w:p>
         </w:tc>
@@ -11661,7 +12932,7 @@
               </w:rPr>
             </w:pPr>
             <w:r>
-              <w:t xml:space="preserve">Выбор участка оптимизации по доле времени и числу вызовов в профиле.</w:t>
+              <w:t xml:space="preserve">Проверка арифметических свойств класса математических объектов на контрольных примерах.</w:t>
             </w:r>
           </w:p>
         </w:tc>
@@ -11734,7 +13005,591 @@
               </w:rPr>
             </w:pPr>
             <w:r>
+              <w:t xml:space="preserve">Локализация дефекта между подготовкой данных и вычислением функции по промежуточным результатам.</w:t>
+            </w:r>
+          </w:p>
+        </w:tc>
+        <w:tc>
+          <w:tcPr>
+            <w:tcW w:w="2925" w:type="dxa"/>
+            <w:vAlign w:val="center"/>
+            <w:vMerge w:val="continue"/>
+          </w:tcPr>
+          <w:p>
+            <w:pPr>
+              <w:ind w:firstLine="0"/>
+              <w:jc w:val="center"/>
+              <w:rPr>
+                <w:sz w:val="22"/>
+                <w:szCs w:val="22"/>
+                <w:highlight w:val="yellow"/>
+              </w:rPr>
+            </w:pPr>
+          </w:p>
+        </w:tc>
+      </w:tr>
+      <w:tr>
+        <w:trPr>
+          <w:jc w:val="center"/>
+          <w:cantSplit/>
+        </w:trPr>
+        <w:tc>
+          <w:tcPr>
+            <w:tcW w:w="567" w:type="dxa"/>
+          </w:tcPr>
+          <w:p>
+            <w:pPr>
+              <w:pStyle w:val="a5"/>
+              <w:tabs>
+                <w:tab w:val="left" w:pos="0"/>
+              </w:tabs>
+              <w:suppressAutoHyphens/>
+              <w:autoSpaceDN/>
+              <w:ind w:right="284"/>
+              <w:jc w:val="center"/>
+              <w:rPr>
+                <w:kern w:val="2"/>
+                <w:sz w:val="24"/>
+                <w:szCs w:val="24"/>
+                <w:lang w:val="ru-RU" w:eastAsia="zh-CN"/>
+              </w:rPr>
+              <w:numPr>
+                <w:ilvl w:val="0"/>
+                <w:numId w:val="28"/>
+              </w:numPr>
+            </w:pPr>
+          </w:p>
+        </w:tc>
+        <w:tc>
+          <w:tcPr>
+            <w:tcW w:w="5971" w:type="dxa"/>
+          </w:tcPr>
+          <w:p>
+            <w:pPr>
+              <w:tabs>
+                <w:tab w:val="left" w:pos="1026"/>
+              </w:tabs>
+              <w:spacing w:before="98"/>
+              <w:ind w:firstLine="0"/>
+              <w:rPr>
+                <w:b/>
+                <w:sz w:val="24"/>
+                <w:highlight w:val="yellow"/>
+              </w:rPr>
+            </w:pPr>
+            <w:r>
+              <w:t xml:space="preserve">Пошаговая отладка методов и функций Python/C#: точка останова, наблюдение состояния и локализация первого нарушения инварианта.</w:t>
+            </w:r>
+          </w:p>
+        </w:tc>
+        <w:tc>
+          <w:tcPr>
+            <w:tcW w:w="2925" w:type="dxa"/>
+            <w:vAlign w:val="center"/>
+            <w:vMerge w:val="continue"/>
+          </w:tcPr>
+          <w:p>
+            <w:pPr>
+              <w:ind w:firstLine="0"/>
+              <w:jc w:val="center"/>
+              <w:rPr>
+                <w:sz w:val="22"/>
+                <w:szCs w:val="22"/>
+                <w:highlight w:val="yellow"/>
+              </w:rPr>
+            </w:pPr>
+          </w:p>
+        </w:tc>
+      </w:tr>
+      <w:tr>
+        <w:trPr>
+          <w:jc w:val="center"/>
+          <w:cantSplit/>
+        </w:trPr>
+        <w:tc>
+          <w:tcPr>
+            <w:tcW w:w="567" w:type="dxa"/>
+          </w:tcPr>
+          <w:p>
+            <w:pPr>
+              <w:pStyle w:val="a5"/>
+              <w:tabs>
+                <w:tab w:val="left" w:pos="0"/>
+              </w:tabs>
+              <w:suppressAutoHyphens/>
+              <w:autoSpaceDN/>
+              <w:ind w:right="284"/>
+              <w:jc w:val="center"/>
+              <w:rPr>
+                <w:kern w:val="2"/>
+                <w:sz w:val="24"/>
+                <w:szCs w:val="24"/>
+                <w:lang w:val="ru-RU" w:eastAsia="zh-CN"/>
+              </w:rPr>
+              <w:numPr>
+                <w:ilvl w:val="0"/>
+                <w:numId w:val="28"/>
+              </w:numPr>
+            </w:pPr>
+          </w:p>
+        </w:tc>
+        <w:tc>
+          <w:tcPr>
+            <w:tcW w:w="5971" w:type="dxa"/>
+          </w:tcPr>
+          <w:p>
+            <w:pPr>
+              <w:tabs>
+                <w:tab w:val="left" w:pos="1026"/>
+              </w:tabs>
+              <w:spacing w:before="98"/>
+              <w:ind w:firstLine="0"/>
+              <w:rPr>
+                <w:b/>
+                <w:sz w:val="24"/>
+                <w:highlight w:val="yellow"/>
+              </w:rPr>
+            </w:pPr>
+            <w:r>
+              <w:t xml:space="preserve">Регрессионный тест исправленной ошибки. Воспроизводимость отказа и защита от повторения.</w:t>
+            </w:r>
+          </w:p>
+        </w:tc>
+        <w:tc>
+          <w:tcPr>
+            <w:tcW w:w="2925" w:type="dxa"/>
+            <w:vAlign w:val="center"/>
+            <w:vMerge w:val="continue"/>
+          </w:tcPr>
+          <w:p>
+            <w:pPr>
+              <w:ind w:firstLine="0"/>
+              <w:jc w:val="center"/>
+              <w:rPr>
+                <w:sz w:val="22"/>
+                <w:szCs w:val="22"/>
+                <w:highlight w:val="yellow"/>
+              </w:rPr>
+            </w:pPr>
+          </w:p>
+        </w:tc>
+      </w:tr>
+      <w:tr>
+        <w:trPr>
+          <w:jc w:val="center"/>
+          <w:cantSplit/>
+        </w:trPr>
+        <w:tc>
+          <w:tcPr>
+            <w:tcW w:w="567" w:type="dxa"/>
+          </w:tcPr>
+          <w:p>
+            <w:pPr>
+              <w:pStyle w:val="a5"/>
+              <w:tabs>
+                <w:tab w:val="left" w:pos="0"/>
+              </w:tabs>
+              <w:suppressAutoHyphens/>
+              <w:autoSpaceDN/>
+              <w:ind w:right="284"/>
+              <w:jc w:val="center"/>
+              <w:rPr>
+                <w:kern w:val="2"/>
+                <w:sz w:val="24"/>
+                <w:szCs w:val="24"/>
+                <w:lang w:val="ru-RU" w:eastAsia="zh-CN"/>
+              </w:rPr>
+              <w:numPr>
+                <w:ilvl w:val="0"/>
+                <w:numId w:val="28"/>
+              </w:numPr>
+            </w:pPr>
+          </w:p>
+        </w:tc>
+        <w:tc>
+          <w:tcPr>
+            <w:tcW w:w="5971" w:type="dxa"/>
+          </w:tcPr>
+          <w:p>
+            <w:pPr>
+              <w:tabs>
+                <w:tab w:val="left" w:pos="1026"/>
+              </w:tabs>
+              <w:spacing w:before="98"/>
+              <w:ind w:firstLine="0"/>
+              <w:rPr>
+                <w:b/>
+                <w:sz w:val="24"/>
+                <w:highlight w:val="yellow"/>
+              </w:rPr>
+            </w:pPr>
+            <w:r>
+              <w:t xml:space="preserve">Модульные и регрессионные проверки Python/C#. Общий набор входов, исключения и числовые допуски без зависимости от формы записи алгоритма.</w:t>
+            </w:r>
+          </w:p>
+        </w:tc>
+        <w:tc>
+          <w:tcPr>
+            <w:tcW w:w="2925" w:type="dxa"/>
+            <w:vAlign w:val="center"/>
+            <w:vMerge w:val="continue"/>
+          </w:tcPr>
+          <w:p>
+            <w:pPr>
+              <w:ind w:firstLine="0"/>
+              <w:jc w:val="center"/>
+              <w:rPr>
+                <w:sz w:val="22"/>
+                <w:szCs w:val="22"/>
+                <w:highlight w:val="yellow"/>
+              </w:rPr>
+            </w:pPr>
+          </w:p>
+        </w:tc>
+      </w:tr>
+      <w:tr>
+        <w:trPr>
+          <w:jc w:val="center"/>
+          <w:cantSplit/>
+        </w:trPr>
+        <w:tc>
+          <w:tcPr>
+            <w:tcW w:w="567" w:type="dxa"/>
+          </w:tcPr>
+          <w:p>
+            <w:pPr>
+              <w:pStyle w:val="a5"/>
+              <w:tabs>
+                <w:tab w:val="left" w:pos="0"/>
+              </w:tabs>
+              <w:suppressAutoHyphens/>
+              <w:autoSpaceDN/>
+              <w:ind w:right="284"/>
+              <w:jc w:val="center"/>
+              <w:rPr>
+                <w:kern w:val="2"/>
+                <w:sz w:val="24"/>
+                <w:szCs w:val="24"/>
+                <w:lang w:val="ru-RU" w:eastAsia="zh-CN"/>
+              </w:rPr>
+              <w:numPr>
+                <w:ilvl w:val="0"/>
+                <w:numId w:val="28"/>
+              </w:numPr>
+            </w:pPr>
+          </w:p>
+        </w:tc>
+        <w:tc>
+          <w:tcPr>
+            <w:tcW w:w="5971" w:type="dxa"/>
+          </w:tcPr>
+          <w:p>
+            <w:pPr>
+              <w:tabs>
+                <w:tab w:val="left" w:pos="1026"/>
+              </w:tabs>
+              <w:spacing w:before="98"/>
+              <w:ind w:firstLine="0"/>
+              <w:rPr>
+                <w:b/>
+                <w:sz w:val="24"/>
+                <w:highlight w:val="yellow"/>
+              </w:rPr>
+            </w:pPr>
+            <w:r>
+              <w:t xml:space="preserve">Сравнение двух реализаций вычисления при отсутствии полного эталона. Проверки свойств и границы вывода о корректности.</w:t>
+            </w:r>
+          </w:p>
+        </w:tc>
+        <w:tc>
+          <w:tcPr>
+            <w:tcW w:w="2925" w:type="dxa"/>
+            <w:vAlign w:val="center"/>
+            <w:vMerge w:val="continue"/>
+          </w:tcPr>
+          <w:p>
+            <w:pPr>
+              <w:ind w:firstLine="0"/>
+              <w:jc w:val="center"/>
+              <w:rPr>
+                <w:sz w:val="22"/>
+                <w:szCs w:val="22"/>
+                <w:highlight w:val="yellow"/>
+              </w:rPr>
+            </w:pPr>
+          </w:p>
+        </w:tc>
+      </w:tr>
+      <w:tr>
+        <w:trPr>
+          <w:jc w:val="center"/>
+          <w:cantSplit/>
+        </w:trPr>
+        <w:tc>
+          <w:tcPr>
+            <w:tcW w:w="567" w:type="dxa"/>
+          </w:tcPr>
+          <w:p>
+            <w:pPr>
+              <w:pStyle w:val="a5"/>
+              <w:tabs>
+                <w:tab w:val="left" w:pos="0"/>
+              </w:tabs>
+              <w:suppressAutoHyphens/>
+              <w:autoSpaceDN/>
+              <w:ind w:right="284"/>
+              <w:jc w:val="center"/>
+              <w:rPr>
+                <w:kern w:val="2"/>
+                <w:sz w:val="24"/>
+                <w:szCs w:val="24"/>
+                <w:lang w:val="ru-RU" w:eastAsia="zh-CN"/>
+              </w:rPr>
+              <w:numPr>
+                <w:ilvl w:val="0"/>
+                <w:numId w:val="28"/>
+              </w:numPr>
+            </w:pPr>
+          </w:p>
+        </w:tc>
+        <w:tc>
+          <w:tcPr>
+            <w:tcW w:w="5971" w:type="dxa"/>
+          </w:tcPr>
+          <w:p>
+            <w:pPr>
+              <w:tabs>
+                <w:tab w:val="left" w:pos="1026"/>
+              </w:tabs>
+              <w:spacing w:before="98"/>
+              <w:ind w:firstLine="0"/>
+              <w:rPr>
+                <w:b/>
+                <w:sz w:val="24"/>
+                <w:highlight w:val="yellow"/>
+              </w:rPr>
+            </w:pPr>
+            <w:r>
+              <w:t xml:space="preserve">Ошибка округления и нарушение контракта функции. Независимые контрольные примеры.</w:t>
+            </w:r>
+          </w:p>
+        </w:tc>
+        <w:tc>
+          <w:tcPr>
+            <w:tcW w:w="2925" w:type="dxa"/>
+            <w:vAlign w:val="center"/>
+            <w:vMerge w:val="continue"/>
+          </w:tcPr>
+          <w:p>
+            <w:pPr>
+              <w:ind w:firstLine="0"/>
+              <w:jc w:val="center"/>
+              <w:rPr>
+                <w:sz w:val="22"/>
+                <w:szCs w:val="22"/>
+                <w:highlight w:val="yellow"/>
+              </w:rPr>
+            </w:pPr>
+          </w:p>
+        </w:tc>
+      </w:tr>
+      <w:tr>
+        <w:trPr>
+          <w:jc w:val="center"/>
+          <w:cantSplit/>
+        </w:trPr>
+        <w:tc>
+          <w:tcPr>
+            <w:tcW w:w="567" w:type="dxa"/>
+          </w:tcPr>
+          <w:p>
+            <w:pPr>
+              <w:pStyle w:val="a5"/>
+              <w:tabs>
+                <w:tab w:val="left" w:pos="0"/>
+              </w:tabs>
+              <w:suppressAutoHyphens/>
+              <w:autoSpaceDN/>
+              <w:ind w:right="284"/>
+              <w:jc w:val="center"/>
+              <w:rPr>
+                <w:kern w:val="2"/>
+                <w:sz w:val="24"/>
+                <w:szCs w:val="24"/>
+                <w:lang w:val="ru-RU" w:eastAsia="zh-CN"/>
+              </w:rPr>
+              <w:numPr>
+                <w:ilvl w:val="0"/>
+                <w:numId w:val="28"/>
+              </w:numPr>
+            </w:pPr>
+          </w:p>
+        </w:tc>
+        <w:tc>
+          <w:tcPr>
+            <w:tcW w:w="5971" w:type="dxa"/>
+          </w:tcPr>
+          <w:p>
+            <w:pPr>
+              <w:tabs>
+                <w:tab w:val="left" w:pos="1026"/>
+              </w:tabs>
+              <w:spacing w:before="98"/>
+              <w:ind w:firstLine="0"/>
+              <w:rPr>
+                <w:b/>
+                <w:sz w:val="24"/>
+                <w:highlight w:val="yellow"/>
+              </w:rPr>
+            </w:pPr>
+            <w:r>
+              <w:t xml:space="preserve">Выбор участка оптимизации по доле времени и числу вызовов в профиле.</w:t>
+            </w:r>
+          </w:p>
+        </w:tc>
+        <w:tc>
+          <w:tcPr>
+            <w:tcW w:w="2925" w:type="dxa"/>
+            <w:vAlign w:val="center"/>
+            <w:vMerge w:val="continue"/>
+          </w:tcPr>
+          <w:p>
+            <w:pPr>
+              <w:ind w:firstLine="0"/>
+              <w:jc w:val="center"/>
+              <w:rPr>
+                <w:sz w:val="22"/>
+                <w:szCs w:val="22"/>
+                <w:highlight w:val="yellow"/>
+              </w:rPr>
+            </w:pPr>
+          </w:p>
+        </w:tc>
+      </w:tr>
+      <w:tr>
+        <w:trPr>
+          <w:jc w:val="center"/>
+          <w:cantSplit/>
+        </w:trPr>
+        <w:tc>
+          <w:tcPr>
+            <w:tcW w:w="567" w:type="dxa"/>
+          </w:tcPr>
+          <w:p>
+            <w:pPr>
+              <w:pStyle w:val="a5"/>
+              <w:tabs>
+                <w:tab w:val="left" w:pos="0"/>
+              </w:tabs>
+              <w:suppressAutoHyphens/>
+              <w:autoSpaceDN/>
+              <w:ind w:right="284"/>
+              <w:jc w:val="center"/>
+              <w:rPr>
+                <w:kern w:val="2"/>
+                <w:sz w:val="24"/>
+                <w:szCs w:val="24"/>
+                <w:lang w:val="ru-RU" w:eastAsia="zh-CN"/>
+              </w:rPr>
+              <w:numPr>
+                <w:ilvl w:val="0"/>
+                <w:numId w:val="28"/>
+              </w:numPr>
+            </w:pPr>
+          </w:p>
+        </w:tc>
+        <w:tc>
+          <w:tcPr>
+            <w:tcW w:w="5971" w:type="dxa"/>
+          </w:tcPr>
+          <w:p>
+            <w:pPr>
+              <w:tabs>
+                <w:tab w:val="left" w:pos="1026"/>
+              </w:tabs>
+              <w:spacing w:before="98"/>
+              <w:ind w:firstLine="0"/>
+              <w:rPr>
+                <w:b/>
+                <w:sz w:val="24"/>
+                <w:highlight w:val="yellow"/>
+              </w:rPr>
+            </w:pPr>
+            <w:r>
               <w:t xml:space="preserve">Реализация dot(a, b) использует псевдокод: acc=0.0; для каждой пары x, y из zip(a, b) выполнить acc=acc+x*y; вернуть acc. Контракт: два списка конечных чисел одинаковой длины, пустые списки дают 0, входы сохраняются; несовместимая длина — ошибка. Разработайте небольшой набор проверок, выявляющий нарушение контракта и отдельно потерю численной точности. Используйте также a=[1e16,1,−1e16], b=[1,1,1]. Исправьте нарушение контракта, предложите допустимое решение проблемы точности средствами библиотеки и обоснуйте критерии сравнения результатов.</w:t>
+            </w:r>
+          </w:p>
+        </w:tc>
+        <w:tc>
+          <w:tcPr>
+            <w:tcW w:w="2925" w:type="dxa"/>
+            <w:vAlign w:val="center"/>
+            <w:vMerge w:val="continue"/>
+          </w:tcPr>
+          <w:p>
+            <w:pPr>
+              <w:ind w:firstLine="0"/>
+              <w:jc w:val="center"/>
+              <w:rPr>
+                <w:sz w:val="22"/>
+                <w:szCs w:val="22"/>
+                <w:highlight w:val="yellow"/>
+              </w:rPr>
+            </w:pPr>
+          </w:p>
+        </w:tc>
+      </w:tr>
+      <w:tr>
+        <w:trPr>
+          <w:jc w:val="center"/>
+          <w:cantSplit/>
+        </w:trPr>
+        <w:tc>
+          <w:tcPr>
+            <w:tcW w:w="567" w:type="dxa"/>
+          </w:tcPr>
+          <w:p>
+            <w:pPr>
+              <w:pStyle w:val="a5"/>
+              <w:tabs>
+                <w:tab w:val="left" w:pos="0"/>
+              </w:tabs>
+              <w:suppressAutoHyphens/>
+              <w:autoSpaceDN/>
+              <w:ind w:right="284"/>
+              <w:jc w:val="center"/>
+              <w:rPr>
+                <w:kern w:val="2"/>
+                <w:sz w:val="24"/>
+                <w:szCs w:val="24"/>
+                <w:lang w:val="ru-RU" w:eastAsia="zh-CN"/>
+              </w:rPr>
+              <w:numPr>
+                <w:ilvl w:val="0"/>
+                <w:numId w:val="28"/>
+              </w:numPr>
+            </w:pPr>
+          </w:p>
+        </w:tc>
+        <w:tc>
+          <w:tcPr>
+            <w:tcW w:w="5971" w:type="dxa"/>
+          </w:tcPr>
+          <w:p>
+            <w:pPr>
+              <w:tabs>
+                <w:tab w:val="left" w:pos="1026"/>
+              </w:tabs>
+              <w:spacing w:before="98"/>
+              <w:ind w:firstLine="0"/>
+              <w:rPr>
+                <w:b/>
+                <w:sz w:val="24"/>
+                <w:highlight w:val="yellow"/>
+              </w:rPr>
+            </w:pPr>
+            <w:r>
+              <w:t xml:space="preserve">Реализуйте на C# метод Dot(double[] a, double[] b) с контрактом: одинаковая длина, конечные элементы, пустые массивы дают 0, входы сохраняются, несовместимая длина диагностируется. Проверьте [1,2] и [3,4], пустой вход, разные длины и a=[1e16,1,−1e16], b=[1,1,1]. Локализуйте различие нарушения контракта и ошибки округления; сравните с реализацией Python и обоснуйте допуски.</w:t>
             </w:r>
           </w:p>
         </w:tc>
@@ -12645,7 +14500,7 @@
               </w:rPr>
             </w:pPr>
             <w:r>
-              <w:t xml:space="preserve">Формы аргументов NumPy и SciPy. Согласование размерностей и осей.</w:t>
+              <w:t xml:space="preserve">System.Math в C# и математические библиотеки Python. Элементарные функции, конечность результата и организация независимого валидатора.</w:t>
             </w:r>
           </w:p>
         </w:tc>
@@ -12718,7 +14573,7 @@
               </w:rPr>
             </w:pPr>
             <w:r>
-              <w:t xml:space="preserve">Сопоставление символьного и численного расчета на общей области определения.</w:t>
+              <w:t xml:space="preserve">Формы аргументов NumPy и SciPy. Согласование размерностей и осей.</w:t>
             </w:r>
           </w:p>
         </w:tc>
@@ -12791,7 +14646,7 @@
               </w:rPr>
             </w:pPr>
             <w:r>
-              <w:t xml:space="preserve">Интервал и допуски библиотечного поиска корня. Проверка исходных предпосылок.</w:t>
+              <w:t xml:space="preserve">Сопоставление символьного и численного расчета на общей области определения.</w:t>
             </w:r>
           </w:p>
         </w:tc>
@@ -12864,7 +14719,7 @@
               </w:rPr>
             </w:pPr>
             <w:r>
-              <w:t xml:space="preserve">Оценка погрешности библиотечного интегратора. Проверка результата и различие внутренней оценки ошибки и известного аналитического эталона.</w:t>
+              <w:t xml:space="preserve">Интервал и допуски библиотечного поиска корня. Проверка исходных предпосылок.</w:t>
             </w:r>
           </w:p>
         </w:tc>
@@ -12937,7 +14792,7 @@
               </w:rPr>
             </w:pPr>
             <w:r>
-              <w:t xml:space="preserve">Сингулярная система в пакетном расчете. Обработка отказа без потери остальных результатов.</w:t>
+              <w:t xml:space="preserve">Оценка погрешности библиотечного интегратора. Проверка результата и различие внутренней оценки ошибки и известного аналитического эталона.</w:t>
             </w:r>
           </w:p>
         </w:tc>
@@ -13010,7 +14865,153 @@
               </w:rPr>
             </w:pPr>
             <w:r>
+              <w:t xml:space="preserve">Сингулярная система в пакетном расчете. Обработка отказа без потери остальных результатов.</w:t>
+            </w:r>
+          </w:p>
+        </w:tc>
+        <w:tc>
+          <w:tcPr>
+            <w:tcW w:w="2925" w:type="dxa"/>
+            <w:vAlign w:val="center"/>
+            <w:vMerge w:val="continue"/>
+          </w:tcPr>
+          <w:p>
+            <w:pPr>
+              <w:ind w:firstLine="0"/>
+              <w:jc w:val="center"/>
+              <w:rPr>
+                <w:sz w:val="22"/>
+                <w:szCs w:val="22"/>
+                <w:highlight w:val="yellow"/>
+              </w:rPr>
+            </w:pPr>
+          </w:p>
+        </w:tc>
+      </w:tr>
+      <w:tr>
+        <w:trPr>
+          <w:jc w:val="center"/>
+          <w:cantSplit/>
+        </w:trPr>
+        <w:tc>
+          <w:tcPr>
+            <w:tcW w:w="567" w:type="dxa"/>
+          </w:tcPr>
+          <w:p>
+            <w:pPr>
+              <w:pStyle w:val="a5"/>
+              <w:tabs>
+                <w:tab w:val="left" w:pos="0"/>
+              </w:tabs>
+              <w:suppressAutoHyphens/>
+              <w:autoSpaceDN/>
+              <w:ind w:right="284"/>
+              <w:jc w:val="center"/>
+              <w:rPr>
+                <w:kern w:val="2"/>
+                <w:sz w:val="24"/>
+                <w:szCs w:val="24"/>
+                <w:lang w:val="ru-RU" w:eastAsia="zh-CN"/>
+              </w:rPr>
+              <w:numPr>
+                <w:ilvl w:val="0"/>
+                <w:numId w:val="29"/>
+              </w:numPr>
+            </w:pPr>
+          </w:p>
+        </w:tc>
+        <w:tc>
+          <w:tcPr>
+            <w:tcW w:w="5971" w:type="dxa"/>
+          </w:tcPr>
+          <w:p>
+            <w:pPr>
+              <w:tabs>
+                <w:tab w:val="left" w:pos="1026"/>
+              </w:tabs>
+              <w:spacing w:before="98"/>
+              <w:ind w:firstLine="0"/>
+              <w:rPr>
+                <w:b/>
+                <w:sz w:val="24"/>
+                <w:highlight w:val="yellow"/>
+              </w:rPr>
+            </w:pPr>
+            <w:r>
               <w:t xml:space="preserve">Подготовка символьного выражения к векторному вызову. Проверка формы результата.</w:t>
+            </w:r>
+          </w:p>
+        </w:tc>
+        <w:tc>
+          <w:tcPr>
+            <w:tcW w:w="2925" w:type="dxa"/>
+            <w:vAlign w:val="center"/>
+            <w:vMerge w:val="continue"/>
+          </w:tcPr>
+          <w:p>
+            <w:pPr>
+              <w:ind w:firstLine="0"/>
+              <w:jc w:val="center"/>
+              <w:rPr>
+                <w:sz w:val="22"/>
+                <w:szCs w:val="22"/>
+                <w:highlight w:val="yellow"/>
+              </w:rPr>
+            </w:pPr>
+          </w:p>
+        </w:tc>
+      </w:tr>
+      <w:tr>
+        <w:trPr>
+          <w:jc w:val="center"/>
+          <w:cantSplit/>
+        </w:trPr>
+        <w:tc>
+          <w:tcPr>
+            <w:tcW w:w="567" w:type="dxa"/>
+          </w:tcPr>
+          <w:p>
+            <w:pPr>
+              <w:pStyle w:val="a5"/>
+              <w:tabs>
+                <w:tab w:val="left" w:pos="0"/>
+              </w:tabs>
+              <w:suppressAutoHyphens/>
+              <w:autoSpaceDN/>
+              <w:ind w:right="284"/>
+              <w:jc w:val="center"/>
+              <w:rPr>
+                <w:kern w:val="2"/>
+                <w:sz w:val="24"/>
+                <w:szCs w:val="24"/>
+                <w:lang w:val="ru-RU" w:eastAsia="zh-CN"/>
+              </w:rPr>
+              <w:numPr>
+                <w:ilvl w:val="0"/>
+                <w:numId w:val="29"/>
+              </w:numPr>
+            </w:pPr>
+          </w:p>
+        </w:tc>
+        <w:tc>
+          <w:tcPr>
+            <w:tcW w:w="5971" w:type="dxa"/>
+          </w:tcPr>
+          <w:p>
+            <w:pPr>
+              <w:tabs>
+                <w:tab w:val="left" w:pos="1026"/>
+              </w:tabs>
+              <w:spacing w:before="98"/>
+              <w:ind w:firstLine="0"/>
+              <w:rPr>
+                <w:b/>
+                <w:sz w:val="24"/>
+                <w:highlight w:val="yellow"/>
+              </w:rPr>
+            </w:pPr>
+            <w:r>
+              <w:t xml:space="preserve">Проверка корней и интегральных характеристик средствами C#: область определения, невязка и аналитический эталон. Границы System.Math по сравнению с решателями SciPy и символикой SymPy.</w:t>
             </w:r>
           </w:p>
         </w:tc>
@@ -13316,7 +15317,7 @@
               </w:rPr>
             </w:pPr>
             <w:r>
-              <w:t xml:space="preserve">Параметрический расчет. Полнота сетки и учет неуспешных задач.</w:t>
+              <w:t xml:space="preserve">Реализуйте на C# валидатор кандидатов корней f(x)=(x*x-x+0.16)/(x-0.5) на [0,1]. Для 0.2, 0.5, 0.8 и 1.0 верните допустимость, невязку и причину отказа с заданным допуском. Не допускайте вычисления в полюсе и не принимайте малую невязку вне области. Сопоставьте принятые корни с результатом библиотечного поиска SciPy.</w:t>
             </w:r>
           </w:p>
         </w:tc>
@@ -13389,7 +15390,7 @@
               </w:rPr>
             </w:pPr>
             <w:r>
-              <w:t xml:space="preserve">Разделение времени вычислений, чтения и записи в пакетном расчете.</w:t>
+              <w:t xml:space="preserve">Параметрический расчет. Полнота сетки и учет неуспешных задач.</w:t>
             </w:r>
           </w:p>
         </w:tc>
@@ -13462,7 +15463,7 @@
               </w:rPr>
             </w:pPr>
             <w:r>
-              <w:t xml:space="preserve">Размер вычислительного блока. Ограничения памяти и накладные расходы обработки.</w:t>
+              <w:t xml:space="preserve">Обобщенные типы C#: параметр типа, типобезопасность и повторное использование вычислительного кода. Типизированные коллекции и коллекции Python.</w:t>
             </w:r>
           </w:p>
         </w:tc>
@@ -13535,7 +15536,7 @@
               </w:rPr>
             </w:pPr>
             <w:r>
-              <w:t xml:space="preserve">Проверка неизменности численного результата после векторизации с заданным допуском.</w:t>
+              <w:t xml:space="preserve">Разделение времени вычислений, чтения и записи в пакетном расчете.</w:t>
             </w:r>
           </w:p>
         </w:tc>
@@ -13608,7 +15609,7 @@
               </w:rPr>
             </w:pPr>
             <w:r>
-              <w:t xml:space="preserve">Соответствие параметров строкам результата. Уникальные ключи расчетной сетки.</w:t>
+              <w:t xml:space="preserve">Размер вычислительного блока. Ограничения памяти и накладные расходы обработки.</w:t>
             </w:r>
           </w:p>
         </w:tc>
@@ -13681,7 +15682,7 @@
               </w:rPr>
             </w:pPr>
             <w:r>
-              <w:t xml:space="preserve">Недопустимый параметр и сбой вычисления. Разные статусы и диагностика причины.</w:t>
+              <w:t xml:space="preserve">Проверка неизменности численного результата после векторизации с заданным допуском.</w:t>
             </w:r>
           </w:p>
         </w:tc>
@@ -13754,33 +15755,7 @@
               </w:rPr>
             </w:pPr>
             <w:r>
-              <w:t xml:space="preserve">Статус каждой задачи в итоговой таблице. Контроль полноты расчетной серии.</w:t>
-            </w:r>
-          </w:p>
-          <w:p>
-            <w:pPr>
-              <w:tabs>
-                <w:tab w:val="left" w:pos="1026"/>
-              </w:tabs>
-              <w:spacing w:before="98"/>
-              <w:ind w:firstLine="0"/>
-              <w:rPr>
-                <w:rFonts w:ascii="Times New Roman" w:hAnsi="Times New Roman" w:eastAsia="Times New Roman" w:cs="Times New Roman"/>
-                <w:b/>
-                <w:sz w:val="24"/>
-                <w:highlight w:val="yellow"/>
-                <w:szCs w:val="24"/>
-              </w:rPr>
-            </w:pPr>
-            <w:r>
-              <w:rPr>
-                <w:rFonts w:ascii="Times New Roman" w:hAnsi="Times New Roman" w:eastAsia="Times New Roman" w:cs="Times New Roman"/>
-                <w:b/>
-                <w:sz w:val="24"/>
-                <w:highlight w:val="yellow"/>
-                <w:szCs w:val="24"/>
-              </w:rPr>
-              <w:t>Дополнительно: классы и интерфейсы C#, типизированные коллекции и LINQ для контроля статусов и полноты расчетной серии.</w:t>
+              <w:t xml:space="preserve">Соответствие параметров строкам результата. Уникальные ключи расчетной сетки.</w:t>
             </w:r>
           </w:p>
         </w:tc>
@@ -13853,7 +15828,372 @@
               </w:rPr>
             </w:pPr>
             <w:r>
+              <w:t xml:space="preserve">List&lt;T&gt; и Dictionary&lt;TKey,TValue&gt; для расчетной серии. Выбор ключа параметров и обнаружение повторов без потери неуспешных задач.</w:t>
+            </w:r>
+          </w:p>
+        </w:tc>
+        <w:tc>
+          <w:tcPr>
+            <w:tcW w:w="2925" w:type="dxa"/>
+            <w:vAlign w:val="center"/>
+            <w:vMerge w:val="continue"/>
+          </w:tcPr>
+          <w:p>
+            <w:pPr>
+              <w:ind w:firstLine="0"/>
+              <w:jc w:val="center"/>
+              <w:rPr>
+                <w:sz w:val="22"/>
+                <w:szCs w:val="22"/>
+                <w:highlight w:val="yellow"/>
+              </w:rPr>
+            </w:pPr>
+          </w:p>
+        </w:tc>
+      </w:tr>
+      <w:tr>
+        <w:trPr>
+          <w:jc w:val="center"/>
+          <w:cantSplit/>
+        </w:trPr>
+        <w:tc>
+          <w:tcPr>
+            <w:tcW w:w="567" w:type="dxa"/>
+          </w:tcPr>
+          <w:p>
+            <w:pPr>
+              <w:pStyle w:val="a5"/>
+              <w:tabs>
+                <w:tab w:val="left" w:pos="0"/>
+              </w:tabs>
+              <w:suppressAutoHyphens/>
+              <w:autoSpaceDN/>
+              <w:ind w:right="284"/>
+              <w:jc w:val="center"/>
+              <w:rPr>
+                <w:kern w:val="2"/>
+                <w:sz w:val="24"/>
+                <w:szCs w:val="24"/>
+                <w:lang w:val="ru-RU" w:eastAsia="zh-CN"/>
+              </w:rPr>
+              <w:numPr>
+                <w:ilvl w:val="0"/>
+                <w:numId w:val="29"/>
+              </w:numPr>
+            </w:pPr>
+          </w:p>
+        </w:tc>
+        <w:tc>
+          <w:tcPr>
+            <w:tcW w:w="5971" w:type="dxa"/>
+          </w:tcPr>
+          <w:p>
+            <w:pPr>
+              <w:tabs>
+                <w:tab w:val="left" w:pos="1026"/>
+              </w:tabs>
+              <w:spacing w:before="98"/>
+              <w:ind w:firstLine="0"/>
+              <w:rPr>
+                <w:b/>
+                <w:sz w:val="24"/>
+                <w:highlight w:val="yellow"/>
+              </w:rPr>
+            </w:pPr>
+            <w:r>
+              <w:t xml:space="preserve">Недопустимый параметр и сбой вычисления. Разные статусы и диагностика причины.</w:t>
+            </w:r>
+          </w:p>
+        </w:tc>
+        <w:tc>
+          <w:tcPr>
+            <w:tcW w:w="2925" w:type="dxa"/>
+            <w:vAlign w:val="center"/>
+            <w:vMerge w:val="continue"/>
+          </w:tcPr>
+          <w:p>
+            <w:pPr>
+              <w:ind w:firstLine="0"/>
+              <w:jc w:val="center"/>
+              <w:rPr>
+                <w:sz w:val="22"/>
+                <w:szCs w:val="22"/>
+                <w:highlight w:val="yellow"/>
+              </w:rPr>
+            </w:pPr>
+          </w:p>
+        </w:tc>
+      </w:tr>
+      <w:tr>
+        <w:trPr>
+          <w:jc w:val="center"/>
+          <w:cantSplit/>
+        </w:trPr>
+        <w:tc>
+          <w:tcPr>
+            <w:tcW w:w="567" w:type="dxa"/>
+          </w:tcPr>
+          <w:p>
+            <w:pPr>
+              <w:pStyle w:val="a5"/>
+              <w:tabs>
+                <w:tab w:val="left" w:pos="0"/>
+              </w:tabs>
+              <w:suppressAutoHyphens/>
+              <w:autoSpaceDN/>
+              <w:ind w:right="284"/>
+              <w:jc w:val="center"/>
+              <w:rPr>
+                <w:kern w:val="2"/>
+                <w:sz w:val="24"/>
+                <w:szCs w:val="24"/>
+                <w:lang w:val="ru-RU" w:eastAsia="zh-CN"/>
+              </w:rPr>
+              <w:numPr>
+                <w:ilvl w:val="0"/>
+                <w:numId w:val="29"/>
+              </w:numPr>
+            </w:pPr>
+          </w:p>
+        </w:tc>
+        <w:tc>
+          <w:tcPr>
+            <w:tcW w:w="5971" w:type="dxa"/>
+          </w:tcPr>
+          <w:p>
+            <w:pPr>
+              <w:tabs>
+                <w:tab w:val="left" w:pos="1026"/>
+              </w:tabs>
+              <w:spacing w:before="98"/>
+              <w:ind w:firstLine="0"/>
+              <w:rPr>
+                <w:b/>
+                <w:sz w:val="24"/>
+                <w:highlight w:val="yellow"/>
+              </w:rPr>
+            </w:pPr>
+            <w:r>
+              <w:t xml:space="preserve">Статус каждой задачи в итоговой таблице. Контроль полноты расчетной серии.</w:t>
+            </w:r>
+          </w:p>
+        </w:tc>
+        <w:tc>
+          <w:tcPr>
+            <w:tcW w:w="2925" w:type="dxa"/>
+            <w:vAlign w:val="center"/>
+            <w:vMerge w:val="continue"/>
+          </w:tcPr>
+          <w:p>
+            <w:pPr>
+              <w:ind w:firstLine="0"/>
+              <w:jc w:val="center"/>
+              <w:rPr>
+                <w:sz w:val="22"/>
+                <w:szCs w:val="22"/>
+                <w:highlight w:val="yellow"/>
+              </w:rPr>
+            </w:pPr>
+          </w:p>
+        </w:tc>
+      </w:tr>
+      <w:tr>
+        <w:trPr>
+          <w:jc w:val="center"/>
+          <w:cantSplit/>
+        </w:trPr>
+        <w:tc>
+          <w:tcPr>
+            <w:tcW w:w="567" w:type="dxa"/>
+          </w:tcPr>
+          <w:p>
+            <w:pPr>
+              <w:pStyle w:val="a5"/>
+              <w:tabs>
+                <w:tab w:val="left" w:pos="0"/>
+              </w:tabs>
+              <w:suppressAutoHyphens/>
+              <w:autoSpaceDN/>
+              <w:ind w:right="284"/>
+              <w:jc w:val="center"/>
+              <w:rPr>
+                <w:kern w:val="2"/>
+                <w:sz w:val="24"/>
+                <w:szCs w:val="24"/>
+                <w:lang w:val="ru-RU" w:eastAsia="zh-CN"/>
+              </w:rPr>
+              <w:numPr>
+                <w:ilvl w:val="0"/>
+                <w:numId w:val="29"/>
+              </w:numPr>
+            </w:pPr>
+          </w:p>
+        </w:tc>
+        <w:tc>
+          <w:tcPr>
+            <w:tcW w:w="5971" w:type="dxa"/>
+          </w:tcPr>
+          <w:p>
+            <w:pPr>
+              <w:tabs>
+                <w:tab w:val="left" w:pos="1026"/>
+              </w:tabs>
+              <w:spacing w:before="98"/>
+              <w:ind w:firstLine="0"/>
+              <w:rPr>
+                <w:b/>
+                <w:sz w:val="24"/>
+                <w:highlight w:val="yellow"/>
+              </w:rPr>
+            </w:pPr>
+            <w:r>
+              <w:t xml:space="preserve">IEnumerable&lt;T&gt; и отложенное выполнение в C#. Повторный обход расчетной серии, побочные эффекты и момент материализации результата.</w:t>
+            </w:r>
+          </w:p>
+        </w:tc>
+        <w:tc>
+          <w:tcPr>
+            <w:tcW w:w="2925" w:type="dxa"/>
+            <w:vAlign w:val="center"/>
+            <w:vMerge w:val="continue"/>
+          </w:tcPr>
+          <w:p>
+            <w:pPr>
+              <w:ind w:firstLine="0"/>
+              <w:jc w:val="center"/>
+              <w:rPr>
+                <w:sz w:val="22"/>
+                <w:szCs w:val="22"/>
+                <w:highlight w:val="yellow"/>
+              </w:rPr>
+            </w:pPr>
+          </w:p>
+        </w:tc>
+      </w:tr>
+      <w:tr>
+        <w:trPr>
+          <w:jc w:val="center"/>
+          <w:cantSplit/>
+        </w:trPr>
+        <w:tc>
+          <w:tcPr>
+            <w:tcW w:w="567" w:type="dxa"/>
+          </w:tcPr>
+          <w:p>
+            <w:pPr>
+              <w:pStyle w:val="a5"/>
+              <w:tabs>
+                <w:tab w:val="left" w:pos="0"/>
+              </w:tabs>
+              <w:suppressAutoHyphens/>
+              <w:autoSpaceDN/>
+              <w:ind w:right="284"/>
+              <w:jc w:val="center"/>
+              <w:rPr>
+                <w:kern w:val="2"/>
+                <w:sz w:val="24"/>
+                <w:szCs w:val="24"/>
+                <w:lang w:val="ru-RU" w:eastAsia="zh-CN"/>
+              </w:rPr>
+              <w:numPr>
+                <w:ilvl w:val="0"/>
+                <w:numId w:val="29"/>
+              </w:numPr>
+            </w:pPr>
+          </w:p>
+        </w:tc>
+        <w:tc>
+          <w:tcPr>
+            <w:tcW w:w="5971" w:type="dxa"/>
+          </w:tcPr>
+          <w:p>
+            <w:pPr>
+              <w:tabs>
+                <w:tab w:val="left" w:pos="1026"/>
+              </w:tabs>
+              <w:spacing w:before="98"/>
+              <w:ind w:firstLine="0"/>
+              <w:rPr>
+                <w:b/>
+                <w:sz w:val="24"/>
+                <w:highlight w:val="yellow"/>
+              </w:rPr>
+            </w:pPr>
+            <w:r>
               <w:t xml:space="preserve">Контрольные точки сравнения расчетных серий. Границы диапазона и характерные значения.</w:t>
+            </w:r>
+          </w:p>
+        </w:tc>
+        <w:tc>
+          <w:tcPr>
+            <w:tcW w:w="2925" w:type="dxa"/>
+            <w:vAlign w:val="center"/>
+            <w:vMerge w:val="continue"/>
+          </w:tcPr>
+          <w:p>
+            <w:pPr>
+              <w:ind w:firstLine="0"/>
+              <w:jc w:val="center"/>
+              <w:rPr>
+                <w:sz w:val="22"/>
+                <w:szCs w:val="22"/>
+                <w:highlight w:val="yellow"/>
+              </w:rPr>
+            </w:pPr>
+          </w:p>
+        </w:tc>
+      </w:tr>
+      <w:tr>
+        <w:trPr>
+          <w:jc w:val="center"/>
+          <w:cantSplit/>
+        </w:trPr>
+        <w:tc>
+          <w:tcPr>
+            <w:tcW w:w="567" w:type="dxa"/>
+          </w:tcPr>
+          <w:p>
+            <w:pPr>
+              <w:pStyle w:val="a5"/>
+              <w:tabs>
+                <w:tab w:val="left" w:pos="0"/>
+              </w:tabs>
+              <w:suppressAutoHyphens/>
+              <w:autoSpaceDN/>
+              <w:ind w:right="284"/>
+              <w:jc w:val="center"/>
+              <w:rPr>
+                <w:kern w:val="2"/>
+                <w:sz w:val="24"/>
+                <w:szCs w:val="24"/>
+                <w:lang w:val="ru-RU" w:eastAsia="zh-CN"/>
+              </w:rPr>
+              <w:numPr>
+                <w:ilvl w:val="0"/>
+                <w:numId w:val="29"/>
+              </w:numPr>
+            </w:pPr>
+          </w:p>
+        </w:tc>
+        <w:tc>
+          <w:tcPr>
+            <w:tcW w:w="5971" w:type="dxa"/>
+          </w:tcPr>
+          <w:p>
+            <w:pPr>
+              <w:tabs>
+                <w:tab w:val="left" w:pos="1026"/>
+              </w:tabs>
+              <w:spacing w:before="98"/>
+              <w:ind w:firstLine="0"/>
+              <w:rPr>
+                <w:b/>
+                <w:sz w:val="24"/>
+                <w:highlight w:val="yellow"/>
+              </w:rPr>
+            </w:pPr>
+            <w:r>
+              <w:t xml:space="preserve">LINQ: Where, Select, GroupBy и агрегирование статусов. Сохранение ключей, учет ошибок и проверка полноты параметрической сетки.</w:t>
             </w:r>
           </w:p>
         </w:tc>
@@ -14103,7 +16443,7 @@
               </w:rPr>
             </w:pPr>
             <w:r>
-              <w:t xml:space="preserve">Состав устанавливаемого вычислительного пакета. Метаданные, модули и публичный интерфейс.</w:t>
+              <w:t xml:space="preserve">Для a=1,…,100 и 1001 равномерной точки t∈[0,1] спроектируйте на C# блочный расчет Math.Exp(-a*t). Бюджет 65536 байт относится только к одному рабочему буферу double[,]; входные векторы и вывод не входят в бюджет, другие двумерные временные массивы запрещены. Определите максимальное число строк блока и обработку последнего блока. Сохраните ключи параметров и статусы в типизированных коллекциях; через LINQ проверьте полноту серии и сопоставьте контрольные значения с Python.</w:t>
             </w:r>
           </w:p>
         </w:tc>
@@ -14176,7 +16516,7 @@
               </w:rPr>
             </w:pPr>
             <w:r>
-              <w:t xml:space="preserve">Фиксация зависимостей и конфигурации расчета. Восстановление условий запуска.</w:t>
+              <w:t xml:space="preserve">Состав устанавливаемого вычислительного пакета. Метаданные, модули и публичный интерфейс.</w:t>
             </w:r>
           </w:p>
         </w:tc>
@@ -14249,7 +16589,7 @@
               </w:rPr>
             </w:pPr>
             <w:r>
-              <w:t xml:space="preserve">Совместимость публичного интерфейса после изменения. Проверка сигнатур и поведения.</w:t>
+              <w:t xml:space="preserve">Библиотека классов и консольное приложение .NET. Сборка, ссылка на проект, публичный API и использование библиотеки из командного интерфейса.</w:t>
             </w:r>
           </w:p>
         </w:tc>
@@ -14322,7 +16662,7 @@
               </w:rPr>
             </w:pPr>
             <w:r>
-              <w:t xml:space="preserve">Восстановление прежнего расчета по журналу, версиям кода и входных данных.</w:t>
+              <w:t xml:space="preserve">Фиксация зависимостей и конфигурации расчета. Восстановление условий запуска.</w:t>
             </w:r>
           </w:p>
         </w:tc>
@@ -14395,7 +16735,7 @@
               </w:rPr>
             </w:pPr>
             <w:r>
-              <w:t xml:space="preserve">Фиксация версий зависимостей и обновление среды. Различие целей и проверок.</w:t>
+              <w:t xml:space="preserve">Файл проекта .NET и зависимости вычислительного приложения. Условия воспроизводимой сборки и запуска в сравнении с окружением Python.</w:t>
             </w:r>
           </w:p>
         </w:tc>
@@ -14468,33 +16808,7 @@
               </w:rPr>
             </w:pPr>
             <w:r>
-              <w:t xml:space="preserve">Командный интерфейс расчета. Аргументы, сообщения об ошибках и код завершения.</w:t>
-            </w:r>
-          </w:p>
-          <w:p>
-            <w:pPr>
-              <w:tabs>
-                <w:tab w:val="left" w:pos="1026"/>
-              </w:tabs>
-              <w:spacing w:before="98"/>
-              <w:ind w:firstLine="0"/>
-              <w:rPr>
-                <w:rFonts w:ascii="Times New Roman" w:hAnsi="Times New Roman" w:eastAsia="Times New Roman" w:cs="Times New Roman"/>
-                <w:b/>
-                <w:sz w:val="24"/>
-                <w:highlight w:val="yellow"/>
-                <w:szCs w:val="24"/>
-              </w:rPr>
-            </w:pPr>
-            <w:r>
-              <w:rPr>
-                <w:rFonts w:ascii="Times New Roman" w:hAnsi="Times New Roman" w:eastAsia="Times New Roman" w:cs="Times New Roman"/>
-                <w:b/>
-                <w:sz w:val="24"/>
-                <w:highlight w:val="yellow"/>
-                <w:szCs w:val="24"/>
-              </w:rPr>
-              <w:t>Дополнительно: файловый ввод/вывод, обработка исключений и коды завершения небольшого консольного приложения C#.</w:t>
+              <w:t xml:space="preserve">Совместимость публичного интерфейса после изменения. Проверка сигнатур и поведения.</w:t>
             </w:r>
           </w:p>
         </w:tc>
@@ -14567,7 +16881,372 @@
               </w:rPr>
             </w:pPr>
             <w:r>
+              <w:t xml:space="preserve">Восстановление прежнего расчета по журналу, версиям кода и входных данных.</w:t>
+            </w:r>
+          </w:p>
+        </w:tc>
+        <w:tc>
+          <w:tcPr>
+            <w:tcW w:w="2925" w:type="dxa"/>
+            <w:vAlign w:val="center"/>
+            <w:vMerge w:val="continue"/>
+          </w:tcPr>
+          <w:p>
+            <w:pPr>
+              <w:ind w:firstLine="0"/>
+              <w:jc w:val="center"/>
+              <w:rPr>
+                <w:sz w:val="22"/>
+                <w:szCs w:val="22"/>
+                <w:highlight w:val="yellow"/>
+              </w:rPr>
+            </w:pPr>
+          </w:p>
+        </w:tc>
+      </w:tr>
+      <w:tr>
+        <w:trPr>
+          <w:jc w:val="center"/>
+          <w:cantSplit/>
+        </w:trPr>
+        <w:tc>
+          <w:tcPr>
+            <w:tcW w:w="567" w:type="dxa"/>
+          </w:tcPr>
+          <w:p>
+            <w:pPr>
+              <w:pStyle w:val="a5"/>
+              <w:tabs>
+                <w:tab w:val="left" w:pos="0"/>
+              </w:tabs>
+              <w:suppressAutoHyphens/>
+              <w:autoSpaceDN/>
+              <w:ind w:right="284"/>
+              <w:jc w:val="center"/>
+              <w:rPr>
+                <w:kern w:val="2"/>
+                <w:sz w:val="24"/>
+                <w:szCs w:val="24"/>
+                <w:lang w:val="ru-RU" w:eastAsia="zh-CN"/>
+              </w:rPr>
+              <w:numPr>
+                <w:ilvl w:val="0"/>
+                <w:numId w:val="29"/>
+              </w:numPr>
+            </w:pPr>
+          </w:p>
+        </w:tc>
+        <w:tc>
+          <w:tcPr>
+            <w:tcW w:w="5971" w:type="dxa"/>
+          </w:tcPr>
+          <w:p>
+            <w:pPr>
+              <w:tabs>
+                <w:tab w:val="left" w:pos="1026"/>
+              </w:tabs>
+              <w:spacing w:before="98"/>
+              <w:ind w:firstLine="0"/>
+              <w:rPr>
+                <w:b/>
+                <w:sz w:val="24"/>
+                <w:highlight w:val="yellow"/>
+              </w:rPr>
+            </w:pPr>
+            <w:r>
+              <w:t xml:space="preserve">Фиксация версий зависимостей и обновление среды. Различие целей и проверок.</w:t>
+            </w:r>
+          </w:p>
+        </w:tc>
+        <w:tc>
+          <w:tcPr>
+            <w:tcW w:w="2925" w:type="dxa"/>
+            <w:vAlign w:val="center"/>
+            <w:vMerge w:val="continue"/>
+          </w:tcPr>
+          <w:p>
+            <w:pPr>
+              <w:ind w:firstLine="0"/>
+              <w:jc w:val="center"/>
+              <w:rPr>
+                <w:sz w:val="22"/>
+                <w:szCs w:val="22"/>
+                <w:highlight w:val="yellow"/>
+              </w:rPr>
+            </w:pPr>
+          </w:p>
+        </w:tc>
+      </w:tr>
+      <w:tr>
+        <w:trPr>
+          <w:jc w:val="center"/>
+          <w:cantSplit/>
+        </w:trPr>
+        <w:tc>
+          <w:tcPr>
+            <w:tcW w:w="567" w:type="dxa"/>
+          </w:tcPr>
+          <w:p>
+            <w:pPr>
+              <w:pStyle w:val="a5"/>
+              <w:tabs>
+                <w:tab w:val="left" w:pos="0"/>
+              </w:tabs>
+              <w:suppressAutoHyphens/>
+              <w:autoSpaceDN/>
+              <w:ind w:right="284"/>
+              <w:jc w:val="center"/>
+              <w:rPr>
+                <w:kern w:val="2"/>
+                <w:sz w:val="24"/>
+                <w:szCs w:val="24"/>
+                <w:lang w:val="ru-RU" w:eastAsia="zh-CN"/>
+              </w:rPr>
+              <w:numPr>
+                <w:ilvl w:val="0"/>
+                <w:numId w:val="29"/>
+              </w:numPr>
+            </w:pPr>
+          </w:p>
+        </w:tc>
+        <w:tc>
+          <w:tcPr>
+            <w:tcW w:w="5971" w:type="dxa"/>
+          </w:tcPr>
+          <w:p>
+            <w:pPr>
+              <w:tabs>
+                <w:tab w:val="left" w:pos="1026"/>
+              </w:tabs>
+              <w:spacing w:before="98"/>
+              <w:ind w:firstLine="0"/>
+              <w:rPr>
+                <w:b/>
+                <w:sz w:val="24"/>
+                <w:highlight w:val="yellow"/>
+              </w:rPr>
+            </w:pPr>
+            <w:r>
+              <w:t xml:space="preserve">Командный интерфейс расчета. Аргументы, сообщения об ошибках и код завершения.</w:t>
+            </w:r>
+          </w:p>
+        </w:tc>
+        <w:tc>
+          <w:tcPr>
+            <w:tcW w:w="2925" w:type="dxa"/>
+            <w:vAlign w:val="center"/>
+            <w:vMerge w:val="continue"/>
+          </w:tcPr>
+          <w:p>
+            <w:pPr>
+              <w:ind w:firstLine="0"/>
+              <w:jc w:val="center"/>
+              <w:rPr>
+                <w:sz w:val="22"/>
+                <w:szCs w:val="22"/>
+                <w:highlight w:val="yellow"/>
+              </w:rPr>
+            </w:pPr>
+          </w:p>
+        </w:tc>
+      </w:tr>
+      <w:tr>
+        <w:trPr>
+          <w:jc w:val="center"/>
+          <w:cantSplit/>
+        </w:trPr>
+        <w:tc>
+          <w:tcPr>
+            <w:tcW w:w="567" w:type="dxa"/>
+          </w:tcPr>
+          <w:p>
+            <w:pPr>
+              <w:pStyle w:val="a5"/>
+              <w:tabs>
+                <w:tab w:val="left" w:pos="0"/>
+              </w:tabs>
+              <w:suppressAutoHyphens/>
+              <w:autoSpaceDN/>
+              <w:ind w:right="284"/>
+              <w:jc w:val="center"/>
+              <w:rPr>
+                <w:kern w:val="2"/>
+                <w:sz w:val="24"/>
+                <w:szCs w:val="24"/>
+                <w:lang w:val="ru-RU" w:eastAsia="zh-CN"/>
+              </w:rPr>
+              <w:numPr>
+                <w:ilvl w:val="0"/>
+                <w:numId w:val="29"/>
+              </w:numPr>
+            </w:pPr>
+          </w:p>
+        </w:tc>
+        <w:tc>
+          <w:tcPr>
+            <w:tcW w:w="5971" w:type="dxa"/>
+          </w:tcPr>
+          <w:p>
+            <w:pPr>
+              <w:tabs>
+                <w:tab w:val="left" w:pos="1026"/>
+              </w:tabs>
+              <w:spacing w:before="98"/>
+              <w:ind w:firstLine="0"/>
+              <w:rPr>
+                <w:b/>
+                <w:sz w:val="24"/>
+                <w:highlight w:val="yellow"/>
+              </w:rPr>
+            </w:pPr>
+            <w:r>
+              <w:t xml:space="preserve">Файловый ввод и вывод в C#: System.IO, using и освобождение ресурсов. Ошибки формата, доступа и вычисления; диагностическое сообщение и код завершения.</w:t>
+            </w:r>
+          </w:p>
+        </w:tc>
+        <w:tc>
+          <w:tcPr>
+            <w:tcW w:w="2925" w:type="dxa"/>
+            <w:vAlign w:val="center"/>
+            <w:vMerge w:val="continue"/>
+          </w:tcPr>
+          <w:p>
+            <w:pPr>
+              <w:ind w:firstLine="0"/>
+              <w:jc w:val="center"/>
+              <w:rPr>
+                <w:sz w:val="22"/>
+                <w:szCs w:val="22"/>
+                <w:highlight w:val="yellow"/>
+              </w:rPr>
+            </w:pPr>
+          </w:p>
+        </w:tc>
+      </w:tr>
+      <w:tr>
+        <w:trPr>
+          <w:jc w:val="center"/>
+          <w:cantSplit/>
+        </w:trPr>
+        <w:tc>
+          <w:tcPr>
+            <w:tcW w:w="567" w:type="dxa"/>
+          </w:tcPr>
+          <w:p>
+            <w:pPr>
+              <w:pStyle w:val="a5"/>
+              <w:tabs>
+                <w:tab w:val="left" w:pos="0"/>
+              </w:tabs>
+              <w:suppressAutoHyphens/>
+              <w:autoSpaceDN/>
+              <w:ind w:right="284"/>
+              <w:jc w:val="center"/>
+              <w:rPr>
+                <w:kern w:val="2"/>
+                <w:sz w:val="24"/>
+                <w:szCs w:val="24"/>
+                <w:lang w:val="ru-RU" w:eastAsia="zh-CN"/>
+              </w:rPr>
+              <w:numPr>
+                <w:ilvl w:val="0"/>
+                <w:numId w:val="29"/>
+              </w:numPr>
+            </w:pPr>
+          </w:p>
+        </w:tc>
+        <w:tc>
+          <w:tcPr>
+            <w:tcW w:w="5971" w:type="dxa"/>
+          </w:tcPr>
+          <w:p>
+            <w:pPr>
+              <w:tabs>
+                <w:tab w:val="left" w:pos="1026"/>
+              </w:tabs>
+              <w:spacing w:before="98"/>
+              <w:ind w:firstLine="0"/>
+              <w:rPr>
+                <w:b/>
+                <w:sz w:val="24"/>
+                <w:highlight w:val="yellow"/>
+              </w:rPr>
+            </w:pPr>
+            <w:r>
               <w:t xml:space="preserve">Журнал неуспешной задачи. Данные, необходимые для ее отдельного повторного запуска.</w:t>
+            </w:r>
+          </w:p>
+        </w:tc>
+        <w:tc>
+          <w:tcPr>
+            <w:tcW w:w="2925" w:type="dxa"/>
+            <w:vAlign w:val="center"/>
+            <w:vMerge w:val="continue"/>
+          </w:tcPr>
+          <w:p>
+            <w:pPr>
+              <w:ind w:firstLine="0"/>
+              <w:jc w:val="center"/>
+              <w:rPr>
+                <w:sz w:val="22"/>
+                <w:szCs w:val="22"/>
+                <w:highlight w:val="yellow"/>
+              </w:rPr>
+            </w:pPr>
+          </w:p>
+        </w:tc>
+      </w:tr>
+      <w:tr>
+        <w:trPr>
+          <w:jc w:val="center"/>
+          <w:cantSplit/>
+        </w:trPr>
+        <w:tc>
+          <w:tcPr>
+            <w:tcW w:w="567" w:type="dxa"/>
+          </w:tcPr>
+          <w:p>
+            <w:pPr>
+              <w:pStyle w:val="a5"/>
+              <w:tabs>
+                <w:tab w:val="left" w:pos="0"/>
+              </w:tabs>
+              <w:suppressAutoHyphens/>
+              <w:autoSpaceDN/>
+              <w:ind w:right="284"/>
+              <w:jc w:val="center"/>
+              <w:rPr>
+                <w:kern w:val="2"/>
+                <w:sz w:val="24"/>
+                <w:szCs w:val="24"/>
+                <w:lang w:val="ru-RU" w:eastAsia="zh-CN"/>
+              </w:rPr>
+              <w:numPr>
+                <w:ilvl w:val="0"/>
+                <w:numId w:val="29"/>
+              </w:numPr>
+            </w:pPr>
+          </w:p>
+        </w:tc>
+        <w:tc>
+          <w:tcPr>
+            <w:tcW w:w="5971" w:type="dxa"/>
+          </w:tcPr>
+          <w:p>
+            <w:pPr>
+              <w:tabs>
+                <w:tab w:val="left" w:pos="1026"/>
+              </w:tabs>
+              <w:spacing w:before="98"/>
+              <w:ind w:firstLine="0"/>
+              <w:rPr>
+                <w:b/>
+                <w:sz w:val="24"/>
+                <w:highlight w:val="yellow"/>
+              </w:rPr>
+            </w:pPr>
+            <w:r>
+              <w:t xml:space="preserve">Журнал расчетного приложения .NET: параметры, статус, причина отказа и версия компонента. Повторный запуск одной неуспешной задачи.</w:t>
             </w:r>
           </w:p>
         </w:tc>
@@ -15019,6 +17698,79 @@
           </w:p>
         </w:tc>
       </w:tr>
+      <w:tr>
+        <w:trPr>
+          <w:jc w:val="center"/>
+          <w:cantSplit/>
+        </w:trPr>
+        <w:tc>
+          <w:tcPr>
+            <w:tcW w:w="567" w:type="dxa"/>
+          </w:tcPr>
+          <w:p>
+            <w:pPr>
+              <w:pStyle w:val="a5"/>
+              <w:tabs>
+                <w:tab w:val="left" w:pos="0"/>
+              </w:tabs>
+              <w:suppressAutoHyphens/>
+              <w:autoSpaceDN/>
+              <w:ind w:right="284"/>
+              <w:jc w:val="center"/>
+              <w:rPr>
+                <w:kern w:val="2"/>
+                <w:sz w:val="24"/>
+                <w:szCs w:val="24"/>
+                <w:lang w:val="ru-RU" w:eastAsia="zh-CN"/>
+              </w:rPr>
+              <w:numPr>
+                <w:ilvl w:val="0"/>
+                <w:numId w:val="29"/>
+              </w:numPr>
+            </w:pPr>
+          </w:p>
+        </w:tc>
+        <w:tc>
+          <w:tcPr>
+            <w:tcW w:w="5971" w:type="dxa"/>
+          </w:tcPr>
+          <w:p>
+            <w:pPr>
+              <w:tabs>
+                <w:tab w:val="left" w:pos="1026"/>
+              </w:tabs>
+              <w:spacing w:before="98"/>
+              <w:ind w:firstLine="0"/>
+              <w:rPr>
+                <w:b/>
+                <w:sz w:val="24"/>
+                <w:highlight w:val="yellow"/>
+              </w:rPr>
+            </w:pPr>
+            <w:r>
+              <w:t xml:space="preserve">Спроектируйте библиотеку C# с валидатором решения A*x=b и консольное приложение .NET, читающее JSON с A, b и x. Для A=[[2,1],[1,3]], b=[1,2], x=[0.2,0.6] задайте контрольный запрос и ожидаемый успешный статус; добавьте проверки несовместимой размерности и некорректного файла. Опишите журнал, коды завершения и две проверки сборки и запуска вне каталога проекта. Сопоставьте формат обмена и правила диагностики с пакетом Python.</w:t>
+            </w:r>
+          </w:p>
+        </w:tc>
+        <w:tc>
+          <w:tcPr>
+            <w:tcW w:w="2925" w:type="dxa"/>
+            <w:vAlign w:val="center"/>
+            <w:vMerge w:val="continue"/>
+          </w:tcPr>
+          <w:p>
+            <w:pPr>
+              <w:ind w:firstLine="0"/>
+              <w:jc w:val="center"/>
+              <w:rPr>
+                <w:sz w:val="22"/>
+                <w:szCs w:val="22"/>
+                <w:highlight w:val="yellow"/>
+              </w:rPr>
+            </w:pPr>
+          </w:p>
+        </w:tc>
+      </w:tr>
     </w:tbl>
     <w:p>
       <w:pPr>
@@ -16369,7 +19121,7 @@
                 <w:sz w:val="24"/>
                 <w:szCs w:val="22"/>
               </w:rPr>
-              <w:t>Массивы и вычисления</w:t>
+              <w:t>Типы данных и массивы</w:t>
             </w:r>
           </w:p>
         </w:tc>
@@ -16392,23 +19144,6 @@
                 <w:szCs w:val="22"/>
               </w:rPr>
               <w:t>Лабораторная работа №9. Преобразование массива многоканальных измерений с масками пропусков и проверкой соответствия каналов</w:t>
-            </w:r>
-          </w:p>
-          <w:p xmlns:w="http://schemas.openxmlformats.org/wordprocessingml/2006/main">
-            <w:pPr>
-              <w:rPr>
-                <w:rFonts w:ascii="Times New Roman" w:hAnsi="Times New Roman" w:eastAsia="Times New Roman" w:cs="Times New Roman"/>
-                <w:sz w:val="24"/>
-                <w:szCs w:val="24"/>
-              </w:rPr>
-            </w:pPr>
-            <w:r>
-              <w:rPr>
-                <w:rFonts w:ascii="Times New Roman" w:hAnsi="Times New Roman" w:eastAsia="Times New Roman" w:cs="Times New Roman"/>
-                <w:sz w:val="24"/>
-                <w:szCs w:val="24"/>
-              </w:rPr>
-              <w:t>Дополнение на C#: создать консольную программу Microsoft .NET со статическим методом обработки одномерного массива контрольного канала. Указать типы, организовать цикл и условие обработки отсутствующего значения, проверить границы и сопоставить результат с существующим расчетом Python. В отчет включить исходный код, входные данные и таблицу сравнения.</w:t>
             </w:r>
           </w:p>
         </w:tc>
@@ -16499,18 +19234,22 @@
           </w:tcPr>
           <w:p>
             <w:pPr>
-              <w:keepNext/>
-              <w:rPr>
-                <w:szCs w:val="22"/>
-              </w:rPr>
-            </w:pPr>
-            <w:r>
-              <w:rPr>
-                <w:rFonts w:ascii="Times New Roman" w:hAnsi="Times New Roman"/>
-                <w:sz w:val="24"/>
-                <w:szCs w:val="22"/>
-              </w:rPr>
-              <w:t>Лабораторная работа №11. Расчет баланса нескольких потоков средствами NumPy с проверкой размерностей и совместности данных</w:t>
+              <w:keepNext w:val="0"/>
+              <w:rPr>
+                <w:rFonts w:ascii="Times New Roman" w:hAnsi="Times New Roman" w:eastAsia="Times New Roman" w:cs="Times New Roman"/>
+                <w:sz w:val="24"/>
+                <w:szCs w:val="24"/>
+                <w:lang w:val="ru-RU"/>
+              </w:rPr>
+            </w:pPr>
+            <w:r>
+              <w:rPr>
+                <w:rFonts w:ascii="Times New Roman" w:hAnsi="Times New Roman" w:eastAsia="Times New Roman" w:cs="Times New Roman"/>
+                <w:sz w:val="24"/>
+                <w:szCs w:val="24"/>
+                <w:lang w:val="ru-RU"/>
+              </w:rPr>
+              <w:t xml:space="preserve">Лабораторная работа №11. Расчет баланса нескольких потоков с проверкой размерностей и совместности данных</w:t>
             </w:r>
           </w:p>
         </w:tc>
@@ -16596,23 +19335,6 @@
               <w:t>Лабораторная работа №12. Построение графиков кусочной расчетной функции с разрывами и выбором корректного масштаба осей</w:t>
             </w:r>
           </w:p>
-          <w:p xmlns:w="http://schemas.openxmlformats.org/wordprocessingml/2006/main">
-            <w:pPr>
-              <w:rPr>
-                <w:rFonts w:ascii="Times New Roman" w:hAnsi="Times New Roman" w:eastAsia="Times New Roman" w:cs="Times New Roman"/>
-                <w:sz w:val="24"/>
-                <w:szCs w:val="24"/>
-              </w:rPr>
-            </w:pPr>
-            <w:r>
-              <w:rPr>
-                <w:rFonts w:ascii="Times New Roman" w:hAnsi="Times New Roman" w:eastAsia="Times New Roman" w:cs="Times New Roman"/>
-                <w:sz w:val="24"/>
-                <w:szCs w:val="24"/>
-              </w:rPr>
-              <w:t>Дополнение на C#: вычислить значения той же кусочной функции статическим методом и сохранить контрольную текстовую таблицу средствами System.IO. Явно задать формат чисел и разделитель; проверить число точек, разрывы и значения. Использовать существующий Python-код для графика; в отчет включить код C#, таблицу и результаты сверки.</w:t>
-            </w:r>
-          </w:p>
         </w:tc>
       </w:tr>
       <w:tr>
@@ -16849,23 +19571,6 @@
               <w:t>Лабораторная работа №16. Получение всех ветвей решения параметрического уравнения с отбором допустимых корней и численной проверкой</w:t>
             </w:r>
           </w:p>
-          <w:p xmlns:w="http://schemas.openxmlformats.org/wordprocessingml/2006/main">
-            <w:pPr>
-              <w:rPr>
-                <w:rFonts w:ascii="Times New Roman" w:hAnsi="Times New Roman" w:eastAsia="Times New Roman" w:cs="Times New Roman"/>
-                <w:sz w:val="24"/>
-                <w:szCs w:val="24"/>
-              </w:rPr>
-            </w:pPr>
-            <w:r>
-              <w:rPr>
-                <w:rFonts w:ascii="Times New Roman" w:hAnsi="Times New Roman" w:eastAsia="Times New Roman" w:cs="Times New Roman"/>
-                <w:sz w:val="24"/>
-                <w:szCs w:val="24"/>
-              </w:rPr>
-              <w:t>Дополнение на C#: реализовать числовую проверку допустимости найденных в SymPy корней средствами System.Math, условий и статических методов. Проверить область определения и невязку на тех же контрольных данных; сам символьный поиск корней сохранить в Python. В отчет включить код и таблицу проверок для допустимого и недопустимого случая.</w:t>
-            </w:r>
-          </w:p>
         </w:tc>
       </w:tr>
       <w:tr>
@@ -16951,36 +19656,22 @@
           </w:tcPr>
           <w:p>
             <w:pPr>
-              <w:keepNext/>
-              <w:rPr>
-                <w:szCs w:val="22"/>
-              </w:rPr>
-            </w:pPr>
-            <w:r>
-              <w:rPr>
-                <w:rFonts w:ascii="Times New Roman" w:hAnsi="Times New Roman"/>
-                <w:sz w:val="24"/>
-                <w:szCs w:val="22"/>
-              </w:rPr>
-              <w:t>Лабораторная работа №17. Разработка Python-модуля преобразования измерений в признаки по фиксированным правилам с контрактами, диагностикой входа и проверкой неизменности параметров</w:t>
-            </w:r>
-          </w:p>
-          <w:p>
-            <w:pPr>
-              <w:keepNext/>
+              <w:keepNext w:val="0"/>
               <w:rPr>
                 <w:rFonts w:ascii="Times New Roman" w:hAnsi="Times New Roman" w:eastAsia="Times New Roman" w:cs="Times New Roman"/>
+                <w:sz w:val="24"/>
                 <w:szCs w:val="24"/>
-                <w:sz w:val="24"/>
+                <w:lang w:val="ru-RU"/>
               </w:rPr>
             </w:pPr>
             <w:r>
               <w:rPr>
                 <w:rFonts w:ascii="Times New Roman" w:hAnsi="Times New Roman" w:eastAsia="Times New Roman" w:cs="Times New Roman"/>
+                <w:sz w:val="24"/>
                 <w:szCs w:val="24"/>
-                <w:sz w:val="24"/>
-              </w:rPr>
-              <w:t>Дополнительно: C# — числовые типы, управляющие конструкции и методы на контрольных примерах преобразования.</w:t>
+                <w:lang w:val="ru-RU"/>
+              </w:rPr>
+              <w:t xml:space="preserve">Лабораторная работа №17. Разработка модуля преобразования измерений в признаки по фиксированным правилам с контрактами, диагностикой входа и проверкой неизменности параметров</w:t>
             </w:r>
           </w:p>
         </w:tc>
@@ -17168,24 +19859,6 @@
               <w:t>Лабораторная работа №20. Объединение экспериментальных таблиц с несовпадающими ключами и проверкой корректности групповых сводок</w:t>
             </w:r>
           </w:p>
-          <w:p>
-            <w:pPr>
-              <w:keepNext/>
-              <w:rPr>
-                <w:rFonts w:ascii="Times New Roman" w:hAnsi="Times New Roman" w:eastAsia="Times New Roman" w:cs="Times New Roman"/>
-                <w:szCs w:val="24"/>
-                <w:sz w:val="24"/>
-              </w:rPr>
-            </w:pPr>
-            <w:r>
-              <w:rPr>
-                <w:rFonts w:ascii="Times New Roman" w:hAnsi="Times New Roman" w:eastAsia="Times New Roman" w:cs="Times New Roman"/>
-                <w:szCs w:val="24"/>
-                <w:sz w:val="24"/>
-              </w:rPr>
-              <w:t>Дополнительно: C# — массивы, строки, консольный ввод/вывод и TryParse для небольшой контрольной выборки.</w:t>
-            </w:r>
-          </w:p>
         </w:tc>
       </w:tr>
       <w:tr>
@@ -17320,24 +19993,6 @@
               <w:t>Лабораторная работа №22. Построение набора модульных проверок расчетной функции и исправление обнаруженных ошибок на граничных входах</w:t>
             </w:r>
           </w:p>
-          <w:p>
-            <w:pPr>
-              <w:keepNext/>
-              <w:rPr>
-                <w:rFonts w:ascii="Times New Roman" w:hAnsi="Times New Roman" w:eastAsia="Times New Roman" w:cs="Times New Roman"/>
-                <w:szCs w:val="24"/>
-                <w:sz w:val="24"/>
-              </w:rPr>
-            </w:pPr>
-            <w:r>
-              <w:rPr>
-                <w:rFonts w:ascii="Times New Roman" w:hAnsi="Times New Roman" w:eastAsia="Times New Roman" w:cs="Times New Roman"/>
-                <w:szCs w:val="24"/>
-                <w:sz w:val="24"/>
-              </w:rPr>
-              <w:t>Дополнительно: C# — граничные проверки типизированных методов и сравнение численных результатов.</w:t>
-            </w:r>
-          </w:p>
         </w:tc>
       </w:tr>
       <w:tr>
@@ -17539,24 +20194,6 @@
               <w:t>Лабораторная работа №25. Разработка пакетного расчета линейных систем с проверкой совместности входов и обработкой отказов решателя</w:t>
             </w:r>
           </w:p>
-          <w:p>
-            <w:pPr>
-              <w:keepNext/>
-              <w:rPr>
-                <w:rFonts w:ascii="Times New Roman" w:hAnsi="Times New Roman" w:eastAsia="Times New Roman" w:cs="Times New Roman"/>
-                <w:szCs w:val="24"/>
-                <w:sz w:val="24"/>
-              </w:rPr>
-            </w:pPr>
-            <w:r>
-              <w:rPr>
-                <w:rFonts w:ascii="Times New Roman" w:hAnsi="Times New Roman" w:eastAsia="Times New Roman" w:cs="Times New Roman"/>
-                <w:szCs w:val="24"/>
-                <w:sz w:val="24"/>
-              </w:rPr>
-              <w:t>Дополнительно: C# — классы и интерфейс проверки готового Python-решения по размерностям и невязке.</w:t>
-            </w:r>
-          </w:p>
         </w:tc>
       </w:tr>
       <w:tr>
@@ -17594,18 +20231,22 @@
           </w:tcPr>
           <w:p>
             <w:pPr>
-              <w:keepNext/>
-              <w:rPr>
-                <w:szCs w:val="22"/>
-              </w:rPr>
-            </w:pPr>
-            <w:r>
-              <w:rPr>
-                <w:rFonts w:ascii="Times New Roman" w:hAnsi="Times New Roman"/>
-                <w:sz w:val="24"/>
-                <w:szCs w:val="22"/>
-              </w:rPr>
-              <w:t>Лабораторная работа №26. Разработка пакетного поиска корней через SciPy с контролем области определения и статусов решателя</w:t>
+              <w:keepNext w:val="0"/>
+              <w:rPr>
+                <w:rFonts w:ascii="Times New Roman" w:hAnsi="Times New Roman" w:eastAsia="Times New Roman" w:cs="Times New Roman"/>
+                <w:sz w:val="24"/>
+                <w:szCs w:val="24"/>
+                <w:lang w:val="ru-RU"/>
+              </w:rPr>
+            </w:pPr>
+            <w:r>
+              <w:rPr>
+                <w:rFonts w:ascii="Times New Roman" w:hAnsi="Times New Roman" w:eastAsia="Times New Roman" w:cs="Times New Roman"/>
+                <w:sz w:val="24"/>
+                <w:szCs w:val="24"/>
+                <w:lang w:val="ru-RU"/>
+              </w:rPr>
+              <w:t xml:space="preserve">Лабораторная работа №26. Разработка пакетного поиска корней с контролем области определения и статусов решателя</w:t>
             </w:r>
           </w:p>
         </w:tc>
@@ -17645,18 +20286,22 @@
           </w:tcPr>
           <w:p>
             <w:pPr>
-              <w:keepNext/>
-              <w:rPr>
-                <w:szCs w:val="22"/>
-              </w:rPr>
-            </w:pPr>
-            <w:r>
-              <w:rPr>
-                <w:rFonts w:ascii="Times New Roman" w:hAnsi="Times New Roman"/>
-                <w:sz w:val="24"/>
-                <w:szCs w:val="22"/>
-              </w:rPr>
-              <w:t>Лабораторная работа №27. Расчет интегральной характеристики функции с параметром через SciPy и SymPy с согласованием результатов</w:t>
+              <w:keepNext w:val="0"/>
+              <w:rPr>
+                <w:rFonts w:ascii="Times New Roman" w:hAnsi="Times New Roman" w:eastAsia="Times New Roman" w:cs="Times New Roman"/>
+                <w:sz w:val="24"/>
+                <w:szCs w:val="24"/>
+                <w:lang w:val="ru-RU"/>
+              </w:rPr>
+            </w:pPr>
+            <w:r>
+              <w:rPr>
+                <w:rFonts w:ascii="Times New Roman" w:hAnsi="Times New Roman" w:eastAsia="Times New Roman" w:cs="Times New Roman"/>
+                <w:sz w:val="24"/>
+                <w:szCs w:val="24"/>
+                <w:lang w:val="ru-RU"/>
+              </w:rPr>
+              <w:t xml:space="preserve">Лабораторная работа №27. Расчет интегральной характеристики функции с параметром с согласованием результатов</w:t>
             </w:r>
           </w:p>
         </w:tc>
@@ -17742,24 +20387,6 @@
               <w:t>Лабораторная работа №28. Автоматизация расчета по сетке параметров с фиксацией статуса задач и проверкой полноты выходной таблицы</w:t>
             </w:r>
           </w:p>
-          <w:p>
-            <w:pPr>
-              <w:keepNext/>
-              <w:rPr>
-                <w:rFonts w:ascii="Times New Roman" w:hAnsi="Times New Roman" w:eastAsia="Times New Roman" w:cs="Times New Roman"/>
-                <w:szCs w:val="24"/>
-                <w:sz w:val="24"/>
-              </w:rPr>
-            </w:pPr>
-            <w:r>
-              <w:rPr>
-                <w:rFonts w:ascii="Times New Roman" w:hAnsi="Times New Roman" w:eastAsia="Times New Roman" w:cs="Times New Roman"/>
-                <w:szCs w:val="24"/>
-                <w:sz w:val="24"/>
-              </w:rPr>
-              <w:t>Дополнительно: C# — обобщенные коллекции и LINQ для контроля сетки параметров и сводки статусов.</w:t>
-            </w:r>
-          </w:p>
         </w:tc>
       </w:tr>
       <w:tr>
@@ -17994,24 +20621,6 @@
                 <w:szCs w:val="22"/>
               </w:rPr>
               <w:t>Лабораторная работа №32. Сборка вычислительного пакета с командным интерфейсом и проверкой установки и полного расчета в чистом окружении</w:t>
-            </w:r>
-          </w:p>
-          <w:p>
-            <w:pPr>
-              <w:keepNext/>
-              <w:rPr>
-                <w:rFonts w:ascii="Times New Roman" w:hAnsi="Times New Roman" w:eastAsia="Times New Roman" w:cs="Times New Roman"/>
-                <w:szCs w:val="24"/>
-                <w:sz w:val="24"/>
-              </w:rPr>
-            </w:pPr>
-            <w:r>
-              <w:rPr>
-                <w:rFonts w:ascii="Times New Roman" w:hAnsi="Times New Roman" w:eastAsia="Times New Roman" w:cs="Times New Roman"/>
-                <w:szCs w:val="24"/>
-                <w:sz w:val="24"/>
-              </w:rPr>
-              <w:t>Дополнительно: C# — консольное приложение, файлы, исключения и коды завершения.</w:t>
             </w:r>
           </w:p>
         </w:tc>
@@ -20504,12 +23113,19 @@
         <w:t xml:space="preserve">Лабораторная работа №9. Преобразование массива многоканальных измерений с масками пропусков и проверкой соответствия каналов</w:t>
       </w:r>
     </w:p>
-    <w:p xmlns:w="http://schemas.openxmlformats.org/wordprocessingml/2006/main">
-      <w:pPr>
+    <w:p>
+      <w:pPr>
+        <w:pStyle w:val="a"/>
+        <w:keepNext w:val="0"/>
+        <w:keepLines w:val="1"/>
+        <w:spacing w:before="0" w:after="0" w:line="240" w:lineRule="auto"/>
+        <w:ind w:left="0" w:right="0" w:firstLine="0"/>
+        <w:jc w:val="both"/>
         <w:rPr>
           <w:rFonts w:ascii="Times New Roman" w:hAnsi="Times New Roman" w:eastAsia="Times New Roman" w:cs="Times New Roman"/>
           <w:sz w:val="24"/>
           <w:szCs w:val="24"/>
+          <w:lang w:val="ru-RU"/>
         </w:rPr>
       </w:pPr>
       <w:r>
@@ -20517,42 +23133,9 @@
           <w:rFonts w:ascii="Times New Roman" w:hAnsi="Times New Roman" w:eastAsia="Times New Roman" w:cs="Times New Roman"/>
           <w:sz w:val="24"/>
           <w:szCs w:val="24"/>
-        </w:rPr>
-        <w:t>Дополнение на C#: создать консольную программу Microsoft .NET со статическим методом обработки одномерного массива контрольного канала. Указать типы, организовать цикл и условие обработки отсутствующего значения, проверить границы и сопоставить результат с существующим расчетом Python. В отчет включить исходный код, входные данные и таблицу сравнения.</w:t>
-      </w:r>
-    </w:p>
-    <w:p xmlns:w="http://schemas.openxmlformats.org/wordprocessingml/2006/main">
-      <w:pPr>
-        <w:rPr>
-          <w:rFonts w:ascii="Times New Roman" w:hAnsi="Times New Roman" w:eastAsia="Times New Roman" w:cs="Times New Roman"/>
-          <w:sz w:val="24"/>
-          <w:szCs w:val="24"/>
-        </w:rPr>
-      </w:pPr>
-      <w:r>
-        <w:rPr>
-          <w:rFonts w:ascii="Times New Roman" w:hAnsi="Times New Roman" w:eastAsia="Times New Roman" w:cs="Times New Roman"/>
-          <w:sz w:val="24"/>
-          <w:szCs w:val="24"/>
-        </w:rPr>
-        <w:t>Вопросы по C#: как типы, условие обработки пропуска и границы индекса влияют на результат? Чем подтверждено совпадение с Python?</w:t>
-      </w:r>
-    </w:p>
-    <w:p xmlns:w="http://schemas.openxmlformats.org/wordprocessingml/2006/main">
-      <w:pPr>
-        <w:rPr>
-          <w:rFonts w:ascii="Times New Roman" w:hAnsi="Times New Roman" w:eastAsia="Times New Roman" w:cs="Times New Roman"/>
-          <w:sz w:val="24"/>
-          <w:szCs w:val="24"/>
-        </w:rPr>
-      </w:pPr>
-      <w:r>
-        <w:rPr>
-          <w:rFonts w:ascii="Times New Roman" w:hAnsi="Times New Roman" w:eastAsia="Times New Roman" w:cs="Times New Roman"/>
-          <w:sz w:val="24"/>
-          <w:szCs w:val="24"/>
-        </w:rPr>
-        <w:t>Критерий дополнения C#: программа запускается средствами Microsoft .NET, входные данные и ограничения заданы явно, контрольные результаты сопоставлены с Python; обучающийся объясняет код и выявленные расхождения. Дополнение оценивается в рамках существующих отчета и защиты лабораторной работы.</w:t>
+          <w:lang w:val="ru-RU"/>
+        </w:rPr>
+        <w:t xml:space="preserve">Преобразуйте таблицу многоканальных измерений, сохранив порядок каналов и маску пропусков. Реализуйте обработку в Python с NumPy и на C# статическими методами над типизированными массивами; согласуйте представление пропуска, границы циклов и правила копирования. На общей контрольной таблице проверьте совпадение результатов и неизменность исходных данных.</w:t>
       </w:r>
     </w:p>
     <w:p>
@@ -20631,6 +23214,38 @@
           <w:lang w:val="ru-RU"/>
         </w:rPr>
         <w:t xml:space="preserve">Срез и независимая копия в преобразовании массива. Влияние на исходные данные.</w:t>
+      </w:r>
+    </w:p>
+    <w:p>
+      <w:pPr>
+        <w:pStyle w:val="S1_a5"/>
+        <w:widowControl/>
+        <w:tabs>
+          <w:tab w:val="left" w:pos="5820"/>
+        </w:tabs>
+        <w:autoSpaceDE/>
+        <w:autoSpaceDN/>
+        <w:numPr>
+          <w:ilvl w:val="0"/>
+          <w:numId w:val="57"/>
+        </w:numPr>
+        <w:keepNext w:val="0"/>
+        <w:keepLines w:val="1"/>
+        <w:rPr>
+          <w:rFonts w:ascii="Times New Roman" w:hAnsi="Times New Roman" w:eastAsia="Times New Roman" w:cs="Times New Roman"/>
+          <w:sz w:val="24"/>
+          <w:szCs w:val="24"/>
+          <w:lang w:val="ru-RU"/>
+        </w:rPr>
+      </w:pPr>
+      <w:r>
+        <w:rPr>
+          <w:rFonts w:ascii="Times New Roman" w:hAnsi="Times New Roman" w:eastAsia="Times New Roman" w:cs="Times New Roman"/>
+          <w:sz w:val="24"/>
+          <w:szCs w:val="24"/>
+          <w:lang w:val="ru-RU"/>
+        </w:rPr>
+        <w:t xml:space="preserve">Статическая типизация и var в методе C#. Представление пропуска, границы индексов и соответствие результата операции NumPy.</w:t>
       </w:r>
     </w:p>
     <w:p>
@@ -20661,6 +23276,31 @@
     </w:p>
     <w:p>
       <w:pPr>
+        <w:pStyle w:val="a"/>
+        <w:keepNext w:val="0"/>
+        <w:keepLines w:val="1"/>
+        <w:spacing w:before="0" w:after="0" w:line="240" w:lineRule="auto"/>
+        <w:ind w:left="0" w:right="0" w:firstLine="0"/>
+        <w:jc w:val="both"/>
+        <w:rPr>
+          <w:rFonts w:ascii="Times New Roman" w:hAnsi="Times New Roman" w:eastAsia="Times New Roman" w:cs="Times New Roman"/>
+          <w:sz w:val="24"/>
+          <w:szCs w:val="24"/>
+          <w:lang w:val="ru-RU"/>
+        </w:rPr>
+      </w:pPr>
+      <w:r>
+        <w:rPr>
+          <w:rFonts w:ascii="Times New Roman" w:hAnsi="Times New Roman" w:eastAsia="Times New Roman" w:cs="Times New Roman"/>
+          <w:sz w:val="24"/>
+          <w:szCs w:val="24"/>
+          <w:lang w:val="ru-RU"/>
+        </w:rPr>
+        <w:t xml:space="preserve">Выполните расчет по многоканальной таблице циклическим способом и векторными операциями NumPy. Запишите тот же алгоритм на C# с явными циклами и типизированными массивами; до расчета проверьте размеры. Сопоставьте результаты на общей выборке и объясните, какие циклы заменены трансляцией размеров в Python.</w:t>
+      </w:r>
+    </w:p>
+    <w:p>
+      <w:pPr>
         <w:ind w:firstLine="0"/>
         <w:rPr>
           <w:sz w:val="24"/>
@@ -20735,6 +23375,38 @@
           <w:lang w:val="ru-RU"/>
         </w:rPr>
         <w:t xml:space="preserve">Сопоставление циклического и векторного результатов на одинаковом входе.</w:t>
+      </w:r>
+    </w:p>
+    <w:p>
+      <w:pPr>
+        <w:pStyle w:val="S1_a5"/>
+        <w:widowControl/>
+        <w:tabs>
+          <w:tab w:val="left" w:pos="5820"/>
+        </w:tabs>
+        <w:autoSpaceDE/>
+        <w:autoSpaceDN/>
+        <w:numPr>
+          <w:ilvl w:val="0"/>
+          <w:numId w:val="58"/>
+        </w:numPr>
+        <w:keepNext w:val="0"/>
+        <w:keepLines w:val="1"/>
+        <w:rPr>
+          <w:rFonts w:ascii="Times New Roman" w:hAnsi="Times New Roman" w:eastAsia="Times New Roman" w:cs="Times New Roman"/>
+          <w:sz w:val="24"/>
+          <w:szCs w:val="24"/>
+          <w:lang w:val="ru-RU"/>
+        </w:rPr>
+      </w:pPr>
+      <w:r>
+        <w:rPr>
+          <w:rFonts w:ascii="Times New Roman" w:hAnsi="Times New Roman" w:eastAsia="Times New Roman" w:cs="Times New Roman"/>
+          <w:sz w:val="24"/>
+          <w:szCs w:val="24"/>
+          <w:lang w:val="ru-RU"/>
+        </w:rPr>
+        <w:t xml:space="preserve">Трансляция размеров NumPy и явный обход массива C#. Проверка форм и допустимого диапазона индексов.</w:t>
       </w:r>
     </w:p>
     <w:p>
@@ -20748,19 +23420,48 @@
         <w:adjustRightInd/>
         <w:spacing w:line="240" w:lineRule="auto"/>
         <w:ind w:firstLine="0"/>
-        <w:rPr>
-          <w:sz w:val="24"/>
-          <w:szCs w:val="24"/>
-        </w:rPr>
-        <w:keepNext/>
+        <w:keepNext w:val="0"/>
         <w:keepLines/>
+        <w:rPr>
+          <w:rFonts w:ascii="Times New Roman" w:hAnsi="Times New Roman" w:eastAsia="Times New Roman" w:cs="Times New Roman"/>
+          <w:sz w:val="24"/>
+          <w:szCs w:val="24"/>
+          <w:lang w:val="ru-RU"/>
+        </w:rPr>
       </w:pPr>
       <w:r>
         <w:rPr>
-          <w:sz w:val="24"/>
-          <w:szCs w:val="24"/>
-        </w:rPr>
-        <w:t xml:space="preserve">Лабораторная работа №11. Расчет баланса нескольких потоков средствами NumPy с проверкой размерностей и совместности данных</w:t>
+          <w:rFonts w:ascii="Times New Roman" w:hAnsi="Times New Roman" w:eastAsia="Times New Roman" w:cs="Times New Roman"/>
+          <w:sz w:val="24"/>
+          <w:szCs w:val="24"/>
+          <w:lang w:val="ru-RU"/>
+        </w:rPr>
+        <w:t xml:space="preserve">Лабораторная работа №11. Расчет баланса нескольких потоков с проверкой размерностей и совместности данных</w:t>
+      </w:r>
+    </w:p>
+    <w:p>
+      <w:pPr>
+        <w:pStyle w:val="a"/>
+        <w:keepNext w:val="0"/>
+        <w:keepLines w:val="1"/>
+        <w:spacing w:before="0" w:after="0" w:line="240" w:lineRule="auto"/>
+        <w:ind w:left="0" w:right="0" w:firstLine="0"/>
+        <w:jc w:val="both"/>
+        <w:rPr>
+          <w:rFonts w:ascii="Times New Roman" w:hAnsi="Times New Roman" w:eastAsia="Times New Roman" w:cs="Times New Roman"/>
+          <w:sz w:val="24"/>
+          <w:szCs w:val="24"/>
+          <w:lang w:val="ru-RU"/>
+        </w:rPr>
+      </w:pPr>
+      <w:r>
+        <w:rPr>
+          <w:rFonts w:ascii="Times New Roman" w:hAnsi="Times New Roman" w:eastAsia="Times New Roman" w:cs="Times New Roman"/>
+          <w:sz w:val="24"/>
+          <w:szCs w:val="24"/>
+          <w:lang w:val="ru-RU"/>
+        </w:rPr>
+        <w:t xml:space="preserve">Постройте балансовую линейную систему с согласованными единицами коэффициентов и правой части и решите ее средствами NumPy. На C# реализуйте статический метод проверки размеров и невязки готового решения с помощью массивов и циклов. Проверьте корректный вход, несовместимые размеры и противоречивые данные; сопоставьте независимую проверку с исходным балансом.</w:t>
       </w:r>
     </w:p>
     <w:p>
@@ -20839,6 +23540,38 @@
           <w:lang w:val="ru-RU"/>
         </w:rPr>
         <w:t xml:space="preserve">Невязка балансовой системы. Выявление противоречивых требований и границы этого контроля.</w:t>
+      </w:r>
+    </w:p>
+    <w:p>
+      <w:pPr>
+        <w:pStyle w:val="S1_a5"/>
+        <w:widowControl/>
+        <w:tabs>
+          <w:tab w:val="left" w:pos="5820"/>
+        </w:tabs>
+        <w:autoSpaceDE/>
+        <w:autoSpaceDN/>
+        <w:numPr>
+          <w:ilvl w:val="0"/>
+          <w:numId w:val="59"/>
+        </w:numPr>
+        <w:keepNext w:val="0"/>
+        <w:keepLines w:val="1"/>
+        <w:rPr>
+          <w:rFonts w:ascii="Times New Roman" w:hAnsi="Times New Roman" w:eastAsia="Times New Roman" w:cs="Times New Roman"/>
+          <w:sz w:val="24"/>
+          <w:szCs w:val="24"/>
+          <w:lang w:val="ru-RU"/>
+        </w:rPr>
+      </w:pPr>
+      <w:r>
+        <w:rPr>
+          <w:rFonts w:ascii="Times New Roman" w:hAnsi="Times New Roman" w:eastAsia="Times New Roman" w:cs="Times New Roman"/>
+          <w:sz w:val="24"/>
+          <w:szCs w:val="24"/>
+          <w:lang w:val="ru-RU"/>
+        </w:rPr>
+        <w:t xml:space="preserve">Типы и границы циклов при вычислении невязки на C#. Различие решения системы и независимой проверки результата.</w:t>
       </w:r>
     </w:p>
     <w:p>
@@ -20867,12 +23600,19 @@
         <w:t xml:space="preserve">Лабораторная работа №12. Построение графиков кусочной расчетной функции с разрывами и выбором корректного масштаба осей</w:t>
       </w:r>
     </w:p>
-    <w:p xmlns:w="http://schemas.openxmlformats.org/wordprocessingml/2006/main">
-      <w:pPr>
+    <w:p>
+      <w:pPr>
+        <w:pStyle w:val="a"/>
+        <w:keepNext w:val="0"/>
+        <w:keepLines w:val="1"/>
+        <w:spacing w:before="0" w:after="0" w:line="240" w:lineRule="auto"/>
+        <w:ind w:left="0" w:right="0" w:firstLine="0"/>
+        <w:jc w:val="both"/>
         <w:rPr>
           <w:rFonts w:ascii="Times New Roman" w:hAnsi="Times New Roman" w:eastAsia="Times New Roman" w:cs="Times New Roman"/>
           <w:sz w:val="24"/>
           <w:szCs w:val="24"/>
+          <w:lang w:val="ru-RU"/>
         </w:rPr>
       </w:pPr>
       <w:r>
@@ -20880,42 +23620,9 @@
           <w:rFonts w:ascii="Times New Roman" w:hAnsi="Times New Roman" w:eastAsia="Times New Roman" w:cs="Times New Roman"/>
           <w:sz w:val="24"/>
           <w:szCs w:val="24"/>
-        </w:rPr>
-        <w:t>Дополнение на C#: вычислить значения той же кусочной функции статическим методом и сохранить контрольную текстовую таблицу средствами System.IO. Явно задать формат чисел и разделитель; проверить число точек, разрывы и значения. Использовать существующий Python-код для графика; в отчет включить код C#, таблицу и результаты сверки.</w:t>
-      </w:r>
-    </w:p>
-    <w:p xmlns:w="http://schemas.openxmlformats.org/wordprocessingml/2006/main">
-      <w:pPr>
-        <w:rPr>
-          <w:rFonts w:ascii="Times New Roman" w:hAnsi="Times New Roman" w:eastAsia="Times New Roman" w:cs="Times New Roman"/>
-          <w:sz w:val="24"/>
-          <w:szCs w:val="24"/>
-        </w:rPr>
-      </w:pPr>
-      <w:r>
-        <w:rPr>
-          <w:rFonts w:ascii="Times New Roman" w:hAnsi="Times New Roman" w:eastAsia="Times New Roman" w:cs="Times New Roman"/>
-          <w:sz w:val="24"/>
-          <w:szCs w:val="24"/>
-        </w:rPr>
-        <w:t>Вопросы по C#: как согласованы формат чисел, ветви условия и точки разрыва при передаче таблицы в Python?</w:t>
-      </w:r>
-    </w:p>
-    <w:p xmlns:w="http://schemas.openxmlformats.org/wordprocessingml/2006/main">
-      <w:pPr>
-        <w:rPr>
-          <w:rFonts w:ascii="Times New Roman" w:hAnsi="Times New Roman" w:eastAsia="Times New Roman" w:cs="Times New Roman"/>
-          <w:sz w:val="24"/>
-          <w:szCs w:val="24"/>
-        </w:rPr>
-      </w:pPr>
-      <w:r>
-        <w:rPr>
-          <w:rFonts w:ascii="Times New Roman" w:hAnsi="Times New Roman" w:eastAsia="Times New Roman" w:cs="Times New Roman"/>
-          <w:sz w:val="24"/>
-          <w:szCs w:val="24"/>
-        </w:rPr>
-        <w:t>Критерий дополнения C#: программа запускается средствами Microsoft .NET, входные данные и ограничения заданы явно, контрольные результаты сопоставлены с Python; обучающийся объясняет код и выявленные расхождения. Дополнение оценивается в рамках существующих отчета и защиты лабораторной работы.</w:t>
+          <w:lang w:val="ru-RU"/>
+        </w:rPr>
+        <w:t xml:space="preserve">Табулируйте одну кусочную функцию в Python и на C#, явно задав ветви, сетку и обработку точек разрыва. На C# оформите расчет статическим методом и сохраните контрольную таблицу средствами System.IO с согласованным форматом чисел. Постройте графики в Python, обоснуйте масштаб осей и проверьте значения и разрывы по общей таблице.</w:t>
       </w:r>
     </w:p>
     <w:p>
@@ -20994,6 +23701,38 @@
           <w:lang w:val="ru-RU"/>
         </w:rPr>
         <w:t xml:space="preserve">Соединение точек через разрыв функции. Искажение интерпретации графика.</w:t>
+      </w:r>
+    </w:p>
+    <w:p>
+      <w:pPr>
+        <w:pStyle w:val="S1_a5"/>
+        <w:widowControl/>
+        <w:tabs>
+          <w:tab w:val="left" w:pos="5820"/>
+        </w:tabs>
+        <w:autoSpaceDE/>
+        <w:autoSpaceDN/>
+        <w:numPr>
+          <w:ilvl w:val="0"/>
+          <w:numId w:val="60"/>
+        </w:numPr>
+        <w:keepNext w:val="0"/>
+        <w:keepLines w:val="1"/>
+        <w:rPr>
+          <w:rFonts w:ascii="Times New Roman" w:hAnsi="Times New Roman" w:eastAsia="Times New Roman" w:cs="Times New Roman"/>
+          <w:sz w:val="24"/>
+          <w:szCs w:val="24"/>
+          <w:lang w:val="ru-RU"/>
+        </w:rPr>
+      </w:pPr>
+      <w:r>
+        <w:rPr>
+          <w:rFonts w:ascii="Times New Roman" w:hAnsi="Times New Roman" w:eastAsia="Times New Roman" w:cs="Times New Roman"/>
+          <w:sz w:val="24"/>
+          <w:szCs w:val="24"/>
+          <w:lang w:val="ru-RU"/>
+        </w:rPr>
+        <w:t xml:space="preserve">Условия и статический метод C# для кусочной функции. Согласование формата таблицы с визуализацией Python.</w:t>
       </w:r>
     </w:p>
     <w:p>
@@ -21024,6 +23763,31 @@
     </w:p>
     <w:p>
       <w:pPr>
+        <w:pStyle w:val="a"/>
+        <w:keepNext w:val="0"/>
+        <w:keepLines w:val="1"/>
+        <w:spacing w:before="0" w:after="0" w:line="240" w:lineRule="auto"/>
+        <w:ind w:left="0" w:right="0" w:firstLine="0"/>
+        <w:jc w:val="both"/>
+        <w:rPr>
+          <w:rFonts w:ascii="Times New Roman" w:hAnsi="Times New Roman" w:eastAsia="Times New Roman" w:cs="Times New Roman"/>
+          <w:sz w:val="24"/>
+          <w:szCs w:val="24"/>
+          <w:lang w:val="ru-RU"/>
+        </w:rPr>
+      </w:pPr>
+      <w:r>
+        <w:rPr>
+          <w:rFonts w:ascii="Times New Roman" w:hAnsi="Times New Roman" w:eastAsia="Times New Roman" w:cs="Times New Roman"/>
+          <w:sz w:val="24"/>
+          <w:szCs w:val="24"/>
+          <w:lang w:val="ru-RU"/>
+        </w:rPr>
+        <w:t xml:space="preserve">Подготовьте согласованную таблицу нескольких серий с единицами, пропусками и заданными погрешностями; проверьте ее чтение и контрольные сводки в Python и на C#. Постройте многопанельную визуализацию в Python. Проверьте, что текстовый обмен и числовой формат не изменили значения, маски пропусков и интервалы погрешности.</w:t>
+      </w:r>
+    </w:p>
+    <w:p>
+      <w:pPr>
         <w:ind w:firstLine="0"/>
         <w:rPr>
           <w:sz w:val="24"/>
@@ -21098,6 +23862,38 @@
           <w:lang w:val="ru-RU"/>
         </w:rPr>
         <w:t xml:space="preserve">Отображение пропусков и единиц в многопанельной визуализации измерений.</w:t>
+      </w:r>
+    </w:p>
+    <w:p>
+      <w:pPr>
+        <w:pStyle w:val="S1_a5"/>
+        <w:widowControl/>
+        <w:tabs>
+          <w:tab w:val="left" w:pos="5820"/>
+        </w:tabs>
+        <w:autoSpaceDE/>
+        <w:autoSpaceDN/>
+        <w:numPr>
+          <w:ilvl w:val="0"/>
+          <w:numId w:val="61"/>
+        </w:numPr>
+        <w:keepNext w:val="0"/>
+        <w:keepLines w:val="1"/>
+        <w:rPr>
+          <w:rFonts w:ascii="Times New Roman" w:hAnsi="Times New Roman" w:eastAsia="Times New Roman" w:cs="Times New Roman"/>
+          <w:sz w:val="24"/>
+          <w:szCs w:val="24"/>
+          <w:lang w:val="ru-RU"/>
+        </w:rPr>
+      </w:pPr>
+      <w:r>
+        <w:rPr>
+          <w:rFonts w:ascii="Times New Roman" w:hAnsi="Times New Roman" w:eastAsia="Times New Roman" w:cs="Times New Roman"/>
+          <w:sz w:val="24"/>
+          <w:szCs w:val="24"/>
+          <w:lang w:val="ru-RU"/>
+        </w:rPr>
+        <w:t xml:space="preserve">Числовая таблица C# и график Python. Контроль сохранения пропусков, единиц и погрешностей при обмене данными.</w:t>
       </w:r>
     </w:p>
     <w:p>
@@ -21128,6 +23924,31 @@
     </w:p>
     <w:p>
       <w:pPr>
+        <w:pStyle w:val="a"/>
+        <w:keepNext w:val="0"/>
+        <w:keepLines w:val="1"/>
+        <w:spacing w:before="0" w:after="0" w:line="240" w:lineRule="auto"/>
+        <w:ind w:left="0" w:right="0" w:firstLine="0"/>
+        <w:jc w:val="both"/>
+        <w:rPr>
+          <w:rFonts w:ascii="Times New Roman" w:hAnsi="Times New Roman" w:eastAsia="Times New Roman" w:cs="Times New Roman"/>
+          <w:sz w:val="24"/>
+          <w:szCs w:val="24"/>
+          <w:lang w:val="ru-RU"/>
+        </w:rPr>
+      </w:pPr>
+      <w:r>
+        <w:rPr>
+          <w:rFonts w:ascii="Times New Roman" w:hAnsi="Times New Roman" w:eastAsia="Times New Roman" w:cs="Times New Roman"/>
+          <w:sz w:val="24"/>
+          <w:szCs w:val="24"/>
+          <w:lang w:val="ru-RU"/>
+        </w:rPr>
+        <w:t xml:space="preserve">Преобразуйте параметрическое выражение средствами SymPy, сохранив ограничения исходной области определения. Подготовьте численные функции исходного и преобразованного выражений в Python и на C# средствами System.Math. Сопоставьте допустимые контрольные значения и диагностику исключенных аргументов; объясните границы численной проверки эквивалентности.</w:t>
+      </w:r>
+    </w:p>
+    <w:p>
+      <w:pPr>
         <w:ind w:firstLine="0"/>
         <w:rPr>
           <w:sz w:val="24"/>
@@ -21202,6 +24023,38 @@
           <w:lang w:val="ru-RU"/>
         </w:rPr>
         <w:t xml:space="preserve">Упрощение рационального выражения. Сохранение ограничений исходной области определения.</w:t>
+      </w:r>
+    </w:p>
+    <w:p>
+      <w:pPr>
+        <w:pStyle w:val="S1_a5"/>
+        <w:widowControl/>
+        <w:tabs>
+          <w:tab w:val="left" w:pos="5820"/>
+        </w:tabs>
+        <w:autoSpaceDE/>
+        <w:autoSpaceDN/>
+        <w:numPr>
+          <w:ilvl w:val="0"/>
+          <w:numId w:val="62"/>
+        </w:numPr>
+        <w:keepNext w:val="0"/>
+        <w:keepLines w:val="1"/>
+        <w:rPr>
+          <w:rFonts w:ascii="Times New Roman" w:hAnsi="Times New Roman" w:eastAsia="Times New Roman" w:cs="Times New Roman"/>
+          <w:sz w:val="24"/>
+          <w:szCs w:val="24"/>
+          <w:lang w:val="ru-RU"/>
+        </w:rPr>
+      </w:pPr>
+      <w:r>
+        <w:rPr>
+          <w:rFonts w:ascii="Times New Roman" w:hAnsi="Times New Roman" w:eastAsia="Times New Roman" w:cs="Times New Roman"/>
+          <w:sz w:val="24"/>
+          <w:szCs w:val="24"/>
+          <w:lang w:val="ru-RU"/>
+        </w:rPr>
+        <w:t xml:space="preserve">Предварительная проверка области определения в методе C#. Возможности System.Math и роль символьного преобразования SymPy.</w:t>
       </w:r>
     </w:p>
     <w:p>
@@ -21232,6 +24085,31 @@
     </w:p>
     <w:p>
       <w:pPr>
+        <w:pStyle w:val="a"/>
+        <w:keepNext w:val="0"/>
+        <w:keepLines w:val="1"/>
+        <w:spacing w:before="0" w:after="0" w:line="240" w:lineRule="auto"/>
+        <w:ind w:left="0" w:right="0" w:firstLine="0"/>
+        <w:jc w:val="both"/>
+        <w:rPr>
+          <w:rFonts w:ascii="Times New Roman" w:hAnsi="Times New Roman" w:eastAsia="Times New Roman" w:cs="Times New Roman"/>
+          <w:sz w:val="24"/>
+          <w:szCs w:val="24"/>
+          <w:lang w:val="ru-RU"/>
+        </w:rPr>
+      </w:pPr>
+      <w:r>
+        <w:rPr>
+          <w:rFonts w:ascii="Times New Roman" w:hAnsi="Times New Roman" w:eastAsia="Times New Roman" w:cs="Times New Roman"/>
+          <w:sz w:val="24"/>
+          <w:szCs w:val="24"/>
+          <w:lang w:val="ru-RU"/>
+        </w:rPr>
+        <w:t xml:space="preserve">Получите накопленный расход и скорость его изменения средствами SymPy. Проверьте результат дифференцированием и численным сопоставлением в Python; на C# вычислите контрольные значения аналитических формул средствами System.Math. Согласуйте единицы и допуск и объясните расхождения округления.</w:t>
+      </w:r>
+    </w:p>
+    <w:p>
+      <w:pPr>
         <w:ind w:firstLine="0"/>
         <w:rPr>
           <w:sz w:val="24"/>
@@ -21306,6 +24184,38 @@
           <w:lang w:val="ru-RU"/>
         </w:rPr>
         <w:t xml:space="preserve">Численная проверка символьного интеграла. Согласование единиц и допуска сравнения.</w:t>
+      </w:r>
+    </w:p>
+    <w:p>
+      <w:pPr>
+        <w:pStyle w:val="S1_a5"/>
+        <w:widowControl/>
+        <w:tabs>
+          <w:tab w:val="left" w:pos="5820"/>
+        </w:tabs>
+        <w:autoSpaceDE/>
+        <w:autoSpaceDN/>
+        <w:numPr>
+          <w:ilvl w:val="0"/>
+          <w:numId w:val="63"/>
+        </w:numPr>
+        <w:keepNext w:val="0"/>
+        <w:keepLines w:val="1"/>
+        <w:rPr>
+          <w:rFonts w:ascii="Times New Roman" w:hAnsi="Times New Roman" w:eastAsia="Times New Roman" w:cs="Times New Roman"/>
+          <w:sz w:val="24"/>
+          <w:szCs w:val="24"/>
+          <w:lang w:val="ru-RU"/>
+        </w:rPr>
+      </w:pPr>
+      <w:r>
+        <w:rPr>
+          <w:rFonts w:ascii="Times New Roman" w:hAnsi="Times New Roman" w:eastAsia="Times New Roman" w:cs="Times New Roman"/>
+          <w:sz w:val="24"/>
+          <w:szCs w:val="24"/>
+          <w:lang w:val="ru-RU"/>
+        </w:rPr>
+        <w:t xml:space="preserve">Согласование аналитической формулы и ее числовой записи на C#. Контроль единиц и допуска при сверке с Python.</w:t>
       </w:r>
     </w:p>
     <w:p>
@@ -21334,12 +24244,19 @@
         <w:t xml:space="preserve">Лабораторная работа №16. Получение всех ветвей решения параметрического уравнения с отбором допустимых корней и численной проверкой</w:t>
       </w:r>
     </w:p>
-    <w:p xmlns:w="http://schemas.openxmlformats.org/wordprocessingml/2006/main">
-      <w:pPr>
+    <w:p>
+      <w:pPr>
+        <w:pStyle w:val="a"/>
+        <w:keepNext w:val="0"/>
+        <w:keepLines w:val="1"/>
+        <w:spacing w:before="0" w:after="0" w:line="240" w:lineRule="auto"/>
+        <w:ind w:left="0" w:right="0" w:firstLine="0"/>
+        <w:jc w:val="both"/>
         <w:rPr>
           <w:rFonts w:ascii="Times New Roman" w:hAnsi="Times New Roman" w:eastAsia="Times New Roman" w:cs="Times New Roman"/>
           <w:sz w:val="24"/>
           <w:szCs w:val="24"/>
+          <w:lang w:val="ru-RU"/>
         </w:rPr>
       </w:pPr>
       <w:r>
@@ -21347,42 +24264,9 @@
           <w:rFonts w:ascii="Times New Roman" w:hAnsi="Times New Roman" w:eastAsia="Times New Roman" w:cs="Times New Roman"/>
           <w:sz w:val="24"/>
           <w:szCs w:val="24"/>
-        </w:rPr>
-        <w:t>Дополнение на C#: реализовать числовую проверку допустимости найденных в SymPy корней средствами System.Math, условий и статических методов. Проверить область определения и невязку на тех же контрольных данных; сам символьный поиск корней сохранить в Python. В отчет включить код и таблицу проверок для допустимого и недопустимого случая.</w:t>
-      </w:r>
-    </w:p>
-    <w:p xmlns:w="http://schemas.openxmlformats.org/wordprocessingml/2006/main">
-      <w:pPr>
-        <w:rPr>
-          <w:rFonts w:ascii="Times New Roman" w:hAnsi="Times New Roman" w:eastAsia="Times New Roman" w:cs="Times New Roman"/>
-          <w:sz w:val="24"/>
-          <w:szCs w:val="24"/>
-        </w:rPr>
-      </w:pPr>
-      <w:r>
-        <w:rPr>
-          <w:rFonts w:ascii="Times New Roman" w:hAnsi="Times New Roman" w:eastAsia="Times New Roman" w:cs="Times New Roman"/>
-          <w:sz w:val="24"/>
-          <w:szCs w:val="24"/>
-        </w:rPr>
-        <w:t>Вопросы по C#: как проверяются область определения и невязка? Почему числовая проверка дополняет символьное решение и какой допуск выбран?</w:t>
-      </w:r>
-    </w:p>
-    <w:p xmlns:w="http://schemas.openxmlformats.org/wordprocessingml/2006/main">
-      <w:pPr>
-        <w:rPr>
-          <w:rFonts w:ascii="Times New Roman" w:hAnsi="Times New Roman" w:eastAsia="Times New Roman" w:cs="Times New Roman"/>
-          <w:sz w:val="24"/>
-          <w:szCs w:val="24"/>
-        </w:rPr>
-      </w:pPr>
-      <w:r>
-        <w:rPr>
-          <w:rFonts w:ascii="Times New Roman" w:hAnsi="Times New Roman" w:eastAsia="Times New Roman" w:cs="Times New Roman"/>
-          <w:sz w:val="24"/>
-          <w:szCs w:val="24"/>
-        </w:rPr>
-        <w:t>Критерий дополнения C#: программа запускается средствами Microsoft .NET, входные данные и ограничения заданы явно, контрольные результаты сопоставлены с Python; обучающийся объясняет код и выявленные расхождения. Дополнение оценивается в рамках существующих отчета и защиты лабораторной работы.</w:t>
+          <w:lang w:val="ru-RU"/>
+        </w:rPr>
+        <w:t xml:space="preserve">Найдите все ветви решения параметрического уравнения в SymPy и отберите корни по исходным ограничениям. Реализуйте числовую проверку области определения и невязки в Python и статическим методом C# с System.Math. Сравните результаты в точках изменения числа допустимых корней, для допустимого и недопустимого случаев.</w:t>
       </w:r>
     </w:p>
     <w:p>
@@ -21461,6 +24345,38 @@
           <w:lang w:val="ru-RU"/>
         </w:rPr>
         <w:t xml:space="preserve">Проверки в точках изменения числа допустимых корней параметрического уравнения.</w:t>
+      </w:r>
+    </w:p>
+    <w:p>
+      <w:pPr>
+        <w:pStyle w:val="S1_a5"/>
+        <w:widowControl/>
+        <w:tabs>
+          <w:tab w:val="left" w:pos="5820"/>
+        </w:tabs>
+        <w:autoSpaceDE/>
+        <w:autoSpaceDN/>
+        <w:numPr>
+          <w:ilvl w:val="0"/>
+          <w:numId w:val="64"/>
+        </w:numPr>
+        <w:keepNext w:val="0"/>
+        <w:keepLines w:val="1"/>
+        <w:rPr>
+          <w:rFonts w:ascii="Times New Roman" w:hAnsi="Times New Roman" w:eastAsia="Times New Roman" w:cs="Times New Roman"/>
+          <w:sz w:val="24"/>
+          <w:szCs w:val="24"/>
+          <w:lang w:val="ru-RU"/>
+        </w:rPr>
+      </w:pPr>
+      <w:r>
+        <w:rPr>
+          <w:rFonts w:ascii="Times New Roman" w:hAnsi="Times New Roman" w:eastAsia="Times New Roman" w:cs="Times New Roman"/>
+          <w:sz w:val="24"/>
+          <w:szCs w:val="24"/>
+          <w:lang w:val="ru-RU"/>
+        </w:rPr>
+        <w:t xml:space="preserve">Область определения, конечность значения и допуск невязки в C#. Соотношение символьного решения и численного подтверждения.</w:t>
       </w:r>
     </w:p>
     <w:p>
@@ -21503,6 +24419,53 @@
         <w:adjustRightInd/>
         <w:spacing w:line="240" w:lineRule="auto"/>
         <w:ind w:firstLine="0"/>
+        <w:keepNext w:val="0"/>
+        <w:keepLines/>
+        <w:rPr>
+          <w:rFonts w:ascii="Times New Roman" w:hAnsi="Times New Roman" w:eastAsia="Times New Roman" w:cs="Times New Roman"/>
+          <w:sz w:val="24"/>
+          <w:szCs w:val="24"/>
+          <w:lang w:val="ru-RU"/>
+        </w:rPr>
+      </w:pPr>
+      <w:r>
+        <w:rPr>
+          <w:rFonts w:ascii="Times New Roman" w:hAnsi="Times New Roman" w:eastAsia="Times New Roman" w:cs="Times New Roman"/>
+          <w:sz w:val="24"/>
+          <w:szCs w:val="24"/>
+          <w:lang w:val="ru-RU"/>
+        </w:rPr>
+        <w:t xml:space="preserve">Лабораторная работа №17. Разработка модуля преобразования измерений в признаки по фиксированным правилам с контрактами, диагностикой входа и проверкой неизменности параметров</w:t>
+      </w:r>
+    </w:p>
+    <w:p>
+      <w:pPr>
+        <w:pStyle w:val="a"/>
+        <w:keepNext w:val="0"/>
+        <w:keepLines w:val="1"/>
+        <w:spacing w:before="0" w:after="0" w:line="240" w:lineRule="auto"/>
+        <w:ind w:left="0" w:right="0" w:firstLine="0"/>
+        <w:jc w:val="both"/>
+        <w:rPr>
+          <w:rFonts w:ascii="Times New Roman" w:hAnsi="Times New Roman" w:eastAsia="Times New Roman" w:cs="Times New Roman"/>
+          <w:sz w:val="24"/>
+          <w:szCs w:val="24"/>
+          <w:lang w:val="ru-RU"/>
+        </w:rPr>
+      </w:pPr>
+      <w:r>
+        <w:rPr>
+          <w:rFonts w:ascii="Times New Roman" w:hAnsi="Times New Roman" w:eastAsia="Times New Roman" w:cs="Times New Roman"/>
+          <w:sz w:val="24"/>
+          <w:szCs w:val="24"/>
+          <w:lang w:val="ru-RU"/>
+        </w:rPr>
+        <w:t xml:space="preserve">Разработайте Python-модуль и компонент C# для одного фиксированного преобразования измерений в признаки. Задайте единый контракт входов и выходов, порядок столбцов, единицы, неизменные параметры и диагностику без частичного результата; обучение модели не выполняется. Оформите компонент C# классом с интерфейсом преобразования и сопоставьте обе реализации на эталонных входах.</w:t>
+      </w:r>
+    </w:p>
+    <w:p>
+      <w:pPr>
+        <w:ind w:firstLine="0"/>
         <w:rPr>
           <w:sz w:val="24"/>
           <w:szCs w:val="24"/>
@@ -21515,7 +24478,7 @@
           <w:sz w:val="24"/>
           <w:szCs w:val="24"/>
         </w:rPr>
-        <w:t xml:space="preserve">Лабораторная работа №17. Разработка Python-модуля преобразования измерений в признаки по фиксированным правилам с контрактами, диагностикой входа и проверкой неизменности параметров</w:t>
+        <w:t xml:space="preserve">Вопросы для защиты:</w:t>
       </w:r>
     </w:p>
     <w:p>
@@ -21528,40 +24491,24 @@
         <w:autoSpaceDE/>
         <w:autoSpaceDN/>
         <w:rPr>
-          <w:rFonts w:ascii="Times New Roman" w:hAnsi="Times New Roman" w:eastAsia="Times New Roman" w:cs="Times New Roman"/>
           <w:sz w:val="24"/>
           <w:szCs w:val="24"/>
           <w:lang w:val="ru-RU"/>
         </w:rPr>
-        <w:keepNext w:val="0"/>
+        <w:numPr>
+          <w:ilvl w:val="0"/>
+          <w:numId w:val="65"/>
+        </w:numPr>
+        <w:keepNext w:val="1"/>
         <w:keepLines w:val="1"/>
       </w:pPr>
       <w:r>
         <w:rPr>
-          <w:rFonts w:ascii="Times New Roman" w:hAnsi="Times New Roman" w:eastAsia="Times New Roman" w:cs="Times New Roman"/>
           <w:sz w:val="24"/>
           <w:szCs w:val="24"/>
           <w:lang w:val="ru-RU"/>
         </w:rPr>
-        <w:t>Дополнение на C#: реализовать короткий фрагмент того же фиксированного преобразования измерений с явно заданными числовыми типами, переменными, условиями, циклами и методами; проверить его на тех же контрольных входах, сохранив исходный Python-модуль.</w:t>
-      </w:r>
-    </w:p>
-    <w:p>
-      <w:pPr>
-        <w:ind w:firstLine="0"/>
-        <w:rPr>
-          <w:sz w:val="24"/>
-          <w:szCs w:val="24"/>
-        </w:rPr>
-        <w:keepNext/>
-        <w:keepLines/>
-      </w:pPr>
-      <w:r>
-        <w:rPr>
-          <w:sz w:val="24"/>
-          <w:szCs w:val="24"/>
-        </w:rPr>
-        <w:t xml:space="preserve">Вопросы для защиты:</w:t>
+        <w:t xml:space="preserve">Контракт модуля признаков. Порядок выходных столбцов и единицы значений.</w:t>
       </w:r>
     </w:p>
     <w:p>
@@ -21582,7 +24529,7 @@
           <w:ilvl w:val="0"/>
           <w:numId w:val="65"/>
         </w:numPr>
-        <w:keepNext w:val="1"/>
+        <w:keepNext w:val="0"/>
         <w:keepLines w:val="1"/>
       </w:pPr>
       <w:r>
@@ -21591,7 +24538,7 @@
           <w:szCs w:val="24"/>
           <w:lang w:val="ru-RU"/>
         </w:rPr>
-        <w:t xml:space="preserve">Контракт модуля признаков. Порядок выходных столбцов и единицы значений.</w:t>
+        <w:t xml:space="preserve">Неизменность фиксированных параметров преобразования на новой таблице.</w:t>
       </w:r>
     </w:p>
     <w:p>
@@ -21603,81 +24550,27 @@
         </w:tabs>
         <w:autoSpaceDE/>
         <w:autoSpaceDN/>
-        <w:rPr>
-          <w:sz w:val="24"/>
-          <w:szCs w:val="24"/>
-          <w:lang w:val="ru-RU"/>
-        </w:rPr>
         <w:numPr>
           <w:ilvl w:val="0"/>
           <w:numId w:val="65"/>
         </w:numPr>
         <w:keepNext w:val="0"/>
         <w:keepLines w:val="1"/>
+        <w:rPr>
+          <w:rFonts w:ascii="Times New Roman" w:hAnsi="Times New Roman" w:eastAsia="Times New Roman" w:cs="Times New Roman"/>
+          <w:sz w:val="24"/>
+          <w:szCs w:val="24"/>
+          <w:lang w:val="ru-RU"/>
+        </w:rPr>
       </w:pPr>
       <w:r>
         <w:rPr>
+          <w:rFonts w:ascii="Times New Roman" w:hAnsi="Times New Roman" w:eastAsia="Times New Roman" w:cs="Times New Roman"/>
           <w:sz w:val="24"/>
           <w:szCs w:val="24"/>
           <w:lang w:val="ru-RU"/>
         </w:rPr>
-        <w:t xml:space="preserve">Неизменность фиксированных параметров преобразования на новой таблице.</w:t>
-      </w:r>
-    </w:p>
-    <w:p>
-      <w:pPr>
-        <w:pStyle w:val="S1_a5"/>
-        <w:widowControl/>
-        <w:tabs>
-          <w:tab w:val="left" w:pos="5820"/>
-        </w:tabs>
-        <w:autoSpaceDE/>
-        <w:autoSpaceDN/>
-        <w:rPr>
-          <w:rFonts w:ascii="Times New Roman" w:hAnsi="Times New Roman" w:eastAsia="Times New Roman" w:cs="Times New Roman"/>
-          <w:sz w:val="24"/>
-          <w:szCs w:val="24"/>
-          <w:lang w:val="ru-RU"/>
-        </w:rPr>
-        <w:keepNext w:val="0"/>
-        <w:keepLines w:val="1"/>
-      </w:pPr>
-      <w:r>
-        <w:rPr>
-          <w:rFonts w:ascii="Times New Roman" w:hAnsi="Times New Roman" w:eastAsia="Times New Roman" w:cs="Times New Roman"/>
-          <w:sz w:val="24"/>
-          <w:szCs w:val="24"/>
-          <w:lang w:val="ru-RU"/>
-        </w:rPr>
-        <w:t>Какие типы параметров и результата выбраны для метода C# и где требуются числовые преобразования?</w:t>
-      </w:r>
-    </w:p>
-    <w:p>
-      <w:pPr>
-        <w:pStyle w:val="S1_a5"/>
-        <w:widowControl/>
-        <w:tabs>
-          <w:tab w:val="left" w:pos="5820"/>
-        </w:tabs>
-        <w:autoSpaceDE/>
-        <w:autoSpaceDN/>
-        <w:rPr>
-          <w:rFonts w:ascii="Times New Roman" w:hAnsi="Times New Roman" w:eastAsia="Times New Roman" w:cs="Times New Roman"/>
-          <w:sz w:val="24"/>
-          <w:szCs w:val="24"/>
-          <w:lang w:val="ru-RU"/>
-        </w:rPr>
-        <w:keepNext w:val="0"/>
-        <w:keepLines w:val="1"/>
-      </w:pPr>
-      <w:r>
-        <w:rPr>
-          <w:rFonts w:ascii="Times New Roman" w:hAnsi="Times New Roman" w:eastAsia="Times New Roman" w:cs="Times New Roman"/>
-          <w:sz w:val="24"/>
-          <w:szCs w:val="24"/>
-          <w:lang w:val="ru-RU"/>
-        </w:rPr>
-        <w:t>Как условия и циклы в фрагменте C# обеспечивают исходный контракт и как проверено совпадение результатов с Python на контрольных входах?</w:t>
+        <w:t xml:space="preserve">Инкапсуляция фиксированных параметров и интерфейс преобразования в C#. Совместимость контракта с модулем Python.</w:t>
       </w:r>
     </w:p>
     <w:p>
@@ -21708,6 +24601,31 @@
     </w:p>
     <w:p>
       <w:pPr>
+        <w:pStyle w:val="a"/>
+        <w:keepNext w:val="0"/>
+        <w:keepLines w:val="1"/>
+        <w:spacing w:before="0" w:after="0" w:line="240" w:lineRule="auto"/>
+        <w:ind w:left="0" w:right="0" w:firstLine="0"/>
+        <w:jc w:val="both"/>
+        <w:rPr>
+          <w:rFonts w:ascii="Times New Roman" w:hAnsi="Times New Roman" w:eastAsia="Times New Roman" w:cs="Times New Roman"/>
+          <w:sz w:val="24"/>
+          <w:szCs w:val="24"/>
+          <w:lang w:val="ru-RU"/>
+        </w:rPr>
+      </w:pPr>
+      <w:r>
+        <w:rPr>
+          <w:rFonts w:ascii="Times New Roman" w:hAnsi="Times New Roman" w:eastAsia="Times New Roman" w:cs="Times New Roman"/>
+          <w:sz w:val="24"/>
+          <w:szCs w:val="24"/>
+          <w:lang w:val="ru-RU"/>
+        </w:rPr>
+        <w:t xml:space="preserve">Реализуйте класс полинома в Python и на C# с инкапсулированными коэффициентами, вычислением значения и перегрузкой арифметических операций. Согласуйте представление нулевого полинома и нормализацию старших нулей. Проверьте общий набор арифметических свойств и совпадение результатов двух реализаций.</w:t>
+      </w:r>
+    </w:p>
+    <w:p>
+      <w:pPr>
         <w:ind w:firstLine="0"/>
         <w:rPr>
           <w:sz w:val="24"/>
@@ -21782,6 +24700,38 @@
           <w:lang w:val="ru-RU"/>
         </w:rPr>
         <w:t xml:space="preserve">Согласованное представление результата перегруженных операций класса полинома.</w:t>
+      </w:r>
+    </w:p>
+    <w:p>
+      <w:pPr>
+        <w:pStyle w:val="S1_a5"/>
+        <w:widowControl/>
+        <w:tabs>
+          <w:tab w:val="left" w:pos="5820"/>
+        </w:tabs>
+        <w:autoSpaceDE/>
+        <w:autoSpaceDN/>
+        <w:numPr>
+          <w:ilvl w:val="0"/>
+          <w:numId w:val="66"/>
+        </w:numPr>
+        <w:keepNext w:val="0"/>
+        <w:keepLines w:val="1"/>
+        <w:rPr>
+          <w:rFonts w:ascii="Times New Roman" w:hAnsi="Times New Roman" w:eastAsia="Times New Roman" w:cs="Times New Roman"/>
+          <w:sz w:val="24"/>
+          <w:szCs w:val="24"/>
+          <w:lang w:val="ru-RU"/>
+        </w:rPr>
+      </w:pPr>
+      <w:r>
+        <w:rPr>
+          <w:rFonts w:ascii="Times New Roman" w:hAnsi="Times New Roman" w:eastAsia="Times New Roman" w:cs="Times New Roman"/>
+          <w:sz w:val="24"/>
+          <w:szCs w:val="24"/>
+          <w:lang w:val="ru-RU"/>
+        </w:rPr>
+        <w:t xml:space="preserve">Конструктор, свойства и перегрузка операторов C# в сравнении со специальными методами Python. Сохранение инварианта полинома.</w:t>
       </w:r>
     </w:p>
     <w:p>
@@ -21812,6 +24762,31 @@
     </w:p>
     <w:p>
       <w:pPr>
+        <w:pStyle w:val="a"/>
+        <w:keepNext w:val="0"/>
+        <w:keepLines w:val="1"/>
+        <w:spacing w:before="0" w:after="0" w:line="240" w:lineRule="auto"/>
+        <w:ind w:left="0" w:right="0" w:firstLine="0"/>
+        <w:jc w:val="both"/>
+        <w:rPr>
+          <w:rFonts w:ascii="Times New Roman" w:hAnsi="Times New Roman" w:eastAsia="Times New Roman" w:cs="Times New Roman"/>
+          <w:sz w:val="24"/>
+          <w:szCs w:val="24"/>
+          <w:lang w:val="ru-RU"/>
+        </w:rPr>
+      </w:pPr>
+      <w:r>
+        <w:rPr>
+          <w:rFonts w:ascii="Times New Roman" w:hAnsi="Times New Roman" w:eastAsia="Times New Roman" w:cs="Times New Roman"/>
+          <w:sz w:val="24"/>
+          <w:szCs w:val="24"/>
+          <w:lang w:val="ru-RU"/>
+        </w:rPr>
+        <w:t xml:space="preserve">Организуйте обработку отказов вычислительного компонента в Python и на C#: проверьте вход до изменения состояния и сохраните исходные данные при ошибке. Согласуйте контракт публичной функции или метода и диагностируйте ошибочный канал. Используйте интерфейс компонента для проверки его замены без изменения вызывающего кода.</w:t>
+      </w:r>
+    </w:p>
+    <w:p>
+      <w:pPr>
         <w:ind w:firstLine="0"/>
         <w:rPr>
           <w:sz w:val="24"/>
@@ -21886,6 +24861,38 @@
           <w:lang w:val="ru-RU"/>
         </w:rPr>
         <w:t xml:space="preserve">Сохранение исходного состояния после отказа расчетного модуля.</w:t>
+      </w:r>
+    </w:p>
+    <w:p>
+      <w:pPr>
+        <w:pStyle w:val="S1_a5"/>
+        <w:widowControl/>
+        <w:tabs>
+          <w:tab w:val="left" w:pos="5820"/>
+        </w:tabs>
+        <w:autoSpaceDE/>
+        <w:autoSpaceDN/>
+        <w:numPr>
+          <w:ilvl w:val="0"/>
+          <w:numId w:val="67"/>
+        </w:numPr>
+        <w:keepNext w:val="0"/>
+        <w:keepLines w:val="1"/>
+        <w:rPr>
+          <w:rFonts w:ascii="Times New Roman" w:hAnsi="Times New Roman" w:eastAsia="Times New Roman" w:cs="Times New Roman"/>
+          <w:sz w:val="24"/>
+          <w:szCs w:val="24"/>
+          <w:lang w:val="ru-RU"/>
+        </w:rPr>
+      </w:pPr>
+      <w:r>
+        <w:rPr>
+          <w:rFonts w:ascii="Times New Roman" w:hAnsi="Times New Roman" w:eastAsia="Times New Roman" w:cs="Times New Roman"/>
+          <w:sz w:val="24"/>
+          <w:szCs w:val="24"/>
+          <w:lang w:val="ru-RU"/>
+        </w:rPr>
+        <w:t xml:space="preserve">Интерфейс, инкапсуляция и исключения C#. Состояние объекта до и после отказа и совместимость с контрактом Python.</w:t>
       </w:r>
     </w:p>
     <w:p>
@@ -21916,6 +24923,49 @@
     </w:p>
     <w:p>
       <w:pPr>
+        <w:pStyle w:val="a"/>
+        <w:keepNext w:val="0"/>
+        <w:keepLines w:val="1"/>
+        <w:spacing w:before="0" w:after="0" w:line="240" w:lineRule="auto"/>
+        <w:ind w:left="0" w:right="0" w:firstLine="0"/>
+        <w:jc w:val="both"/>
+        <w:rPr>
+          <w:rFonts w:ascii="Times New Roman" w:hAnsi="Times New Roman" w:eastAsia="Times New Roman" w:cs="Times New Roman"/>
+          <w:sz w:val="24"/>
+          <w:szCs w:val="24"/>
+          <w:lang w:val="ru-RU"/>
+        </w:rPr>
+      </w:pPr>
+      <w:r>
+        <w:rPr>
+          <w:rFonts w:ascii="Times New Roman" w:hAnsi="Times New Roman" w:eastAsia="Times New Roman" w:cs="Times New Roman"/>
+          <w:sz w:val="24"/>
+          <w:szCs w:val="24"/>
+          <w:lang w:val="ru-RU"/>
+        </w:rPr>
+        <w:t xml:space="preserve">Объедините экспериментальные таблицы по ключам и получите групповые сводки в Python и на C#. Для C# задайте типизированную запись измерения и разбор полей через TryParse с явной культурой числа; отделите ошибку формата от недопустимого значения. Проверьте дубликаты, несовпадающие ключи, число записей и совпадение сводок по ручной контрольной выборке.</w:t>
+      </w:r>
+    </w:p>
+    <w:p>
+      <w:pPr>
+        <w:ind w:firstLine="0"/>
+        <w:rPr>
+          <w:sz w:val="24"/>
+          <w:szCs w:val="24"/>
+        </w:rPr>
+        <w:keepNext/>
+        <w:keepLines/>
+      </w:pPr>
+      <w:r>
+        <w:rPr>
+          <w:sz w:val="24"/>
+          <w:szCs w:val="24"/>
+        </w:rPr>
+        <w:t xml:space="preserve">Вопросы для защиты:</w:t>
+      </w:r>
+    </w:p>
+    <w:p>
+      <w:pPr>
         <w:pStyle w:val="S1_a5"/>
         <w:widowControl/>
         <w:tabs>
@@ -21924,40 +24974,24 @@
         <w:autoSpaceDE/>
         <w:autoSpaceDN/>
         <w:rPr>
-          <w:rFonts w:ascii="Times New Roman" w:hAnsi="Times New Roman" w:eastAsia="Times New Roman" w:cs="Times New Roman"/>
           <w:sz w:val="24"/>
           <w:szCs w:val="24"/>
           <w:lang w:val="ru-RU"/>
         </w:rPr>
-        <w:keepNext w:val="0"/>
+        <w:numPr>
+          <w:ilvl w:val="0"/>
+          <w:numId w:val="68"/>
+        </w:numPr>
+        <w:keepNext w:val="1"/>
         <w:keepLines w:val="1"/>
       </w:pPr>
       <w:r>
         <w:rPr>
-          <w:rFonts w:ascii="Times New Roman" w:hAnsi="Times New Roman" w:eastAsia="Times New Roman" w:cs="Times New Roman"/>
           <w:sz w:val="24"/>
           <w:szCs w:val="24"/>
           <w:lang w:val="ru-RU"/>
         </w:rPr>
-        <w:t>Дополнение на C#: для небольшой контрольной выборки выполнить консольный ввод строк, их разбор с TryParse в типизированные массивы, объединение по ключу с обходом циклом и текстовый вывод сводки; сверить ключи и число записей с исходной реализацией.</w:t>
-      </w:r>
-    </w:p>
-    <w:p>
-      <w:pPr>
-        <w:ind w:firstLine="0"/>
-        <w:rPr>
-          <w:sz w:val="24"/>
-          <w:szCs w:val="24"/>
-        </w:rPr>
-        <w:keepNext/>
-        <w:keepLines/>
-      </w:pPr>
-      <w:r>
-        <w:rPr>
-          <w:sz w:val="24"/>
-          <w:szCs w:val="24"/>
-        </w:rPr>
-        <w:t xml:space="preserve">Вопросы для защиты:</w:t>
+        <w:t xml:space="preserve">Несовпадающие ключи соединяемых экспериментальных таблиц. Учет потерянных записей.</w:t>
       </w:r>
     </w:p>
     <w:p>
@@ -21978,7 +25012,7 @@
           <w:ilvl w:val="0"/>
           <w:numId w:val="68"/>
         </w:numPr>
-        <w:keepNext w:val="1"/>
+        <w:keepNext w:val="0"/>
         <w:keepLines w:val="1"/>
       </w:pPr>
       <w:r>
@@ -21987,7 +25021,7 @@
           <w:szCs w:val="24"/>
           <w:lang w:val="ru-RU"/>
         </w:rPr>
-        <w:t xml:space="preserve">Несовпадающие ключи соединяемых экспериментальных таблиц. Учет потерянных записей.</w:t>
+        <w:t xml:space="preserve">Размножение записей при соединении. Проверка по ручной контрольной сводке.</w:t>
       </w:r>
     </w:p>
     <w:p>
@@ -21999,81 +25033,27 @@
         </w:tabs>
         <w:autoSpaceDE/>
         <w:autoSpaceDN/>
-        <w:rPr>
-          <w:sz w:val="24"/>
-          <w:szCs w:val="24"/>
-          <w:lang w:val="ru-RU"/>
-        </w:rPr>
         <w:numPr>
           <w:ilvl w:val="0"/>
           <w:numId w:val="68"/>
         </w:numPr>
         <w:keepNext w:val="0"/>
         <w:keepLines w:val="1"/>
+        <w:rPr>
+          <w:rFonts w:ascii="Times New Roman" w:hAnsi="Times New Roman" w:eastAsia="Times New Roman" w:cs="Times New Roman"/>
+          <w:sz w:val="24"/>
+          <w:szCs w:val="24"/>
+          <w:lang w:val="ru-RU"/>
+        </w:rPr>
       </w:pPr>
       <w:r>
         <w:rPr>
+          <w:rFonts w:ascii="Times New Roman" w:hAnsi="Times New Roman" w:eastAsia="Times New Roman" w:cs="Times New Roman"/>
           <w:sz w:val="24"/>
           <w:szCs w:val="24"/>
           <w:lang w:val="ru-RU"/>
         </w:rPr>
-        <w:t xml:space="preserve">Размножение записей при соединении. Проверка по ручной контрольной сводке.</w:t>
-      </w:r>
-    </w:p>
-    <w:p>
-      <w:pPr>
-        <w:pStyle w:val="S1_a5"/>
-        <w:widowControl/>
-        <w:tabs>
-          <w:tab w:val="left" w:pos="5820"/>
-        </w:tabs>
-        <w:autoSpaceDE/>
-        <w:autoSpaceDN/>
-        <w:rPr>
-          <w:rFonts w:ascii="Times New Roman" w:hAnsi="Times New Roman" w:eastAsia="Times New Roman" w:cs="Times New Roman"/>
-          <w:sz w:val="24"/>
-          <w:szCs w:val="24"/>
-          <w:lang w:val="ru-RU"/>
-        </w:rPr>
-        <w:keepNext w:val="0"/>
-        <w:keepLines w:val="1"/>
-      </w:pPr>
-      <w:r>
-        <w:rPr>
-          <w:rFonts w:ascii="Times New Roman" w:hAnsi="Times New Roman" w:eastAsia="Times New Roman" w:cs="Times New Roman"/>
-          <w:sz w:val="24"/>
-          <w:szCs w:val="24"/>
-          <w:lang w:val="ru-RU"/>
-        </w:rPr>
-        <w:t>Как проверяется разбор входных строк C# через TryParse и отделяется ошибка формата от недопустимого значения?</w:t>
-      </w:r>
-    </w:p>
-    <w:p>
-      <w:pPr>
-        <w:pStyle w:val="S1_a5"/>
-        <w:widowControl/>
-        <w:tabs>
-          <w:tab w:val="left" w:pos="5820"/>
-        </w:tabs>
-        <w:autoSpaceDE/>
-        <w:autoSpaceDN/>
-        <w:rPr>
-          <w:rFonts w:ascii="Times New Roman" w:hAnsi="Times New Roman" w:eastAsia="Times New Roman" w:cs="Times New Roman"/>
-          <w:sz w:val="24"/>
-          <w:szCs w:val="24"/>
-          <w:lang w:val="ru-RU"/>
-        </w:rPr>
-        <w:keepNext w:val="0"/>
-        <w:keepLines w:val="1"/>
-      </w:pPr>
-      <w:r>
-        <w:rPr>
-          <w:rFonts w:ascii="Times New Roman" w:hAnsi="Times New Roman" w:eastAsia="Times New Roman" w:cs="Times New Roman"/>
-          <w:sz w:val="24"/>
-          <w:szCs w:val="24"/>
-          <w:lang w:val="ru-RU"/>
-        </w:rPr>
-        <w:t>Как согласованы индексы массивов и ключи записей при объединении и учтены несовпадающие ключи в итоговой сводке?</w:t>
+        <w:t xml:space="preserve">Культура числа, TryParse и record в C#. Равенство значений записи, составной ключ и баланс объединения.</w:t>
       </w:r>
     </w:p>
     <w:p>
@@ -22104,6 +25084,31 @@
     </w:p>
     <w:p>
       <w:pPr>
+        <w:pStyle w:val="a"/>
+        <w:keepNext w:val="0"/>
+        <w:keepLines w:val="1"/>
+        <w:spacing w:before="0" w:after="0" w:line="240" w:lineRule="auto"/>
+        <w:ind w:left="0" w:right="0" w:firstLine="0"/>
+        <w:jc w:val="both"/>
+        <w:rPr>
+          <w:rFonts w:ascii="Times New Roman" w:hAnsi="Times New Roman" w:eastAsia="Times New Roman" w:cs="Times New Roman"/>
+          <w:sz w:val="24"/>
+          <w:szCs w:val="24"/>
+          <w:lang w:val="ru-RU"/>
+        </w:rPr>
+      </w:pPr>
+      <w:r>
+        <w:rPr>
+          <w:rFonts w:ascii="Times New Roman" w:hAnsi="Times New Roman" w:eastAsia="Times New Roman" w:cs="Times New Roman"/>
+          <w:sz w:val="24"/>
+          <w:szCs w:val="24"/>
+          <w:lang w:val="ru-RU"/>
+        </w:rPr>
+        <w:t xml:space="preserve">Разработайте генератор тестовых таблиц с пропусками, дубликатами и недопустимыми значениями и зафиксируйте seed и схему данных. Примените одни и те же сохраненные таблицы к конвейерам Python и C# с типизированными записями. Проверьте каждый класс ошибок отдельно; воспроизводимость каждого генератора не требует совпадения последовательностей разных языков.</w:t>
+      </w:r>
+    </w:p>
+    <w:p>
+      <w:pPr>
         <w:ind w:firstLine="0"/>
         <w:rPr>
           <w:sz w:val="24"/>
@@ -22178,6 +25183,38 @@
           <w:lang w:val="ru-RU"/>
         </w:rPr>
         <w:t xml:space="preserve">Раздельная проверка пропусков, дубликатов и недопустимых значений в конвейере обработки.</w:t>
+      </w:r>
+    </w:p>
+    <w:p>
+      <w:pPr>
+        <w:pStyle w:val="S1_a5"/>
+        <w:widowControl/>
+        <w:tabs>
+          <w:tab w:val="left" w:pos="5820"/>
+        </w:tabs>
+        <w:autoSpaceDE/>
+        <w:autoSpaceDN/>
+        <w:numPr>
+          <w:ilvl w:val="0"/>
+          <w:numId w:val="69"/>
+        </w:numPr>
+        <w:keepNext w:val="0"/>
+        <w:keepLines w:val="1"/>
+        <w:rPr>
+          <w:rFonts w:ascii="Times New Roman" w:hAnsi="Times New Roman" w:eastAsia="Times New Roman" w:cs="Times New Roman"/>
+          <w:sz w:val="24"/>
+          <w:szCs w:val="24"/>
+          <w:lang w:val="ru-RU"/>
+        </w:rPr>
+      </w:pPr>
+      <w:r>
+        <w:rPr>
+          <w:rFonts w:ascii="Times New Roman" w:hAnsi="Times New Roman" w:eastAsia="Times New Roman" w:cs="Times New Roman"/>
+          <w:sz w:val="24"/>
+          <w:szCs w:val="24"/>
+          <w:lang w:val="ru-RU"/>
+        </w:rPr>
+        <w:t xml:space="preserve">Типизированная запись и неизменность тестового набора C#. Фиксация seed и различие воспроизводимости генератора и совпадения реализаций.</w:t>
       </w:r>
     </w:p>
     <w:p>
@@ -22208,6 +25245,49 @@
     </w:p>
     <w:p>
       <w:pPr>
+        <w:pStyle w:val="a"/>
+        <w:keepNext w:val="0"/>
+        <w:keepLines w:val="1"/>
+        <w:spacing w:before="0" w:after="0" w:line="240" w:lineRule="auto"/>
+        <w:ind w:left="0" w:right="0" w:firstLine="0"/>
+        <w:jc w:val="both"/>
+        <w:rPr>
+          <w:rFonts w:ascii="Times New Roman" w:hAnsi="Times New Roman" w:eastAsia="Times New Roman" w:cs="Times New Roman"/>
+          <w:sz w:val="24"/>
+          <w:szCs w:val="24"/>
+          <w:lang w:val="ru-RU"/>
+        </w:rPr>
+      </w:pPr>
+      <w:r>
+        <w:rPr>
+          <w:rFonts w:ascii="Times New Roman" w:hAnsi="Times New Roman" w:eastAsia="Times New Roman" w:cs="Times New Roman"/>
+          <w:sz w:val="24"/>
+          <w:szCs w:val="24"/>
+          <w:lang w:val="ru-RU"/>
+        </w:rPr>
+        <w:t xml:space="preserve">Постройте единый набор модульных и регрессионных проверок расчетной функции Python и метода C#. Включите граничные входы, недопустимые данные и исключения; локализуйте дефект пошаговой отладкой и повторите проверки после исправления. Обоснуйте абсолютный и относительный допуски по независимому эталону.</w:t>
+      </w:r>
+    </w:p>
+    <w:p>
+      <w:pPr>
+        <w:ind w:firstLine="0"/>
+        <w:rPr>
+          <w:sz w:val="24"/>
+          <w:szCs w:val="24"/>
+        </w:rPr>
+        <w:keepNext/>
+        <w:keepLines/>
+      </w:pPr>
+      <w:r>
+        <w:rPr>
+          <w:sz w:val="24"/>
+          <w:szCs w:val="24"/>
+        </w:rPr>
+        <w:t xml:space="preserve">Вопросы для защиты:</w:t>
+      </w:r>
+    </w:p>
+    <w:p>
+      <w:pPr>
         <w:pStyle w:val="S1_a5"/>
         <w:widowControl/>
         <w:tabs>
@@ -22216,40 +25296,24 @@
         <w:autoSpaceDE/>
         <w:autoSpaceDN/>
         <w:rPr>
-          <w:rFonts w:ascii="Times New Roman" w:hAnsi="Times New Roman" w:eastAsia="Times New Roman" w:cs="Times New Roman"/>
           <w:sz w:val="24"/>
           <w:szCs w:val="24"/>
           <w:lang w:val="ru-RU"/>
         </w:rPr>
-        <w:keepNext w:val="0"/>
+        <w:numPr>
+          <w:ilvl w:val="0"/>
+          <w:numId w:val="70"/>
+        </w:numPr>
+        <w:keepNext w:val="1"/>
         <w:keepLines w:val="1"/>
       </w:pPr>
       <w:r>
         <w:rPr>
-          <w:rFonts w:ascii="Times New Roman" w:hAnsi="Times New Roman" w:eastAsia="Times New Roman" w:cs="Times New Roman"/>
           <w:sz w:val="24"/>
           <w:szCs w:val="24"/>
           <w:lang w:val="ru-RU"/>
         </w:rPr>
-        <w:t>Дополнение на C#: применить ту же небольшую граничную выборку к типизированным методам и сопоставить результаты с исходными проверками Python с обоснованными абсолютным и относительным допусками.</w:t>
-      </w:r>
-    </w:p>
-    <w:p>
-      <w:pPr>
-        <w:ind w:firstLine="0"/>
-        <w:rPr>
-          <w:sz w:val="24"/>
-          <w:szCs w:val="24"/>
-        </w:rPr>
-        <w:keepNext/>
-        <w:keepLines/>
-      </w:pPr>
-      <w:r>
-        <w:rPr>
-          <w:sz w:val="24"/>
-          <w:szCs w:val="24"/>
-        </w:rPr>
-        <w:t xml:space="preserve">Вопросы для защиты:</w:t>
+        <w:t xml:space="preserve">Граничные входы расчетной функции. Связь выбранных тестов с ее контрактом.</w:t>
       </w:r>
     </w:p>
     <w:p>
@@ -22270,7 +25334,7 @@
           <w:ilvl w:val="0"/>
           <w:numId w:val="70"/>
         </w:numPr>
-        <w:keepNext w:val="1"/>
+        <w:keepNext w:val="0"/>
         <w:keepLines w:val="1"/>
       </w:pPr>
       <w:r>
@@ -22279,7 +25343,7 @@
           <w:szCs w:val="24"/>
           <w:lang w:val="ru-RU"/>
         </w:rPr>
-        <w:t xml:space="preserve">Граничные входы расчетной функции. Связь выбранных тестов с ее контрактом.</w:t>
+        <w:t xml:space="preserve">Абсолютный и относительный допуски при сравнении расчетной функции с независимым эталоном.</w:t>
       </w:r>
     </w:p>
     <w:p>
@@ -22291,81 +25355,27 @@
         </w:tabs>
         <w:autoSpaceDE/>
         <w:autoSpaceDN/>
-        <w:rPr>
-          <w:sz w:val="24"/>
-          <w:szCs w:val="24"/>
-          <w:lang w:val="ru-RU"/>
-        </w:rPr>
         <w:numPr>
           <w:ilvl w:val="0"/>
           <w:numId w:val="70"/>
         </w:numPr>
         <w:keepNext w:val="0"/>
         <w:keepLines w:val="1"/>
+        <w:rPr>
+          <w:rFonts w:ascii="Times New Roman" w:hAnsi="Times New Roman" w:eastAsia="Times New Roman" w:cs="Times New Roman"/>
+          <w:sz w:val="24"/>
+          <w:szCs w:val="24"/>
+          <w:lang w:val="ru-RU"/>
+        </w:rPr>
       </w:pPr>
       <w:r>
         <w:rPr>
+          <w:rFonts w:ascii="Times New Roman" w:hAnsi="Times New Roman" w:eastAsia="Times New Roman" w:cs="Times New Roman"/>
           <w:sz w:val="24"/>
           <w:szCs w:val="24"/>
           <w:lang w:val="ru-RU"/>
         </w:rPr>
-        <w:t xml:space="preserve">Абсолютный и относительный допуски при сравнении расчетной функции с независимым эталоном.</w:t>
-      </w:r>
-    </w:p>
-    <w:p>
-      <w:pPr>
-        <w:pStyle w:val="S1_a5"/>
-        <w:widowControl/>
-        <w:tabs>
-          <w:tab w:val="left" w:pos="5820"/>
-        </w:tabs>
-        <w:autoSpaceDE/>
-        <w:autoSpaceDN/>
-        <w:rPr>
-          <w:rFonts w:ascii="Times New Roman" w:hAnsi="Times New Roman" w:eastAsia="Times New Roman" w:cs="Times New Roman"/>
-          <w:sz w:val="24"/>
-          <w:szCs w:val="24"/>
-          <w:lang w:val="ru-RU"/>
-        </w:rPr>
-        <w:keepNext w:val="0"/>
-        <w:keepLines w:val="1"/>
-      </w:pPr>
-      <w:r>
-        <w:rPr>
-          <w:rFonts w:ascii="Times New Roman" w:hAnsi="Times New Roman" w:eastAsia="Times New Roman" w:cs="Times New Roman"/>
-          <w:sz w:val="24"/>
-          <w:szCs w:val="24"/>
-          <w:lang w:val="ru-RU"/>
-        </w:rPr>
-        <w:t>Какие граничные случаи проверяются для метода C# на той же контрольной выборке?</w:t>
-      </w:r>
-    </w:p>
-    <w:p>
-      <w:pPr>
-        <w:pStyle w:val="S1_a5"/>
-        <w:widowControl/>
-        <w:tabs>
-          <w:tab w:val="left" w:pos="5820"/>
-        </w:tabs>
-        <w:autoSpaceDE/>
-        <w:autoSpaceDN/>
-        <w:rPr>
-          <w:rFonts w:ascii="Times New Roman" w:hAnsi="Times New Roman" w:eastAsia="Times New Roman" w:cs="Times New Roman"/>
-          <w:sz w:val="24"/>
-          <w:szCs w:val="24"/>
-          <w:lang w:val="ru-RU"/>
-        </w:rPr>
-        <w:keepNext w:val="0"/>
-        <w:keepLines w:val="1"/>
-      </w:pPr>
-      <w:r>
-        <w:rPr>
-          <w:rFonts w:ascii="Times New Roman" w:hAnsi="Times New Roman" w:eastAsia="Times New Roman" w:cs="Times New Roman"/>
-          <w:sz w:val="24"/>
-          <w:szCs w:val="24"/>
-          <w:lang w:val="ru-RU"/>
-        </w:rPr>
-        <w:t>Как обоснованы абсолютный и относительный допуски при сопоставлении численных результатов C# и Python?</w:t>
+        <w:t xml:space="preserve">Отладка и регрессионная проверка метода C#. Общий контракт с функцией Python и обоснование числовых допусков.</w:t>
       </w:r>
     </w:p>
     <w:p>
@@ -22396,6 +25406,31 @@
     </w:p>
     <w:p>
       <w:pPr>
+        <w:pStyle w:val="a"/>
+        <w:keepNext w:val="0"/>
+        <w:keepLines w:val="1"/>
+        <w:spacing w:before="0" w:after="0" w:line="240" w:lineRule="auto"/>
+        <w:ind w:left="0" w:right="0" w:firstLine="0"/>
+        <w:jc w:val="both"/>
+        <w:rPr>
+          <w:rFonts w:ascii="Times New Roman" w:hAnsi="Times New Roman" w:eastAsia="Times New Roman" w:cs="Times New Roman"/>
+          <w:sz w:val="24"/>
+          <w:szCs w:val="24"/>
+          <w:lang w:val="ru-RU"/>
+        </w:rPr>
+      </w:pPr>
+      <w:r>
+        <w:rPr>
+          <w:rFonts w:ascii="Times New Roman" w:hAnsi="Times New Roman" w:eastAsia="Times New Roman" w:cs="Times New Roman"/>
+          <w:sz w:val="24"/>
+          <w:szCs w:val="24"/>
+          <w:lang w:val="ru-RU"/>
+        </w:rPr>
+        <w:t xml:space="preserve">Проверьте арифметические свойства классов полинома в Python и на C# на одинаковых контрольных коэффициентах. Включите нулевой полином, старшие нули и результаты перегруженных операций; локализуйте нарушения инварианта представления. Зафиксируйте регрессионные проверки и сопоставьте результаты классов через общий интерфейс вычисления значения.</w:t>
+      </w:r>
+    </w:p>
+    <w:p>
+      <w:pPr>
         <w:ind w:firstLine="0"/>
         <w:rPr>
           <w:sz w:val="24"/>
@@ -22470,6 +25505,38 @@
           <w:lang w:val="ru-RU"/>
         </w:rPr>
         <w:t xml:space="preserve">Нулевые старшие коэффициенты. Нормализация представления полинома и отдельный тест.</w:t>
+      </w:r>
+    </w:p>
+    <w:p>
+      <w:pPr>
+        <w:pStyle w:val="S1_a5"/>
+        <w:widowControl/>
+        <w:tabs>
+          <w:tab w:val="left" w:pos="5820"/>
+        </w:tabs>
+        <w:autoSpaceDE/>
+        <w:autoSpaceDN/>
+        <w:numPr>
+          <w:ilvl w:val="0"/>
+          <w:numId w:val="71"/>
+        </w:numPr>
+        <w:keepNext w:val="0"/>
+        <w:keepLines w:val="1"/>
+        <w:rPr>
+          <w:rFonts w:ascii="Times New Roman" w:hAnsi="Times New Roman" w:eastAsia="Times New Roman" w:cs="Times New Roman"/>
+          <w:sz w:val="24"/>
+          <w:szCs w:val="24"/>
+          <w:lang w:val="ru-RU"/>
+        </w:rPr>
+      </w:pPr>
+      <w:r>
+        <w:rPr>
+          <w:rFonts w:ascii="Times New Roman" w:hAnsi="Times New Roman" w:eastAsia="Times New Roman" w:cs="Times New Roman"/>
+          <w:sz w:val="24"/>
+          <w:szCs w:val="24"/>
+          <w:lang w:val="ru-RU"/>
+        </w:rPr>
+        <w:t xml:space="preserve">Перегрузка операторов и инвариант класса C#. Сравнение результатов по значениям и свойствам полинома.</w:t>
       </w:r>
     </w:p>
     <w:p>
@@ -22500,6 +25567,31 @@
     </w:p>
     <w:p>
       <w:pPr>
+        <w:pStyle w:val="a"/>
+        <w:keepNext w:val="0"/>
+        <w:keepLines w:val="1"/>
+        <w:spacing w:before="0" w:after="0" w:line="240" w:lineRule="auto"/>
+        <w:ind w:left="0" w:right="0" w:firstLine="0"/>
+        <w:jc w:val="both"/>
+        <w:rPr>
+          <w:rFonts w:ascii="Times New Roman" w:hAnsi="Times New Roman" w:eastAsia="Times New Roman" w:cs="Times New Roman"/>
+          <w:sz w:val="24"/>
+          <w:szCs w:val="24"/>
+          <w:lang w:val="ru-RU"/>
+        </w:rPr>
+      </w:pPr>
+      <w:r>
+        <w:rPr>
+          <w:rFonts w:ascii="Times New Roman" w:hAnsi="Times New Roman" w:eastAsia="Times New Roman" w:cs="Times New Roman"/>
+          <w:sz w:val="24"/>
+          <w:szCs w:val="24"/>
+          <w:lang w:val="ru-RU"/>
+        </w:rPr>
+        <w:t xml:space="preserve">Проверьте библиотечный расчет Python по нескольким аналитическим эталонам разных масштабов. Реализуйте на C# независимые проверки эталонных формул средствами System.Math и сравните результаты. Выберите допуски отдельно от предметных ограничений и сохраните случаи, в которых малая невязка не подтверждает правильность постановки.</w:t>
+      </w:r>
+    </w:p>
+    <w:p>
+      <w:pPr>
         <w:ind w:firstLine="0"/>
         <w:rPr>
           <w:sz w:val="24"/>
@@ -22574,6 +25666,38 @@
           <w:lang w:val="ru-RU"/>
         </w:rPr>
         <w:t xml:space="preserve">Малая невязка и корректность предметной постановки. Границы численной проверки.</w:t>
+      </w:r>
+    </w:p>
+    <w:p>
+      <w:pPr>
+        <w:pStyle w:val="S1_a5"/>
+        <w:widowControl/>
+        <w:tabs>
+          <w:tab w:val="left" w:pos="5820"/>
+        </w:tabs>
+        <w:autoSpaceDE/>
+        <w:autoSpaceDN/>
+        <w:numPr>
+          <w:ilvl w:val="0"/>
+          <w:numId w:val="72"/>
+        </w:numPr>
+        <w:keepNext w:val="0"/>
+        <w:keepLines w:val="1"/>
+        <w:rPr>
+          <w:rFonts w:ascii="Times New Roman" w:hAnsi="Times New Roman" w:eastAsia="Times New Roman" w:cs="Times New Roman"/>
+          <w:sz w:val="24"/>
+          <w:szCs w:val="24"/>
+          <w:lang w:val="ru-RU"/>
+        </w:rPr>
+      </w:pPr>
+      <w:r>
+        <w:rPr>
+          <w:rFonts w:ascii="Times New Roman" w:hAnsi="Times New Roman" w:eastAsia="Times New Roman" w:cs="Times New Roman"/>
+          <w:sz w:val="24"/>
+          <w:szCs w:val="24"/>
+          <w:lang w:val="ru-RU"/>
+        </w:rPr>
+        <w:t xml:space="preserve">Независимость валидатора C# от библиотечного вызова Python. Выбор масштаба и допуска и границы проверки невязкой.</w:t>
       </w:r>
     </w:p>
     <w:p>
@@ -22633,6 +25757,49 @@
     </w:p>
     <w:p>
       <w:pPr>
+        <w:pStyle w:val="a"/>
+        <w:keepNext w:val="0"/>
+        <w:keepLines w:val="1"/>
+        <w:spacing w:before="0" w:after="0" w:line="240" w:lineRule="auto"/>
+        <w:ind w:left="0" w:right="0" w:firstLine="0"/>
+        <w:jc w:val="both"/>
+        <w:rPr>
+          <w:rFonts w:ascii="Times New Roman" w:hAnsi="Times New Roman" w:eastAsia="Times New Roman" w:cs="Times New Roman"/>
+          <w:sz w:val="24"/>
+          <w:szCs w:val="24"/>
+          <w:lang w:val="ru-RU"/>
+        </w:rPr>
+      </w:pPr>
+      <w:r>
+        <w:rPr>
+          <w:rFonts w:ascii="Times New Roman" w:hAnsi="Times New Roman" w:eastAsia="Times New Roman" w:cs="Times New Roman"/>
+          <w:sz w:val="24"/>
+          <w:szCs w:val="24"/>
+          <w:lang w:val="ru-RU"/>
+        </w:rPr>
+        <w:t xml:space="preserve">Выполните пакетное решение линейных систем средствами NumPy/SciPy, сохранив статусы корректных, сингулярных и несовместимых входов. В Python и на C# проверьте размерности и невязку каждой полученной системы; в C# используйте общий интерфейс валидатора и типизированные входы и результаты. Сопоставьте протоколы, не заменяя подтверждение результата успешным статусом решателя.</w:t>
+      </w:r>
+    </w:p>
+    <w:p>
+      <w:pPr>
+        <w:ind w:firstLine="0"/>
+        <w:rPr>
+          <w:sz w:val="24"/>
+          <w:szCs w:val="24"/>
+        </w:rPr>
+        <w:keepNext/>
+        <w:keepLines/>
+      </w:pPr>
+      <w:r>
+        <w:rPr>
+          <w:sz w:val="24"/>
+          <w:szCs w:val="24"/>
+        </w:rPr>
+        <w:t xml:space="preserve">Вопросы для защиты:</w:t>
+      </w:r>
+    </w:p>
+    <w:p>
+      <w:pPr>
         <w:pStyle w:val="S1_a5"/>
         <w:widowControl/>
         <w:tabs>
@@ -22641,40 +25808,24 @@
         <w:autoSpaceDE/>
         <w:autoSpaceDN/>
         <w:rPr>
-          <w:rFonts w:ascii="Times New Roman" w:hAnsi="Times New Roman" w:eastAsia="Times New Roman" w:cs="Times New Roman"/>
           <w:sz w:val="24"/>
           <w:szCs w:val="24"/>
           <w:lang w:val="ru-RU"/>
         </w:rPr>
-        <w:keepNext w:val="0"/>
+        <w:numPr>
+          <w:ilvl w:val="0"/>
+          <w:numId w:val="73"/>
+        </w:numPr>
+        <w:keepNext w:val="1"/>
         <w:keepLines w:val="1"/>
       </w:pPr>
       <w:r>
         <w:rPr>
-          <w:rFonts w:ascii="Times New Roman" w:hAnsi="Times New Roman" w:eastAsia="Times New Roman" w:cs="Times New Roman"/>
           <w:sz w:val="24"/>
           <w:szCs w:val="24"/>
           <w:lang w:val="ru-RU"/>
         </w:rPr>
-        <w:t>Дополнение на C#: представить входы и результаты уже выполненного расчета типизированными классами и реализовать интерфейс проверки размерностей и невязки; применить его к контрольным результатам исходного решателя Python.</w:t>
-      </w:r>
-    </w:p>
-    <w:p>
-      <w:pPr>
-        <w:ind w:firstLine="0"/>
-        <w:rPr>
-          <w:sz w:val="24"/>
-          <w:szCs w:val="24"/>
-        </w:rPr>
-        <w:keepNext/>
-        <w:keepLines/>
-      </w:pPr>
-      <w:r>
-        <w:rPr>
-          <w:sz w:val="24"/>
-          <w:szCs w:val="24"/>
-        </w:rPr>
-        <w:t xml:space="preserve">Вопросы для защиты:</w:t>
+        <w:t xml:space="preserve">Статусы пакетного решения корректной и сингулярной систем.</w:t>
       </w:r>
     </w:p>
     <w:p>
@@ -22695,7 +25846,7 @@
           <w:ilvl w:val="0"/>
           <w:numId w:val="73"/>
         </w:numPr>
-        <w:keepNext w:val="1"/>
+        <w:keepNext w:val="0"/>
         <w:keepLines w:val="1"/>
       </w:pPr>
       <w:r>
@@ -22704,7 +25855,7 @@
           <w:szCs w:val="24"/>
           <w:lang w:val="ru-RU"/>
         </w:rPr>
-        <w:t xml:space="preserve">Статусы пакетного решения корректной и сингулярной систем.</w:t>
+        <w:t xml:space="preserve">Несогласованный размер правой части. Диагностика в протоколе пакетного расчета.</w:t>
       </w:r>
     </w:p>
     <w:p>
@@ -22716,81 +25867,27 @@
         </w:tabs>
         <w:autoSpaceDE/>
         <w:autoSpaceDN/>
-        <w:rPr>
-          <w:sz w:val="24"/>
-          <w:szCs w:val="24"/>
-          <w:lang w:val="ru-RU"/>
-        </w:rPr>
         <w:numPr>
           <w:ilvl w:val="0"/>
           <w:numId w:val="73"/>
         </w:numPr>
         <w:keepNext w:val="0"/>
         <w:keepLines w:val="1"/>
+        <w:rPr>
+          <w:rFonts w:ascii="Times New Roman" w:hAnsi="Times New Roman" w:eastAsia="Times New Roman" w:cs="Times New Roman"/>
+          <w:sz w:val="24"/>
+          <w:szCs w:val="24"/>
+          <w:lang w:val="ru-RU"/>
+        </w:rPr>
       </w:pPr>
       <w:r>
         <w:rPr>
+          <w:rFonts w:ascii="Times New Roman" w:hAnsi="Times New Roman" w:eastAsia="Times New Roman" w:cs="Times New Roman"/>
           <w:sz w:val="24"/>
           <w:szCs w:val="24"/>
           <w:lang w:val="ru-RU"/>
         </w:rPr>
-        <w:t xml:space="preserve">Несогласованный размер правой части. Диагностика в протоколе пакетного расчета.</w:t>
-      </w:r>
-    </w:p>
-    <w:p>
-      <w:pPr>
-        <w:pStyle w:val="S1_a5"/>
-        <w:widowControl/>
-        <w:tabs>
-          <w:tab w:val="left" w:pos="5820"/>
-        </w:tabs>
-        <w:autoSpaceDE/>
-        <w:autoSpaceDN/>
-        <w:rPr>
-          <w:rFonts w:ascii="Times New Roman" w:hAnsi="Times New Roman" w:eastAsia="Times New Roman" w:cs="Times New Roman"/>
-          <w:sz w:val="24"/>
-          <w:szCs w:val="24"/>
-          <w:lang w:val="ru-RU"/>
-        </w:rPr>
-        <w:keepNext w:val="0"/>
-        <w:keepLines w:val="1"/>
-      </w:pPr>
-      <w:r>
-        <w:rPr>
-          <w:rFonts w:ascii="Times New Roman" w:hAnsi="Times New Roman" w:eastAsia="Times New Roman" w:cs="Times New Roman"/>
-          <w:sz w:val="24"/>
-          <w:szCs w:val="24"/>
-          <w:lang w:val="ru-RU"/>
-        </w:rPr>
-        <w:t>Как в C# разделены классы входных данных и результата и задан интерфейс их независимой проверки?</w:t>
-      </w:r>
-    </w:p>
-    <w:p>
-      <w:pPr>
-        <w:pStyle w:val="S1_a5"/>
-        <w:widowControl/>
-        <w:tabs>
-          <w:tab w:val="left" w:pos="5820"/>
-        </w:tabs>
-        <w:autoSpaceDE/>
-        <w:autoSpaceDN/>
-        <w:rPr>
-          <w:rFonts w:ascii="Times New Roman" w:hAnsi="Times New Roman" w:eastAsia="Times New Roman" w:cs="Times New Roman"/>
-          <w:sz w:val="24"/>
-          <w:szCs w:val="24"/>
-          <w:lang w:val="ru-RU"/>
-        </w:rPr>
-        <w:keepNext w:val="0"/>
-        <w:keepLines w:val="1"/>
-      </w:pPr>
-      <w:r>
-        <w:rPr>
-          <w:rFonts w:ascii="Times New Roman" w:hAnsi="Times New Roman" w:eastAsia="Times New Roman" w:cs="Times New Roman"/>
-          <w:sz w:val="24"/>
-          <w:szCs w:val="24"/>
-          <w:lang w:val="ru-RU"/>
-        </w:rPr>
-        <w:t>Как проверяются размерности и невязка готового Python-решения и почему успешного статуса решателя недостаточно для подтверждения результата?</w:t>
+        <w:t xml:space="preserve">System.Math и массивы в независимом валидаторе C#. Размерность, конечность и невязка готового решения Python.</w:t>
       </w:r>
     </w:p>
     <w:p>
@@ -22804,19 +25901,48 @@
         <w:adjustRightInd/>
         <w:spacing w:line="240" w:lineRule="auto"/>
         <w:ind w:firstLine="0"/>
-        <w:rPr>
-          <w:sz w:val="24"/>
-          <w:szCs w:val="24"/>
-        </w:rPr>
-        <w:keepNext/>
+        <w:keepNext w:val="0"/>
         <w:keepLines/>
+        <w:rPr>
+          <w:rFonts w:ascii="Times New Roman" w:hAnsi="Times New Roman" w:eastAsia="Times New Roman" w:cs="Times New Roman"/>
+          <w:sz w:val="24"/>
+          <w:szCs w:val="24"/>
+          <w:lang w:val="ru-RU"/>
+        </w:rPr>
       </w:pPr>
       <w:r>
         <w:rPr>
-          <w:sz w:val="24"/>
-          <w:szCs w:val="24"/>
-        </w:rPr>
-        <w:t xml:space="preserve">Лабораторная работа №26. Разработка пакетного поиска корней через SciPy с контролем области определения и статусов решателя</w:t>
+          <w:rFonts w:ascii="Times New Roman" w:hAnsi="Times New Roman" w:eastAsia="Times New Roman" w:cs="Times New Roman"/>
+          <w:sz w:val="24"/>
+          <w:szCs w:val="24"/>
+          <w:lang w:val="ru-RU"/>
+        </w:rPr>
+        <w:t xml:space="preserve">Лабораторная работа №26. Разработка пакетного поиска корней с контролем области определения и статусов решателя</w:t>
+      </w:r>
+    </w:p>
+    <w:p>
+      <w:pPr>
+        <w:pStyle w:val="a"/>
+        <w:keepNext w:val="0"/>
+        <w:keepLines w:val="1"/>
+        <w:spacing w:before="0" w:after="0" w:line="240" w:lineRule="auto"/>
+        <w:ind w:left="0" w:right="0" w:firstLine="0"/>
+        <w:jc w:val="both"/>
+        <w:rPr>
+          <w:rFonts w:ascii="Times New Roman" w:hAnsi="Times New Roman" w:eastAsia="Times New Roman" w:cs="Times New Roman"/>
+          <w:sz w:val="24"/>
+          <w:szCs w:val="24"/>
+          <w:lang w:val="ru-RU"/>
+        </w:rPr>
+      </w:pPr>
+      <w:r>
+        <w:rPr>
+          <w:rFonts w:ascii="Times New Roman" w:hAnsi="Times New Roman" w:eastAsia="Times New Roman" w:cs="Times New Roman"/>
+          <w:sz w:val="24"/>
+          <w:szCs w:val="24"/>
+          <w:lang w:val="ru-RU"/>
+        </w:rPr>
+        <w:t xml:space="preserve">Организуйте пакетный поиск корней средствами SciPy с проверкой области определения, предпосылок метода и статусов решателя. Подготовьте независимый валидатор на C# с System.Math для проверки кандидатов по исходной функции и допустимому интервалу. Сопоставьте невязки и отказы, включая полюс и отсутствие предпосылок поиска.</w:t>
       </w:r>
     </w:p>
     <w:p>
@@ -22895,6 +26021,38 @@
           <w:lang w:val="ru-RU"/>
         </w:rPr>
         <w:t xml:space="preserve">Подстановка найденного корня. Независимое дополнение статуса решателя.</w:t>
+      </w:r>
+    </w:p>
+    <w:p>
+      <w:pPr>
+        <w:pStyle w:val="S1_a5"/>
+        <w:widowControl/>
+        <w:tabs>
+          <w:tab w:val="left" w:pos="5820"/>
+        </w:tabs>
+        <w:autoSpaceDE/>
+        <w:autoSpaceDN/>
+        <w:numPr>
+          <w:ilvl w:val="0"/>
+          <w:numId w:val="74"/>
+        </w:numPr>
+        <w:keepNext w:val="0"/>
+        <w:keepLines w:val="1"/>
+        <w:rPr>
+          <w:rFonts w:ascii="Times New Roman" w:hAnsi="Times New Roman" w:eastAsia="Times New Roman" w:cs="Times New Roman"/>
+          <w:sz w:val="24"/>
+          <w:szCs w:val="24"/>
+          <w:lang w:val="ru-RU"/>
+        </w:rPr>
+      </w:pPr>
+      <w:r>
+        <w:rPr>
+          <w:rFonts w:ascii="Times New Roman" w:hAnsi="Times New Roman" w:eastAsia="Times New Roman" w:cs="Times New Roman"/>
+          <w:sz w:val="24"/>
+          <w:szCs w:val="24"/>
+          <w:lang w:val="ru-RU"/>
+        </w:rPr>
+        <w:t xml:space="preserve">Отделение библиотечного поиска SciPy от валидации C#. Область определения, допустимый интервал и невязка кандидата.</w:t>
       </w:r>
     </w:p>
     <w:p>
@@ -22908,19 +26066,48 @@
         <w:adjustRightInd/>
         <w:spacing w:line="240" w:lineRule="auto"/>
         <w:ind w:firstLine="0"/>
-        <w:rPr>
-          <w:sz w:val="24"/>
-          <w:szCs w:val="24"/>
-        </w:rPr>
-        <w:keepNext/>
+        <w:keepNext w:val="0"/>
         <w:keepLines/>
+        <w:rPr>
+          <w:rFonts w:ascii="Times New Roman" w:hAnsi="Times New Roman" w:eastAsia="Times New Roman" w:cs="Times New Roman"/>
+          <w:sz w:val="24"/>
+          <w:szCs w:val="24"/>
+          <w:lang w:val="ru-RU"/>
+        </w:rPr>
       </w:pPr>
       <w:r>
         <w:rPr>
-          <w:sz w:val="24"/>
-          <w:szCs w:val="24"/>
-        </w:rPr>
-        <w:t xml:space="preserve">Лабораторная работа №27. Расчет интегральной характеристики функции с параметром через SciPy и SymPy с согласованием результатов</w:t>
+          <w:rFonts w:ascii="Times New Roman" w:hAnsi="Times New Roman" w:eastAsia="Times New Roman" w:cs="Times New Roman"/>
+          <w:sz w:val="24"/>
+          <w:szCs w:val="24"/>
+          <w:lang w:val="ru-RU"/>
+        </w:rPr>
+        <w:t xml:space="preserve">Лабораторная работа №27. Расчет интегральной характеристики функции с параметром с согласованием результатов</w:t>
+      </w:r>
+    </w:p>
+    <w:p>
+      <w:pPr>
+        <w:pStyle w:val="a"/>
+        <w:keepNext w:val="0"/>
+        <w:keepLines w:val="1"/>
+        <w:spacing w:before="0" w:after="0" w:line="240" w:lineRule="auto"/>
+        <w:ind w:left="0" w:right="0" w:firstLine="0"/>
+        <w:jc w:val="both"/>
+        <w:rPr>
+          <w:rFonts w:ascii="Times New Roman" w:hAnsi="Times New Roman" w:eastAsia="Times New Roman" w:cs="Times New Roman"/>
+          <w:sz w:val="24"/>
+          <w:szCs w:val="24"/>
+          <w:lang w:val="ru-RU"/>
+        </w:rPr>
+      </w:pPr>
+      <w:r>
+        <w:rPr>
+          <w:rFonts w:ascii="Times New Roman" w:hAnsi="Times New Roman" w:eastAsia="Times New Roman" w:cs="Times New Roman"/>
+          <w:sz w:val="24"/>
+          <w:szCs w:val="24"/>
+          <w:lang w:val="ru-RU"/>
+        </w:rPr>
+        <w:t xml:space="preserve">Вычислите интегральную характеристику параметрической функции средствами SciPy и SymPy с согласованными аргументами и областью определения. На C# проверьте контрольные значения аналитической первообразной средствами System.Math. Сопоставьте численную оценку, аналитический эталон и выбранный допуск для каждого значения параметра.</w:t>
       </w:r>
     </w:p>
     <w:p>
@@ -22999,6 +26186,38 @@
           <w:lang w:val="ru-RU"/>
         </w:rPr>
         <w:t xml:space="preserve">Сравнение аналитического интеграла и численной оценки для каждого значения параметра.</w:t>
+      </w:r>
+    </w:p>
+    <w:p>
+      <w:pPr>
+        <w:pStyle w:val="S1_a5"/>
+        <w:widowControl/>
+        <w:tabs>
+          <w:tab w:val="left" w:pos="5820"/>
+        </w:tabs>
+        <w:autoSpaceDE/>
+        <w:autoSpaceDN/>
+        <w:numPr>
+          <w:ilvl w:val="0"/>
+          <w:numId w:val="75"/>
+        </w:numPr>
+        <w:keepNext w:val="0"/>
+        <w:keepLines w:val="1"/>
+        <w:rPr>
+          <w:rFonts w:ascii="Times New Roman" w:hAnsi="Times New Roman" w:eastAsia="Times New Roman" w:cs="Times New Roman"/>
+          <w:sz w:val="24"/>
+          <w:szCs w:val="24"/>
+          <w:lang w:val="ru-RU"/>
+        </w:rPr>
+      </w:pPr>
+      <w:r>
+        <w:rPr>
+          <w:rFonts w:ascii="Times New Roman" w:hAnsi="Times New Roman" w:eastAsia="Times New Roman" w:cs="Times New Roman"/>
+          <w:sz w:val="24"/>
+          <w:szCs w:val="24"/>
+          <w:lang w:val="ru-RU"/>
+        </w:rPr>
+        <w:t xml:space="preserve">Эталонный расчет System.Math и численная оценка SciPy. Согласование параметров и различие оценки ошибки и фактического расхождения.</w:t>
       </w:r>
     </w:p>
     <w:p>
@@ -23029,6 +26248,49 @@
     </w:p>
     <w:p>
       <w:pPr>
+        <w:pStyle w:val="a"/>
+        <w:keepNext w:val="0"/>
+        <w:keepLines w:val="1"/>
+        <w:spacing w:before="0" w:after="0" w:line="240" w:lineRule="auto"/>
+        <w:ind w:left="0" w:right="0" w:firstLine="0"/>
+        <w:jc w:val="both"/>
+        <w:rPr>
+          <w:rFonts w:ascii="Times New Roman" w:hAnsi="Times New Roman" w:eastAsia="Times New Roman" w:cs="Times New Roman"/>
+          <w:sz w:val="24"/>
+          <w:szCs w:val="24"/>
+          <w:lang w:val="ru-RU"/>
+        </w:rPr>
+      </w:pPr>
+      <w:r>
+        <w:rPr>
+          <w:rFonts w:ascii="Times New Roman" w:hAnsi="Times New Roman" w:eastAsia="Times New Roman" w:cs="Times New Roman"/>
+          <w:sz w:val="24"/>
+          <w:szCs w:val="24"/>
+          <w:lang w:val="ru-RU"/>
+        </w:rPr>
+        <w:t xml:space="preserve">Автоматизируйте расчет Python по полной сетке параметров и сохраните статус каждой задачи. Представьте контрольную серию на C# в List&lt;T&gt; и Dictionary&lt;TKey,TValue&gt;, задайте обработку через IEnumerable&lt;T&gt; и LINQ для отбора и группировки. Проверьте полноту и уникальность ключей, учет отказов и совпадение сводок без изменения исходной серии.</w:t>
+      </w:r>
+    </w:p>
+    <w:p>
+      <w:pPr>
+        <w:ind w:firstLine="0"/>
+        <w:rPr>
+          <w:sz w:val="24"/>
+          <w:szCs w:val="24"/>
+        </w:rPr>
+        <w:keepNext/>
+        <w:keepLines/>
+      </w:pPr>
+      <w:r>
+        <w:rPr>
+          <w:sz w:val="24"/>
+          <w:szCs w:val="24"/>
+        </w:rPr>
+        <w:t xml:space="preserve">Вопросы для защиты:</w:t>
+      </w:r>
+    </w:p>
+    <w:p>
+      <w:pPr>
         <w:pStyle w:val="S1_a5"/>
         <w:widowControl/>
         <w:tabs>
@@ -23037,40 +26299,24 @@
         <w:autoSpaceDE/>
         <w:autoSpaceDN/>
         <w:rPr>
-          <w:rFonts w:ascii="Times New Roman" w:hAnsi="Times New Roman" w:eastAsia="Times New Roman" w:cs="Times New Roman"/>
           <w:sz w:val="24"/>
           <w:szCs w:val="24"/>
           <w:lang w:val="ru-RU"/>
         </w:rPr>
-        <w:keepNext w:val="0"/>
+        <w:numPr>
+          <w:ilvl w:val="0"/>
+          <w:numId w:val="76"/>
+        </w:numPr>
+        <w:keepNext w:val="1"/>
         <w:keepLines w:val="1"/>
       </w:pPr>
       <w:r>
         <w:rPr>
-          <w:rFonts w:ascii="Times New Roman" w:hAnsi="Times New Roman" w:eastAsia="Times New Roman" w:cs="Times New Roman"/>
           <w:sz w:val="24"/>
           <w:szCs w:val="24"/>
           <w:lang w:val="ru-RU"/>
         </w:rPr>
-        <w:t>Дополнение на C#: представить контрольную сетку и статусы в коллекциях List&lt;T&gt; и Dictionary&lt;TKey,TValue&gt;, обработать их через IEnumerable&lt;T&gt; и LINQ для отбора и группировки результатов; проверить полноту ключей и совпадение сводки с исходным расчетом.</w:t>
-      </w:r>
-    </w:p>
-    <w:p>
-      <w:pPr>
-        <w:ind w:firstLine="0"/>
-        <w:rPr>
-          <w:sz w:val="24"/>
-          <w:szCs w:val="24"/>
-        </w:rPr>
-        <w:keepNext/>
-        <w:keepLines/>
-      </w:pPr>
-      <w:r>
-        <w:rPr>
-          <w:sz w:val="24"/>
-          <w:szCs w:val="24"/>
-        </w:rPr>
-        <w:t xml:space="preserve">Вопросы для защиты:</w:t>
+        <w:t xml:space="preserve">Полнота выходной сетки параметров. Проверка отсутствующих и повторяющихся комбинаций.</w:t>
       </w:r>
     </w:p>
     <w:p>
@@ -23091,7 +26337,7 @@
           <w:ilvl w:val="0"/>
           <w:numId w:val="76"/>
         </w:numPr>
-        <w:keepNext w:val="1"/>
+        <w:keepNext w:val="0"/>
         <w:keepLines w:val="1"/>
       </w:pPr>
       <w:r>
@@ -23100,7 +26346,7 @@
           <w:szCs w:val="24"/>
           <w:lang w:val="ru-RU"/>
         </w:rPr>
-        <w:t xml:space="preserve">Полнота выходной сетки параметров. Проверка отсутствующих и повторяющихся комбинаций.</w:t>
+        <w:t xml:space="preserve">Протокол задачи с ошибкой. Сохранение параметров и причины неуспешного завершения.</w:t>
       </w:r>
     </w:p>
     <w:p>
@@ -23112,81 +26358,27 @@
         </w:tabs>
         <w:autoSpaceDE/>
         <w:autoSpaceDN/>
-        <w:rPr>
-          <w:sz w:val="24"/>
-          <w:szCs w:val="24"/>
-          <w:lang w:val="ru-RU"/>
-        </w:rPr>
         <w:numPr>
           <w:ilvl w:val="0"/>
           <w:numId w:val="76"/>
         </w:numPr>
         <w:keepNext w:val="0"/>
         <w:keepLines w:val="1"/>
+        <w:rPr>
+          <w:rFonts w:ascii="Times New Roman" w:hAnsi="Times New Roman" w:eastAsia="Times New Roman" w:cs="Times New Roman"/>
+          <w:sz w:val="24"/>
+          <w:szCs w:val="24"/>
+          <w:lang w:val="ru-RU"/>
+        </w:rPr>
       </w:pPr>
       <w:r>
         <w:rPr>
+          <w:rFonts w:ascii="Times New Roman" w:hAnsi="Times New Roman" w:eastAsia="Times New Roman" w:cs="Times New Roman"/>
           <w:sz w:val="24"/>
           <w:szCs w:val="24"/>
           <w:lang w:val="ru-RU"/>
         </w:rPr>
-        <w:t xml:space="preserve">Протокол задачи с ошибкой. Сохранение параметров и причины неуспешного завершения.</w:t>
-      </w:r>
-    </w:p>
-    <w:p>
-      <w:pPr>
-        <w:pStyle w:val="S1_a5"/>
-        <w:widowControl/>
-        <w:tabs>
-          <w:tab w:val="left" w:pos="5820"/>
-        </w:tabs>
-        <w:autoSpaceDE/>
-        <w:autoSpaceDN/>
-        <w:rPr>
-          <w:rFonts w:ascii="Times New Roman" w:hAnsi="Times New Roman" w:eastAsia="Times New Roman" w:cs="Times New Roman"/>
-          <w:sz w:val="24"/>
-          <w:szCs w:val="24"/>
-          <w:lang w:val="ru-RU"/>
-        </w:rPr>
-        <w:keepNext w:val="0"/>
-        <w:keepLines w:val="1"/>
-      </w:pPr>
-      <w:r>
-        <w:rPr>
-          <w:rFonts w:ascii="Times New Roman" w:hAnsi="Times New Roman" w:eastAsia="Times New Roman" w:cs="Times New Roman"/>
-          <w:sz w:val="24"/>
-          <w:szCs w:val="24"/>
-          <w:lang w:val="ru-RU"/>
-        </w:rPr>
-        <w:t>Как generics и интерфейс IEnumerable&lt;T&gt; используются в коллекциях List&lt;T&gt; и Dictionary&lt;TKey,TValue&gt;?</w:t>
-      </w:r>
-    </w:p>
-    <w:p>
-      <w:pPr>
-        <w:pStyle w:val="S1_a5"/>
-        <w:widowControl/>
-        <w:tabs>
-          <w:tab w:val="left" w:pos="5820"/>
-        </w:tabs>
-        <w:autoSpaceDE/>
-        <w:autoSpaceDN/>
-        <w:rPr>
-          <w:rFonts w:ascii="Times New Roman" w:hAnsi="Times New Roman" w:eastAsia="Times New Roman" w:cs="Times New Roman"/>
-          <w:sz w:val="24"/>
-          <w:szCs w:val="24"/>
-          <w:lang w:val="ru-RU"/>
-        </w:rPr>
-        <w:keepNext w:val="0"/>
-        <w:keepLines w:val="1"/>
-      </w:pPr>
-      <w:r>
-        <w:rPr>
-          <w:rFonts w:ascii="Times New Roman" w:hAnsi="Times New Roman" w:eastAsia="Times New Roman" w:cs="Times New Roman"/>
-          <w:sz w:val="24"/>
-          <w:szCs w:val="24"/>
-          <w:lang w:val="ru-RU"/>
-        </w:rPr>
-        <w:t>Какие операции LINQ выполняют отбор и группировку результатов и как проверено сохранение всех ключей расчетной сетки?</w:t>
+        <w:t xml:space="preserve">Generics, List&lt;T&gt;, Dictionary&lt;TKey,TValue&gt; и IEnumerable&lt;T&gt;. Отложенное выполнение LINQ и контроль полноты расчетной серии.</w:t>
       </w:r>
     </w:p>
     <w:p>
@@ -23217,6 +26409,31 @@
     </w:p>
     <w:p>
       <w:pPr>
+        <w:pStyle w:val="a"/>
+        <w:keepNext w:val="0"/>
+        <w:keepLines w:val="1"/>
+        <w:spacing w:before="0" w:after="0" w:line="240" w:lineRule="auto"/>
+        <w:ind w:left="0" w:right="0" w:firstLine="0"/>
+        <w:jc w:val="both"/>
+        <w:rPr>
+          <w:rFonts w:ascii="Times New Roman" w:hAnsi="Times New Roman" w:eastAsia="Times New Roman" w:cs="Times New Roman"/>
+          <w:sz w:val="24"/>
+          <w:szCs w:val="24"/>
+          <w:lang w:val="ru-RU"/>
+        </w:rPr>
+      </w:pPr>
+      <w:r>
+        <w:rPr>
+          <w:rFonts w:ascii="Times New Roman" w:hAnsi="Times New Roman" w:eastAsia="Times New Roman" w:cs="Times New Roman"/>
+          <w:sz w:val="24"/>
+          <w:szCs w:val="24"/>
+          <w:lang w:val="ru-RU"/>
+        </w:rPr>
+        <w:t xml:space="preserve">Профилируйте пакетный расчет Python, выделите затратный участок и выполните векторизацию с контролем памяти. На C# организуйте типизированный обход той же контрольной серии и отдельно измерьте вычисление, чтение и вывод. Сопоставьте результаты с допуском; обоснуйте оптимизацию по профилю, не смешивая различие сред запуска с выигрышем алгоритма.</w:t>
+      </w:r>
+    </w:p>
+    <w:p>
+      <w:pPr>
         <w:ind w:firstLine="0"/>
         <w:rPr>
           <w:sz w:val="24"/>
@@ -23291,6 +26508,38 @@
           <w:lang w:val="ru-RU"/>
         </w:rPr>
         <w:t xml:space="preserve">Проверка неизменности результата после векторизации затратного участка.</w:t>
+      </w:r>
+    </w:p>
+    <w:p>
+      <w:pPr>
+        <w:pStyle w:val="S1_a5"/>
+        <w:widowControl/>
+        <w:tabs>
+          <w:tab w:val="left" w:pos="5820"/>
+        </w:tabs>
+        <w:autoSpaceDE/>
+        <w:autoSpaceDN/>
+        <w:numPr>
+          <w:ilvl w:val="0"/>
+          <w:numId w:val="77"/>
+        </w:numPr>
+        <w:keepNext w:val="0"/>
+        <w:keepLines w:val="1"/>
+        <w:rPr>
+          <w:rFonts w:ascii="Times New Roman" w:hAnsi="Times New Roman" w:eastAsia="Times New Roman" w:cs="Times New Roman"/>
+          <w:sz w:val="24"/>
+          <w:szCs w:val="24"/>
+          <w:lang w:val="ru-RU"/>
+        </w:rPr>
+      </w:pPr>
+      <w:r>
+        <w:rPr>
+          <w:rFonts w:ascii="Times New Roman" w:hAnsi="Times New Roman" w:eastAsia="Times New Roman" w:cs="Times New Roman"/>
+          <w:sz w:val="24"/>
+          <w:szCs w:val="24"/>
+          <w:lang w:val="ru-RU"/>
+        </w:rPr>
+        <w:t xml:space="preserve">Профиль Python и измерение времени этапов C#. Контроль результата и памяти после изменения способа обработки серии.</w:t>
       </w:r>
     </w:p>
     <w:p>
@@ -23321,6 +26570,31 @@
     </w:p>
     <w:p>
       <w:pPr>
+        <w:pStyle w:val="a"/>
+        <w:keepNext w:val="0"/>
+        <w:keepLines w:val="1"/>
+        <w:spacing w:before="0" w:after="0" w:line="240" w:lineRule="auto"/>
+        <w:ind w:left="0" w:right="0" w:firstLine="0"/>
+        <w:jc w:val="both"/>
+        <w:rPr>
+          <w:rFonts w:ascii="Times New Roman" w:hAnsi="Times New Roman" w:eastAsia="Times New Roman" w:cs="Times New Roman"/>
+          <w:sz w:val="24"/>
+          <w:szCs w:val="24"/>
+          <w:lang w:val="ru-RU"/>
+        </w:rPr>
+      </w:pPr>
+      <w:r>
+        <w:rPr>
+          <w:rFonts w:ascii="Times New Roman" w:hAnsi="Times New Roman" w:eastAsia="Times New Roman" w:cs="Times New Roman"/>
+          <w:sz w:val="24"/>
+          <w:szCs w:val="24"/>
+          <w:lang w:val="ru-RU"/>
+        </w:rPr>
+        <w:t xml:space="preserve">Воспроизведите исходный пакетный расчет Python в чистом окружении и сборку библиотеки с приложением .NET из описания проекта. Зафиксируйте зависимости, конфигурацию и публичные интерфейсы. Найдите и устраните несовместимость версии компонента, повторив общие контрольные расчеты вне каталога разработки.</w:t>
+      </w:r>
+    </w:p>
+    <w:p>
+      <w:pPr>
         <w:ind w:firstLine="0"/>
         <w:rPr>
           <w:sz w:val="24"/>
@@ -23395,6 +26669,38 @@
           <w:lang w:val="ru-RU"/>
         </w:rPr>
         <w:t xml:space="preserve">Диагностика несовместимой версии публичного интерфейса зависимости.</w:t>
+      </w:r>
+    </w:p>
+    <w:p>
+      <w:pPr>
+        <w:pStyle w:val="S1_a5"/>
+        <w:widowControl/>
+        <w:tabs>
+          <w:tab w:val="left" w:pos="5820"/>
+        </w:tabs>
+        <w:autoSpaceDE/>
+        <w:autoSpaceDN/>
+        <w:numPr>
+          <w:ilvl w:val="0"/>
+          <w:numId w:val="78"/>
+        </w:numPr>
+        <w:keepNext w:val="0"/>
+        <w:keepLines w:val="1"/>
+        <w:rPr>
+          <w:rFonts w:ascii="Times New Roman" w:hAnsi="Times New Roman" w:eastAsia="Times New Roman" w:cs="Times New Roman"/>
+          <w:sz w:val="24"/>
+          <w:szCs w:val="24"/>
+          <w:lang w:val="ru-RU"/>
+        </w:rPr>
+      </w:pPr>
+      <w:r>
+        <w:rPr>
+          <w:rFonts w:ascii="Times New Roman" w:hAnsi="Times New Roman" w:eastAsia="Times New Roman" w:cs="Times New Roman"/>
+          <w:sz w:val="24"/>
+          <w:szCs w:val="24"/>
+          <w:lang w:val="ru-RU"/>
+        </w:rPr>
+        <w:t xml:space="preserve">Окружение Python, проект и сборка .NET. Проверка зависимостей и публичного API вне каталога проекта.</w:t>
       </w:r>
     </w:p>
     <w:p>
@@ -23425,6 +26731,31 @@
     </w:p>
     <w:p>
       <w:pPr>
+        <w:pStyle w:val="a"/>
+        <w:keepNext w:val="0"/>
+        <w:keepLines w:val="1"/>
+        <w:spacing w:before="0" w:after="0" w:line="240" w:lineRule="auto"/>
+        <w:ind w:left="0" w:right="0" w:firstLine="0"/>
+        <w:jc w:val="both"/>
+        <w:rPr>
+          <w:rFonts w:ascii="Times New Roman" w:hAnsi="Times New Roman" w:eastAsia="Times New Roman" w:cs="Times New Roman"/>
+          <w:sz w:val="24"/>
+          <w:szCs w:val="24"/>
+          <w:lang w:val="ru-RU"/>
+        </w:rPr>
+      </w:pPr>
+      <w:r>
+        <w:rPr>
+          <w:rFonts w:ascii="Times New Roman" w:hAnsi="Times New Roman" w:eastAsia="Times New Roman" w:cs="Times New Roman"/>
+          <w:sz w:val="24"/>
+          <w:szCs w:val="24"/>
+          <w:lang w:val="ru-RU"/>
+        </w:rPr>
+        <w:t xml:space="preserve">Восстановите предыдущую расчетную серию по зафиксированным версиям кода, входных данных и конфигурации. Согласуйте журналы приложения Python и C#, содержащие параметры, статусы и причины отказов; локализуйте расхождение после обновления компонента. Подготовьте отдельный повторный запуск неуспешной задачи с сохранением исходных данных.</w:t>
+      </w:r>
+    </w:p>
+    <w:p>
+      <w:pPr>
         <w:ind w:firstLine="0"/>
         <w:rPr>
           <w:sz w:val="24"/>
@@ -23499,6 +26830,38 @@
           <w:lang w:val="ru-RU"/>
         </w:rPr>
         <w:t xml:space="preserve">Локализация расхождения выходного файла после обновления компонента.</w:t>
+      </w:r>
+    </w:p>
+    <w:p>
+      <w:pPr>
+        <w:pStyle w:val="S1_a5"/>
+        <w:widowControl/>
+        <w:tabs>
+          <w:tab w:val="left" w:pos="5820"/>
+        </w:tabs>
+        <w:autoSpaceDE/>
+        <w:autoSpaceDN/>
+        <w:numPr>
+          <w:ilvl w:val="0"/>
+          <w:numId w:val="79"/>
+        </w:numPr>
+        <w:keepNext w:val="0"/>
+        <w:keepLines w:val="1"/>
+        <w:rPr>
+          <w:rFonts w:ascii="Times New Roman" w:hAnsi="Times New Roman" w:eastAsia="Times New Roman" w:cs="Times New Roman"/>
+          <w:sz w:val="24"/>
+          <w:szCs w:val="24"/>
+          <w:lang w:val="ru-RU"/>
+        </w:rPr>
+      </w:pPr>
+      <w:r>
+        <w:rPr>
+          <w:rFonts w:ascii="Times New Roman" w:hAnsi="Times New Roman" w:eastAsia="Times New Roman" w:cs="Times New Roman"/>
+          <w:sz w:val="24"/>
+          <w:szCs w:val="24"/>
+          <w:lang w:val="ru-RU"/>
+        </w:rPr>
+        <w:t xml:space="preserve">Журнал .NET и Python как основание повторного запуска. Различие версий кода, данных, зависимостей и причин отказа.</w:t>
       </w:r>
     </w:p>
     <w:p>
@@ -23529,6 +26892,49 @@
     </w:p>
     <w:p>
       <w:pPr>
+        <w:pStyle w:val="a"/>
+        <w:keepNext w:val="0"/>
+        <w:keepLines w:val="1"/>
+        <w:spacing w:before="0" w:after="0" w:line="240" w:lineRule="auto"/>
+        <w:ind w:left="0" w:right="0" w:firstLine="0"/>
+        <w:jc w:val="both"/>
+        <w:rPr>
+          <w:rFonts w:ascii="Times New Roman" w:hAnsi="Times New Roman" w:eastAsia="Times New Roman" w:cs="Times New Roman"/>
+          <w:sz w:val="24"/>
+          <w:szCs w:val="24"/>
+          <w:lang w:val="ru-RU"/>
+        </w:rPr>
+      </w:pPr>
+      <w:r>
+        <w:rPr>
+          <w:rFonts w:ascii="Times New Roman" w:hAnsi="Times New Roman" w:eastAsia="Times New Roman" w:cs="Times New Roman"/>
+          <w:sz w:val="24"/>
+          <w:szCs w:val="24"/>
+          <w:lang w:val="ru-RU"/>
+        </w:rPr>
+        <w:t xml:space="preserve">Соберите вычислительный пакет Python и библиотеку C# с консольным приложением .NET, использующие согласованный текстовый формат обмена контрольной таблицей. Организуйте файловый ввод и вывод с освобождением ресурсов, диагностику ошибок и коды завершения; зафиксируйте команды запуска. Проверьте установку или сборку вне проекта и полный контрольный расчет в чистом окружении.</w:t>
+      </w:r>
+    </w:p>
+    <w:p>
+      <w:pPr>
+        <w:ind w:firstLine="0"/>
+        <w:rPr>
+          <w:sz w:val="24"/>
+          <w:szCs w:val="24"/>
+        </w:rPr>
+        <w:keepNext/>
+        <w:keepLines/>
+      </w:pPr>
+      <w:r>
+        <w:rPr>
+          <w:sz w:val="24"/>
+          <w:szCs w:val="24"/>
+        </w:rPr>
+        <w:t xml:space="preserve">Вопросы для защиты:</w:t>
+      </w:r>
+    </w:p>
+    <w:p>
+      <w:pPr>
         <w:pStyle w:val="S1_a5"/>
         <w:widowControl/>
         <w:tabs>
@@ -23537,40 +26943,24 @@
         <w:autoSpaceDE/>
         <w:autoSpaceDN/>
         <w:rPr>
-          <w:rFonts w:ascii="Times New Roman" w:hAnsi="Times New Roman" w:eastAsia="Times New Roman" w:cs="Times New Roman"/>
           <w:sz w:val="24"/>
           <w:szCs w:val="24"/>
           <w:lang w:val="ru-RU"/>
         </w:rPr>
-        <w:keepNext w:val="0"/>
+        <w:numPr>
+          <w:ilvl w:val="0"/>
+          <w:numId w:val="80"/>
+        </w:numPr>
+        <w:keepNext w:val="1"/>
         <w:keepLines w:val="1"/>
       </w:pPr>
       <w:r>
         <w:rPr>
-          <w:rFonts w:ascii="Times New Roman" w:hAnsi="Times New Roman" w:eastAsia="Times New Roman" w:cs="Times New Roman"/>
           <w:sz w:val="24"/>
           <w:szCs w:val="24"/>
           <w:lang w:val="ru-RU"/>
         </w:rPr>
-        <w:t>Дополнение на C#: подготовить небольшое вспомогательное консольное приложение для чтения и записи контрольной расчетной таблицы в согласованном текстовом формате, с обработкой исключений и кодами завершения; зафиксировать запуск средствами Microsoft .NET наряду с исходным пакетом Python.</w:t>
-      </w:r>
-    </w:p>
-    <w:p>
-      <w:pPr>
-        <w:ind w:firstLine="0"/>
-        <w:rPr>
-          <w:sz w:val="24"/>
-          <w:szCs w:val="24"/>
-        </w:rPr>
-        <w:keepNext/>
-        <w:keepLines/>
-      </w:pPr>
-      <w:r>
-        <w:rPr>
-          <w:sz w:val="24"/>
-          <w:szCs w:val="24"/>
-        </w:rPr>
-        <w:t xml:space="preserve">Вопросы для защиты:</w:t>
+        <w:t xml:space="preserve">Код завершения командного интерфейса при ошибке отдельной расчетной задачи.</w:t>
       </w:r>
     </w:p>
     <w:p>
@@ -23591,7 +26981,7 @@
           <w:ilvl w:val="0"/>
           <w:numId w:val="80"/>
         </w:numPr>
-        <w:keepNext w:val="1"/>
+        <w:keepNext w:val="0"/>
         <w:keepLines w:val="1"/>
       </w:pPr>
       <w:r>
@@ -23600,7 +26990,7 @@
           <w:szCs w:val="24"/>
           <w:lang w:val="ru-RU"/>
         </w:rPr>
-        <w:t xml:space="preserve">Код завершения командного интерфейса при ошибке отдельной расчетной задачи.</w:t>
+        <w:t xml:space="preserve">Установка вне проекта как проверка полноты и пригодности вычислительного пакета.</w:t>
       </w:r>
     </w:p>
     <w:p>
@@ -23612,81 +27002,27 @@
         </w:tabs>
         <w:autoSpaceDE/>
         <w:autoSpaceDN/>
-        <w:rPr>
-          <w:sz w:val="24"/>
-          <w:szCs w:val="24"/>
-          <w:lang w:val="ru-RU"/>
-        </w:rPr>
         <w:numPr>
           <w:ilvl w:val="0"/>
           <w:numId w:val="80"/>
         </w:numPr>
         <w:keepNext w:val="0"/>
         <w:keepLines w:val="1"/>
+        <w:rPr>
+          <w:rFonts w:ascii="Times New Roman" w:hAnsi="Times New Roman" w:eastAsia="Times New Roman" w:cs="Times New Roman"/>
+          <w:sz w:val="24"/>
+          <w:szCs w:val="24"/>
+          <w:lang w:val="ru-RU"/>
+        </w:rPr>
       </w:pPr>
       <w:r>
         <w:rPr>
+          <w:rFonts w:ascii="Times New Roman" w:hAnsi="Times New Roman" w:eastAsia="Times New Roman" w:cs="Times New Roman"/>
           <w:sz w:val="24"/>
           <w:szCs w:val="24"/>
           <w:lang w:val="ru-RU"/>
         </w:rPr>
-        <w:t xml:space="preserve">Установка вне проекта как проверка полноты и пригодности вычислительного пакета.</w:t>
-      </w:r>
-    </w:p>
-    <w:p>
-      <w:pPr>
-        <w:pStyle w:val="S1_a5"/>
-        <w:widowControl/>
-        <w:tabs>
-          <w:tab w:val="left" w:pos="5820"/>
-        </w:tabs>
-        <w:autoSpaceDE/>
-        <w:autoSpaceDN/>
-        <w:rPr>
-          <w:rFonts w:ascii="Times New Roman" w:hAnsi="Times New Roman" w:eastAsia="Times New Roman" w:cs="Times New Roman"/>
-          <w:sz w:val="24"/>
-          <w:szCs w:val="24"/>
-          <w:lang w:val="ru-RU"/>
-        </w:rPr>
-        <w:keepNext w:val="0"/>
-        <w:keepLines w:val="1"/>
-      </w:pPr>
-      <w:r>
-        <w:rPr>
-          <w:rFonts w:ascii="Times New Roman" w:hAnsi="Times New Roman" w:eastAsia="Times New Roman" w:cs="Times New Roman"/>
-          <w:sz w:val="24"/>
-          <w:szCs w:val="24"/>
-          <w:lang w:val="ru-RU"/>
-        </w:rPr>
-        <w:t>Как приложение C# читает и записывает согласованный текстовый формат и освобождает файловые ресурсы?</w:t>
-      </w:r>
-    </w:p>
-    <w:p>
-      <w:pPr>
-        <w:pStyle w:val="S1_a5"/>
-        <w:widowControl/>
-        <w:tabs>
-          <w:tab w:val="left" w:pos="5820"/>
-        </w:tabs>
-        <w:autoSpaceDE/>
-        <w:autoSpaceDN/>
-        <w:rPr>
-          <w:rFonts w:ascii="Times New Roman" w:hAnsi="Times New Roman" w:eastAsia="Times New Roman" w:cs="Times New Roman"/>
-          <w:sz w:val="24"/>
-          <w:szCs w:val="24"/>
-          <w:lang w:val="ru-RU"/>
-        </w:rPr>
-        <w:keepNext w:val="0"/>
-        <w:keepLines w:val="1"/>
-      </w:pPr>
-      <w:r>
-        <w:rPr>
-          <w:rFonts w:ascii="Times New Roman" w:hAnsi="Times New Roman" w:eastAsia="Times New Roman" w:cs="Times New Roman"/>
-          <w:sz w:val="24"/>
-          <w:szCs w:val="24"/>
-          <w:lang w:val="ru-RU"/>
-        </w:rPr>
-        <w:t>Как различаются ошибки входных данных и файлового ввода/вывода, обрабатываются исключения и проверяются коды завершения?</w:t>
+        <w:t xml:space="preserve">System.IO, using, исключения и коды завершения .NET. Проверка полного расчета и совместимости формата с пакетом Python.</w:t>
       </w:r>
     </w:p>
     <w:p>
